--- a/Documentos/AEUVG - Desarrollo Sprint 2.docx
+++ b/Documentos/AEUVG - Desarrollo Sprint 2.docx
@@ -1899,7 +1899,7 @@
           <w:sz w:val="24"/>
           <w:szCs w:val="24"/>
         </w:rPr>
-        <w:t xml:space="preserve">Las seis historias comprometidas para el Sprint 2 se encuentran completadas. La plataforma cuenta ahora con:</w:t>
+        <w:t xml:space="preserve">Las seis historias comprometidas para el Sprint 2 se encuentran completadas, con 31.4 horas de trabajo de equipo frente a las 34 estimadas. El detalle por sesión se encuentra en la sección 10. La plataforma cuenta ahora con:</w:t>
       </w:r>
     </w:p>
     <w:p>
@@ -2061,6 +2061,9432 @@
           <w:szCs w:val="24"/>
         </w:rPr>
         <w:t xml:space="preserve">El desarrollo continúa en el Sprint 3 con las secciones de asociaciones y clubes, el perfil de usuario y la función de guardar eventos, que se apoya directamente en el módulo entregado en este sprint.</w:t>
+      </w:r>
+    </w:p>
+    <w:p>
+      <w:pPr>
+        <w:pStyle w:val="Heading1"/>
+        <w:spacing w:after="200" w:before="360"/>
+      </w:pPr>
+      <w:r>
+        <w:rPr>
+          <w:rFonts w:ascii="Times New Roman" w:cs="Times New Roman" w:eastAsia="Times New Roman" w:hAnsi="Times New Roman"/>
+          <w:b/>
+          <w:bCs/>
+          <w:color w:val="000000"/>
+          <w:sz w:val="34"/>
+          <w:szCs w:val="34"/>
+        </w:rPr>
+        <w:t xml:space="preserve">10. Registro de tiempos</w:t>
+      </w:r>
+    </w:p>
+    <w:p>
+      <w:pPr>
+        <w:spacing w:after="160" w:line="300"/>
+        <w:jc w:val="both"/>
+      </w:pPr>
+      <w:r>
+        <w:rPr>
+          <w:rFonts w:ascii="Times New Roman" w:cs="Times New Roman" w:eastAsia="Times New Roman" w:hAnsi="Times New Roman"/>
+          <w:sz w:val="24"/>
+          <w:szCs w:val="24"/>
+        </w:rPr>
+        <w:t xml:space="preserve">Esta sección registra el tiempo dedicado por cada integrante al Sprint 2, entre el 10 y el 23 de septiembre de 2026. Cada sesión indica la fecha, la hora de inicio y de finalización, el tiempo de interrupción, el tiempo neto trabajado, la fase de la actividad y una descripción del trabajo realizado.</w:t>
+      </w:r>
+    </w:p>
+    <w:p>
+      <w:pPr>
+        <w:spacing w:after="160" w:line="300"/>
+        <w:jc w:val="both"/>
+      </w:pPr>
+      <w:r>
+        <w:rPr>
+          <w:rFonts w:ascii="Times New Roman" w:cs="Times New Roman" w:eastAsia="Times New Roman" w:hAnsi="Times New Roman"/>
+          <w:sz w:val="24"/>
+          <w:szCs w:val="24"/>
+        </w:rPr>
+        <w:t xml:space="preserve">El delta de tiempo corresponde a la hora de finalización menos la hora de inicio menos el tiempo de interrupción. Las interrupciones son pausas cortas dentro de una misma sesión. Las sesiones de planificación y de revisión conjunta aparecen en ambos registros con el mismo horario, por tratarse de trabajo realizado en conjunto.</w:t>
+      </w:r>
+    </w:p>
+    <w:p>
+      <w:pPr>
+        <w:spacing w:after="160" w:line="300"/>
+        <w:jc w:val="both"/>
+      </w:pPr>
+      <w:r>
+        <w:rPr>
+          <w:rFonts w:ascii="Times New Roman" w:cs="Times New Roman" w:eastAsia="Times New Roman" w:hAnsi="Times New Roman"/>
+          <w:sz w:val="24"/>
+          <w:szCs w:val="24"/>
+        </w:rPr>
+        <w:t xml:space="preserve">El sprint sumó 31.4 horas de equipo: 18.1 horas de Harry Méndez y 13.3 horas de Juan Gabriel Gualim, frente a las 34 horas estimadas en la planificación. El trabajo real se ubicó cerca de un 7% por debajo de lo estimado, una desviación considerablemente menor a la del Sprint 1 y que confirma la recalibración hecha al inicio de este sprint.</w:t>
+      </w:r>
+    </w:p>
+    <w:p>
+      <w:pPr>
+        <w:pStyle w:val="Heading2"/>
+        <w:spacing w:after="160" w:before="280"/>
+      </w:pPr>
+      <w:r>
+        <w:rPr>
+          <w:rFonts w:ascii="Times New Roman" w:cs="Times New Roman" w:eastAsia="Times New Roman" w:hAnsi="Times New Roman"/>
+          <w:b/>
+          <w:bCs/>
+          <w:color w:val="000000"/>
+          <w:sz w:val="30"/>
+          <w:szCs w:val="30"/>
+        </w:rPr>
+        <w:t xml:space="preserve">10.1. Harry Daniel Méndez Mendoza - 24089</w:t>
+      </w:r>
+    </w:p>
+    <w:p>
+      <w:pPr>
+        <w:spacing w:after="160"/>
+      </w:pPr>
+    </w:p>
+    <w:tbl>
+      <w:tblPr>
+        <w:tblW w:type="dxa" w:w="9360"/>
+        <w:tblBorders>
+          <w:top w:val="single" w:color="auto" w:sz="4"/>
+          <w:left w:val="single" w:color="auto" w:sz="4"/>
+          <w:bottom w:val="single" w:color="auto" w:sz="4"/>
+          <w:right w:val="single" w:color="auto" w:sz="4"/>
+          <w:insideH w:val="single" w:color="auto" w:sz="4"/>
+          <w:insideV w:val="single" w:color="auto" w:sz="4"/>
+        </w:tblBorders>
+      </w:tblPr>
+      <w:tblGrid>
+        <w:gridCol w:w="900"/>
+        <w:gridCol w:w="680"/>
+        <w:gridCol w:w="680"/>
+        <w:gridCol w:w="1120"/>
+        <w:gridCol w:w="900"/>
+        <w:gridCol w:w="1280"/>
+        <w:gridCol w:w="3800"/>
+      </w:tblGrid>
+      <w:tr>
+        <w:trPr>
+          <w:tblHeader/>
+        </w:trPr>
+        <w:tc>
+          <w:tcPr>
+            <w:tcW w:type="dxa" w:w="900"/>
+            <w:shd w:fill="E7E6E6" w:val="clear"/>
+            <w:tcMar>
+              <w:top w:type="dxa" w:w="80"/>
+              <w:left w:type="dxa" w:w="120"/>
+              <w:bottom w:type="dxa" w:w="80"/>
+              <w:right w:type="dxa" w:w="120"/>
+            </w:tcMar>
+          </w:tcPr>
+          <w:p>
+            <w:pPr>
+              <w:spacing w:after="0"/>
+            </w:pPr>
+            <w:r>
+              <w:rPr>
+                <w:rFonts w:ascii="Times New Roman" w:cs="Times New Roman" w:eastAsia="Times New Roman" w:hAnsi="Times New Roman"/>
+                <w:b/>
+                <w:bCs/>
+                <w:sz w:val="24"/>
+                <w:szCs w:val="24"/>
+              </w:rPr>
+              <w:t xml:space="preserve">Fecha</w:t>
+            </w:r>
+          </w:p>
+        </w:tc>
+        <w:tc>
+          <w:tcPr>
+            <w:tcW w:type="dxa" w:w="680"/>
+            <w:shd w:fill="E7E6E6" w:val="clear"/>
+            <w:tcMar>
+              <w:top w:type="dxa" w:w="80"/>
+              <w:left w:type="dxa" w:w="120"/>
+              <w:bottom w:type="dxa" w:w="80"/>
+              <w:right w:type="dxa" w:w="120"/>
+            </w:tcMar>
+          </w:tcPr>
+          <w:p>
+            <w:pPr>
+              <w:spacing w:after="0"/>
+            </w:pPr>
+            <w:r>
+              <w:rPr>
+                <w:rFonts w:ascii="Times New Roman" w:cs="Times New Roman" w:eastAsia="Times New Roman" w:hAnsi="Times New Roman"/>
+                <w:b/>
+                <w:bCs/>
+                <w:sz w:val="24"/>
+                <w:szCs w:val="24"/>
+              </w:rPr>
+              <w:t xml:space="preserve">Inicio</w:t>
+            </w:r>
+          </w:p>
+        </w:tc>
+        <w:tc>
+          <w:tcPr>
+            <w:tcW w:type="dxa" w:w="680"/>
+            <w:shd w:fill="E7E6E6" w:val="clear"/>
+            <w:tcMar>
+              <w:top w:type="dxa" w:w="80"/>
+              <w:left w:type="dxa" w:w="120"/>
+              <w:bottom w:type="dxa" w:w="80"/>
+              <w:right w:type="dxa" w:w="120"/>
+            </w:tcMar>
+          </w:tcPr>
+          <w:p>
+            <w:pPr>
+              <w:spacing w:after="0"/>
+            </w:pPr>
+            <w:r>
+              <w:rPr>
+                <w:rFonts w:ascii="Times New Roman" w:cs="Times New Roman" w:eastAsia="Times New Roman" w:hAnsi="Times New Roman"/>
+                <w:b/>
+                <w:bCs/>
+                <w:sz w:val="24"/>
+                <w:szCs w:val="24"/>
+              </w:rPr>
+              <w:t xml:space="preserve">Fin</w:t>
+            </w:r>
+          </w:p>
+        </w:tc>
+        <w:tc>
+          <w:tcPr>
+            <w:tcW w:type="dxa" w:w="1120"/>
+            <w:shd w:fill="E7E6E6" w:val="clear"/>
+            <w:tcMar>
+              <w:top w:type="dxa" w:w="80"/>
+              <w:left w:type="dxa" w:w="120"/>
+              <w:bottom w:type="dxa" w:w="80"/>
+              <w:right w:type="dxa" w:w="120"/>
+            </w:tcMar>
+          </w:tcPr>
+          <w:p>
+            <w:pPr>
+              <w:spacing w:after="0"/>
+            </w:pPr>
+            <w:r>
+              <w:rPr>
+                <w:rFonts w:ascii="Times New Roman" w:cs="Times New Roman" w:eastAsia="Times New Roman" w:hAnsi="Times New Roman"/>
+                <w:b/>
+                <w:bCs/>
+                <w:sz w:val="24"/>
+                <w:szCs w:val="24"/>
+              </w:rPr>
+              <w:t xml:space="preserve">Interrupción</w:t>
+            </w:r>
+          </w:p>
+        </w:tc>
+        <w:tc>
+          <w:tcPr>
+            <w:tcW w:type="dxa" w:w="900"/>
+            <w:shd w:fill="E7E6E6" w:val="clear"/>
+            <w:tcMar>
+              <w:top w:type="dxa" w:w="80"/>
+              <w:left w:type="dxa" w:w="120"/>
+              <w:bottom w:type="dxa" w:w="80"/>
+              <w:right w:type="dxa" w:w="120"/>
+            </w:tcMar>
+          </w:tcPr>
+          <w:p>
+            <w:pPr>
+              <w:spacing w:after="0"/>
+            </w:pPr>
+            <w:r>
+              <w:rPr>
+                <w:rFonts w:ascii="Times New Roman" w:cs="Times New Roman" w:eastAsia="Times New Roman" w:hAnsi="Times New Roman"/>
+                <w:b/>
+                <w:bCs/>
+                <w:sz w:val="24"/>
+                <w:szCs w:val="24"/>
+              </w:rPr>
+              <w:t xml:space="preserve">Delta</w:t>
+            </w:r>
+          </w:p>
+        </w:tc>
+        <w:tc>
+          <w:tcPr>
+            <w:tcW w:type="dxa" w:w="1280"/>
+            <w:shd w:fill="E7E6E6" w:val="clear"/>
+            <w:tcMar>
+              <w:top w:type="dxa" w:w="80"/>
+              <w:left w:type="dxa" w:w="120"/>
+              <w:bottom w:type="dxa" w:w="80"/>
+              <w:right w:type="dxa" w:w="120"/>
+            </w:tcMar>
+          </w:tcPr>
+          <w:p>
+            <w:pPr>
+              <w:spacing w:after="0"/>
+            </w:pPr>
+            <w:r>
+              <w:rPr>
+                <w:rFonts w:ascii="Times New Roman" w:cs="Times New Roman" w:eastAsia="Times New Roman" w:hAnsi="Times New Roman"/>
+                <w:b/>
+                <w:bCs/>
+                <w:sz w:val="24"/>
+                <w:szCs w:val="24"/>
+              </w:rPr>
+              <w:t xml:space="preserve">Fase</w:t>
+            </w:r>
+          </w:p>
+        </w:tc>
+        <w:tc>
+          <w:tcPr>
+            <w:tcW w:type="dxa" w:w="3800"/>
+            <w:shd w:fill="E7E6E6" w:val="clear"/>
+            <w:tcMar>
+              <w:top w:type="dxa" w:w="80"/>
+              <w:left w:type="dxa" w:w="120"/>
+              <w:bottom w:type="dxa" w:w="80"/>
+              <w:right w:type="dxa" w:w="120"/>
+            </w:tcMar>
+          </w:tcPr>
+          <w:p>
+            <w:pPr>
+              <w:spacing w:after="0"/>
+            </w:pPr>
+            <w:r>
+              <w:rPr>
+                <w:rFonts w:ascii="Times New Roman" w:cs="Times New Roman" w:eastAsia="Times New Roman" w:hAnsi="Times New Roman"/>
+                <w:b/>
+                <w:bCs/>
+                <w:sz w:val="24"/>
+                <w:szCs w:val="24"/>
+              </w:rPr>
+              <w:t xml:space="preserve">Comentarios</w:t>
+            </w:r>
+          </w:p>
+        </w:tc>
+      </w:tr>
+      <w:tr>
+        <w:tc>
+          <w:tcPr>
+            <w:tcW w:type="dxa" w:w="900"/>
+            <w:tcMar>
+              <w:top w:type="dxa" w:w="80"/>
+              <w:left w:type="dxa" w:w="120"/>
+              <w:bottom w:type="dxa" w:w="80"/>
+              <w:right w:type="dxa" w:w="120"/>
+            </w:tcMar>
+          </w:tcPr>
+          <w:p>
+            <w:pPr>
+              <w:spacing w:after="0"/>
+            </w:pPr>
+            <w:r>
+              <w:rPr>
+                <w:rFonts w:ascii="Times New Roman" w:cs="Times New Roman" w:eastAsia="Times New Roman" w:hAnsi="Times New Roman"/>
+                <w:b w:val="false"/>
+                <w:bCs w:val="false"/>
+                <w:sz w:val="24"/>
+                <w:szCs w:val="24"/>
+              </w:rPr>
+              <w:t xml:space="preserve">10/09/2026</w:t>
+            </w:r>
+          </w:p>
+        </w:tc>
+        <w:tc>
+          <w:tcPr>
+            <w:tcW w:type="dxa" w:w="680"/>
+            <w:tcMar>
+              <w:top w:type="dxa" w:w="80"/>
+              <w:left w:type="dxa" w:w="120"/>
+              <w:bottom w:type="dxa" w:w="80"/>
+              <w:right w:type="dxa" w:w="120"/>
+            </w:tcMar>
+          </w:tcPr>
+          <w:p>
+            <w:pPr>
+              <w:spacing w:after="0"/>
+            </w:pPr>
+            <w:r>
+              <w:rPr>
+                <w:rFonts w:ascii="Times New Roman" w:cs="Times New Roman" w:eastAsia="Times New Roman" w:hAnsi="Times New Roman"/>
+                <w:b w:val="false"/>
+                <w:bCs w:val="false"/>
+                <w:sz w:val="24"/>
+                <w:szCs w:val="24"/>
+              </w:rPr>
+              <w:t xml:space="preserve">08:20</w:t>
+            </w:r>
+          </w:p>
+        </w:tc>
+        <w:tc>
+          <w:tcPr>
+            <w:tcW w:type="dxa" w:w="680"/>
+            <w:tcMar>
+              <w:top w:type="dxa" w:w="80"/>
+              <w:left w:type="dxa" w:w="120"/>
+              <w:bottom w:type="dxa" w:w="80"/>
+              <w:right w:type="dxa" w:w="120"/>
+            </w:tcMar>
+          </w:tcPr>
+          <w:p>
+            <w:pPr>
+              <w:spacing w:after="0"/>
+            </w:pPr>
+            <w:r>
+              <w:rPr>
+                <w:rFonts w:ascii="Times New Roman" w:cs="Times New Roman" w:eastAsia="Times New Roman" w:hAnsi="Times New Roman"/>
+                <w:b w:val="false"/>
+                <w:bCs w:val="false"/>
+                <w:sz w:val="24"/>
+                <w:szCs w:val="24"/>
+              </w:rPr>
+              <w:t xml:space="preserve">08:55</w:t>
+            </w:r>
+          </w:p>
+        </w:tc>
+        <w:tc>
+          <w:tcPr>
+            <w:tcW w:type="dxa" w:w="1120"/>
+            <w:tcMar>
+              <w:top w:type="dxa" w:w="80"/>
+              <w:left w:type="dxa" w:w="120"/>
+              <w:bottom w:type="dxa" w:w="80"/>
+              <w:right w:type="dxa" w:w="120"/>
+            </w:tcMar>
+          </w:tcPr>
+          <w:p>
+            <w:pPr>
+              <w:spacing w:after="0"/>
+            </w:pPr>
+            <w:r>
+              <w:rPr>
+                <w:rFonts w:ascii="Times New Roman" w:cs="Times New Roman" w:eastAsia="Times New Roman" w:hAnsi="Times New Roman"/>
+                <w:b w:val="false"/>
+                <w:bCs w:val="false"/>
+                <w:sz w:val="24"/>
+                <w:szCs w:val="24"/>
+              </w:rPr>
+              <w:t xml:space="preserve">0:00</w:t>
+            </w:r>
+          </w:p>
+        </w:tc>
+        <w:tc>
+          <w:tcPr>
+            <w:tcW w:type="dxa" w:w="900"/>
+            <w:tcMar>
+              <w:top w:type="dxa" w:w="80"/>
+              <w:left w:type="dxa" w:w="120"/>
+              <w:bottom w:type="dxa" w:w="80"/>
+              <w:right w:type="dxa" w:w="120"/>
+            </w:tcMar>
+          </w:tcPr>
+          <w:p>
+            <w:pPr>
+              <w:spacing w:after="0"/>
+            </w:pPr>
+            <w:r>
+              <w:rPr>
+                <w:rFonts w:ascii="Times New Roman" w:cs="Times New Roman" w:eastAsia="Times New Roman" w:hAnsi="Times New Roman"/>
+                <w:b w:val="false"/>
+                <w:bCs w:val="false"/>
+                <w:sz w:val="24"/>
+                <w:szCs w:val="24"/>
+              </w:rPr>
+              <w:t xml:space="preserve">0:35</w:t>
+            </w:r>
+          </w:p>
+        </w:tc>
+        <w:tc>
+          <w:tcPr>
+            <w:tcW w:type="dxa" w:w="1280"/>
+            <w:tcMar>
+              <w:top w:type="dxa" w:w="80"/>
+              <w:left w:type="dxa" w:w="120"/>
+              <w:bottom w:type="dxa" w:w="80"/>
+              <w:right w:type="dxa" w:w="120"/>
+            </w:tcMar>
+          </w:tcPr>
+          <w:p>
+            <w:pPr>
+              <w:spacing w:after="0"/>
+            </w:pPr>
+            <w:r>
+              <w:rPr>
+                <w:rFonts w:ascii="Times New Roman" w:cs="Times New Roman" w:eastAsia="Times New Roman" w:hAnsi="Times New Roman"/>
+                <w:b w:val="false"/>
+                <w:bCs w:val="false"/>
+                <w:sz w:val="24"/>
+                <w:szCs w:val="24"/>
+              </w:rPr>
+              <w:t xml:space="preserve">Integración</w:t>
+            </w:r>
+          </w:p>
+        </w:tc>
+        <w:tc>
+          <w:tcPr>
+            <w:tcW w:type="dxa" w:w="3800"/>
+            <w:tcMar>
+              <w:top w:type="dxa" w:w="80"/>
+              <w:left w:type="dxa" w:w="120"/>
+              <w:bottom w:type="dxa" w:w="80"/>
+              <w:right w:type="dxa" w:w="120"/>
+            </w:tcMar>
+          </w:tcPr>
+          <w:p>
+            <w:pPr>
+              <w:spacing w:after="0"/>
+            </w:pPr>
+            <w:r>
+              <w:rPr>
+                <w:rFonts w:ascii="Times New Roman" w:cs="Times New Roman" w:eastAsia="Times New Roman" w:hAnsi="Times New Roman"/>
+                <w:b w:val="false"/>
+                <w:bCs w:val="false"/>
+                <w:sz w:val="24"/>
+                <w:szCs w:val="24"/>
+              </w:rPr>
+              <w:t xml:space="preserve">Cierre del Sprint 1: integración de la rama de inicio de sesión a develop y publicación en main.</w:t>
+            </w:r>
+          </w:p>
+        </w:tc>
+      </w:tr>
+      <w:tr>
+        <w:tc>
+          <w:tcPr>
+            <w:tcW w:type="dxa" w:w="900"/>
+            <w:tcMar>
+              <w:top w:type="dxa" w:w="80"/>
+              <w:left w:type="dxa" w:w="120"/>
+              <w:bottom w:type="dxa" w:w="80"/>
+              <w:right w:type="dxa" w:w="120"/>
+            </w:tcMar>
+          </w:tcPr>
+          <w:p>
+            <w:pPr>
+              <w:spacing w:after="0"/>
+            </w:pPr>
+            <w:r>
+              <w:rPr>
+                <w:rFonts w:ascii="Times New Roman" w:cs="Times New Roman" w:eastAsia="Times New Roman" w:hAnsi="Times New Roman"/>
+                <w:b w:val="false"/>
+                <w:bCs w:val="false"/>
+                <w:sz w:val="24"/>
+                <w:szCs w:val="24"/>
+              </w:rPr>
+              <w:t xml:space="preserve">10/09/2026</w:t>
+            </w:r>
+          </w:p>
+        </w:tc>
+        <w:tc>
+          <w:tcPr>
+            <w:tcW w:type="dxa" w:w="680"/>
+            <w:tcMar>
+              <w:top w:type="dxa" w:w="80"/>
+              <w:left w:type="dxa" w:w="120"/>
+              <w:bottom w:type="dxa" w:w="80"/>
+              <w:right w:type="dxa" w:w="120"/>
+            </w:tcMar>
+          </w:tcPr>
+          <w:p>
+            <w:pPr>
+              <w:spacing w:after="0"/>
+            </w:pPr>
+            <w:r>
+              <w:rPr>
+                <w:rFonts w:ascii="Times New Roman" w:cs="Times New Roman" w:eastAsia="Times New Roman" w:hAnsi="Times New Roman"/>
+                <w:b w:val="false"/>
+                <w:bCs w:val="false"/>
+                <w:sz w:val="24"/>
+                <w:szCs w:val="24"/>
+              </w:rPr>
+              <w:t xml:space="preserve">19:30</w:t>
+            </w:r>
+          </w:p>
+        </w:tc>
+        <w:tc>
+          <w:tcPr>
+            <w:tcW w:type="dxa" w:w="680"/>
+            <w:tcMar>
+              <w:top w:type="dxa" w:w="80"/>
+              <w:left w:type="dxa" w:w="120"/>
+              <w:bottom w:type="dxa" w:w="80"/>
+              <w:right w:type="dxa" w:w="120"/>
+            </w:tcMar>
+          </w:tcPr>
+          <w:p>
+            <w:pPr>
+              <w:spacing w:after="0"/>
+            </w:pPr>
+            <w:r>
+              <w:rPr>
+                <w:rFonts w:ascii="Times New Roman" w:cs="Times New Roman" w:eastAsia="Times New Roman" w:hAnsi="Times New Roman"/>
+                <w:b w:val="false"/>
+                <w:bCs w:val="false"/>
+                <w:sz w:val="24"/>
+                <w:szCs w:val="24"/>
+              </w:rPr>
+              <w:t xml:space="preserve">20:30</w:t>
+            </w:r>
+          </w:p>
+        </w:tc>
+        <w:tc>
+          <w:tcPr>
+            <w:tcW w:type="dxa" w:w="1120"/>
+            <w:tcMar>
+              <w:top w:type="dxa" w:w="80"/>
+              <w:left w:type="dxa" w:w="120"/>
+              <w:bottom w:type="dxa" w:w="80"/>
+              <w:right w:type="dxa" w:w="120"/>
+            </w:tcMar>
+          </w:tcPr>
+          <w:p>
+            <w:pPr>
+              <w:spacing w:after="0"/>
+            </w:pPr>
+            <w:r>
+              <w:rPr>
+                <w:rFonts w:ascii="Times New Roman" w:cs="Times New Roman" w:eastAsia="Times New Roman" w:hAnsi="Times New Roman"/>
+                <w:b w:val="false"/>
+                <w:bCs w:val="false"/>
+                <w:sz w:val="24"/>
+                <w:szCs w:val="24"/>
+              </w:rPr>
+              <w:t xml:space="preserve">0:05</w:t>
+            </w:r>
+          </w:p>
+        </w:tc>
+        <w:tc>
+          <w:tcPr>
+            <w:tcW w:type="dxa" w:w="900"/>
+            <w:tcMar>
+              <w:top w:type="dxa" w:w="80"/>
+              <w:left w:type="dxa" w:w="120"/>
+              <w:bottom w:type="dxa" w:w="80"/>
+              <w:right w:type="dxa" w:w="120"/>
+            </w:tcMar>
+          </w:tcPr>
+          <w:p>
+            <w:pPr>
+              <w:spacing w:after="0"/>
+            </w:pPr>
+            <w:r>
+              <w:rPr>
+                <w:rFonts w:ascii="Times New Roman" w:cs="Times New Roman" w:eastAsia="Times New Roman" w:hAnsi="Times New Roman"/>
+                <w:b w:val="false"/>
+                <w:bCs w:val="false"/>
+                <w:sz w:val="24"/>
+                <w:szCs w:val="24"/>
+              </w:rPr>
+              <w:t xml:space="preserve">0:55</w:t>
+            </w:r>
+          </w:p>
+        </w:tc>
+        <w:tc>
+          <w:tcPr>
+            <w:tcW w:type="dxa" w:w="1280"/>
+            <w:tcMar>
+              <w:top w:type="dxa" w:w="80"/>
+              <w:left w:type="dxa" w:w="120"/>
+              <w:bottom w:type="dxa" w:w="80"/>
+              <w:right w:type="dxa" w:w="120"/>
+            </w:tcMar>
+          </w:tcPr>
+          <w:p>
+            <w:pPr>
+              <w:spacing w:after="0"/>
+            </w:pPr>
+            <w:r>
+              <w:rPr>
+                <w:rFonts w:ascii="Times New Roman" w:cs="Times New Roman" w:eastAsia="Times New Roman" w:hAnsi="Times New Roman"/>
+                <w:b w:val="false"/>
+                <w:bCs w:val="false"/>
+                <w:sz w:val="24"/>
+                <w:szCs w:val="24"/>
+              </w:rPr>
+              <w:t xml:space="preserve">Planificación</w:t>
+            </w:r>
+          </w:p>
+        </w:tc>
+        <w:tc>
+          <w:tcPr>
+            <w:tcW w:type="dxa" w:w="3800"/>
+            <w:tcMar>
+              <w:top w:type="dxa" w:w="80"/>
+              <w:left w:type="dxa" w:w="120"/>
+              <w:bottom w:type="dxa" w:w="80"/>
+              <w:right w:type="dxa" w:w="120"/>
+            </w:tcMar>
+          </w:tcPr>
+          <w:p>
+            <w:pPr>
+              <w:spacing w:after="0"/>
+            </w:pPr>
+            <w:r>
+              <w:rPr>
+                <w:rFonts w:ascii="Times New Roman" w:cs="Times New Roman" w:eastAsia="Times New Roman" w:hAnsi="Times New Roman"/>
+                <w:b w:val="false"/>
+                <w:bCs w:val="false"/>
+                <w:sz w:val="24"/>
+                <w:szCs w:val="24"/>
+              </w:rPr>
+              <w:t xml:space="preserve">Planificación del Sprint 2 con Juan Gabriel: selección de historias, estimación y orden de ejecución.</w:t>
+            </w:r>
+          </w:p>
+        </w:tc>
+      </w:tr>
+      <w:tr>
+        <w:tc>
+          <w:tcPr>
+            <w:tcW w:type="dxa" w:w="900"/>
+            <w:tcMar>
+              <w:top w:type="dxa" w:w="80"/>
+              <w:left w:type="dxa" w:w="120"/>
+              <w:bottom w:type="dxa" w:w="80"/>
+              <w:right w:type="dxa" w:w="120"/>
+            </w:tcMar>
+          </w:tcPr>
+          <w:p>
+            <w:pPr>
+              <w:spacing w:after="0"/>
+            </w:pPr>
+            <w:r>
+              <w:rPr>
+                <w:rFonts w:ascii="Times New Roman" w:cs="Times New Roman" w:eastAsia="Times New Roman" w:hAnsi="Times New Roman"/>
+                <w:b w:val="false"/>
+                <w:bCs w:val="false"/>
+                <w:sz w:val="24"/>
+                <w:szCs w:val="24"/>
+              </w:rPr>
+              <w:t xml:space="preserve">10/09/2026</w:t>
+            </w:r>
+          </w:p>
+        </w:tc>
+        <w:tc>
+          <w:tcPr>
+            <w:tcW w:type="dxa" w:w="680"/>
+            <w:tcMar>
+              <w:top w:type="dxa" w:w="80"/>
+              <w:left w:type="dxa" w:w="120"/>
+              <w:bottom w:type="dxa" w:w="80"/>
+              <w:right w:type="dxa" w:w="120"/>
+            </w:tcMar>
+          </w:tcPr>
+          <w:p>
+            <w:pPr>
+              <w:spacing w:after="0"/>
+            </w:pPr>
+            <w:r>
+              <w:rPr>
+                <w:rFonts w:ascii="Times New Roman" w:cs="Times New Roman" w:eastAsia="Times New Roman" w:hAnsi="Times New Roman"/>
+                <w:b w:val="false"/>
+                <w:bCs w:val="false"/>
+                <w:sz w:val="24"/>
+                <w:szCs w:val="24"/>
+              </w:rPr>
+              <w:t xml:space="preserve">21:00</w:t>
+            </w:r>
+          </w:p>
+        </w:tc>
+        <w:tc>
+          <w:tcPr>
+            <w:tcW w:type="dxa" w:w="680"/>
+            <w:tcMar>
+              <w:top w:type="dxa" w:w="80"/>
+              <w:left w:type="dxa" w:w="120"/>
+              <w:bottom w:type="dxa" w:w="80"/>
+              <w:right w:type="dxa" w:w="120"/>
+            </w:tcMar>
+          </w:tcPr>
+          <w:p>
+            <w:pPr>
+              <w:spacing w:after="0"/>
+            </w:pPr>
+            <w:r>
+              <w:rPr>
+                <w:rFonts w:ascii="Times New Roman" w:cs="Times New Roman" w:eastAsia="Times New Roman" w:hAnsi="Times New Roman"/>
+                <w:b w:val="false"/>
+                <w:bCs w:val="false"/>
+                <w:sz w:val="24"/>
+                <w:szCs w:val="24"/>
+              </w:rPr>
+              <w:t xml:space="preserve">22:20</w:t>
+            </w:r>
+          </w:p>
+        </w:tc>
+        <w:tc>
+          <w:tcPr>
+            <w:tcW w:type="dxa" w:w="1120"/>
+            <w:tcMar>
+              <w:top w:type="dxa" w:w="80"/>
+              <w:left w:type="dxa" w:w="120"/>
+              <w:bottom w:type="dxa" w:w="80"/>
+              <w:right w:type="dxa" w:w="120"/>
+            </w:tcMar>
+          </w:tcPr>
+          <w:p>
+            <w:pPr>
+              <w:spacing w:after="0"/>
+            </w:pPr>
+            <w:r>
+              <w:rPr>
+                <w:rFonts w:ascii="Times New Roman" w:cs="Times New Roman" w:eastAsia="Times New Roman" w:hAnsi="Times New Roman"/>
+                <w:b w:val="false"/>
+                <w:bCs w:val="false"/>
+                <w:sz w:val="24"/>
+                <w:szCs w:val="24"/>
+              </w:rPr>
+              <w:t xml:space="preserve">0:10</w:t>
+            </w:r>
+          </w:p>
+        </w:tc>
+        <w:tc>
+          <w:tcPr>
+            <w:tcW w:type="dxa" w:w="900"/>
+            <w:tcMar>
+              <w:top w:type="dxa" w:w="80"/>
+              <w:left w:type="dxa" w:w="120"/>
+              <w:bottom w:type="dxa" w:w="80"/>
+              <w:right w:type="dxa" w:w="120"/>
+            </w:tcMar>
+          </w:tcPr>
+          <w:p>
+            <w:pPr>
+              <w:spacing w:after="0"/>
+            </w:pPr>
+            <w:r>
+              <w:rPr>
+                <w:rFonts w:ascii="Times New Roman" w:cs="Times New Roman" w:eastAsia="Times New Roman" w:hAnsi="Times New Roman"/>
+                <w:b w:val="false"/>
+                <w:bCs w:val="false"/>
+                <w:sz w:val="24"/>
+                <w:szCs w:val="24"/>
+              </w:rPr>
+              <w:t xml:space="preserve">1:10</w:t>
+            </w:r>
+          </w:p>
+        </w:tc>
+        <w:tc>
+          <w:tcPr>
+            <w:tcW w:type="dxa" w:w="1280"/>
+            <w:tcMar>
+              <w:top w:type="dxa" w:w="80"/>
+              <w:left w:type="dxa" w:w="120"/>
+              <w:bottom w:type="dxa" w:w="80"/>
+              <w:right w:type="dxa" w:w="120"/>
+            </w:tcMar>
+          </w:tcPr>
+          <w:p>
+            <w:pPr>
+              <w:spacing w:after="0"/>
+            </w:pPr>
+            <w:r>
+              <w:rPr>
+                <w:rFonts w:ascii="Times New Roman" w:cs="Times New Roman" w:eastAsia="Times New Roman" w:hAnsi="Times New Roman"/>
+                <w:b w:val="false"/>
+                <w:bCs w:val="false"/>
+                <w:sz w:val="24"/>
+                <w:szCs w:val="24"/>
+              </w:rPr>
+              <w:t xml:space="preserve">Documentación</w:t>
+            </w:r>
+          </w:p>
+        </w:tc>
+        <w:tc>
+          <w:tcPr>
+            <w:tcW w:type="dxa" w:w="3800"/>
+            <w:tcMar>
+              <w:top w:type="dxa" w:w="80"/>
+              <w:left w:type="dxa" w:w="120"/>
+              <w:bottom w:type="dxa" w:w="80"/>
+              <w:right w:type="dxa" w:w="120"/>
+            </w:tcMar>
+          </w:tcPr>
+          <w:p>
+            <w:pPr>
+              <w:spacing w:after="0"/>
+            </w:pPr>
+            <w:r>
+              <w:rPr>
+                <w:rFonts w:ascii="Times New Roman" w:cs="Times New Roman" w:eastAsia="Times New Roman" w:hAnsi="Times New Roman"/>
+                <w:b w:val="false"/>
+                <w:bCs w:val="false"/>
+                <w:sz w:val="24"/>
+                <w:szCs w:val="24"/>
+              </w:rPr>
+              <w:t xml:space="preserve">Redacción del documento de planificación del Sprint 2.</w:t>
+            </w:r>
+          </w:p>
+        </w:tc>
+      </w:tr>
+      <w:tr>
+        <w:tc>
+          <w:tcPr>
+            <w:tcW w:type="dxa" w:w="900"/>
+            <w:tcMar>
+              <w:top w:type="dxa" w:w="80"/>
+              <w:left w:type="dxa" w:w="120"/>
+              <w:bottom w:type="dxa" w:w="80"/>
+              <w:right w:type="dxa" w:w="120"/>
+            </w:tcMar>
+          </w:tcPr>
+          <w:p>
+            <w:pPr>
+              <w:spacing w:after="0"/>
+            </w:pPr>
+            <w:r>
+              <w:rPr>
+                <w:rFonts w:ascii="Times New Roman" w:cs="Times New Roman" w:eastAsia="Times New Roman" w:hAnsi="Times New Roman"/>
+                <w:b w:val="false"/>
+                <w:bCs w:val="false"/>
+                <w:sz w:val="24"/>
+                <w:szCs w:val="24"/>
+              </w:rPr>
+              <w:t xml:space="preserve">11/09/2026</w:t>
+            </w:r>
+          </w:p>
+        </w:tc>
+        <w:tc>
+          <w:tcPr>
+            <w:tcW w:type="dxa" w:w="680"/>
+            <w:tcMar>
+              <w:top w:type="dxa" w:w="80"/>
+              <w:left w:type="dxa" w:w="120"/>
+              <w:bottom w:type="dxa" w:w="80"/>
+              <w:right w:type="dxa" w:w="120"/>
+            </w:tcMar>
+          </w:tcPr>
+          <w:p>
+            <w:pPr>
+              <w:spacing w:after="0"/>
+            </w:pPr>
+            <w:r>
+              <w:rPr>
+                <w:rFonts w:ascii="Times New Roman" w:cs="Times New Roman" w:eastAsia="Times New Roman" w:hAnsi="Times New Roman"/>
+                <w:b w:val="false"/>
+                <w:bCs w:val="false"/>
+                <w:sz w:val="24"/>
+                <w:szCs w:val="24"/>
+              </w:rPr>
+              <w:t xml:space="preserve">01:05</w:t>
+            </w:r>
+          </w:p>
+        </w:tc>
+        <w:tc>
+          <w:tcPr>
+            <w:tcW w:type="dxa" w:w="680"/>
+            <w:tcMar>
+              <w:top w:type="dxa" w:w="80"/>
+              <w:left w:type="dxa" w:w="120"/>
+              <w:bottom w:type="dxa" w:w="80"/>
+              <w:right w:type="dxa" w:w="120"/>
+            </w:tcMar>
+          </w:tcPr>
+          <w:p>
+            <w:pPr>
+              <w:spacing w:after="0"/>
+            </w:pPr>
+            <w:r>
+              <w:rPr>
+                <w:rFonts w:ascii="Times New Roman" w:cs="Times New Roman" w:eastAsia="Times New Roman" w:hAnsi="Times New Roman"/>
+                <w:b w:val="false"/>
+                <w:bCs w:val="false"/>
+                <w:sz w:val="24"/>
+                <w:szCs w:val="24"/>
+              </w:rPr>
+              <w:t xml:space="preserve">02:10</w:t>
+            </w:r>
+          </w:p>
+        </w:tc>
+        <w:tc>
+          <w:tcPr>
+            <w:tcW w:type="dxa" w:w="1120"/>
+            <w:tcMar>
+              <w:top w:type="dxa" w:w="80"/>
+              <w:left w:type="dxa" w:w="120"/>
+              <w:bottom w:type="dxa" w:w="80"/>
+              <w:right w:type="dxa" w:w="120"/>
+            </w:tcMar>
+          </w:tcPr>
+          <w:p>
+            <w:pPr>
+              <w:spacing w:after="0"/>
+            </w:pPr>
+            <w:r>
+              <w:rPr>
+                <w:rFonts w:ascii="Times New Roman" w:cs="Times New Roman" w:eastAsia="Times New Roman" w:hAnsi="Times New Roman"/>
+                <w:b w:val="false"/>
+                <w:bCs w:val="false"/>
+                <w:sz w:val="24"/>
+                <w:szCs w:val="24"/>
+              </w:rPr>
+              <w:t xml:space="preserve">0:05</w:t>
+            </w:r>
+          </w:p>
+        </w:tc>
+        <w:tc>
+          <w:tcPr>
+            <w:tcW w:type="dxa" w:w="900"/>
+            <w:tcMar>
+              <w:top w:type="dxa" w:w="80"/>
+              <w:left w:type="dxa" w:w="120"/>
+              <w:bottom w:type="dxa" w:w="80"/>
+              <w:right w:type="dxa" w:w="120"/>
+            </w:tcMar>
+          </w:tcPr>
+          <w:p>
+            <w:pPr>
+              <w:spacing w:after="0"/>
+            </w:pPr>
+            <w:r>
+              <w:rPr>
+                <w:rFonts w:ascii="Times New Roman" w:cs="Times New Roman" w:eastAsia="Times New Roman" w:hAnsi="Times New Roman"/>
+                <w:b w:val="false"/>
+                <w:bCs w:val="false"/>
+                <w:sz w:val="24"/>
+                <w:szCs w:val="24"/>
+              </w:rPr>
+              <w:t xml:space="preserve">1:00</w:t>
+            </w:r>
+          </w:p>
+        </w:tc>
+        <w:tc>
+          <w:tcPr>
+            <w:tcW w:type="dxa" w:w="1280"/>
+            <w:tcMar>
+              <w:top w:type="dxa" w:w="80"/>
+              <w:left w:type="dxa" w:w="120"/>
+              <w:bottom w:type="dxa" w:w="80"/>
+              <w:right w:type="dxa" w:w="120"/>
+            </w:tcMar>
+          </w:tcPr>
+          <w:p>
+            <w:pPr>
+              <w:spacing w:after="0"/>
+            </w:pPr>
+            <w:r>
+              <w:rPr>
+                <w:rFonts w:ascii="Times New Roman" w:cs="Times New Roman" w:eastAsia="Times New Roman" w:hAnsi="Times New Roman"/>
+                <w:b w:val="false"/>
+                <w:bCs w:val="false"/>
+                <w:sz w:val="24"/>
+                <w:szCs w:val="24"/>
+              </w:rPr>
+              <w:t xml:space="preserve">Codificación</w:t>
+            </w:r>
+          </w:p>
+        </w:tc>
+        <w:tc>
+          <w:tcPr>
+            <w:tcW w:type="dxa" w:w="3800"/>
+            <w:tcMar>
+              <w:top w:type="dxa" w:w="80"/>
+              <w:left w:type="dxa" w:w="120"/>
+              <w:bottom w:type="dxa" w:w="80"/>
+              <w:right w:type="dxa" w:w="120"/>
+            </w:tcMar>
+          </w:tcPr>
+          <w:p>
+            <w:pPr>
+              <w:spacing w:after="0"/>
+            </w:pPr>
+            <w:r>
+              <w:rPr>
+                <w:rFonts w:ascii="Times New Roman" w:cs="Times New Roman" w:eastAsia="Times New Roman" w:hAnsi="Times New Roman"/>
+                <w:b w:val="false"/>
+                <w:bCs w:val="false"/>
+                <w:sz w:val="24"/>
+                <w:szCs w:val="24"/>
+              </w:rPr>
+              <w:t xml:space="preserve">AEUVG-45 Ampliación del catálogo de categorías y sus colores. AEUVG-46 Migración de los índices de búsqueda.</w:t>
+            </w:r>
+          </w:p>
+        </w:tc>
+      </w:tr>
+      <w:tr>
+        <w:tc>
+          <w:tcPr>
+            <w:tcW w:type="dxa" w:w="900"/>
+            <w:tcMar>
+              <w:top w:type="dxa" w:w="80"/>
+              <w:left w:type="dxa" w:w="120"/>
+              <w:bottom w:type="dxa" w:w="80"/>
+              <w:right w:type="dxa" w:w="120"/>
+            </w:tcMar>
+          </w:tcPr>
+          <w:p>
+            <w:pPr>
+              <w:spacing w:after="0"/>
+            </w:pPr>
+            <w:r>
+              <w:rPr>
+                <w:rFonts w:ascii="Times New Roman" w:cs="Times New Roman" w:eastAsia="Times New Roman" w:hAnsi="Times New Roman"/>
+                <w:b w:val="false"/>
+                <w:bCs w:val="false"/>
+                <w:sz w:val="24"/>
+                <w:szCs w:val="24"/>
+              </w:rPr>
+              <w:t xml:space="preserve">12/09/2026</w:t>
+            </w:r>
+          </w:p>
+        </w:tc>
+        <w:tc>
+          <w:tcPr>
+            <w:tcW w:type="dxa" w:w="680"/>
+            <w:tcMar>
+              <w:top w:type="dxa" w:w="80"/>
+              <w:left w:type="dxa" w:w="120"/>
+              <w:bottom w:type="dxa" w:w="80"/>
+              <w:right w:type="dxa" w:w="120"/>
+            </w:tcMar>
+          </w:tcPr>
+          <w:p>
+            <w:pPr>
+              <w:spacing w:after="0"/>
+            </w:pPr>
+            <w:r>
+              <w:rPr>
+                <w:rFonts w:ascii="Times New Roman" w:cs="Times New Roman" w:eastAsia="Times New Roman" w:hAnsi="Times New Roman"/>
+                <w:b w:val="false"/>
+                <w:bCs w:val="false"/>
+                <w:sz w:val="24"/>
+                <w:szCs w:val="24"/>
+              </w:rPr>
+              <w:t xml:space="preserve">16:10</w:t>
+            </w:r>
+          </w:p>
+        </w:tc>
+        <w:tc>
+          <w:tcPr>
+            <w:tcW w:type="dxa" w:w="680"/>
+            <w:tcMar>
+              <w:top w:type="dxa" w:w="80"/>
+              <w:left w:type="dxa" w:w="120"/>
+              <w:bottom w:type="dxa" w:w="80"/>
+              <w:right w:type="dxa" w:w="120"/>
+            </w:tcMar>
+          </w:tcPr>
+          <w:p>
+            <w:pPr>
+              <w:spacing w:after="0"/>
+            </w:pPr>
+            <w:r>
+              <w:rPr>
+                <w:rFonts w:ascii="Times New Roman" w:cs="Times New Roman" w:eastAsia="Times New Roman" w:hAnsi="Times New Roman"/>
+                <w:b w:val="false"/>
+                <w:bCs w:val="false"/>
+                <w:sz w:val="24"/>
+                <w:szCs w:val="24"/>
+              </w:rPr>
+              <w:t xml:space="preserve">17:35</w:t>
+            </w:r>
+          </w:p>
+        </w:tc>
+        <w:tc>
+          <w:tcPr>
+            <w:tcW w:type="dxa" w:w="1120"/>
+            <w:tcMar>
+              <w:top w:type="dxa" w:w="80"/>
+              <w:left w:type="dxa" w:w="120"/>
+              <w:bottom w:type="dxa" w:w="80"/>
+              <w:right w:type="dxa" w:w="120"/>
+            </w:tcMar>
+          </w:tcPr>
+          <w:p>
+            <w:pPr>
+              <w:spacing w:after="0"/>
+            </w:pPr>
+            <w:r>
+              <w:rPr>
+                <w:rFonts w:ascii="Times New Roman" w:cs="Times New Roman" w:eastAsia="Times New Roman" w:hAnsi="Times New Roman"/>
+                <w:b w:val="false"/>
+                <w:bCs w:val="false"/>
+                <w:sz w:val="24"/>
+                <w:szCs w:val="24"/>
+              </w:rPr>
+              <w:t xml:space="preserve">0:15</w:t>
+            </w:r>
+          </w:p>
+        </w:tc>
+        <w:tc>
+          <w:tcPr>
+            <w:tcW w:type="dxa" w:w="900"/>
+            <w:tcMar>
+              <w:top w:type="dxa" w:w="80"/>
+              <w:left w:type="dxa" w:w="120"/>
+              <w:bottom w:type="dxa" w:w="80"/>
+              <w:right w:type="dxa" w:w="120"/>
+            </w:tcMar>
+          </w:tcPr>
+          <w:p>
+            <w:pPr>
+              <w:spacing w:after="0"/>
+            </w:pPr>
+            <w:r>
+              <w:rPr>
+                <w:rFonts w:ascii="Times New Roman" w:cs="Times New Roman" w:eastAsia="Times New Roman" w:hAnsi="Times New Roman"/>
+                <w:b w:val="false"/>
+                <w:bCs w:val="false"/>
+                <w:sz w:val="24"/>
+                <w:szCs w:val="24"/>
+              </w:rPr>
+              <w:t xml:space="preserve">1:10</w:t>
+            </w:r>
+          </w:p>
+        </w:tc>
+        <w:tc>
+          <w:tcPr>
+            <w:tcW w:type="dxa" w:w="1280"/>
+            <w:tcMar>
+              <w:top w:type="dxa" w:w="80"/>
+              <w:left w:type="dxa" w:w="120"/>
+              <w:bottom w:type="dxa" w:w="80"/>
+              <w:right w:type="dxa" w:w="120"/>
+            </w:tcMar>
+          </w:tcPr>
+          <w:p>
+            <w:pPr>
+              <w:spacing w:after="0"/>
+            </w:pPr>
+            <w:r>
+              <w:rPr>
+                <w:rFonts w:ascii="Times New Roman" w:cs="Times New Roman" w:eastAsia="Times New Roman" w:hAnsi="Times New Roman"/>
+                <w:b w:val="false"/>
+                <w:bCs w:val="false"/>
+                <w:sz w:val="24"/>
+                <w:szCs w:val="24"/>
+              </w:rPr>
+              <w:t xml:space="preserve">Codificación y pruebas</w:t>
+            </w:r>
+          </w:p>
+        </w:tc>
+        <w:tc>
+          <w:tcPr>
+            <w:tcW w:type="dxa" w:w="3800"/>
+            <w:tcMar>
+              <w:top w:type="dxa" w:w="80"/>
+              <w:left w:type="dxa" w:w="120"/>
+              <w:bottom w:type="dxa" w:w="80"/>
+              <w:right w:type="dxa" w:w="120"/>
+            </w:tcMar>
+          </w:tcPr>
+          <w:p>
+            <w:pPr>
+              <w:spacing w:after="0"/>
+            </w:pPr>
+            <w:r>
+              <w:rPr>
+                <w:rFonts w:ascii="Times New Roman" w:cs="Times New Roman" w:eastAsia="Times New Roman" w:hAnsi="Times New Roman"/>
+                <w:b w:val="false"/>
+                <w:bCs w:val="false"/>
+                <w:sz w:val="24"/>
+                <w:szCs w:val="24"/>
+              </w:rPr>
+              <w:t xml:space="preserve">AEUVG-47 Consultas de listado, detalle y rango. AEUVG-49 Datos de prueba. AEUVG-50 Pruebas de las consultas.</w:t>
+            </w:r>
+          </w:p>
+        </w:tc>
+      </w:tr>
+      <w:tr>
+        <w:tc>
+          <w:tcPr>
+            <w:tcW w:type="dxa" w:w="900"/>
+            <w:tcMar>
+              <w:top w:type="dxa" w:w="80"/>
+              <w:left w:type="dxa" w:w="120"/>
+              <w:bottom w:type="dxa" w:w="80"/>
+              <w:right w:type="dxa" w:w="120"/>
+            </w:tcMar>
+          </w:tcPr>
+          <w:p>
+            <w:pPr>
+              <w:spacing w:after="0"/>
+            </w:pPr>
+            <w:r>
+              <w:rPr>
+                <w:rFonts w:ascii="Times New Roman" w:cs="Times New Roman" w:eastAsia="Times New Roman" w:hAnsi="Times New Roman"/>
+                <w:b w:val="false"/>
+                <w:bCs w:val="false"/>
+                <w:sz w:val="24"/>
+                <w:szCs w:val="24"/>
+              </w:rPr>
+              <w:t xml:space="preserve">13/09/2026</w:t>
+            </w:r>
+          </w:p>
+        </w:tc>
+        <w:tc>
+          <w:tcPr>
+            <w:tcW w:type="dxa" w:w="680"/>
+            <w:tcMar>
+              <w:top w:type="dxa" w:w="80"/>
+              <w:left w:type="dxa" w:w="120"/>
+              <w:bottom w:type="dxa" w:w="80"/>
+              <w:right w:type="dxa" w:w="120"/>
+            </w:tcMar>
+          </w:tcPr>
+          <w:p>
+            <w:pPr>
+              <w:spacing w:after="0"/>
+            </w:pPr>
+            <w:r>
+              <w:rPr>
+                <w:rFonts w:ascii="Times New Roman" w:cs="Times New Roman" w:eastAsia="Times New Roman" w:hAnsi="Times New Roman"/>
+                <w:b w:val="false"/>
+                <w:bCs w:val="false"/>
+                <w:sz w:val="24"/>
+                <w:szCs w:val="24"/>
+              </w:rPr>
+              <w:t xml:space="preserve">20:30</w:t>
+            </w:r>
+          </w:p>
+        </w:tc>
+        <w:tc>
+          <w:tcPr>
+            <w:tcW w:type="dxa" w:w="680"/>
+            <w:tcMar>
+              <w:top w:type="dxa" w:w="80"/>
+              <w:left w:type="dxa" w:w="120"/>
+              <w:bottom w:type="dxa" w:w="80"/>
+              <w:right w:type="dxa" w:w="120"/>
+            </w:tcMar>
+          </w:tcPr>
+          <w:p>
+            <w:pPr>
+              <w:spacing w:after="0"/>
+            </w:pPr>
+            <w:r>
+              <w:rPr>
+                <w:rFonts w:ascii="Times New Roman" w:cs="Times New Roman" w:eastAsia="Times New Roman" w:hAnsi="Times New Roman"/>
+                <w:b w:val="false"/>
+                <w:bCs w:val="false"/>
+                <w:sz w:val="24"/>
+                <w:szCs w:val="24"/>
+              </w:rPr>
+              <w:t xml:space="preserve">21:20</w:t>
+            </w:r>
+          </w:p>
+        </w:tc>
+        <w:tc>
+          <w:tcPr>
+            <w:tcW w:type="dxa" w:w="1120"/>
+            <w:tcMar>
+              <w:top w:type="dxa" w:w="80"/>
+              <w:left w:type="dxa" w:w="120"/>
+              <w:bottom w:type="dxa" w:w="80"/>
+              <w:right w:type="dxa" w:w="120"/>
+            </w:tcMar>
+          </w:tcPr>
+          <w:p>
+            <w:pPr>
+              <w:spacing w:after="0"/>
+            </w:pPr>
+            <w:r>
+              <w:rPr>
+                <w:rFonts w:ascii="Times New Roman" w:cs="Times New Roman" w:eastAsia="Times New Roman" w:hAnsi="Times New Roman"/>
+                <w:b w:val="false"/>
+                <w:bCs w:val="false"/>
+                <w:sz w:val="24"/>
+                <w:szCs w:val="24"/>
+              </w:rPr>
+              <w:t xml:space="preserve">0:05</w:t>
+            </w:r>
+          </w:p>
+        </w:tc>
+        <w:tc>
+          <w:tcPr>
+            <w:tcW w:type="dxa" w:w="900"/>
+            <w:tcMar>
+              <w:top w:type="dxa" w:w="80"/>
+              <w:left w:type="dxa" w:w="120"/>
+              <w:bottom w:type="dxa" w:w="80"/>
+              <w:right w:type="dxa" w:w="120"/>
+            </w:tcMar>
+          </w:tcPr>
+          <w:p>
+            <w:pPr>
+              <w:spacing w:after="0"/>
+            </w:pPr>
+            <w:r>
+              <w:rPr>
+                <w:rFonts w:ascii="Times New Roman" w:cs="Times New Roman" w:eastAsia="Times New Roman" w:hAnsi="Times New Roman"/>
+                <w:b w:val="false"/>
+                <w:bCs w:val="false"/>
+                <w:sz w:val="24"/>
+                <w:szCs w:val="24"/>
+              </w:rPr>
+              <w:t xml:space="preserve">0:45</w:t>
+            </w:r>
+          </w:p>
+        </w:tc>
+        <w:tc>
+          <w:tcPr>
+            <w:tcW w:type="dxa" w:w="1280"/>
+            <w:tcMar>
+              <w:top w:type="dxa" w:w="80"/>
+              <w:left w:type="dxa" w:w="120"/>
+              <w:bottom w:type="dxa" w:w="80"/>
+              <w:right w:type="dxa" w:w="120"/>
+            </w:tcMar>
+          </w:tcPr>
+          <w:p>
+            <w:pPr>
+              <w:spacing w:after="0"/>
+            </w:pPr>
+            <w:r>
+              <w:rPr>
+                <w:rFonts w:ascii="Times New Roman" w:cs="Times New Roman" w:eastAsia="Times New Roman" w:hAnsi="Times New Roman"/>
+                <w:b w:val="false"/>
+                <w:bCs w:val="false"/>
+                <w:sz w:val="24"/>
+                <w:szCs w:val="24"/>
+              </w:rPr>
+              <w:t xml:space="preserve">Codificación</w:t>
+            </w:r>
+          </w:p>
+        </w:tc>
+        <w:tc>
+          <w:tcPr>
+            <w:tcW w:type="dxa" w:w="3800"/>
+            <w:tcMar>
+              <w:top w:type="dxa" w:w="80"/>
+              <w:left w:type="dxa" w:w="120"/>
+              <w:bottom w:type="dxa" w:w="80"/>
+              <w:right w:type="dxa" w:w="120"/>
+            </w:tcMar>
+          </w:tcPr>
+          <w:p>
+            <w:pPr>
+              <w:spacing w:after="0"/>
+            </w:pPr>
+            <w:r>
+              <w:rPr>
+                <w:rFonts w:ascii="Times New Roman" w:cs="Times New Roman" w:eastAsia="Times New Roman" w:hAnsi="Times New Roman"/>
+                <w:b w:val="false"/>
+                <w:bCs w:val="false"/>
+                <w:sz w:val="24"/>
+                <w:szCs w:val="24"/>
+              </w:rPr>
+              <w:t xml:space="preserve">AEUVG-54 Vista de detalle del evento. AEUVG-55 Endpoint público de consulta de eventos.</w:t>
+            </w:r>
+          </w:p>
+        </w:tc>
+      </w:tr>
+      <w:tr>
+        <w:tc>
+          <w:tcPr>
+            <w:tcW w:type="dxa" w:w="900"/>
+            <w:tcMar>
+              <w:top w:type="dxa" w:w="80"/>
+              <w:left w:type="dxa" w:w="120"/>
+              <w:bottom w:type="dxa" w:w="80"/>
+              <w:right w:type="dxa" w:w="120"/>
+            </w:tcMar>
+          </w:tcPr>
+          <w:p>
+            <w:pPr>
+              <w:spacing w:after="0"/>
+            </w:pPr>
+            <w:r>
+              <w:rPr>
+                <w:rFonts w:ascii="Times New Roman" w:cs="Times New Roman" w:eastAsia="Times New Roman" w:hAnsi="Times New Roman"/>
+                <w:b w:val="false"/>
+                <w:bCs w:val="false"/>
+                <w:sz w:val="24"/>
+                <w:szCs w:val="24"/>
+              </w:rPr>
+              <w:t xml:space="preserve">15/09/2026</w:t>
+            </w:r>
+          </w:p>
+        </w:tc>
+        <w:tc>
+          <w:tcPr>
+            <w:tcW w:type="dxa" w:w="680"/>
+            <w:tcMar>
+              <w:top w:type="dxa" w:w="80"/>
+              <w:left w:type="dxa" w:w="120"/>
+              <w:bottom w:type="dxa" w:w="80"/>
+              <w:right w:type="dxa" w:w="120"/>
+            </w:tcMar>
+          </w:tcPr>
+          <w:p>
+            <w:pPr>
+              <w:spacing w:after="0"/>
+            </w:pPr>
+            <w:r>
+              <w:rPr>
+                <w:rFonts w:ascii="Times New Roman" w:cs="Times New Roman" w:eastAsia="Times New Roman" w:hAnsi="Times New Roman"/>
+                <w:b w:val="false"/>
+                <w:bCs w:val="false"/>
+                <w:sz w:val="24"/>
+                <w:szCs w:val="24"/>
+              </w:rPr>
+              <w:t xml:space="preserve">00:10</w:t>
+            </w:r>
+          </w:p>
+        </w:tc>
+        <w:tc>
+          <w:tcPr>
+            <w:tcW w:type="dxa" w:w="680"/>
+            <w:tcMar>
+              <w:top w:type="dxa" w:w="80"/>
+              <w:left w:type="dxa" w:w="120"/>
+              <w:bottom w:type="dxa" w:w="80"/>
+              <w:right w:type="dxa" w:w="120"/>
+            </w:tcMar>
+          </w:tcPr>
+          <w:p>
+            <w:pPr>
+              <w:spacing w:after="0"/>
+            </w:pPr>
+            <w:r>
+              <w:rPr>
+                <w:rFonts w:ascii="Times New Roman" w:cs="Times New Roman" w:eastAsia="Times New Roman" w:hAnsi="Times New Roman"/>
+                <w:b w:val="false"/>
+                <w:bCs w:val="false"/>
+                <w:sz w:val="24"/>
+                <w:szCs w:val="24"/>
+              </w:rPr>
+              <w:t xml:space="preserve">01:25</w:t>
+            </w:r>
+          </w:p>
+        </w:tc>
+        <w:tc>
+          <w:tcPr>
+            <w:tcW w:type="dxa" w:w="1120"/>
+            <w:tcMar>
+              <w:top w:type="dxa" w:w="80"/>
+              <w:left w:type="dxa" w:w="120"/>
+              <w:bottom w:type="dxa" w:w="80"/>
+              <w:right w:type="dxa" w:w="120"/>
+            </w:tcMar>
+          </w:tcPr>
+          <w:p>
+            <w:pPr>
+              <w:spacing w:after="0"/>
+            </w:pPr>
+            <w:r>
+              <w:rPr>
+                <w:rFonts w:ascii="Times New Roman" w:cs="Times New Roman" w:eastAsia="Times New Roman" w:hAnsi="Times New Roman"/>
+                <w:b w:val="false"/>
+                <w:bCs w:val="false"/>
+                <w:sz w:val="24"/>
+                <w:szCs w:val="24"/>
+              </w:rPr>
+              <w:t xml:space="preserve">0:10</w:t>
+            </w:r>
+          </w:p>
+        </w:tc>
+        <w:tc>
+          <w:tcPr>
+            <w:tcW w:type="dxa" w:w="900"/>
+            <w:tcMar>
+              <w:top w:type="dxa" w:w="80"/>
+              <w:left w:type="dxa" w:w="120"/>
+              <w:bottom w:type="dxa" w:w="80"/>
+              <w:right w:type="dxa" w:w="120"/>
+            </w:tcMar>
+          </w:tcPr>
+          <w:p>
+            <w:pPr>
+              <w:spacing w:after="0"/>
+            </w:pPr>
+            <w:r>
+              <w:rPr>
+                <w:rFonts w:ascii="Times New Roman" w:cs="Times New Roman" w:eastAsia="Times New Roman" w:hAnsi="Times New Roman"/>
+                <w:b w:val="false"/>
+                <w:bCs w:val="false"/>
+                <w:sz w:val="24"/>
+                <w:szCs w:val="24"/>
+              </w:rPr>
+              <w:t xml:space="preserve">1:05</w:t>
+            </w:r>
+          </w:p>
+        </w:tc>
+        <w:tc>
+          <w:tcPr>
+            <w:tcW w:type="dxa" w:w="1280"/>
+            <w:tcMar>
+              <w:top w:type="dxa" w:w="80"/>
+              <w:left w:type="dxa" w:w="120"/>
+              <w:bottom w:type="dxa" w:w="80"/>
+              <w:right w:type="dxa" w:w="120"/>
+            </w:tcMar>
+          </w:tcPr>
+          <w:p>
+            <w:pPr>
+              <w:spacing w:after="0"/>
+            </w:pPr>
+            <w:r>
+              <w:rPr>
+                <w:rFonts w:ascii="Times New Roman" w:cs="Times New Roman" w:eastAsia="Times New Roman" w:hAnsi="Times New Roman"/>
+                <w:b w:val="false"/>
+                <w:bCs w:val="false"/>
+                <w:sz w:val="24"/>
+                <w:szCs w:val="24"/>
+              </w:rPr>
+              <w:t xml:space="preserve">Pruebas</w:t>
+            </w:r>
+          </w:p>
+        </w:tc>
+        <w:tc>
+          <w:tcPr>
+            <w:tcW w:type="dxa" w:w="3800"/>
+            <w:tcMar>
+              <w:top w:type="dxa" w:w="80"/>
+              <w:left w:type="dxa" w:w="120"/>
+              <w:bottom w:type="dxa" w:w="80"/>
+              <w:right w:type="dxa" w:w="120"/>
+            </w:tcMar>
+          </w:tcPr>
+          <w:p>
+            <w:pPr>
+              <w:spacing w:after="0"/>
+            </w:pPr>
+            <w:r>
+              <w:rPr>
+                <w:rFonts w:ascii="Times New Roman" w:cs="Times New Roman" w:eastAsia="Times New Roman" w:hAnsi="Times New Roman"/>
+                <w:b w:val="false"/>
+                <w:bCs w:val="false"/>
+                <w:sz w:val="24"/>
+                <w:szCs w:val="24"/>
+              </w:rPr>
+              <w:t xml:space="preserve">AEUVG-56 Verificación del listado y el detalle en escritorio y móvil. Integración de HU-08 a develop.</w:t>
+            </w:r>
+          </w:p>
+        </w:tc>
+      </w:tr>
+      <w:tr>
+        <w:tc>
+          <w:tcPr>
+            <w:tcW w:type="dxa" w:w="900"/>
+            <w:tcMar>
+              <w:top w:type="dxa" w:w="80"/>
+              <w:left w:type="dxa" w:w="120"/>
+              <w:bottom w:type="dxa" w:w="80"/>
+              <w:right w:type="dxa" w:w="120"/>
+            </w:tcMar>
+          </w:tcPr>
+          <w:p>
+            <w:pPr>
+              <w:spacing w:after="0"/>
+            </w:pPr>
+            <w:r>
+              <w:rPr>
+                <w:rFonts w:ascii="Times New Roman" w:cs="Times New Roman" w:eastAsia="Times New Roman" w:hAnsi="Times New Roman"/>
+                <w:b w:val="false"/>
+                <w:bCs w:val="false"/>
+                <w:sz w:val="24"/>
+                <w:szCs w:val="24"/>
+              </w:rPr>
+              <w:t xml:space="preserve">16/09/2026</w:t>
+            </w:r>
+          </w:p>
+        </w:tc>
+        <w:tc>
+          <w:tcPr>
+            <w:tcW w:type="dxa" w:w="680"/>
+            <w:tcMar>
+              <w:top w:type="dxa" w:w="80"/>
+              <w:left w:type="dxa" w:w="120"/>
+              <w:bottom w:type="dxa" w:w="80"/>
+              <w:right w:type="dxa" w:w="120"/>
+            </w:tcMar>
+          </w:tcPr>
+          <w:p>
+            <w:pPr>
+              <w:spacing w:after="0"/>
+            </w:pPr>
+            <w:r>
+              <w:rPr>
+                <w:rFonts w:ascii="Times New Roman" w:cs="Times New Roman" w:eastAsia="Times New Roman" w:hAnsi="Times New Roman"/>
+                <w:b w:val="false"/>
+                <w:bCs w:val="false"/>
+                <w:sz w:val="24"/>
+                <w:szCs w:val="24"/>
+              </w:rPr>
+              <w:t xml:space="preserve">19:40</w:t>
+            </w:r>
+          </w:p>
+        </w:tc>
+        <w:tc>
+          <w:tcPr>
+            <w:tcW w:type="dxa" w:w="680"/>
+            <w:tcMar>
+              <w:top w:type="dxa" w:w="80"/>
+              <w:left w:type="dxa" w:w="120"/>
+              <w:bottom w:type="dxa" w:w="80"/>
+              <w:right w:type="dxa" w:w="120"/>
+            </w:tcMar>
+          </w:tcPr>
+          <w:p>
+            <w:pPr>
+              <w:spacing w:after="0"/>
+            </w:pPr>
+            <w:r>
+              <w:rPr>
+                <w:rFonts w:ascii="Times New Roman" w:cs="Times New Roman" w:eastAsia="Times New Roman" w:hAnsi="Times New Roman"/>
+                <w:b w:val="false"/>
+                <w:bCs w:val="false"/>
+                <w:sz w:val="24"/>
+                <w:szCs w:val="24"/>
+              </w:rPr>
+              <w:t xml:space="preserve">20:40</w:t>
+            </w:r>
+          </w:p>
+        </w:tc>
+        <w:tc>
+          <w:tcPr>
+            <w:tcW w:type="dxa" w:w="1120"/>
+            <w:tcMar>
+              <w:top w:type="dxa" w:w="80"/>
+              <w:left w:type="dxa" w:w="120"/>
+              <w:bottom w:type="dxa" w:w="80"/>
+              <w:right w:type="dxa" w:w="120"/>
+            </w:tcMar>
+          </w:tcPr>
+          <w:p>
+            <w:pPr>
+              <w:spacing w:after="0"/>
+            </w:pPr>
+            <w:r>
+              <w:rPr>
+                <w:rFonts w:ascii="Times New Roman" w:cs="Times New Roman" w:eastAsia="Times New Roman" w:hAnsi="Times New Roman"/>
+                <w:b w:val="false"/>
+                <w:bCs w:val="false"/>
+                <w:sz w:val="24"/>
+                <w:szCs w:val="24"/>
+              </w:rPr>
+              <w:t xml:space="preserve">0:05</w:t>
+            </w:r>
+          </w:p>
+        </w:tc>
+        <w:tc>
+          <w:tcPr>
+            <w:tcW w:type="dxa" w:w="900"/>
+            <w:tcMar>
+              <w:top w:type="dxa" w:w="80"/>
+              <w:left w:type="dxa" w:w="120"/>
+              <w:bottom w:type="dxa" w:w="80"/>
+              <w:right w:type="dxa" w:w="120"/>
+            </w:tcMar>
+          </w:tcPr>
+          <w:p>
+            <w:pPr>
+              <w:spacing w:after="0"/>
+            </w:pPr>
+            <w:r>
+              <w:rPr>
+                <w:rFonts w:ascii="Times New Roman" w:cs="Times New Roman" w:eastAsia="Times New Roman" w:hAnsi="Times New Roman"/>
+                <w:b w:val="false"/>
+                <w:bCs w:val="false"/>
+                <w:sz w:val="24"/>
+                <w:szCs w:val="24"/>
+              </w:rPr>
+              <w:t xml:space="preserve">0:55</w:t>
+            </w:r>
+          </w:p>
+        </w:tc>
+        <w:tc>
+          <w:tcPr>
+            <w:tcW w:type="dxa" w:w="1280"/>
+            <w:tcMar>
+              <w:top w:type="dxa" w:w="80"/>
+              <w:left w:type="dxa" w:w="120"/>
+              <w:bottom w:type="dxa" w:w="80"/>
+              <w:right w:type="dxa" w:w="120"/>
+            </w:tcMar>
+          </w:tcPr>
+          <w:p>
+            <w:pPr>
+              <w:spacing w:after="0"/>
+            </w:pPr>
+            <w:r>
+              <w:rPr>
+                <w:rFonts w:ascii="Times New Roman" w:cs="Times New Roman" w:eastAsia="Times New Roman" w:hAnsi="Times New Roman"/>
+                <w:b w:val="false"/>
+                <w:bCs w:val="false"/>
+                <w:sz w:val="24"/>
+                <w:szCs w:val="24"/>
+              </w:rPr>
+              <w:t xml:space="preserve">Codificación</w:t>
+            </w:r>
+          </w:p>
+        </w:tc>
+        <w:tc>
+          <w:tcPr>
+            <w:tcW w:type="dxa" w:w="3800"/>
+            <w:tcMar>
+              <w:top w:type="dxa" w:w="80"/>
+              <w:left w:type="dxa" w:w="120"/>
+              <w:bottom w:type="dxa" w:w="80"/>
+              <w:right w:type="dxa" w:w="120"/>
+            </w:tcMar>
+          </w:tcPr>
+          <w:p>
+            <w:pPr>
+              <w:spacing w:after="0"/>
+            </w:pPr>
+            <w:r>
+              <w:rPr>
+                <w:rFonts w:ascii="Times New Roman" w:cs="Times New Roman" w:eastAsia="Times New Roman" w:hAnsi="Times New Roman"/>
+                <w:b w:val="false"/>
+                <w:bCs w:val="false"/>
+                <w:sz w:val="24"/>
+                <w:szCs w:val="24"/>
+              </w:rPr>
+              <w:t xml:space="preserve">AEUVG-64 Traducción de los filtros de fecha, categoría, tipo y organizador a la consulta.</w:t>
+            </w:r>
+          </w:p>
+        </w:tc>
+      </w:tr>
+      <w:tr>
+        <w:tc>
+          <w:tcPr>
+            <w:tcW w:type="dxa" w:w="900"/>
+            <w:tcMar>
+              <w:top w:type="dxa" w:w="80"/>
+              <w:left w:type="dxa" w:w="120"/>
+              <w:bottom w:type="dxa" w:w="80"/>
+              <w:right w:type="dxa" w:w="120"/>
+            </w:tcMar>
+          </w:tcPr>
+          <w:p>
+            <w:pPr>
+              <w:spacing w:after="0"/>
+            </w:pPr>
+            <w:r>
+              <w:rPr>
+                <w:rFonts w:ascii="Times New Roman" w:cs="Times New Roman" w:eastAsia="Times New Roman" w:hAnsi="Times New Roman"/>
+                <w:b w:val="false"/>
+                <w:bCs w:val="false"/>
+                <w:sz w:val="24"/>
+                <w:szCs w:val="24"/>
+              </w:rPr>
+              <w:t xml:space="preserve">17/09/2026</w:t>
+            </w:r>
+          </w:p>
+        </w:tc>
+        <w:tc>
+          <w:tcPr>
+            <w:tcW w:type="dxa" w:w="680"/>
+            <w:tcMar>
+              <w:top w:type="dxa" w:w="80"/>
+              <w:left w:type="dxa" w:w="120"/>
+              <w:bottom w:type="dxa" w:w="80"/>
+              <w:right w:type="dxa" w:w="120"/>
+            </w:tcMar>
+          </w:tcPr>
+          <w:p>
+            <w:pPr>
+              <w:spacing w:after="0"/>
+            </w:pPr>
+            <w:r>
+              <w:rPr>
+                <w:rFonts w:ascii="Times New Roman" w:cs="Times New Roman" w:eastAsia="Times New Roman" w:hAnsi="Times New Roman"/>
+                <w:b w:val="false"/>
+                <w:bCs w:val="false"/>
+                <w:sz w:val="24"/>
+                <w:szCs w:val="24"/>
+              </w:rPr>
+              <w:t xml:space="preserve">23:10</w:t>
+            </w:r>
+          </w:p>
+        </w:tc>
+        <w:tc>
+          <w:tcPr>
+            <w:tcW w:type="dxa" w:w="680"/>
+            <w:tcMar>
+              <w:top w:type="dxa" w:w="80"/>
+              <w:left w:type="dxa" w:w="120"/>
+              <w:bottom w:type="dxa" w:w="80"/>
+              <w:right w:type="dxa" w:w="120"/>
+            </w:tcMar>
+          </w:tcPr>
+          <w:p>
+            <w:pPr>
+              <w:spacing w:after="0"/>
+            </w:pPr>
+            <w:r>
+              <w:rPr>
+                <w:rFonts w:ascii="Times New Roman" w:cs="Times New Roman" w:eastAsia="Times New Roman" w:hAnsi="Times New Roman"/>
+                <w:b w:val="false"/>
+                <w:bCs w:val="false"/>
+                <w:sz w:val="24"/>
+                <w:szCs w:val="24"/>
+              </w:rPr>
+              <w:t xml:space="preserve">23:58</w:t>
+            </w:r>
+          </w:p>
+        </w:tc>
+        <w:tc>
+          <w:tcPr>
+            <w:tcW w:type="dxa" w:w="1120"/>
+            <w:tcMar>
+              <w:top w:type="dxa" w:w="80"/>
+              <w:left w:type="dxa" w:w="120"/>
+              <w:bottom w:type="dxa" w:w="80"/>
+              <w:right w:type="dxa" w:w="120"/>
+            </w:tcMar>
+          </w:tcPr>
+          <w:p>
+            <w:pPr>
+              <w:spacing w:after="0"/>
+            </w:pPr>
+            <w:r>
+              <w:rPr>
+                <w:rFonts w:ascii="Times New Roman" w:cs="Times New Roman" w:eastAsia="Times New Roman" w:hAnsi="Times New Roman"/>
+                <w:b w:val="false"/>
+                <w:bCs w:val="false"/>
+                <w:sz w:val="24"/>
+                <w:szCs w:val="24"/>
+              </w:rPr>
+              <w:t xml:space="preserve">0:05</w:t>
+            </w:r>
+          </w:p>
+        </w:tc>
+        <w:tc>
+          <w:tcPr>
+            <w:tcW w:type="dxa" w:w="900"/>
+            <w:tcMar>
+              <w:top w:type="dxa" w:w="80"/>
+              <w:left w:type="dxa" w:w="120"/>
+              <w:bottom w:type="dxa" w:w="80"/>
+              <w:right w:type="dxa" w:w="120"/>
+            </w:tcMar>
+          </w:tcPr>
+          <w:p>
+            <w:pPr>
+              <w:spacing w:after="0"/>
+            </w:pPr>
+            <w:r>
+              <w:rPr>
+                <w:rFonts w:ascii="Times New Roman" w:cs="Times New Roman" w:eastAsia="Times New Roman" w:hAnsi="Times New Roman"/>
+                <w:b w:val="false"/>
+                <w:bCs w:val="false"/>
+                <w:sz w:val="24"/>
+                <w:szCs w:val="24"/>
+              </w:rPr>
+              <w:t xml:space="preserve">0:43</w:t>
+            </w:r>
+          </w:p>
+        </w:tc>
+        <w:tc>
+          <w:tcPr>
+            <w:tcW w:type="dxa" w:w="1280"/>
+            <w:tcMar>
+              <w:top w:type="dxa" w:w="80"/>
+              <w:left w:type="dxa" w:w="120"/>
+              <w:bottom w:type="dxa" w:w="80"/>
+              <w:right w:type="dxa" w:w="120"/>
+            </w:tcMar>
+          </w:tcPr>
+          <w:p>
+            <w:pPr>
+              <w:spacing w:after="0"/>
+            </w:pPr>
+            <w:r>
+              <w:rPr>
+                <w:rFonts w:ascii="Times New Roman" w:cs="Times New Roman" w:eastAsia="Times New Roman" w:hAnsi="Times New Roman"/>
+                <w:b w:val="false"/>
+                <w:bCs w:val="false"/>
+                <w:sz w:val="24"/>
+                <w:szCs w:val="24"/>
+              </w:rPr>
+              <w:t xml:space="preserve">Codificación y pruebas</w:t>
+            </w:r>
+          </w:p>
+        </w:tc>
+        <w:tc>
+          <w:tcPr>
+            <w:tcW w:type="dxa" w:w="3800"/>
+            <w:tcMar>
+              <w:top w:type="dxa" w:w="80"/>
+              <w:left w:type="dxa" w:w="120"/>
+              <w:bottom w:type="dxa" w:w="80"/>
+              <w:right w:type="dxa" w:w="120"/>
+            </w:tcMar>
+          </w:tcPr>
+          <w:p>
+            <w:pPr>
+              <w:spacing w:after="0"/>
+            </w:pPr>
+            <w:r>
+              <w:rPr>
+                <w:rFonts w:ascii="Times New Roman" w:cs="Times New Roman" w:eastAsia="Times New Roman" w:hAnsi="Times New Roman"/>
+                <w:b w:val="false"/>
+                <w:bCs w:val="false"/>
+                <w:sz w:val="24"/>
+                <w:szCs w:val="24"/>
+              </w:rPr>
+              <w:t xml:space="preserve">AEUVG-65 Buscador sin acentos con columna normalizada. AEUVG-68 Pruebas de los filtros y del buscador.</w:t>
+            </w:r>
+          </w:p>
+        </w:tc>
+      </w:tr>
+      <w:tr>
+        <w:tc>
+          <w:tcPr>
+            <w:tcW w:type="dxa" w:w="900"/>
+            <w:tcMar>
+              <w:top w:type="dxa" w:w="80"/>
+              <w:left w:type="dxa" w:w="120"/>
+              <w:bottom w:type="dxa" w:w="80"/>
+              <w:right w:type="dxa" w:w="120"/>
+            </w:tcMar>
+          </w:tcPr>
+          <w:p>
+            <w:pPr>
+              <w:spacing w:after="0"/>
+            </w:pPr>
+            <w:r>
+              <w:rPr>
+                <w:rFonts w:ascii="Times New Roman" w:cs="Times New Roman" w:eastAsia="Times New Roman" w:hAnsi="Times New Roman"/>
+                <w:b w:val="false"/>
+                <w:bCs w:val="false"/>
+                <w:sz w:val="24"/>
+                <w:szCs w:val="24"/>
+              </w:rPr>
+              <w:t xml:space="preserve">18/09/2026</w:t>
+            </w:r>
+          </w:p>
+        </w:tc>
+        <w:tc>
+          <w:tcPr>
+            <w:tcW w:type="dxa" w:w="680"/>
+            <w:tcMar>
+              <w:top w:type="dxa" w:w="80"/>
+              <w:left w:type="dxa" w:w="120"/>
+              <w:bottom w:type="dxa" w:w="80"/>
+              <w:right w:type="dxa" w:w="120"/>
+            </w:tcMar>
+          </w:tcPr>
+          <w:p>
+            <w:pPr>
+              <w:spacing w:after="0"/>
+            </w:pPr>
+            <w:r>
+              <w:rPr>
+                <w:rFonts w:ascii="Times New Roman" w:cs="Times New Roman" w:eastAsia="Times New Roman" w:hAnsi="Times New Roman"/>
+                <w:b w:val="false"/>
+                <w:bCs w:val="false"/>
+                <w:sz w:val="24"/>
+                <w:szCs w:val="24"/>
+              </w:rPr>
+              <w:t xml:space="preserve">01:00</w:t>
+            </w:r>
+          </w:p>
+        </w:tc>
+        <w:tc>
+          <w:tcPr>
+            <w:tcW w:type="dxa" w:w="680"/>
+            <w:tcMar>
+              <w:top w:type="dxa" w:w="80"/>
+              <w:left w:type="dxa" w:w="120"/>
+              <w:bottom w:type="dxa" w:w="80"/>
+              <w:right w:type="dxa" w:w="120"/>
+            </w:tcMar>
+          </w:tcPr>
+          <w:p>
+            <w:pPr>
+              <w:spacing w:after="0"/>
+            </w:pPr>
+            <w:r>
+              <w:rPr>
+                <w:rFonts w:ascii="Times New Roman" w:cs="Times New Roman" w:eastAsia="Times New Roman" w:hAnsi="Times New Roman"/>
+                <w:b w:val="false"/>
+                <w:bCs w:val="false"/>
+                <w:sz w:val="24"/>
+                <w:szCs w:val="24"/>
+              </w:rPr>
+              <w:t xml:space="preserve">02:15</w:t>
+            </w:r>
+          </w:p>
+        </w:tc>
+        <w:tc>
+          <w:tcPr>
+            <w:tcW w:type="dxa" w:w="1120"/>
+            <w:tcMar>
+              <w:top w:type="dxa" w:w="80"/>
+              <w:left w:type="dxa" w:w="120"/>
+              <w:bottom w:type="dxa" w:w="80"/>
+              <w:right w:type="dxa" w:w="120"/>
+            </w:tcMar>
+          </w:tcPr>
+          <w:p>
+            <w:pPr>
+              <w:spacing w:after="0"/>
+            </w:pPr>
+            <w:r>
+              <w:rPr>
+                <w:rFonts w:ascii="Times New Roman" w:cs="Times New Roman" w:eastAsia="Times New Roman" w:hAnsi="Times New Roman"/>
+                <w:b w:val="false"/>
+                <w:bCs w:val="false"/>
+                <w:sz w:val="24"/>
+                <w:szCs w:val="24"/>
+              </w:rPr>
+              <w:t xml:space="preserve">0:10</w:t>
+            </w:r>
+          </w:p>
+        </w:tc>
+        <w:tc>
+          <w:tcPr>
+            <w:tcW w:type="dxa" w:w="900"/>
+            <w:tcMar>
+              <w:top w:type="dxa" w:w="80"/>
+              <w:left w:type="dxa" w:w="120"/>
+              <w:bottom w:type="dxa" w:w="80"/>
+              <w:right w:type="dxa" w:w="120"/>
+            </w:tcMar>
+          </w:tcPr>
+          <w:p>
+            <w:pPr>
+              <w:spacing w:after="0"/>
+            </w:pPr>
+            <w:r>
+              <w:rPr>
+                <w:rFonts w:ascii="Times New Roman" w:cs="Times New Roman" w:eastAsia="Times New Roman" w:hAnsi="Times New Roman"/>
+                <w:b w:val="false"/>
+                <w:bCs w:val="false"/>
+                <w:sz w:val="24"/>
+                <w:szCs w:val="24"/>
+              </w:rPr>
+              <w:t xml:space="preserve">1:05</w:t>
+            </w:r>
+          </w:p>
+        </w:tc>
+        <w:tc>
+          <w:tcPr>
+            <w:tcW w:type="dxa" w:w="1280"/>
+            <w:tcMar>
+              <w:top w:type="dxa" w:w="80"/>
+              <w:left w:type="dxa" w:w="120"/>
+              <w:bottom w:type="dxa" w:w="80"/>
+              <w:right w:type="dxa" w:w="120"/>
+            </w:tcMar>
+          </w:tcPr>
+          <w:p>
+            <w:pPr>
+              <w:spacing w:after="0"/>
+            </w:pPr>
+            <w:r>
+              <w:rPr>
+                <w:rFonts w:ascii="Times New Roman" w:cs="Times New Roman" w:eastAsia="Times New Roman" w:hAnsi="Times New Roman"/>
+                <w:b w:val="false"/>
+                <w:bCs w:val="false"/>
+                <w:sz w:val="24"/>
+                <w:szCs w:val="24"/>
+              </w:rPr>
+              <w:t xml:space="preserve">Codificación</w:t>
+            </w:r>
+          </w:p>
+        </w:tc>
+        <w:tc>
+          <w:tcPr>
+            <w:tcW w:type="dxa" w:w="3800"/>
+            <w:tcMar>
+              <w:top w:type="dxa" w:w="80"/>
+              <w:left w:type="dxa" w:w="120"/>
+              <w:bottom w:type="dxa" w:w="80"/>
+              <w:right w:type="dxa" w:w="120"/>
+            </w:tcMar>
+          </w:tcPr>
+          <w:p>
+            <w:pPr>
+              <w:spacing w:after="0"/>
+            </w:pPr>
+            <w:r>
+              <w:rPr>
+                <w:rFonts w:ascii="Times New Roman" w:cs="Times New Roman" w:eastAsia="Times New Roman" w:hAnsi="Times New Roman"/>
+                <w:b w:val="false"/>
+                <w:bCs w:val="false"/>
+                <w:sz w:val="24"/>
+                <w:szCs w:val="24"/>
+              </w:rPr>
+              <w:t xml:space="preserve">Integración de HU-10 a develop. AEUVG-57 Construcción de la grilla mensual y de la vista semanal.</w:t>
+            </w:r>
+          </w:p>
+        </w:tc>
+      </w:tr>
+      <w:tr>
+        <w:tc>
+          <w:tcPr>
+            <w:tcW w:type="dxa" w:w="900"/>
+            <w:tcMar>
+              <w:top w:type="dxa" w:w="80"/>
+              <w:left w:type="dxa" w:w="120"/>
+              <w:bottom w:type="dxa" w:w="80"/>
+              <w:right w:type="dxa" w:w="120"/>
+            </w:tcMar>
+          </w:tcPr>
+          <w:p>
+            <w:pPr>
+              <w:spacing w:after="0"/>
+            </w:pPr>
+            <w:r>
+              <w:rPr>
+                <w:rFonts w:ascii="Times New Roman" w:cs="Times New Roman" w:eastAsia="Times New Roman" w:hAnsi="Times New Roman"/>
+                <w:b w:val="false"/>
+                <w:bCs w:val="false"/>
+                <w:sz w:val="24"/>
+                <w:szCs w:val="24"/>
+              </w:rPr>
+              <w:t xml:space="preserve">19/09/2026</w:t>
+            </w:r>
+          </w:p>
+        </w:tc>
+        <w:tc>
+          <w:tcPr>
+            <w:tcW w:type="dxa" w:w="680"/>
+            <w:tcMar>
+              <w:top w:type="dxa" w:w="80"/>
+              <w:left w:type="dxa" w:w="120"/>
+              <w:bottom w:type="dxa" w:w="80"/>
+              <w:right w:type="dxa" w:w="120"/>
+            </w:tcMar>
+          </w:tcPr>
+          <w:p>
+            <w:pPr>
+              <w:spacing w:after="0"/>
+            </w:pPr>
+            <w:r>
+              <w:rPr>
+                <w:rFonts w:ascii="Times New Roman" w:cs="Times New Roman" w:eastAsia="Times New Roman" w:hAnsi="Times New Roman"/>
+                <w:b w:val="false"/>
+                <w:bCs w:val="false"/>
+                <w:sz w:val="24"/>
+                <w:szCs w:val="24"/>
+              </w:rPr>
+              <w:t xml:space="preserve">15:30</w:t>
+            </w:r>
+          </w:p>
+        </w:tc>
+        <w:tc>
+          <w:tcPr>
+            <w:tcW w:type="dxa" w:w="680"/>
+            <w:tcMar>
+              <w:top w:type="dxa" w:w="80"/>
+              <w:left w:type="dxa" w:w="120"/>
+              <w:bottom w:type="dxa" w:w="80"/>
+              <w:right w:type="dxa" w:w="120"/>
+            </w:tcMar>
+          </w:tcPr>
+          <w:p>
+            <w:pPr>
+              <w:spacing w:after="0"/>
+            </w:pPr>
+            <w:r>
+              <w:rPr>
+                <w:rFonts w:ascii="Times New Roman" w:cs="Times New Roman" w:eastAsia="Times New Roman" w:hAnsi="Times New Roman"/>
+                <w:b w:val="false"/>
+                <w:bCs w:val="false"/>
+                <w:sz w:val="24"/>
+                <w:szCs w:val="24"/>
+              </w:rPr>
+              <w:t xml:space="preserve">16:40</w:t>
+            </w:r>
+          </w:p>
+        </w:tc>
+        <w:tc>
+          <w:tcPr>
+            <w:tcW w:type="dxa" w:w="1120"/>
+            <w:tcMar>
+              <w:top w:type="dxa" w:w="80"/>
+              <w:left w:type="dxa" w:w="120"/>
+              <w:bottom w:type="dxa" w:w="80"/>
+              <w:right w:type="dxa" w:w="120"/>
+            </w:tcMar>
+          </w:tcPr>
+          <w:p>
+            <w:pPr>
+              <w:spacing w:after="0"/>
+            </w:pPr>
+            <w:r>
+              <w:rPr>
+                <w:rFonts w:ascii="Times New Roman" w:cs="Times New Roman" w:eastAsia="Times New Roman" w:hAnsi="Times New Roman"/>
+                <w:b w:val="false"/>
+                <w:bCs w:val="false"/>
+                <w:sz w:val="24"/>
+                <w:szCs w:val="24"/>
+              </w:rPr>
+              <w:t xml:space="preserve">0:10</w:t>
+            </w:r>
+          </w:p>
+        </w:tc>
+        <w:tc>
+          <w:tcPr>
+            <w:tcW w:type="dxa" w:w="900"/>
+            <w:tcMar>
+              <w:top w:type="dxa" w:w="80"/>
+              <w:left w:type="dxa" w:w="120"/>
+              <w:bottom w:type="dxa" w:w="80"/>
+              <w:right w:type="dxa" w:w="120"/>
+            </w:tcMar>
+          </w:tcPr>
+          <w:p>
+            <w:pPr>
+              <w:spacing w:after="0"/>
+            </w:pPr>
+            <w:r>
+              <w:rPr>
+                <w:rFonts w:ascii="Times New Roman" w:cs="Times New Roman" w:eastAsia="Times New Roman" w:hAnsi="Times New Roman"/>
+                <w:b w:val="false"/>
+                <w:bCs w:val="false"/>
+                <w:sz w:val="24"/>
+                <w:szCs w:val="24"/>
+              </w:rPr>
+              <w:t xml:space="preserve">1:00</w:t>
+            </w:r>
+          </w:p>
+        </w:tc>
+        <w:tc>
+          <w:tcPr>
+            <w:tcW w:type="dxa" w:w="1280"/>
+            <w:tcMar>
+              <w:top w:type="dxa" w:w="80"/>
+              <w:left w:type="dxa" w:w="120"/>
+              <w:bottom w:type="dxa" w:w="80"/>
+              <w:right w:type="dxa" w:w="120"/>
+            </w:tcMar>
+          </w:tcPr>
+          <w:p>
+            <w:pPr>
+              <w:spacing w:after="0"/>
+            </w:pPr>
+            <w:r>
+              <w:rPr>
+                <w:rFonts w:ascii="Times New Roman" w:cs="Times New Roman" w:eastAsia="Times New Roman" w:hAnsi="Times New Roman"/>
+                <w:b w:val="false"/>
+                <w:bCs w:val="false"/>
+                <w:sz w:val="24"/>
+                <w:szCs w:val="24"/>
+              </w:rPr>
+              <w:t xml:space="preserve">Codificación</w:t>
+            </w:r>
+          </w:p>
+        </w:tc>
+        <w:tc>
+          <w:tcPr>
+            <w:tcW w:type="dxa" w:w="3800"/>
+            <w:tcMar>
+              <w:top w:type="dxa" w:w="80"/>
+              <w:left w:type="dxa" w:w="120"/>
+              <w:bottom w:type="dxa" w:w="80"/>
+              <w:right w:type="dxa" w:w="120"/>
+            </w:tcMar>
+          </w:tcPr>
+          <w:p>
+            <w:pPr>
+              <w:spacing w:after="0"/>
+            </w:pPr>
+            <w:r>
+              <w:rPr>
+                <w:rFonts w:ascii="Times New Roman" w:cs="Times New Roman" w:eastAsia="Times New Roman" w:hAnsi="Times New Roman"/>
+                <w:b w:val="false"/>
+                <w:bCs w:val="false"/>
+                <w:sz w:val="24"/>
+                <w:szCs w:val="24"/>
+              </w:rPr>
+              <w:t xml:space="preserve">AEUVG-69 Servicio de creación y edición de eventos con sus validaciones.</w:t>
+            </w:r>
+          </w:p>
+        </w:tc>
+      </w:tr>
+      <w:tr>
+        <w:tc>
+          <w:tcPr>
+            <w:tcW w:type="dxa" w:w="900"/>
+            <w:tcMar>
+              <w:top w:type="dxa" w:w="80"/>
+              <w:left w:type="dxa" w:w="120"/>
+              <w:bottom w:type="dxa" w:w="80"/>
+              <w:right w:type="dxa" w:w="120"/>
+            </w:tcMar>
+          </w:tcPr>
+          <w:p>
+            <w:pPr>
+              <w:spacing w:after="0"/>
+            </w:pPr>
+            <w:r>
+              <w:rPr>
+                <w:rFonts w:ascii="Times New Roman" w:cs="Times New Roman" w:eastAsia="Times New Roman" w:hAnsi="Times New Roman"/>
+                <w:b w:val="false"/>
+                <w:bCs w:val="false"/>
+                <w:sz w:val="24"/>
+                <w:szCs w:val="24"/>
+              </w:rPr>
+              <w:t xml:space="preserve">20/09/2026</w:t>
+            </w:r>
+          </w:p>
+        </w:tc>
+        <w:tc>
+          <w:tcPr>
+            <w:tcW w:type="dxa" w:w="680"/>
+            <w:tcMar>
+              <w:top w:type="dxa" w:w="80"/>
+              <w:left w:type="dxa" w:w="120"/>
+              <w:bottom w:type="dxa" w:w="80"/>
+              <w:right w:type="dxa" w:w="120"/>
+            </w:tcMar>
+          </w:tcPr>
+          <w:p>
+            <w:pPr>
+              <w:spacing w:after="0"/>
+            </w:pPr>
+            <w:r>
+              <w:rPr>
+                <w:rFonts w:ascii="Times New Roman" w:cs="Times New Roman" w:eastAsia="Times New Roman" w:hAnsi="Times New Roman"/>
+                <w:b w:val="false"/>
+                <w:bCs w:val="false"/>
+                <w:sz w:val="24"/>
+                <w:szCs w:val="24"/>
+              </w:rPr>
+              <w:t xml:space="preserve">19:10</w:t>
+            </w:r>
+          </w:p>
+        </w:tc>
+        <w:tc>
+          <w:tcPr>
+            <w:tcW w:type="dxa" w:w="680"/>
+            <w:tcMar>
+              <w:top w:type="dxa" w:w="80"/>
+              <w:left w:type="dxa" w:w="120"/>
+              <w:bottom w:type="dxa" w:w="80"/>
+              <w:right w:type="dxa" w:w="120"/>
+            </w:tcMar>
+          </w:tcPr>
+          <w:p>
+            <w:pPr>
+              <w:spacing w:after="0"/>
+            </w:pPr>
+            <w:r>
+              <w:rPr>
+                <w:rFonts w:ascii="Times New Roman" w:cs="Times New Roman" w:eastAsia="Times New Roman" w:hAnsi="Times New Roman"/>
+                <w:b w:val="false"/>
+                <w:bCs w:val="false"/>
+                <w:sz w:val="24"/>
+                <w:szCs w:val="24"/>
+              </w:rPr>
+              <w:t xml:space="preserve">20:20</w:t>
+            </w:r>
+          </w:p>
+        </w:tc>
+        <w:tc>
+          <w:tcPr>
+            <w:tcW w:type="dxa" w:w="1120"/>
+            <w:tcMar>
+              <w:top w:type="dxa" w:w="80"/>
+              <w:left w:type="dxa" w:w="120"/>
+              <w:bottom w:type="dxa" w:w="80"/>
+              <w:right w:type="dxa" w:w="120"/>
+            </w:tcMar>
+          </w:tcPr>
+          <w:p>
+            <w:pPr>
+              <w:spacing w:after="0"/>
+            </w:pPr>
+            <w:r>
+              <w:rPr>
+                <w:rFonts w:ascii="Times New Roman" w:cs="Times New Roman" w:eastAsia="Times New Roman" w:hAnsi="Times New Roman"/>
+                <w:b w:val="false"/>
+                <w:bCs w:val="false"/>
+                <w:sz w:val="24"/>
+                <w:szCs w:val="24"/>
+              </w:rPr>
+              <w:t xml:space="preserve">0:10</w:t>
+            </w:r>
+          </w:p>
+        </w:tc>
+        <w:tc>
+          <w:tcPr>
+            <w:tcW w:type="dxa" w:w="900"/>
+            <w:tcMar>
+              <w:top w:type="dxa" w:w="80"/>
+              <w:left w:type="dxa" w:w="120"/>
+              <w:bottom w:type="dxa" w:w="80"/>
+              <w:right w:type="dxa" w:w="120"/>
+            </w:tcMar>
+          </w:tcPr>
+          <w:p>
+            <w:pPr>
+              <w:spacing w:after="0"/>
+            </w:pPr>
+            <w:r>
+              <w:rPr>
+                <w:rFonts w:ascii="Times New Roman" w:cs="Times New Roman" w:eastAsia="Times New Roman" w:hAnsi="Times New Roman"/>
+                <w:b w:val="false"/>
+                <w:bCs w:val="false"/>
+                <w:sz w:val="24"/>
+                <w:szCs w:val="24"/>
+              </w:rPr>
+              <w:t xml:space="preserve">1:00</w:t>
+            </w:r>
+          </w:p>
+        </w:tc>
+        <w:tc>
+          <w:tcPr>
+            <w:tcW w:type="dxa" w:w="1280"/>
+            <w:tcMar>
+              <w:top w:type="dxa" w:w="80"/>
+              <w:left w:type="dxa" w:w="120"/>
+              <w:bottom w:type="dxa" w:w="80"/>
+              <w:right w:type="dxa" w:w="120"/>
+            </w:tcMar>
+          </w:tcPr>
+          <w:p>
+            <w:pPr>
+              <w:spacing w:after="0"/>
+            </w:pPr>
+            <w:r>
+              <w:rPr>
+                <w:rFonts w:ascii="Times New Roman" w:cs="Times New Roman" w:eastAsia="Times New Roman" w:hAnsi="Times New Roman"/>
+                <w:b w:val="false"/>
+                <w:bCs w:val="false"/>
+                <w:sz w:val="24"/>
+                <w:szCs w:val="24"/>
+              </w:rPr>
+              <w:t xml:space="preserve">Codificación</w:t>
+            </w:r>
+          </w:p>
+        </w:tc>
+        <w:tc>
+          <w:tcPr>
+            <w:tcW w:type="dxa" w:w="3800"/>
+            <w:tcMar>
+              <w:top w:type="dxa" w:w="80"/>
+              <w:left w:type="dxa" w:w="120"/>
+              <w:bottom w:type="dxa" w:w="80"/>
+              <w:right w:type="dxa" w:w="120"/>
+            </w:tcMar>
+          </w:tcPr>
+          <w:p>
+            <w:pPr>
+              <w:spacing w:after="0"/>
+            </w:pPr>
+            <w:r>
+              <w:rPr>
+                <w:rFonts w:ascii="Times New Roman" w:cs="Times New Roman" w:eastAsia="Times New Roman" w:hAnsi="Times New Roman"/>
+                <w:b w:val="false"/>
+                <w:bCs w:val="false"/>
+                <w:sz w:val="24"/>
+                <w:szCs w:val="24"/>
+              </w:rPr>
+              <w:t xml:space="preserve">AEUVG-70 Publicación, cancelación y eliminación de eventos, con sus reglas de transición.</w:t>
+            </w:r>
+          </w:p>
+        </w:tc>
+      </w:tr>
+      <w:tr>
+        <w:tc>
+          <w:tcPr>
+            <w:tcW w:type="dxa" w:w="900"/>
+            <w:tcMar>
+              <w:top w:type="dxa" w:w="80"/>
+              <w:left w:type="dxa" w:w="120"/>
+              <w:bottom w:type="dxa" w:w="80"/>
+              <w:right w:type="dxa" w:w="120"/>
+            </w:tcMar>
+          </w:tcPr>
+          <w:p>
+            <w:pPr>
+              <w:spacing w:after="0"/>
+            </w:pPr>
+            <w:r>
+              <w:rPr>
+                <w:rFonts w:ascii="Times New Roman" w:cs="Times New Roman" w:eastAsia="Times New Roman" w:hAnsi="Times New Roman"/>
+                <w:b w:val="false"/>
+                <w:bCs w:val="false"/>
+                <w:sz w:val="24"/>
+                <w:szCs w:val="24"/>
+              </w:rPr>
+              <w:t xml:space="preserve">21/09/2026</w:t>
+            </w:r>
+          </w:p>
+        </w:tc>
+        <w:tc>
+          <w:tcPr>
+            <w:tcW w:type="dxa" w:w="680"/>
+            <w:tcMar>
+              <w:top w:type="dxa" w:w="80"/>
+              <w:left w:type="dxa" w:w="120"/>
+              <w:bottom w:type="dxa" w:w="80"/>
+              <w:right w:type="dxa" w:w="120"/>
+            </w:tcMar>
+          </w:tcPr>
+          <w:p>
+            <w:pPr>
+              <w:spacing w:after="0"/>
+            </w:pPr>
+            <w:r>
+              <w:rPr>
+                <w:rFonts w:ascii="Times New Roman" w:cs="Times New Roman" w:eastAsia="Times New Roman" w:hAnsi="Times New Roman"/>
+                <w:b w:val="false"/>
+                <w:bCs w:val="false"/>
+                <w:sz w:val="24"/>
+                <w:szCs w:val="24"/>
+              </w:rPr>
+              <w:t xml:space="preserve">00:40</w:t>
+            </w:r>
+          </w:p>
+        </w:tc>
+        <w:tc>
+          <w:tcPr>
+            <w:tcW w:type="dxa" w:w="680"/>
+            <w:tcMar>
+              <w:top w:type="dxa" w:w="80"/>
+              <w:left w:type="dxa" w:w="120"/>
+              <w:bottom w:type="dxa" w:w="80"/>
+              <w:right w:type="dxa" w:w="120"/>
+            </w:tcMar>
+          </w:tcPr>
+          <w:p>
+            <w:pPr>
+              <w:spacing w:after="0"/>
+            </w:pPr>
+            <w:r>
+              <w:rPr>
+                <w:rFonts w:ascii="Times New Roman" w:cs="Times New Roman" w:eastAsia="Times New Roman" w:hAnsi="Times New Roman"/>
+                <w:b w:val="false"/>
+                <w:bCs w:val="false"/>
+                <w:sz w:val="24"/>
+                <w:szCs w:val="24"/>
+              </w:rPr>
+              <w:t xml:space="preserve">01:55</w:t>
+            </w:r>
+          </w:p>
+        </w:tc>
+        <w:tc>
+          <w:tcPr>
+            <w:tcW w:type="dxa" w:w="1120"/>
+            <w:tcMar>
+              <w:top w:type="dxa" w:w="80"/>
+              <w:left w:type="dxa" w:w="120"/>
+              <w:bottom w:type="dxa" w:w="80"/>
+              <w:right w:type="dxa" w:w="120"/>
+            </w:tcMar>
+          </w:tcPr>
+          <w:p>
+            <w:pPr>
+              <w:spacing w:after="0"/>
+            </w:pPr>
+            <w:r>
+              <w:rPr>
+                <w:rFonts w:ascii="Times New Roman" w:cs="Times New Roman" w:eastAsia="Times New Roman" w:hAnsi="Times New Roman"/>
+                <w:b w:val="false"/>
+                <w:bCs w:val="false"/>
+                <w:sz w:val="24"/>
+                <w:szCs w:val="24"/>
+              </w:rPr>
+              <w:t xml:space="preserve">0:05</w:t>
+            </w:r>
+          </w:p>
+        </w:tc>
+        <w:tc>
+          <w:tcPr>
+            <w:tcW w:type="dxa" w:w="900"/>
+            <w:tcMar>
+              <w:top w:type="dxa" w:w="80"/>
+              <w:left w:type="dxa" w:w="120"/>
+              <w:bottom w:type="dxa" w:w="80"/>
+              <w:right w:type="dxa" w:w="120"/>
+            </w:tcMar>
+          </w:tcPr>
+          <w:p>
+            <w:pPr>
+              <w:spacing w:after="0"/>
+            </w:pPr>
+            <w:r>
+              <w:rPr>
+                <w:rFonts w:ascii="Times New Roman" w:cs="Times New Roman" w:eastAsia="Times New Roman" w:hAnsi="Times New Roman"/>
+                <w:b w:val="false"/>
+                <w:bCs w:val="false"/>
+                <w:sz w:val="24"/>
+                <w:szCs w:val="24"/>
+              </w:rPr>
+              <w:t xml:space="preserve">1:10</w:t>
+            </w:r>
+          </w:p>
+        </w:tc>
+        <w:tc>
+          <w:tcPr>
+            <w:tcW w:type="dxa" w:w="1280"/>
+            <w:tcMar>
+              <w:top w:type="dxa" w:w="80"/>
+              <w:left w:type="dxa" w:w="120"/>
+              <w:bottom w:type="dxa" w:w="80"/>
+              <w:right w:type="dxa" w:w="120"/>
+            </w:tcMar>
+          </w:tcPr>
+          <w:p>
+            <w:pPr>
+              <w:spacing w:after="0"/>
+            </w:pPr>
+            <w:r>
+              <w:rPr>
+                <w:rFonts w:ascii="Times New Roman" w:cs="Times New Roman" w:eastAsia="Times New Roman" w:hAnsi="Times New Roman"/>
+                <w:b w:val="false"/>
+                <w:bCs w:val="false"/>
+                <w:sz w:val="24"/>
+                <w:szCs w:val="24"/>
+              </w:rPr>
+              <w:t xml:space="preserve">Pruebas</w:t>
+            </w:r>
+          </w:p>
+        </w:tc>
+        <w:tc>
+          <w:tcPr>
+            <w:tcW w:type="dxa" w:w="3800"/>
+            <w:tcMar>
+              <w:top w:type="dxa" w:w="80"/>
+              <w:left w:type="dxa" w:w="120"/>
+              <w:bottom w:type="dxa" w:w="80"/>
+              <w:right w:type="dxa" w:w="120"/>
+            </w:tcMar>
+          </w:tcPr>
+          <w:p>
+            <w:pPr>
+              <w:spacing w:after="0"/>
+            </w:pPr>
+            <w:r>
+              <w:rPr>
+                <w:rFonts w:ascii="Times New Roman" w:cs="Times New Roman" w:eastAsia="Times New Roman" w:hAnsi="Times New Roman"/>
+                <w:b w:val="false"/>
+                <w:bCs w:val="false"/>
+                <w:sz w:val="24"/>
+                <w:szCs w:val="24"/>
+              </w:rPr>
+              <w:t xml:space="preserve">AEUVG-62 Pruebas de la grilla y de la navegación entre periodos. Integración de HU-09 a develop.</w:t>
+            </w:r>
+          </w:p>
+        </w:tc>
+      </w:tr>
+      <w:tr>
+        <w:tc>
+          <w:tcPr>
+            <w:tcW w:type="dxa" w:w="900"/>
+            <w:tcMar>
+              <w:top w:type="dxa" w:w="80"/>
+              <w:left w:type="dxa" w:w="120"/>
+              <w:bottom w:type="dxa" w:w="80"/>
+              <w:right w:type="dxa" w:w="120"/>
+            </w:tcMar>
+          </w:tcPr>
+          <w:p>
+            <w:pPr>
+              <w:spacing w:after="0"/>
+            </w:pPr>
+            <w:r>
+              <w:rPr>
+                <w:rFonts w:ascii="Times New Roman" w:cs="Times New Roman" w:eastAsia="Times New Roman" w:hAnsi="Times New Roman"/>
+                <w:b w:val="false"/>
+                <w:bCs w:val="false"/>
+                <w:sz w:val="24"/>
+                <w:szCs w:val="24"/>
+              </w:rPr>
+              <w:t xml:space="preserve">21/09/2026</w:t>
+            </w:r>
+          </w:p>
+        </w:tc>
+        <w:tc>
+          <w:tcPr>
+            <w:tcW w:type="dxa" w:w="680"/>
+            <w:tcMar>
+              <w:top w:type="dxa" w:w="80"/>
+              <w:left w:type="dxa" w:w="120"/>
+              <w:bottom w:type="dxa" w:w="80"/>
+              <w:right w:type="dxa" w:w="120"/>
+            </w:tcMar>
+          </w:tcPr>
+          <w:p>
+            <w:pPr>
+              <w:spacing w:after="0"/>
+            </w:pPr>
+            <w:r>
+              <w:rPr>
+                <w:rFonts w:ascii="Times New Roman" w:cs="Times New Roman" w:eastAsia="Times New Roman" w:hAnsi="Times New Roman"/>
+                <w:b w:val="false"/>
+                <w:bCs w:val="false"/>
+                <w:sz w:val="24"/>
+                <w:szCs w:val="24"/>
+              </w:rPr>
+              <w:t xml:space="preserve">21:50</w:t>
+            </w:r>
+          </w:p>
+        </w:tc>
+        <w:tc>
+          <w:tcPr>
+            <w:tcW w:type="dxa" w:w="680"/>
+            <w:tcMar>
+              <w:top w:type="dxa" w:w="80"/>
+              <w:left w:type="dxa" w:w="120"/>
+              <w:bottom w:type="dxa" w:w="80"/>
+              <w:right w:type="dxa" w:w="120"/>
+            </w:tcMar>
+          </w:tcPr>
+          <w:p>
+            <w:pPr>
+              <w:spacing w:after="0"/>
+            </w:pPr>
+            <w:r>
+              <w:rPr>
+                <w:rFonts w:ascii="Times New Roman" w:cs="Times New Roman" w:eastAsia="Times New Roman" w:hAnsi="Times New Roman"/>
+                <w:b w:val="false"/>
+                <w:bCs w:val="false"/>
+                <w:sz w:val="24"/>
+                <w:szCs w:val="24"/>
+              </w:rPr>
+              <w:t xml:space="preserve">22:45</w:t>
+            </w:r>
+          </w:p>
+        </w:tc>
+        <w:tc>
+          <w:tcPr>
+            <w:tcW w:type="dxa" w:w="1120"/>
+            <w:tcMar>
+              <w:top w:type="dxa" w:w="80"/>
+              <w:left w:type="dxa" w:w="120"/>
+              <w:bottom w:type="dxa" w:w="80"/>
+              <w:right w:type="dxa" w:w="120"/>
+            </w:tcMar>
+          </w:tcPr>
+          <w:p>
+            <w:pPr>
+              <w:spacing w:after="0"/>
+            </w:pPr>
+            <w:r>
+              <w:rPr>
+                <w:rFonts w:ascii="Times New Roman" w:cs="Times New Roman" w:eastAsia="Times New Roman" w:hAnsi="Times New Roman"/>
+                <w:b w:val="false"/>
+                <w:bCs w:val="false"/>
+                <w:sz w:val="24"/>
+                <w:szCs w:val="24"/>
+              </w:rPr>
+              <w:t xml:space="preserve">0:05</w:t>
+            </w:r>
+          </w:p>
+        </w:tc>
+        <w:tc>
+          <w:tcPr>
+            <w:tcW w:type="dxa" w:w="900"/>
+            <w:tcMar>
+              <w:top w:type="dxa" w:w="80"/>
+              <w:left w:type="dxa" w:w="120"/>
+              <w:bottom w:type="dxa" w:w="80"/>
+              <w:right w:type="dxa" w:w="120"/>
+            </w:tcMar>
+          </w:tcPr>
+          <w:p>
+            <w:pPr>
+              <w:spacing w:after="0"/>
+            </w:pPr>
+            <w:r>
+              <w:rPr>
+                <w:rFonts w:ascii="Times New Roman" w:cs="Times New Roman" w:eastAsia="Times New Roman" w:hAnsi="Times New Roman"/>
+                <w:b w:val="false"/>
+                <w:bCs w:val="false"/>
+                <w:sz w:val="24"/>
+                <w:szCs w:val="24"/>
+              </w:rPr>
+              <w:t xml:space="preserve">0:50</w:t>
+            </w:r>
+          </w:p>
+        </w:tc>
+        <w:tc>
+          <w:tcPr>
+            <w:tcW w:type="dxa" w:w="1280"/>
+            <w:tcMar>
+              <w:top w:type="dxa" w:w="80"/>
+              <w:left w:type="dxa" w:w="120"/>
+              <w:bottom w:type="dxa" w:w="80"/>
+              <w:right w:type="dxa" w:w="120"/>
+            </w:tcMar>
+          </w:tcPr>
+          <w:p>
+            <w:pPr>
+              <w:spacing w:after="0"/>
+            </w:pPr>
+            <w:r>
+              <w:rPr>
+                <w:rFonts w:ascii="Times New Roman" w:cs="Times New Roman" w:eastAsia="Times New Roman" w:hAnsi="Times New Roman"/>
+                <w:b w:val="false"/>
+                <w:bCs w:val="false"/>
+                <w:sz w:val="24"/>
+                <w:szCs w:val="24"/>
+              </w:rPr>
+              <w:t xml:space="preserve">Codificación</w:t>
+            </w:r>
+          </w:p>
+        </w:tc>
+        <w:tc>
+          <w:tcPr>
+            <w:tcW w:type="dxa" w:w="3800"/>
+            <w:tcMar>
+              <w:top w:type="dxa" w:w="80"/>
+              <w:left w:type="dxa" w:w="120"/>
+              <w:bottom w:type="dxa" w:w="80"/>
+              <w:right w:type="dxa" w:w="120"/>
+            </w:tcMar>
+          </w:tcPr>
+          <w:p>
+            <w:pPr>
+              <w:spacing w:after="0"/>
+            </w:pPr>
+            <w:r>
+              <w:rPr>
+                <w:rFonts w:ascii="Times New Roman" w:cs="Times New Roman" w:eastAsia="Times New Roman" w:hAnsi="Times New Roman"/>
+                <w:b w:val="false"/>
+                <w:bCs w:val="false"/>
+                <w:sz w:val="24"/>
+                <w:szCs w:val="24"/>
+              </w:rPr>
+              <w:t xml:space="preserve">AEUVG-71 Endpoints de administración de eventos protegidos por rol.</w:t>
+            </w:r>
+          </w:p>
+        </w:tc>
+      </w:tr>
+      <w:tr>
+        <w:tc>
+          <w:tcPr>
+            <w:tcW w:type="dxa" w:w="900"/>
+            <w:tcMar>
+              <w:top w:type="dxa" w:w="80"/>
+              <w:left w:type="dxa" w:w="120"/>
+              <w:bottom w:type="dxa" w:w="80"/>
+              <w:right w:type="dxa" w:w="120"/>
+            </w:tcMar>
+          </w:tcPr>
+          <w:p>
+            <w:pPr>
+              <w:spacing w:after="0"/>
+            </w:pPr>
+            <w:r>
+              <w:rPr>
+                <w:rFonts w:ascii="Times New Roman" w:cs="Times New Roman" w:eastAsia="Times New Roman" w:hAnsi="Times New Roman"/>
+                <w:b w:val="false"/>
+                <w:bCs w:val="false"/>
+                <w:sz w:val="24"/>
+                <w:szCs w:val="24"/>
+              </w:rPr>
+              <w:t xml:space="preserve">22/09/2026</w:t>
+            </w:r>
+          </w:p>
+        </w:tc>
+        <w:tc>
+          <w:tcPr>
+            <w:tcW w:type="dxa" w:w="680"/>
+            <w:tcMar>
+              <w:top w:type="dxa" w:w="80"/>
+              <w:left w:type="dxa" w:w="120"/>
+              <w:bottom w:type="dxa" w:w="80"/>
+              <w:right w:type="dxa" w:w="120"/>
+            </w:tcMar>
+          </w:tcPr>
+          <w:p>
+            <w:pPr>
+              <w:spacing w:after="0"/>
+            </w:pPr>
+            <w:r>
+              <w:rPr>
+                <w:rFonts w:ascii="Times New Roman" w:cs="Times New Roman" w:eastAsia="Times New Roman" w:hAnsi="Times New Roman"/>
+                <w:b w:val="false"/>
+                <w:bCs w:val="false"/>
+                <w:sz w:val="24"/>
+                <w:szCs w:val="24"/>
+              </w:rPr>
+              <w:t xml:space="preserve">01:20</w:t>
+            </w:r>
+          </w:p>
+        </w:tc>
+        <w:tc>
+          <w:tcPr>
+            <w:tcW w:type="dxa" w:w="680"/>
+            <w:tcMar>
+              <w:top w:type="dxa" w:w="80"/>
+              <w:left w:type="dxa" w:w="120"/>
+              <w:bottom w:type="dxa" w:w="80"/>
+              <w:right w:type="dxa" w:w="120"/>
+            </w:tcMar>
+          </w:tcPr>
+          <w:p>
+            <w:pPr>
+              <w:spacing w:after="0"/>
+            </w:pPr>
+            <w:r>
+              <w:rPr>
+                <w:rFonts w:ascii="Times New Roman" w:cs="Times New Roman" w:eastAsia="Times New Roman" w:hAnsi="Times New Roman"/>
+                <w:b w:val="false"/>
+                <w:bCs w:val="false"/>
+                <w:sz w:val="24"/>
+                <w:szCs w:val="24"/>
+              </w:rPr>
+              <w:t xml:space="preserve">02:20</w:t>
+            </w:r>
+          </w:p>
+        </w:tc>
+        <w:tc>
+          <w:tcPr>
+            <w:tcW w:type="dxa" w:w="1120"/>
+            <w:tcMar>
+              <w:top w:type="dxa" w:w="80"/>
+              <w:left w:type="dxa" w:w="120"/>
+              <w:bottom w:type="dxa" w:w="80"/>
+              <w:right w:type="dxa" w:w="120"/>
+            </w:tcMar>
+          </w:tcPr>
+          <w:p>
+            <w:pPr>
+              <w:spacing w:after="0"/>
+            </w:pPr>
+            <w:r>
+              <w:rPr>
+                <w:rFonts w:ascii="Times New Roman" w:cs="Times New Roman" w:eastAsia="Times New Roman" w:hAnsi="Times New Roman"/>
+                <w:b w:val="false"/>
+                <w:bCs w:val="false"/>
+                <w:sz w:val="24"/>
+                <w:szCs w:val="24"/>
+              </w:rPr>
+              <w:t xml:space="preserve">0:05</w:t>
+            </w:r>
+          </w:p>
+        </w:tc>
+        <w:tc>
+          <w:tcPr>
+            <w:tcW w:type="dxa" w:w="900"/>
+            <w:tcMar>
+              <w:top w:type="dxa" w:w="80"/>
+              <w:left w:type="dxa" w:w="120"/>
+              <w:bottom w:type="dxa" w:w="80"/>
+              <w:right w:type="dxa" w:w="120"/>
+            </w:tcMar>
+          </w:tcPr>
+          <w:p>
+            <w:pPr>
+              <w:spacing w:after="0"/>
+            </w:pPr>
+            <w:r>
+              <w:rPr>
+                <w:rFonts w:ascii="Times New Roman" w:cs="Times New Roman" w:eastAsia="Times New Roman" w:hAnsi="Times New Roman"/>
+                <w:b w:val="false"/>
+                <w:bCs w:val="false"/>
+                <w:sz w:val="24"/>
+                <w:szCs w:val="24"/>
+              </w:rPr>
+              <w:t xml:space="preserve">0:55</w:t>
+            </w:r>
+          </w:p>
+        </w:tc>
+        <w:tc>
+          <w:tcPr>
+            <w:tcW w:type="dxa" w:w="1280"/>
+            <w:tcMar>
+              <w:top w:type="dxa" w:w="80"/>
+              <w:left w:type="dxa" w:w="120"/>
+              <w:bottom w:type="dxa" w:w="80"/>
+              <w:right w:type="dxa" w:w="120"/>
+            </w:tcMar>
+          </w:tcPr>
+          <w:p>
+            <w:pPr>
+              <w:spacing w:after="0"/>
+            </w:pPr>
+            <w:r>
+              <w:rPr>
+                <w:rFonts w:ascii="Times New Roman" w:cs="Times New Roman" w:eastAsia="Times New Roman" w:hAnsi="Times New Roman"/>
+                <w:b w:val="false"/>
+                <w:bCs w:val="false"/>
+                <w:sz w:val="24"/>
+                <w:szCs w:val="24"/>
+              </w:rPr>
+              <w:t xml:space="preserve">Pruebas</w:t>
+            </w:r>
+          </w:p>
+        </w:tc>
+        <w:tc>
+          <w:tcPr>
+            <w:tcW w:type="dxa" w:w="3800"/>
+            <w:tcMar>
+              <w:top w:type="dxa" w:w="80"/>
+              <w:left w:type="dxa" w:w="120"/>
+              <w:bottom w:type="dxa" w:w="80"/>
+              <w:right w:type="dxa" w:w="120"/>
+            </w:tcMar>
+          </w:tcPr>
+          <w:p>
+            <w:pPr>
+              <w:spacing w:after="0"/>
+            </w:pPr>
+            <w:r>
+              <w:rPr>
+                <w:rFonts w:ascii="Times New Roman" w:cs="Times New Roman" w:eastAsia="Times New Roman" w:hAnsi="Times New Roman"/>
+                <w:b w:val="false"/>
+                <w:bCs w:val="false"/>
+                <w:sz w:val="24"/>
+                <w:szCs w:val="24"/>
+              </w:rPr>
+              <w:t xml:space="preserve">AEUVG-74 Pruebas de las validaciones y de los permisos. Integración de HU-11 a develop.</w:t>
+            </w:r>
+          </w:p>
+        </w:tc>
+      </w:tr>
+      <w:tr>
+        <w:tc>
+          <w:tcPr>
+            <w:tcW w:type="dxa" w:w="900"/>
+            <w:tcMar>
+              <w:top w:type="dxa" w:w="80"/>
+              <w:left w:type="dxa" w:w="120"/>
+              <w:bottom w:type="dxa" w:w="80"/>
+              <w:right w:type="dxa" w:w="120"/>
+            </w:tcMar>
+          </w:tcPr>
+          <w:p>
+            <w:pPr>
+              <w:spacing w:after="0"/>
+            </w:pPr>
+            <w:r>
+              <w:rPr>
+                <w:rFonts w:ascii="Times New Roman" w:cs="Times New Roman" w:eastAsia="Times New Roman" w:hAnsi="Times New Roman"/>
+                <w:b w:val="false"/>
+                <w:bCs w:val="false"/>
+                <w:sz w:val="24"/>
+                <w:szCs w:val="24"/>
+              </w:rPr>
+              <w:t xml:space="preserve">22/09/2026</w:t>
+            </w:r>
+          </w:p>
+        </w:tc>
+        <w:tc>
+          <w:tcPr>
+            <w:tcW w:type="dxa" w:w="680"/>
+            <w:tcMar>
+              <w:top w:type="dxa" w:w="80"/>
+              <w:left w:type="dxa" w:w="120"/>
+              <w:bottom w:type="dxa" w:w="80"/>
+              <w:right w:type="dxa" w:w="120"/>
+            </w:tcMar>
+          </w:tcPr>
+          <w:p>
+            <w:pPr>
+              <w:spacing w:after="0"/>
+            </w:pPr>
+            <w:r>
+              <w:rPr>
+                <w:rFonts w:ascii="Times New Roman" w:cs="Times New Roman" w:eastAsia="Times New Roman" w:hAnsi="Times New Roman"/>
+                <w:b w:val="false"/>
+                <w:bCs w:val="false"/>
+                <w:sz w:val="24"/>
+                <w:szCs w:val="24"/>
+              </w:rPr>
+              <w:t xml:space="preserve">18:10</w:t>
+            </w:r>
+          </w:p>
+        </w:tc>
+        <w:tc>
+          <w:tcPr>
+            <w:tcW w:type="dxa" w:w="680"/>
+            <w:tcMar>
+              <w:top w:type="dxa" w:w="80"/>
+              <w:left w:type="dxa" w:w="120"/>
+              <w:bottom w:type="dxa" w:w="80"/>
+              <w:right w:type="dxa" w:w="120"/>
+            </w:tcMar>
+          </w:tcPr>
+          <w:p>
+            <w:pPr>
+              <w:spacing w:after="0"/>
+            </w:pPr>
+            <w:r>
+              <w:rPr>
+                <w:rFonts w:ascii="Times New Roman" w:cs="Times New Roman" w:eastAsia="Times New Roman" w:hAnsi="Times New Roman"/>
+                <w:b w:val="false"/>
+                <w:bCs w:val="false"/>
+                <w:sz w:val="24"/>
+                <w:szCs w:val="24"/>
+              </w:rPr>
+              <w:t xml:space="preserve">19:15</w:t>
+            </w:r>
+          </w:p>
+        </w:tc>
+        <w:tc>
+          <w:tcPr>
+            <w:tcW w:type="dxa" w:w="1120"/>
+            <w:tcMar>
+              <w:top w:type="dxa" w:w="80"/>
+              <w:left w:type="dxa" w:w="120"/>
+              <w:bottom w:type="dxa" w:w="80"/>
+              <w:right w:type="dxa" w:w="120"/>
+            </w:tcMar>
+          </w:tcPr>
+          <w:p>
+            <w:pPr>
+              <w:spacing w:after="0"/>
+            </w:pPr>
+            <w:r>
+              <w:rPr>
+                <w:rFonts w:ascii="Times New Roman" w:cs="Times New Roman" w:eastAsia="Times New Roman" w:hAnsi="Times New Roman"/>
+                <w:b w:val="false"/>
+                <w:bCs w:val="false"/>
+                <w:sz w:val="24"/>
+                <w:szCs w:val="24"/>
+              </w:rPr>
+              <w:t xml:space="preserve">0:10</w:t>
+            </w:r>
+          </w:p>
+        </w:tc>
+        <w:tc>
+          <w:tcPr>
+            <w:tcW w:type="dxa" w:w="900"/>
+            <w:tcMar>
+              <w:top w:type="dxa" w:w="80"/>
+              <w:left w:type="dxa" w:w="120"/>
+              <w:bottom w:type="dxa" w:w="80"/>
+              <w:right w:type="dxa" w:w="120"/>
+            </w:tcMar>
+          </w:tcPr>
+          <w:p>
+            <w:pPr>
+              <w:spacing w:after="0"/>
+            </w:pPr>
+            <w:r>
+              <w:rPr>
+                <w:rFonts w:ascii="Times New Roman" w:cs="Times New Roman" w:eastAsia="Times New Roman" w:hAnsi="Times New Roman"/>
+                <w:b w:val="false"/>
+                <w:bCs w:val="false"/>
+                <w:sz w:val="24"/>
+                <w:szCs w:val="24"/>
+              </w:rPr>
+              <w:t xml:space="preserve">0:55</w:t>
+            </w:r>
+          </w:p>
+        </w:tc>
+        <w:tc>
+          <w:tcPr>
+            <w:tcW w:type="dxa" w:w="1280"/>
+            <w:tcMar>
+              <w:top w:type="dxa" w:w="80"/>
+              <w:left w:type="dxa" w:w="120"/>
+              <w:bottom w:type="dxa" w:w="80"/>
+              <w:right w:type="dxa" w:w="120"/>
+            </w:tcMar>
+          </w:tcPr>
+          <w:p>
+            <w:pPr>
+              <w:spacing w:after="0"/>
+            </w:pPr>
+            <w:r>
+              <w:rPr>
+                <w:rFonts w:ascii="Times New Roman" w:cs="Times New Roman" w:eastAsia="Times New Roman" w:hAnsi="Times New Roman"/>
+                <w:b w:val="false"/>
+                <w:bCs w:val="false"/>
+                <w:sz w:val="24"/>
+                <w:szCs w:val="24"/>
+              </w:rPr>
+              <w:t xml:space="preserve">Codificación</w:t>
+            </w:r>
+          </w:p>
+        </w:tc>
+        <w:tc>
+          <w:tcPr>
+            <w:tcW w:type="dxa" w:w="3800"/>
+            <w:tcMar>
+              <w:top w:type="dxa" w:w="80"/>
+              <w:left w:type="dxa" w:w="120"/>
+              <w:bottom w:type="dxa" w:w="80"/>
+              <w:right w:type="dxa" w:w="120"/>
+            </w:tcMar>
+          </w:tcPr>
+          <w:p>
+            <w:pPr>
+              <w:spacing w:after="0"/>
+            </w:pPr>
+            <w:r>
+              <w:rPr>
+                <w:rFonts w:ascii="Times New Roman" w:cs="Times New Roman" w:eastAsia="Times New Roman" w:hAnsi="Times New Roman"/>
+                <w:b w:val="false"/>
+                <w:bCs w:val="false"/>
+                <w:sz w:val="24"/>
+                <w:szCs w:val="24"/>
+              </w:rPr>
+              <w:t xml:space="preserve">AEUVG-75 Proveedor de almacenamiento de imágenes. AEUVG-76 Validación de formato y tamaño.</w:t>
+            </w:r>
+          </w:p>
+        </w:tc>
+      </w:tr>
+      <w:tr>
+        <w:tc>
+          <w:tcPr>
+            <w:tcW w:type="dxa" w:w="900"/>
+            <w:tcMar>
+              <w:top w:type="dxa" w:w="80"/>
+              <w:left w:type="dxa" w:w="120"/>
+              <w:bottom w:type="dxa" w:w="80"/>
+              <w:right w:type="dxa" w:w="120"/>
+            </w:tcMar>
+          </w:tcPr>
+          <w:p>
+            <w:pPr>
+              <w:spacing w:after="0"/>
+            </w:pPr>
+            <w:r>
+              <w:rPr>
+                <w:rFonts w:ascii="Times New Roman" w:cs="Times New Roman" w:eastAsia="Times New Roman" w:hAnsi="Times New Roman"/>
+                <w:b w:val="false"/>
+                <w:bCs w:val="false"/>
+                <w:sz w:val="24"/>
+                <w:szCs w:val="24"/>
+              </w:rPr>
+              <w:t xml:space="preserve">22/09/2026</w:t>
+            </w:r>
+          </w:p>
+        </w:tc>
+        <w:tc>
+          <w:tcPr>
+            <w:tcW w:type="dxa" w:w="680"/>
+            <w:tcMar>
+              <w:top w:type="dxa" w:w="80"/>
+              <w:left w:type="dxa" w:w="120"/>
+              <w:bottom w:type="dxa" w:w="80"/>
+              <w:right w:type="dxa" w:w="120"/>
+            </w:tcMar>
+          </w:tcPr>
+          <w:p>
+            <w:pPr>
+              <w:spacing w:after="0"/>
+            </w:pPr>
+            <w:r>
+              <w:rPr>
+                <w:rFonts w:ascii="Times New Roman" w:cs="Times New Roman" w:eastAsia="Times New Roman" w:hAnsi="Times New Roman"/>
+                <w:b w:val="false"/>
+                <w:bCs w:val="false"/>
+                <w:sz w:val="24"/>
+                <w:szCs w:val="24"/>
+              </w:rPr>
+              <w:t xml:space="preserve">22:30</w:t>
+            </w:r>
+          </w:p>
+        </w:tc>
+        <w:tc>
+          <w:tcPr>
+            <w:tcW w:type="dxa" w:w="680"/>
+            <w:tcMar>
+              <w:top w:type="dxa" w:w="80"/>
+              <w:left w:type="dxa" w:w="120"/>
+              <w:bottom w:type="dxa" w:w="80"/>
+              <w:right w:type="dxa" w:w="120"/>
+            </w:tcMar>
+          </w:tcPr>
+          <w:p>
+            <w:pPr>
+              <w:spacing w:after="0"/>
+            </w:pPr>
+            <w:r>
+              <w:rPr>
+                <w:rFonts w:ascii="Times New Roman" w:cs="Times New Roman" w:eastAsia="Times New Roman" w:hAnsi="Times New Roman"/>
+                <w:b w:val="false"/>
+                <w:bCs w:val="false"/>
+                <w:sz w:val="24"/>
+                <w:szCs w:val="24"/>
+              </w:rPr>
+              <w:t xml:space="preserve">23:30</w:t>
+            </w:r>
+          </w:p>
+        </w:tc>
+        <w:tc>
+          <w:tcPr>
+            <w:tcW w:type="dxa" w:w="1120"/>
+            <w:tcMar>
+              <w:top w:type="dxa" w:w="80"/>
+              <w:left w:type="dxa" w:w="120"/>
+              <w:bottom w:type="dxa" w:w="80"/>
+              <w:right w:type="dxa" w:w="120"/>
+            </w:tcMar>
+          </w:tcPr>
+          <w:p>
+            <w:pPr>
+              <w:spacing w:after="0"/>
+            </w:pPr>
+            <w:r>
+              <w:rPr>
+                <w:rFonts w:ascii="Times New Roman" w:cs="Times New Roman" w:eastAsia="Times New Roman" w:hAnsi="Times New Roman"/>
+                <w:b w:val="false"/>
+                <w:bCs w:val="false"/>
+                <w:sz w:val="24"/>
+                <w:szCs w:val="24"/>
+              </w:rPr>
+              <w:t xml:space="preserve">0:05</w:t>
+            </w:r>
+          </w:p>
+        </w:tc>
+        <w:tc>
+          <w:tcPr>
+            <w:tcW w:type="dxa" w:w="900"/>
+            <w:tcMar>
+              <w:top w:type="dxa" w:w="80"/>
+              <w:left w:type="dxa" w:w="120"/>
+              <w:bottom w:type="dxa" w:w="80"/>
+              <w:right w:type="dxa" w:w="120"/>
+            </w:tcMar>
+          </w:tcPr>
+          <w:p>
+            <w:pPr>
+              <w:spacing w:after="0"/>
+            </w:pPr>
+            <w:r>
+              <w:rPr>
+                <w:rFonts w:ascii="Times New Roman" w:cs="Times New Roman" w:eastAsia="Times New Roman" w:hAnsi="Times New Roman"/>
+                <w:b w:val="false"/>
+                <w:bCs w:val="false"/>
+                <w:sz w:val="24"/>
+                <w:szCs w:val="24"/>
+              </w:rPr>
+              <w:t xml:space="preserve">0:55</w:t>
+            </w:r>
+          </w:p>
+        </w:tc>
+        <w:tc>
+          <w:tcPr>
+            <w:tcW w:type="dxa" w:w="1280"/>
+            <w:tcMar>
+              <w:top w:type="dxa" w:w="80"/>
+              <w:left w:type="dxa" w:w="120"/>
+              <w:bottom w:type="dxa" w:w="80"/>
+              <w:right w:type="dxa" w:w="120"/>
+            </w:tcMar>
+          </w:tcPr>
+          <w:p>
+            <w:pPr>
+              <w:spacing w:after="0"/>
+            </w:pPr>
+            <w:r>
+              <w:rPr>
+                <w:rFonts w:ascii="Times New Roman" w:cs="Times New Roman" w:eastAsia="Times New Roman" w:hAnsi="Times New Roman"/>
+                <w:b w:val="false"/>
+                <w:bCs w:val="false"/>
+                <w:sz w:val="24"/>
+                <w:szCs w:val="24"/>
+              </w:rPr>
+              <w:t xml:space="preserve">Revisión</w:t>
+            </w:r>
+          </w:p>
+        </w:tc>
+        <w:tc>
+          <w:tcPr>
+            <w:tcW w:type="dxa" w:w="3800"/>
+            <w:tcMar>
+              <w:top w:type="dxa" w:w="80"/>
+              <w:left w:type="dxa" w:w="120"/>
+              <w:bottom w:type="dxa" w:w="80"/>
+              <w:right w:type="dxa" w:w="120"/>
+            </w:tcMar>
+          </w:tcPr>
+          <w:p>
+            <w:pPr>
+              <w:spacing w:after="0"/>
+            </w:pPr>
+            <w:r>
+              <w:rPr>
+                <w:rFonts w:ascii="Times New Roman" w:cs="Times New Roman" w:eastAsia="Times New Roman" w:hAnsi="Times New Roman"/>
+                <w:b w:val="false"/>
+                <w:bCs w:val="false"/>
+                <w:sz w:val="24"/>
+                <w:szCs w:val="24"/>
+              </w:rPr>
+              <w:t xml:space="preserve">Revisión conjunta del código del sprint con Juan Gabriel. AEUVG-80 Verificación final y documentación técnica.</w:t>
+            </w:r>
+          </w:p>
+        </w:tc>
+      </w:tr>
+      <w:tr>
+        <w:tc>
+          <w:tcPr>
+            <w:tcW w:type="dxa" w:w="900"/>
+            <w:tcMar>
+              <w:top w:type="dxa" w:w="80"/>
+              <w:left w:type="dxa" w:w="120"/>
+              <w:bottom w:type="dxa" w:w="80"/>
+              <w:right w:type="dxa" w:w="120"/>
+            </w:tcMar>
+          </w:tcPr>
+          <w:p>
+            <w:pPr>
+              <w:spacing w:after="0"/>
+            </w:pPr>
+            <w:r>
+              <w:rPr>
+                <w:rFonts w:ascii="Times New Roman" w:cs="Times New Roman" w:eastAsia="Times New Roman" w:hAnsi="Times New Roman"/>
+                <w:b w:val="false"/>
+                <w:bCs w:val="false"/>
+                <w:sz w:val="24"/>
+                <w:szCs w:val="24"/>
+              </w:rPr>
+              <w:t xml:space="preserve">23/09/2026</w:t>
+            </w:r>
+          </w:p>
+        </w:tc>
+        <w:tc>
+          <w:tcPr>
+            <w:tcW w:type="dxa" w:w="680"/>
+            <w:tcMar>
+              <w:top w:type="dxa" w:w="80"/>
+              <w:left w:type="dxa" w:w="120"/>
+              <w:bottom w:type="dxa" w:w="80"/>
+              <w:right w:type="dxa" w:w="120"/>
+            </w:tcMar>
+          </w:tcPr>
+          <w:p>
+            <w:pPr>
+              <w:spacing w:after="0"/>
+            </w:pPr>
+            <w:r>
+              <w:rPr>
+                <w:rFonts w:ascii="Times New Roman" w:cs="Times New Roman" w:eastAsia="Times New Roman" w:hAnsi="Times New Roman"/>
+                <w:b w:val="false"/>
+                <w:bCs w:val="false"/>
+                <w:sz w:val="24"/>
+                <w:szCs w:val="24"/>
+              </w:rPr>
+              <w:t xml:space="preserve">00:15</w:t>
+            </w:r>
+          </w:p>
+        </w:tc>
+        <w:tc>
+          <w:tcPr>
+            <w:tcW w:type="dxa" w:w="680"/>
+            <w:tcMar>
+              <w:top w:type="dxa" w:w="80"/>
+              <w:left w:type="dxa" w:w="120"/>
+              <w:bottom w:type="dxa" w:w="80"/>
+              <w:right w:type="dxa" w:w="120"/>
+            </w:tcMar>
+          </w:tcPr>
+          <w:p>
+            <w:pPr>
+              <w:spacing w:after="0"/>
+            </w:pPr>
+            <w:r>
+              <w:rPr>
+                <w:rFonts w:ascii="Times New Roman" w:cs="Times New Roman" w:eastAsia="Times New Roman" w:hAnsi="Times New Roman"/>
+                <w:b w:val="false"/>
+                <w:bCs w:val="false"/>
+                <w:sz w:val="24"/>
+                <w:szCs w:val="24"/>
+              </w:rPr>
+              <w:t xml:space="preserve">00:50</w:t>
+            </w:r>
+          </w:p>
+        </w:tc>
+        <w:tc>
+          <w:tcPr>
+            <w:tcW w:type="dxa" w:w="1120"/>
+            <w:tcMar>
+              <w:top w:type="dxa" w:w="80"/>
+              <w:left w:type="dxa" w:w="120"/>
+              <w:bottom w:type="dxa" w:w="80"/>
+              <w:right w:type="dxa" w:w="120"/>
+            </w:tcMar>
+          </w:tcPr>
+          <w:p>
+            <w:pPr>
+              <w:spacing w:after="0"/>
+            </w:pPr>
+            <w:r>
+              <w:rPr>
+                <w:rFonts w:ascii="Times New Roman" w:cs="Times New Roman" w:eastAsia="Times New Roman" w:hAnsi="Times New Roman"/>
+                <w:b w:val="false"/>
+                <w:bCs w:val="false"/>
+                <w:sz w:val="24"/>
+                <w:szCs w:val="24"/>
+              </w:rPr>
+              <w:t xml:space="preserve">0:00</w:t>
+            </w:r>
+          </w:p>
+        </w:tc>
+        <w:tc>
+          <w:tcPr>
+            <w:tcW w:type="dxa" w:w="900"/>
+            <w:tcMar>
+              <w:top w:type="dxa" w:w="80"/>
+              <w:left w:type="dxa" w:w="120"/>
+              <w:bottom w:type="dxa" w:w="80"/>
+              <w:right w:type="dxa" w:w="120"/>
+            </w:tcMar>
+          </w:tcPr>
+          <w:p>
+            <w:pPr>
+              <w:spacing w:after="0"/>
+            </w:pPr>
+            <w:r>
+              <w:rPr>
+                <w:rFonts w:ascii="Times New Roman" w:cs="Times New Roman" w:eastAsia="Times New Roman" w:hAnsi="Times New Roman"/>
+                <w:b w:val="false"/>
+                <w:bCs w:val="false"/>
+                <w:sz w:val="24"/>
+                <w:szCs w:val="24"/>
+              </w:rPr>
+              <w:t xml:space="preserve">0:35</w:t>
+            </w:r>
+          </w:p>
+        </w:tc>
+        <w:tc>
+          <w:tcPr>
+            <w:tcW w:type="dxa" w:w="1280"/>
+            <w:tcMar>
+              <w:top w:type="dxa" w:w="80"/>
+              <w:left w:type="dxa" w:w="120"/>
+              <w:bottom w:type="dxa" w:w="80"/>
+              <w:right w:type="dxa" w:w="120"/>
+            </w:tcMar>
+          </w:tcPr>
+          <w:p>
+            <w:pPr>
+              <w:spacing w:after="0"/>
+            </w:pPr>
+            <w:r>
+              <w:rPr>
+                <w:rFonts w:ascii="Times New Roman" w:cs="Times New Roman" w:eastAsia="Times New Roman" w:hAnsi="Times New Roman"/>
+                <w:b w:val="false"/>
+                <w:bCs w:val="false"/>
+                <w:sz w:val="24"/>
+                <w:szCs w:val="24"/>
+              </w:rPr>
+              <w:t xml:space="preserve">Documentación</w:t>
+            </w:r>
+          </w:p>
+        </w:tc>
+        <w:tc>
+          <w:tcPr>
+            <w:tcW w:type="dxa" w:w="3800"/>
+            <w:tcMar>
+              <w:top w:type="dxa" w:w="80"/>
+              <w:left w:type="dxa" w:w="120"/>
+              <w:bottom w:type="dxa" w:w="80"/>
+              <w:right w:type="dxa" w:w="120"/>
+            </w:tcMar>
+          </w:tcPr>
+          <w:p>
+            <w:pPr>
+              <w:spacing w:after="0"/>
+            </w:pPr>
+            <w:r>
+              <w:rPr>
+                <w:rFonts w:ascii="Times New Roman" w:cs="Times New Roman" w:eastAsia="Times New Roman" w:hAnsi="Times New Roman"/>
+                <w:b w:val="false"/>
+                <w:bCs w:val="false"/>
+                <w:sz w:val="24"/>
+                <w:szCs w:val="24"/>
+              </w:rPr>
+              <w:t xml:space="preserve">Redacción del documento de desarrollo del Sprint 2.</w:t>
+            </w:r>
+          </w:p>
+        </w:tc>
+      </w:tr>
+      <w:tr>
+        <w:tc>
+          <w:tcPr>
+            <w:tcW w:type="dxa" w:w="900"/>
+            <w:tcMar>
+              <w:top w:type="dxa" w:w="80"/>
+              <w:left w:type="dxa" w:w="120"/>
+              <w:bottom w:type="dxa" w:w="80"/>
+              <w:right w:type="dxa" w:w="120"/>
+            </w:tcMar>
+          </w:tcPr>
+          <w:p>
+            <w:pPr>
+              <w:spacing w:after="0"/>
+            </w:pPr>
+            <w:r>
+              <w:rPr>
+                <w:rFonts w:ascii="Times New Roman" w:cs="Times New Roman" w:eastAsia="Times New Roman" w:hAnsi="Times New Roman"/>
+                <w:b w:val="false"/>
+                <w:bCs w:val="false"/>
+                <w:sz w:val="24"/>
+                <w:szCs w:val="24"/>
+              </w:rPr>
+              <w:t xml:space="preserve">23/09/2026</w:t>
+            </w:r>
+          </w:p>
+        </w:tc>
+        <w:tc>
+          <w:tcPr>
+            <w:tcW w:type="dxa" w:w="680"/>
+            <w:tcMar>
+              <w:top w:type="dxa" w:w="80"/>
+              <w:left w:type="dxa" w:w="120"/>
+              <w:bottom w:type="dxa" w:w="80"/>
+              <w:right w:type="dxa" w:w="120"/>
+            </w:tcMar>
+          </w:tcPr>
+          <w:p>
+            <w:pPr>
+              <w:spacing w:after="0"/>
+            </w:pPr>
+            <w:r>
+              <w:rPr>
+                <w:rFonts w:ascii="Times New Roman" w:cs="Times New Roman" w:eastAsia="Times New Roman" w:hAnsi="Times New Roman"/>
+                <w:b w:val="false"/>
+                <w:bCs w:val="false"/>
+                <w:sz w:val="24"/>
+                <w:szCs w:val="24"/>
+              </w:rPr>
+              <w:t xml:space="preserve">09:10</w:t>
+            </w:r>
+          </w:p>
+        </w:tc>
+        <w:tc>
+          <w:tcPr>
+            <w:tcW w:type="dxa" w:w="680"/>
+            <w:tcMar>
+              <w:top w:type="dxa" w:w="80"/>
+              <w:left w:type="dxa" w:w="120"/>
+              <w:bottom w:type="dxa" w:w="80"/>
+              <w:right w:type="dxa" w:w="120"/>
+            </w:tcMar>
+          </w:tcPr>
+          <w:p>
+            <w:pPr>
+              <w:spacing w:after="0"/>
+            </w:pPr>
+            <w:r>
+              <w:rPr>
+                <w:rFonts w:ascii="Times New Roman" w:cs="Times New Roman" w:eastAsia="Times New Roman" w:hAnsi="Times New Roman"/>
+                <w:b w:val="false"/>
+                <w:bCs w:val="false"/>
+                <w:sz w:val="24"/>
+                <w:szCs w:val="24"/>
+              </w:rPr>
+              <w:t xml:space="preserve">10:45</w:t>
+            </w:r>
+          </w:p>
+        </w:tc>
+        <w:tc>
+          <w:tcPr>
+            <w:tcW w:type="dxa" w:w="1120"/>
+            <w:tcMar>
+              <w:top w:type="dxa" w:w="80"/>
+              <w:left w:type="dxa" w:w="120"/>
+              <w:bottom w:type="dxa" w:w="80"/>
+              <w:right w:type="dxa" w:w="120"/>
+            </w:tcMar>
+          </w:tcPr>
+          <w:p>
+            <w:pPr>
+              <w:spacing w:after="0"/>
+            </w:pPr>
+            <w:r>
+              <w:rPr>
+                <w:rFonts w:ascii="Times New Roman" w:cs="Times New Roman" w:eastAsia="Times New Roman" w:hAnsi="Times New Roman"/>
+                <w:b w:val="false"/>
+                <w:bCs w:val="false"/>
+                <w:sz w:val="24"/>
+                <w:szCs w:val="24"/>
+              </w:rPr>
+              <w:t xml:space="preserve">0:10</w:t>
+            </w:r>
+          </w:p>
+        </w:tc>
+        <w:tc>
+          <w:tcPr>
+            <w:tcW w:type="dxa" w:w="900"/>
+            <w:tcMar>
+              <w:top w:type="dxa" w:w="80"/>
+              <w:left w:type="dxa" w:w="120"/>
+              <w:bottom w:type="dxa" w:w="80"/>
+              <w:right w:type="dxa" w:w="120"/>
+            </w:tcMar>
+          </w:tcPr>
+          <w:p>
+            <w:pPr>
+              <w:spacing w:after="0"/>
+            </w:pPr>
+            <w:r>
+              <w:rPr>
+                <w:rFonts w:ascii="Times New Roman" w:cs="Times New Roman" w:eastAsia="Times New Roman" w:hAnsi="Times New Roman"/>
+                <w:b w:val="false"/>
+                <w:bCs w:val="false"/>
+                <w:sz w:val="24"/>
+                <w:szCs w:val="24"/>
+              </w:rPr>
+              <w:t xml:space="preserve">1:25</w:t>
+            </w:r>
+          </w:p>
+        </w:tc>
+        <w:tc>
+          <w:tcPr>
+            <w:tcW w:type="dxa" w:w="1280"/>
+            <w:tcMar>
+              <w:top w:type="dxa" w:w="80"/>
+              <w:left w:type="dxa" w:w="120"/>
+              <w:bottom w:type="dxa" w:w="80"/>
+              <w:right w:type="dxa" w:w="120"/>
+            </w:tcMar>
+          </w:tcPr>
+          <w:p>
+            <w:pPr>
+              <w:spacing w:after="0"/>
+            </w:pPr>
+            <w:r>
+              <w:rPr>
+                <w:rFonts w:ascii="Times New Roman" w:cs="Times New Roman" w:eastAsia="Times New Roman" w:hAnsi="Times New Roman"/>
+                <w:b w:val="false"/>
+                <w:bCs w:val="false"/>
+                <w:sz w:val="24"/>
+                <w:szCs w:val="24"/>
+              </w:rPr>
+              <w:t xml:space="preserve">Documentación</w:t>
+            </w:r>
+          </w:p>
+        </w:tc>
+        <w:tc>
+          <w:tcPr>
+            <w:tcW w:type="dxa" w:w="3800"/>
+            <w:tcMar>
+              <w:top w:type="dxa" w:w="80"/>
+              <w:left w:type="dxa" w:w="120"/>
+              <w:bottom w:type="dxa" w:w="80"/>
+              <w:right w:type="dxa" w:w="120"/>
+            </w:tcMar>
+          </w:tcPr>
+          <w:p>
+            <w:pPr>
+              <w:spacing w:after="0"/>
+            </w:pPr>
+            <w:r>
+              <w:rPr>
+                <w:rFonts w:ascii="Times New Roman" w:cs="Times New Roman" w:eastAsia="Times New Roman" w:hAnsi="Times New Roman"/>
+                <w:b w:val="false"/>
+                <w:bCs w:val="false"/>
+                <w:sz w:val="24"/>
+                <w:szCs w:val="24"/>
+              </w:rPr>
+              <w:t xml:space="preserve">Registro de tiempos dentro del documento de desarrollo e integración de develop a main.</w:t>
+            </w:r>
+          </w:p>
+        </w:tc>
+      </w:tr>
+    </w:tbl>
+    <w:p>
+      <w:pPr>
+        <w:spacing w:after="160"/>
+      </w:pPr>
+    </w:p>
+    <w:p>
+      <w:pPr>
+        <w:spacing w:after="160" w:line="300"/>
+        <w:jc w:val="both"/>
+      </w:pPr>
+      <w:r>
+        <w:rPr>
+          <w:rFonts w:ascii="Times New Roman" w:cs="Times New Roman" w:eastAsia="Times New Roman" w:hAnsi="Times New Roman"/>
+          <w:sz w:val="24"/>
+          <w:szCs w:val="24"/>
+        </w:rPr>
+        <w:t xml:space="preserve">Resumen por historia de usuario:</w:t>
+      </w:r>
+    </w:p>
+    <w:p>
+      <w:pPr>
+        <w:spacing w:after="160"/>
+      </w:pPr>
+    </w:p>
+    <w:tbl>
+      <w:tblPr>
+        <w:tblW w:type="dxa" w:w="9360"/>
+        <w:tblBorders>
+          <w:top w:val="single" w:color="auto" w:sz="4"/>
+          <w:left w:val="single" w:color="auto" w:sz="4"/>
+          <w:bottom w:val="single" w:color="auto" w:sz="4"/>
+          <w:right w:val="single" w:color="auto" w:sz="4"/>
+          <w:insideH w:val="single" w:color="auto" w:sz="4"/>
+          <w:insideV w:val="single" w:color="auto" w:sz="4"/>
+        </w:tblBorders>
+      </w:tblPr>
+      <w:tblGrid>
+        <w:gridCol w:w="5560"/>
+        <w:gridCol w:w="1900"/>
+        <w:gridCol w:w="1900"/>
+      </w:tblGrid>
+      <w:tr>
+        <w:trPr>
+          <w:tblHeader/>
+        </w:trPr>
+        <w:tc>
+          <w:tcPr>
+            <w:tcW w:type="dxa" w:w="5560"/>
+            <w:shd w:fill="E7E6E6" w:val="clear"/>
+            <w:tcMar>
+              <w:top w:type="dxa" w:w="80"/>
+              <w:left w:type="dxa" w:w="120"/>
+              <w:bottom w:type="dxa" w:w="80"/>
+              <w:right w:type="dxa" w:w="120"/>
+            </w:tcMar>
+          </w:tcPr>
+          <w:p>
+            <w:pPr>
+              <w:spacing w:after="0"/>
+            </w:pPr>
+            <w:r>
+              <w:rPr>
+                <w:rFonts w:ascii="Times New Roman" w:cs="Times New Roman" w:eastAsia="Times New Roman" w:hAnsi="Times New Roman"/>
+                <w:b/>
+                <w:bCs/>
+                <w:sz w:val="24"/>
+                <w:szCs w:val="24"/>
+              </w:rPr>
+              <w:t xml:space="preserve">Historia o actividad</w:t>
+            </w:r>
+          </w:p>
+        </w:tc>
+        <w:tc>
+          <w:tcPr>
+            <w:tcW w:type="dxa" w:w="1900"/>
+            <w:shd w:fill="E7E6E6" w:val="clear"/>
+            <w:tcMar>
+              <w:top w:type="dxa" w:w="80"/>
+              <w:left w:type="dxa" w:w="120"/>
+              <w:bottom w:type="dxa" w:w="80"/>
+              <w:right w:type="dxa" w:w="120"/>
+            </w:tcMar>
+          </w:tcPr>
+          <w:p>
+            <w:pPr>
+              <w:spacing w:after="0"/>
+            </w:pPr>
+            <w:r>
+              <w:rPr>
+                <w:rFonts w:ascii="Times New Roman" w:cs="Times New Roman" w:eastAsia="Times New Roman" w:hAnsi="Times New Roman"/>
+                <w:b/>
+                <w:bCs/>
+                <w:sz w:val="24"/>
+                <w:szCs w:val="24"/>
+              </w:rPr>
+              <w:t xml:space="preserve">Tiempo</w:t>
+            </w:r>
+          </w:p>
+        </w:tc>
+        <w:tc>
+          <w:tcPr>
+            <w:tcW w:type="dxa" w:w="1900"/>
+            <w:shd w:fill="E7E6E6" w:val="clear"/>
+            <w:tcMar>
+              <w:top w:type="dxa" w:w="80"/>
+              <w:left w:type="dxa" w:w="120"/>
+              <w:bottom w:type="dxa" w:w="80"/>
+              <w:right w:type="dxa" w:w="120"/>
+            </w:tcMar>
+          </w:tcPr>
+          <w:p>
+            <w:pPr>
+              <w:spacing w:after="0"/>
+            </w:pPr>
+            <w:r>
+              <w:rPr>
+                <w:rFonts w:ascii="Times New Roman" w:cs="Times New Roman" w:eastAsia="Times New Roman" w:hAnsi="Times New Roman"/>
+                <w:b/>
+                <w:bCs/>
+                <w:sz w:val="24"/>
+                <w:szCs w:val="24"/>
+              </w:rPr>
+              <w:t xml:space="preserve">Horas</w:t>
+            </w:r>
+          </w:p>
+        </w:tc>
+      </w:tr>
+      <w:tr>
+        <w:tc>
+          <w:tcPr>
+            <w:tcW w:type="dxa" w:w="5560"/>
+            <w:tcMar>
+              <w:top w:type="dxa" w:w="80"/>
+              <w:left w:type="dxa" w:w="120"/>
+              <w:bottom w:type="dxa" w:w="80"/>
+              <w:right w:type="dxa" w:w="120"/>
+            </w:tcMar>
+          </w:tcPr>
+          <w:p>
+            <w:pPr>
+              <w:spacing w:after="0"/>
+            </w:pPr>
+            <w:r>
+              <w:rPr>
+                <w:rFonts w:ascii="Times New Roman" w:cs="Times New Roman" w:eastAsia="Times New Roman" w:hAnsi="Times New Roman"/>
+                <w:b w:val="false"/>
+                <w:bCs w:val="false"/>
+                <w:sz w:val="24"/>
+                <w:szCs w:val="24"/>
+              </w:rPr>
+              <w:t xml:space="preserve">Gestión del sprint</w:t>
+            </w:r>
+          </w:p>
+        </w:tc>
+        <w:tc>
+          <w:tcPr>
+            <w:tcW w:type="dxa" w:w="1900"/>
+            <w:tcMar>
+              <w:top w:type="dxa" w:w="80"/>
+              <w:left w:type="dxa" w:w="120"/>
+              <w:bottom w:type="dxa" w:w="80"/>
+              <w:right w:type="dxa" w:w="120"/>
+            </w:tcMar>
+          </w:tcPr>
+          <w:p>
+            <w:pPr>
+              <w:spacing w:after="0"/>
+            </w:pPr>
+            <w:r>
+              <w:rPr>
+                <w:rFonts w:ascii="Times New Roman" w:cs="Times New Roman" w:eastAsia="Times New Roman" w:hAnsi="Times New Roman"/>
+                <w:b w:val="false"/>
+                <w:bCs w:val="false"/>
+                <w:sz w:val="24"/>
+                <w:szCs w:val="24"/>
+              </w:rPr>
+              <w:t xml:space="preserve">1:30</w:t>
+            </w:r>
+          </w:p>
+        </w:tc>
+        <w:tc>
+          <w:tcPr>
+            <w:tcW w:type="dxa" w:w="1900"/>
+            <w:tcMar>
+              <w:top w:type="dxa" w:w="80"/>
+              <w:left w:type="dxa" w:w="120"/>
+              <w:bottom w:type="dxa" w:w="80"/>
+              <w:right w:type="dxa" w:w="120"/>
+            </w:tcMar>
+          </w:tcPr>
+          <w:p>
+            <w:pPr>
+              <w:spacing w:after="0"/>
+            </w:pPr>
+            <w:r>
+              <w:rPr>
+                <w:rFonts w:ascii="Times New Roman" w:cs="Times New Roman" w:eastAsia="Times New Roman" w:hAnsi="Times New Roman"/>
+                <w:b w:val="false"/>
+                <w:bCs w:val="false"/>
+                <w:sz w:val="24"/>
+                <w:szCs w:val="24"/>
+              </w:rPr>
+              <w:t xml:space="preserve">1.5</w:t>
+            </w:r>
+          </w:p>
+        </w:tc>
+      </w:tr>
+      <w:tr>
+        <w:tc>
+          <w:tcPr>
+            <w:tcW w:type="dxa" w:w="5560"/>
+            <w:tcMar>
+              <w:top w:type="dxa" w:w="80"/>
+              <w:left w:type="dxa" w:w="120"/>
+              <w:bottom w:type="dxa" w:w="80"/>
+              <w:right w:type="dxa" w:w="120"/>
+            </w:tcMar>
+          </w:tcPr>
+          <w:p>
+            <w:pPr>
+              <w:spacing w:after="0"/>
+            </w:pPr>
+            <w:r>
+              <w:rPr>
+                <w:rFonts w:ascii="Times New Roman" w:cs="Times New Roman" w:eastAsia="Times New Roman" w:hAnsi="Times New Roman"/>
+                <w:b w:val="false"/>
+                <w:bCs w:val="false"/>
+                <w:sz w:val="24"/>
+                <w:szCs w:val="24"/>
+              </w:rPr>
+              <w:t xml:space="preserve">HU-07 - Catálogo y servicios de consulta</w:t>
+            </w:r>
+          </w:p>
+        </w:tc>
+        <w:tc>
+          <w:tcPr>
+            <w:tcW w:type="dxa" w:w="1900"/>
+            <w:tcMar>
+              <w:top w:type="dxa" w:w="80"/>
+              <w:left w:type="dxa" w:w="120"/>
+              <w:bottom w:type="dxa" w:w="80"/>
+              <w:right w:type="dxa" w:w="120"/>
+            </w:tcMar>
+          </w:tcPr>
+          <w:p>
+            <w:pPr>
+              <w:spacing w:after="0"/>
+            </w:pPr>
+            <w:r>
+              <w:rPr>
+                <w:rFonts w:ascii="Times New Roman" w:cs="Times New Roman" w:eastAsia="Times New Roman" w:hAnsi="Times New Roman"/>
+                <w:b w:val="false"/>
+                <w:bCs w:val="false"/>
+                <w:sz w:val="24"/>
+                <w:szCs w:val="24"/>
+              </w:rPr>
+              <w:t xml:space="preserve">2:10</w:t>
+            </w:r>
+          </w:p>
+        </w:tc>
+        <w:tc>
+          <w:tcPr>
+            <w:tcW w:type="dxa" w:w="1900"/>
+            <w:tcMar>
+              <w:top w:type="dxa" w:w="80"/>
+              <w:left w:type="dxa" w:w="120"/>
+              <w:bottom w:type="dxa" w:w="80"/>
+              <w:right w:type="dxa" w:w="120"/>
+            </w:tcMar>
+          </w:tcPr>
+          <w:p>
+            <w:pPr>
+              <w:spacing w:after="0"/>
+            </w:pPr>
+            <w:r>
+              <w:rPr>
+                <w:rFonts w:ascii="Times New Roman" w:cs="Times New Roman" w:eastAsia="Times New Roman" w:hAnsi="Times New Roman"/>
+                <w:b w:val="false"/>
+                <w:bCs w:val="false"/>
+                <w:sz w:val="24"/>
+                <w:szCs w:val="24"/>
+              </w:rPr>
+              <w:t xml:space="preserve">2.2</w:t>
+            </w:r>
+          </w:p>
+        </w:tc>
+      </w:tr>
+      <w:tr>
+        <w:tc>
+          <w:tcPr>
+            <w:tcW w:type="dxa" w:w="5560"/>
+            <w:tcMar>
+              <w:top w:type="dxa" w:w="80"/>
+              <w:left w:type="dxa" w:w="120"/>
+              <w:bottom w:type="dxa" w:w="80"/>
+              <w:right w:type="dxa" w:w="120"/>
+            </w:tcMar>
+          </w:tcPr>
+          <w:p>
+            <w:pPr>
+              <w:spacing w:after="0"/>
+            </w:pPr>
+            <w:r>
+              <w:rPr>
+                <w:rFonts w:ascii="Times New Roman" w:cs="Times New Roman" w:eastAsia="Times New Roman" w:hAnsi="Times New Roman"/>
+                <w:b w:val="false"/>
+                <w:bCs w:val="false"/>
+                <w:sz w:val="24"/>
+                <w:szCs w:val="24"/>
+              </w:rPr>
+              <w:t xml:space="preserve">HU-08 - Listado y detalle de eventos</w:t>
+            </w:r>
+          </w:p>
+        </w:tc>
+        <w:tc>
+          <w:tcPr>
+            <w:tcW w:type="dxa" w:w="1900"/>
+            <w:tcMar>
+              <w:top w:type="dxa" w:w="80"/>
+              <w:left w:type="dxa" w:w="120"/>
+              <w:bottom w:type="dxa" w:w="80"/>
+              <w:right w:type="dxa" w:w="120"/>
+            </w:tcMar>
+          </w:tcPr>
+          <w:p>
+            <w:pPr>
+              <w:spacing w:after="0"/>
+            </w:pPr>
+            <w:r>
+              <w:rPr>
+                <w:rFonts w:ascii="Times New Roman" w:cs="Times New Roman" w:eastAsia="Times New Roman" w:hAnsi="Times New Roman"/>
+                <w:b w:val="false"/>
+                <w:bCs w:val="false"/>
+                <w:sz w:val="24"/>
+                <w:szCs w:val="24"/>
+              </w:rPr>
+              <w:t xml:space="preserve">1:50</w:t>
+            </w:r>
+          </w:p>
+        </w:tc>
+        <w:tc>
+          <w:tcPr>
+            <w:tcW w:type="dxa" w:w="1900"/>
+            <w:tcMar>
+              <w:top w:type="dxa" w:w="80"/>
+              <w:left w:type="dxa" w:w="120"/>
+              <w:bottom w:type="dxa" w:w="80"/>
+              <w:right w:type="dxa" w:w="120"/>
+            </w:tcMar>
+          </w:tcPr>
+          <w:p>
+            <w:pPr>
+              <w:spacing w:after="0"/>
+            </w:pPr>
+            <w:r>
+              <w:rPr>
+                <w:rFonts w:ascii="Times New Roman" w:cs="Times New Roman" w:eastAsia="Times New Roman" w:hAnsi="Times New Roman"/>
+                <w:b w:val="false"/>
+                <w:bCs w:val="false"/>
+                <w:sz w:val="24"/>
+                <w:szCs w:val="24"/>
+              </w:rPr>
+              <w:t xml:space="preserve">1.8</w:t>
+            </w:r>
+          </w:p>
+        </w:tc>
+      </w:tr>
+      <w:tr>
+        <w:tc>
+          <w:tcPr>
+            <w:tcW w:type="dxa" w:w="5560"/>
+            <w:tcMar>
+              <w:top w:type="dxa" w:w="80"/>
+              <w:left w:type="dxa" w:w="120"/>
+              <w:bottom w:type="dxa" w:w="80"/>
+              <w:right w:type="dxa" w:w="120"/>
+            </w:tcMar>
+          </w:tcPr>
+          <w:p>
+            <w:pPr>
+              <w:spacing w:after="0"/>
+            </w:pPr>
+            <w:r>
+              <w:rPr>
+                <w:rFonts w:ascii="Times New Roman" w:cs="Times New Roman" w:eastAsia="Times New Roman" w:hAnsi="Times New Roman"/>
+                <w:b w:val="false"/>
+                <w:bCs w:val="false"/>
+                <w:sz w:val="24"/>
+                <w:szCs w:val="24"/>
+              </w:rPr>
+              <w:t xml:space="preserve">HU-09 - Calendario de eventos</w:t>
+            </w:r>
+          </w:p>
+        </w:tc>
+        <w:tc>
+          <w:tcPr>
+            <w:tcW w:type="dxa" w:w="1900"/>
+            <w:tcMar>
+              <w:top w:type="dxa" w:w="80"/>
+              <w:left w:type="dxa" w:w="120"/>
+              <w:bottom w:type="dxa" w:w="80"/>
+              <w:right w:type="dxa" w:w="120"/>
+            </w:tcMar>
+          </w:tcPr>
+          <w:p>
+            <w:pPr>
+              <w:spacing w:after="0"/>
+            </w:pPr>
+            <w:r>
+              <w:rPr>
+                <w:rFonts w:ascii="Times New Roman" w:cs="Times New Roman" w:eastAsia="Times New Roman" w:hAnsi="Times New Roman"/>
+                <w:b w:val="false"/>
+                <w:bCs w:val="false"/>
+                <w:sz w:val="24"/>
+                <w:szCs w:val="24"/>
+              </w:rPr>
+              <w:t xml:space="preserve">2:15</w:t>
+            </w:r>
+          </w:p>
+        </w:tc>
+        <w:tc>
+          <w:tcPr>
+            <w:tcW w:type="dxa" w:w="1900"/>
+            <w:tcMar>
+              <w:top w:type="dxa" w:w="80"/>
+              <w:left w:type="dxa" w:w="120"/>
+              <w:bottom w:type="dxa" w:w="80"/>
+              <w:right w:type="dxa" w:w="120"/>
+            </w:tcMar>
+          </w:tcPr>
+          <w:p>
+            <w:pPr>
+              <w:spacing w:after="0"/>
+            </w:pPr>
+            <w:r>
+              <w:rPr>
+                <w:rFonts w:ascii="Times New Roman" w:cs="Times New Roman" w:eastAsia="Times New Roman" w:hAnsi="Times New Roman"/>
+                <w:b w:val="false"/>
+                <w:bCs w:val="false"/>
+                <w:sz w:val="24"/>
+                <w:szCs w:val="24"/>
+              </w:rPr>
+              <w:t xml:space="preserve">2.3</w:t>
+            </w:r>
+          </w:p>
+        </w:tc>
+      </w:tr>
+      <w:tr>
+        <w:tc>
+          <w:tcPr>
+            <w:tcW w:type="dxa" w:w="5560"/>
+            <w:tcMar>
+              <w:top w:type="dxa" w:w="80"/>
+              <w:left w:type="dxa" w:w="120"/>
+              <w:bottom w:type="dxa" w:w="80"/>
+              <w:right w:type="dxa" w:w="120"/>
+            </w:tcMar>
+          </w:tcPr>
+          <w:p>
+            <w:pPr>
+              <w:spacing w:after="0"/>
+            </w:pPr>
+            <w:r>
+              <w:rPr>
+                <w:rFonts w:ascii="Times New Roman" w:cs="Times New Roman" w:eastAsia="Times New Roman" w:hAnsi="Times New Roman"/>
+                <w:b w:val="false"/>
+                <w:bCs w:val="false"/>
+                <w:sz w:val="24"/>
+                <w:szCs w:val="24"/>
+              </w:rPr>
+              <w:t xml:space="preserve">HU-10 - Filtros y buscador</w:t>
+            </w:r>
+          </w:p>
+        </w:tc>
+        <w:tc>
+          <w:tcPr>
+            <w:tcW w:type="dxa" w:w="1900"/>
+            <w:tcMar>
+              <w:top w:type="dxa" w:w="80"/>
+              <w:left w:type="dxa" w:w="120"/>
+              <w:bottom w:type="dxa" w:w="80"/>
+              <w:right w:type="dxa" w:w="120"/>
+            </w:tcMar>
+          </w:tcPr>
+          <w:p>
+            <w:pPr>
+              <w:spacing w:after="0"/>
+            </w:pPr>
+            <w:r>
+              <w:rPr>
+                <w:rFonts w:ascii="Times New Roman" w:cs="Times New Roman" w:eastAsia="Times New Roman" w:hAnsi="Times New Roman"/>
+                <w:b w:val="false"/>
+                <w:bCs w:val="false"/>
+                <w:sz w:val="24"/>
+                <w:szCs w:val="24"/>
+              </w:rPr>
+              <w:t xml:space="preserve">1:38</w:t>
+            </w:r>
+          </w:p>
+        </w:tc>
+        <w:tc>
+          <w:tcPr>
+            <w:tcW w:type="dxa" w:w="1900"/>
+            <w:tcMar>
+              <w:top w:type="dxa" w:w="80"/>
+              <w:left w:type="dxa" w:w="120"/>
+              <w:bottom w:type="dxa" w:w="80"/>
+              <w:right w:type="dxa" w:w="120"/>
+            </w:tcMar>
+          </w:tcPr>
+          <w:p>
+            <w:pPr>
+              <w:spacing w:after="0"/>
+            </w:pPr>
+            <w:r>
+              <w:rPr>
+                <w:rFonts w:ascii="Times New Roman" w:cs="Times New Roman" w:eastAsia="Times New Roman" w:hAnsi="Times New Roman"/>
+                <w:b w:val="false"/>
+                <w:bCs w:val="false"/>
+                <w:sz w:val="24"/>
+                <w:szCs w:val="24"/>
+              </w:rPr>
+              <w:t xml:space="preserve">1.6</w:t>
+            </w:r>
+          </w:p>
+        </w:tc>
+      </w:tr>
+      <w:tr>
+        <w:tc>
+          <w:tcPr>
+            <w:tcW w:type="dxa" w:w="5560"/>
+            <w:tcMar>
+              <w:top w:type="dxa" w:w="80"/>
+              <w:left w:type="dxa" w:w="120"/>
+              <w:bottom w:type="dxa" w:w="80"/>
+              <w:right w:type="dxa" w:w="120"/>
+            </w:tcMar>
+          </w:tcPr>
+          <w:p>
+            <w:pPr>
+              <w:spacing w:after="0"/>
+            </w:pPr>
+            <w:r>
+              <w:rPr>
+                <w:rFonts w:ascii="Times New Roman" w:cs="Times New Roman" w:eastAsia="Times New Roman" w:hAnsi="Times New Roman"/>
+                <w:b w:val="false"/>
+                <w:bCs w:val="false"/>
+                <w:sz w:val="24"/>
+                <w:szCs w:val="24"/>
+              </w:rPr>
+              <w:t xml:space="preserve">HU-11 - Administración de eventos</w:t>
+            </w:r>
+          </w:p>
+        </w:tc>
+        <w:tc>
+          <w:tcPr>
+            <w:tcW w:type="dxa" w:w="1900"/>
+            <w:tcMar>
+              <w:top w:type="dxa" w:w="80"/>
+              <w:left w:type="dxa" w:w="120"/>
+              <w:bottom w:type="dxa" w:w="80"/>
+              <w:right w:type="dxa" w:w="120"/>
+            </w:tcMar>
+          </w:tcPr>
+          <w:p>
+            <w:pPr>
+              <w:spacing w:after="0"/>
+            </w:pPr>
+            <w:r>
+              <w:rPr>
+                <w:rFonts w:ascii="Times New Roman" w:cs="Times New Roman" w:eastAsia="Times New Roman" w:hAnsi="Times New Roman"/>
+                <w:b w:val="false"/>
+                <w:bCs w:val="false"/>
+                <w:sz w:val="24"/>
+                <w:szCs w:val="24"/>
+              </w:rPr>
+              <w:t xml:space="preserve">3:45</w:t>
+            </w:r>
+          </w:p>
+        </w:tc>
+        <w:tc>
+          <w:tcPr>
+            <w:tcW w:type="dxa" w:w="1900"/>
+            <w:tcMar>
+              <w:top w:type="dxa" w:w="80"/>
+              <w:left w:type="dxa" w:w="120"/>
+              <w:bottom w:type="dxa" w:w="80"/>
+              <w:right w:type="dxa" w:w="120"/>
+            </w:tcMar>
+          </w:tcPr>
+          <w:p>
+            <w:pPr>
+              <w:spacing w:after="0"/>
+            </w:pPr>
+            <w:r>
+              <w:rPr>
+                <w:rFonts w:ascii="Times New Roman" w:cs="Times New Roman" w:eastAsia="Times New Roman" w:hAnsi="Times New Roman"/>
+                <w:b w:val="false"/>
+                <w:bCs w:val="false"/>
+                <w:sz w:val="24"/>
+                <w:szCs w:val="24"/>
+              </w:rPr>
+              <w:t xml:space="preserve">3.7</w:t>
+            </w:r>
+          </w:p>
+        </w:tc>
+      </w:tr>
+      <w:tr>
+        <w:tc>
+          <w:tcPr>
+            <w:tcW w:type="dxa" w:w="5560"/>
+            <w:tcMar>
+              <w:top w:type="dxa" w:w="80"/>
+              <w:left w:type="dxa" w:w="120"/>
+              <w:bottom w:type="dxa" w:w="80"/>
+              <w:right w:type="dxa" w:w="120"/>
+            </w:tcMar>
+          </w:tcPr>
+          <w:p>
+            <w:pPr>
+              <w:spacing w:after="0"/>
+            </w:pPr>
+            <w:r>
+              <w:rPr>
+                <w:rFonts w:ascii="Times New Roman" w:cs="Times New Roman" w:eastAsia="Times New Roman" w:hAnsi="Times New Roman"/>
+                <w:b w:val="false"/>
+                <w:bCs w:val="false"/>
+                <w:sz w:val="24"/>
+                <w:szCs w:val="24"/>
+              </w:rPr>
+              <w:t xml:space="preserve">HU-12 - Imágenes e integración en la portada</w:t>
+            </w:r>
+          </w:p>
+        </w:tc>
+        <w:tc>
+          <w:tcPr>
+            <w:tcW w:type="dxa" w:w="1900"/>
+            <w:tcMar>
+              <w:top w:type="dxa" w:w="80"/>
+              <w:left w:type="dxa" w:w="120"/>
+              <w:bottom w:type="dxa" w:w="80"/>
+              <w:right w:type="dxa" w:w="120"/>
+            </w:tcMar>
+          </w:tcPr>
+          <w:p>
+            <w:pPr>
+              <w:spacing w:after="0"/>
+            </w:pPr>
+            <w:r>
+              <w:rPr>
+                <w:rFonts w:ascii="Times New Roman" w:cs="Times New Roman" w:eastAsia="Times New Roman" w:hAnsi="Times New Roman"/>
+                <w:b w:val="false"/>
+                <w:bCs w:val="false"/>
+                <w:sz w:val="24"/>
+                <w:szCs w:val="24"/>
+              </w:rPr>
+              <w:t xml:space="preserve">0:55</w:t>
+            </w:r>
+          </w:p>
+        </w:tc>
+        <w:tc>
+          <w:tcPr>
+            <w:tcW w:type="dxa" w:w="1900"/>
+            <w:tcMar>
+              <w:top w:type="dxa" w:w="80"/>
+              <w:left w:type="dxa" w:w="120"/>
+              <w:bottom w:type="dxa" w:w="80"/>
+              <w:right w:type="dxa" w:w="120"/>
+            </w:tcMar>
+          </w:tcPr>
+          <w:p>
+            <w:pPr>
+              <w:spacing w:after="0"/>
+            </w:pPr>
+            <w:r>
+              <w:rPr>
+                <w:rFonts w:ascii="Times New Roman" w:cs="Times New Roman" w:eastAsia="Times New Roman" w:hAnsi="Times New Roman"/>
+                <w:b w:val="false"/>
+                <w:bCs w:val="false"/>
+                <w:sz w:val="24"/>
+                <w:szCs w:val="24"/>
+              </w:rPr>
+              <w:t xml:space="preserve">0.9</w:t>
+            </w:r>
+          </w:p>
+        </w:tc>
+      </w:tr>
+      <w:tr>
+        <w:tc>
+          <w:tcPr>
+            <w:tcW w:type="dxa" w:w="5560"/>
+            <w:tcMar>
+              <w:top w:type="dxa" w:w="80"/>
+              <w:left w:type="dxa" w:w="120"/>
+              <w:bottom w:type="dxa" w:w="80"/>
+              <w:right w:type="dxa" w:w="120"/>
+            </w:tcMar>
+          </w:tcPr>
+          <w:p>
+            <w:pPr>
+              <w:spacing w:after="0"/>
+            </w:pPr>
+            <w:r>
+              <w:rPr>
+                <w:rFonts w:ascii="Times New Roman" w:cs="Times New Roman" w:eastAsia="Times New Roman" w:hAnsi="Times New Roman"/>
+                <w:b w:val="false"/>
+                <w:bCs w:val="false"/>
+                <w:sz w:val="24"/>
+                <w:szCs w:val="24"/>
+              </w:rPr>
+              <w:t xml:space="preserve">Revisión y verificación final</w:t>
+            </w:r>
+          </w:p>
+        </w:tc>
+        <w:tc>
+          <w:tcPr>
+            <w:tcW w:type="dxa" w:w="1900"/>
+            <w:tcMar>
+              <w:top w:type="dxa" w:w="80"/>
+              <w:left w:type="dxa" w:w="120"/>
+              <w:bottom w:type="dxa" w:w="80"/>
+              <w:right w:type="dxa" w:w="120"/>
+            </w:tcMar>
+          </w:tcPr>
+          <w:p>
+            <w:pPr>
+              <w:spacing w:after="0"/>
+            </w:pPr>
+            <w:r>
+              <w:rPr>
+                <w:rFonts w:ascii="Times New Roman" w:cs="Times New Roman" w:eastAsia="Times New Roman" w:hAnsi="Times New Roman"/>
+                <w:b w:val="false"/>
+                <w:bCs w:val="false"/>
+                <w:sz w:val="24"/>
+                <w:szCs w:val="24"/>
+              </w:rPr>
+              <w:t xml:space="preserve">0:55</w:t>
+            </w:r>
+          </w:p>
+        </w:tc>
+        <w:tc>
+          <w:tcPr>
+            <w:tcW w:type="dxa" w:w="1900"/>
+            <w:tcMar>
+              <w:top w:type="dxa" w:w="80"/>
+              <w:left w:type="dxa" w:w="120"/>
+              <w:bottom w:type="dxa" w:w="80"/>
+              <w:right w:type="dxa" w:w="120"/>
+            </w:tcMar>
+          </w:tcPr>
+          <w:p>
+            <w:pPr>
+              <w:spacing w:after="0"/>
+            </w:pPr>
+            <w:r>
+              <w:rPr>
+                <w:rFonts w:ascii="Times New Roman" w:cs="Times New Roman" w:eastAsia="Times New Roman" w:hAnsi="Times New Roman"/>
+                <w:b w:val="false"/>
+                <w:bCs w:val="false"/>
+                <w:sz w:val="24"/>
+                <w:szCs w:val="24"/>
+              </w:rPr>
+              <w:t xml:space="preserve">0.9</w:t>
+            </w:r>
+          </w:p>
+        </w:tc>
+      </w:tr>
+      <w:tr>
+        <w:tc>
+          <w:tcPr>
+            <w:tcW w:type="dxa" w:w="5560"/>
+            <w:tcMar>
+              <w:top w:type="dxa" w:w="80"/>
+              <w:left w:type="dxa" w:w="120"/>
+              <w:bottom w:type="dxa" w:w="80"/>
+              <w:right w:type="dxa" w:w="120"/>
+            </w:tcMar>
+          </w:tcPr>
+          <w:p>
+            <w:pPr>
+              <w:spacing w:after="0"/>
+            </w:pPr>
+            <w:r>
+              <w:rPr>
+                <w:rFonts w:ascii="Times New Roman" w:cs="Times New Roman" w:eastAsia="Times New Roman" w:hAnsi="Times New Roman"/>
+                <w:b w:val="false"/>
+                <w:bCs w:val="false"/>
+                <w:sz w:val="24"/>
+                <w:szCs w:val="24"/>
+              </w:rPr>
+              <w:t xml:space="preserve">Documentación del sprint</w:t>
+            </w:r>
+          </w:p>
+        </w:tc>
+        <w:tc>
+          <w:tcPr>
+            <w:tcW w:type="dxa" w:w="1900"/>
+            <w:tcMar>
+              <w:top w:type="dxa" w:w="80"/>
+              <w:left w:type="dxa" w:w="120"/>
+              <w:bottom w:type="dxa" w:w="80"/>
+              <w:right w:type="dxa" w:w="120"/>
+            </w:tcMar>
+          </w:tcPr>
+          <w:p>
+            <w:pPr>
+              <w:spacing w:after="0"/>
+            </w:pPr>
+            <w:r>
+              <w:rPr>
+                <w:rFonts w:ascii="Times New Roman" w:cs="Times New Roman" w:eastAsia="Times New Roman" w:hAnsi="Times New Roman"/>
+                <w:b w:val="false"/>
+                <w:bCs w:val="false"/>
+                <w:sz w:val="24"/>
+                <w:szCs w:val="24"/>
+              </w:rPr>
+              <w:t xml:space="preserve">3:10</w:t>
+            </w:r>
+          </w:p>
+        </w:tc>
+        <w:tc>
+          <w:tcPr>
+            <w:tcW w:type="dxa" w:w="1900"/>
+            <w:tcMar>
+              <w:top w:type="dxa" w:w="80"/>
+              <w:left w:type="dxa" w:w="120"/>
+              <w:bottom w:type="dxa" w:w="80"/>
+              <w:right w:type="dxa" w:w="120"/>
+            </w:tcMar>
+          </w:tcPr>
+          <w:p>
+            <w:pPr>
+              <w:spacing w:after="0"/>
+            </w:pPr>
+            <w:r>
+              <w:rPr>
+                <w:rFonts w:ascii="Times New Roman" w:cs="Times New Roman" w:eastAsia="Times New Roman" w:hAnsi="Times New Roman"/>
+                <w:b w:val="false"/>
+                <w:bCs w:val="false"/>
+                <w:sz w:val="24"/>
+                <w:szCs w:val="24"/>
+              </w:rPr>
+              <w:t xml:space="preserve">3.2</w:t>
+            </w:r>
+          </w:p>
+        </w:tc>
+      </w:tr>
+      <w:tr>
+        <w:tc>
+          <w:tcPr>
+            <w:tcW w:type="dxa" w:w="5560"/>
+            <w:tcMar>
+              <w:top w:type="dxa" w:w="80"/>
+              <w:left w:type="dxa" w:w="120"/>
+              <w:bottom w:type="dxa" w:w="80"/>
+              <w:right w:type="dxa" w:w="120"/>
+            </w:tcMar>
+          </w:tcPr>
+          <w:p>
+            <w:pPr>
+              <w:spacing w:after="0"/>
+            </w:pPr>
+            <w:r>
+              <w:rPr>
+                <w:rFonts w:ascii="Times New Roman" w:cs="Times New Roman" w:eastAsia="Times New Roman" w:hAnsi="Times New Roman"/>
+                <w:b w:val="false"/>
+                <w:bCs w:val="false"/>
+                <w:sz w:val="24"/>
+                <w:szCs w:val="24"/>
+              </w:rPr>
+              <w:t xml:space="preserve">Total</w:t>
+            </w:r>
+          </w:p>
+        </w:tc>
+        <w:tc>
+          <w:tcPr>
+            <w:tcW w:type="dxa" w:w="1900"/>
+            <w:tcMar>
+              <w:top w:type="dxa" w:w="80"/>
+              <w:left w:type="dxa" w:w="120"/>
+              <w:bottom w:type="dxa" w:w="80"/>
+              <w:right w:type="dxa" w:w="120"/>
+            </w:tcMar>
+          </w:tcPr>
+          <w:p>
+            <w:pPr>
+              <w:spacing w:after="0"/>
+            </w:pPr>
+            <w:r>
+              <w:rPr>
+                <w:rFonts w:ascii="Times New Roman" w:cs="Times New Roman" w:eastAsia="Times New Roman" w:hAnsi="Times New Roman"/>
+                <w:b w:val="false"/>
+                <w:bCs w:val="false"/>
+                <w:sz w:val="24"/>
+                <w:szCs w:val="24"/>
+              </w:rPr>
+              <w:t xml:space="preserve">18:08</w:t>
+            </w:r>
+          </w:p>
+        </w:tc>
+        <w:tc>
+          <w:tcPr>
+            <w:tcW w:type="dxa" w:w="1900"/>
+            <w:tcMar>
+              <w:top w:type="dxa" w:w="80"/>
+              <w:left w:type="dxa" w:w="120"/>
+              <w:bottom w:type="dxa" w:w="80"/>
+              <w:right w:type="dxa" w:w="120"/>
+            </w:tcMar>
+          </w:tcPr>
+          <w:p>
+            <w:pPr>
+              <w:spacing w:after="0"/>
+            </w:pPr>
+            <w:r>
+              <w:rPr>
+                <w:rFonts w:ascii="Times New Roman" w:cs="Times New Roman" w:eastAsia="Times New Roman" w:hAnsi="Times New Roman"/>
+                <w:b w:val="false"/>
+                <w:bCs w:val="false"/>
+                <w:sz w:val="24"/>
+                <w:szCs w:val="24"/>
+              </w:rPr>
+              <w:t xml:space="preserve">18.1</w:t>
+            </w:r>
+          </w:p>
+        </w:tc>
+      </w:tr>
+    </w:tbl>
+    <w:p>
+      <w:pPr>
+        <w:pStyle w:val="Heading2"/>
+        <w:spacing w:after="160" w:before="280"/>
+      </w:pPr>
+      <w:r>
+        <w:rPr>
+          <w:rFonts w:ascii="Times New Roman" w:cs="Times New Roman" w:eastAsia="Times New Roman" w:hAnsi="Times New Roman"/>
+          <w:b/>
+          <w:bCs/>
+          <w:color w:val="000000"/>
+          <w:sz w:val="30"/>
+          <w:szCs w:val="30"/>
+        </w:rPr>
+        <w:t xml:space="preserve">10.2. Juan Gabriel Gualim Molina - 24852</w:t>
+      </w:r>
+    </w:p>
+    <w:p>
+      <w:pPr>
+        <w:spacing w:after="160"/>
+      </w:pPr>
+    </w:p>
+    <w:tbl>
+      <w:tblPr>
+        <w:tblW w:type="dxa" w:w="9360"/>
+        <w:tblBorders>
+          <w:top w:val="single" w:color="auto" w:sz="4"/>
+          <w:left w:val="single" w:color="auto" w:sz="4"/>
+          <w:bottom w:val="single" w:color="auto" w:sz="4"/>
+          <w:right w:val="single" w:color="auto" w:sz="4"/>
+          <w:insideH w:val="single" w:color="auto" w:sz="4"/>
+          <w:insideV w:val="single" w:color="auto" w:sz="4"/>
+        </w:tblBorders>
+      </w:tblPr>
+      <w:tblGrid>
+        <w:gridCol w:w="900"/>
+        <w:gridCol w:w="680"/>
+        <w:gridCol w:w="680"/>
+        <w:gridCol w:w="1120"/>
+        <w:gridCol w:w="900"/>
+        <w:gridCol w:w="1280"/>
+        <w:gridCol w:w="3800"/>
+      </w:tblGrid>
+      <w:tr>
+        <w:trPr>
+          <w:tblHeader/>
+        </w:trPr>
+        <w:tc>
+          <w:tcPr>
+            <w:tcW w:type="dxa" w:w="900"/>
+            <w:shd w:fill="E7E6E6" w:val="clear"/>
+            <w:tcMar>
+              <w:top w:type="dxa" w:w="80"/>
+              <w:left w:type="dxa" w:w="120"/>
+              <w:bottom w:type="dxa" w:w="80"/>
+              <w:right w:type="dxa" w:w="120"/>
+            </w:tcMar>
+          </w:tcPr>
+          <w:p>
+            <w:pPr>
+              <w:spacing w:after="0"/>
+            </w:pPr>
+            <w:r>
+              <w:rPr>
+                <w:rFonts w:ascii="Times New Roman" w:cs="Times New Roman" w:eastAsia="Times New Roman" w:hAnsi="Times New Roman"/>
+                <w:b/>
+                <w:bCs/>
+                <w:sz w:val="24"/>
+                <w:szCs w:val="24"/>
+              </w:rPr>
+              <w:t xml:space="preserve">Fecha</w:t>
+            </w:r>
+          </w:p>
+        </w:tc>
+        <w:tc>
+          <w:tcPr>
+            <w:tcW w:type="dxa" w:w="680"/>
+            <w:shd w:fill="E7E6E6" w:val="clear"/>
+            <w:tcMar>
+              <w:top w:type="dxa" w:w="80"/>
+              <w:left w:type="dxa" w:w="120"/>
+              <w:bottom w:type="dxa" w:w="80"/>
+              <w:right w:type="dxa" w:w="120"/>
+            </w:tcMar>
+          </w:tcPr>
+          <w:p>
+            <w:pPr>
+              <w:spacing w:after="0"/>
+            </w:pPr>
+            <w:r>
+              <w:rPr>
+                <w:rFonts w:ascii="Times New Roman" w:cs="Times New Roman" w:eastAsia="Times New Roman" w:hAnsi="Times New Roman"/>
+                <w:b/>
+                <w:bCs/>
+                <w:sz w:val="24"/>
+                <w:szCs w:val="24"/>
+              </w:rPr>
+              <w:t xml:space="preserve">Inicio</w:t>
+            </w:r>
+          </w:p>
+        </w:tc>
+        <w:tc>
+          <w:tcPr>
+            <w:tcW w:type="dxa" w:w="680"/>
+            <w:shd w:fill="E7E6E6" w:val="clear"/>
+            <w:tcMar>
+              <w:top w:type="dxa" w:w="80"/>
+              <w:left w:type="dxa" w:w="120"/>
+              <w:bottom w:type="dxa" w:w="80"/>
+              <w:right w:type="dxa" w:w="120"/>
+            </w:tcMar>
+          </w:tcPr>
+          <w:p>
+            <w:pPr>
+              <w:spacing w:after="0"/>
+            </w:pPr>
+            <w:r>
+              <w:rPr>
+                <w:rFonts w:ascii="Times New Roman" w:cs="Times New Roman" w:eastAsia="Times New Roman" w:hAnsi="Times New Roman"/>
+                <w:b/>
+                <w:bCs/>
+                <w:sz w:val="24"/>
+                <w:szCs w:val="24"/>
+              </w:rPr>
+              <w:t xml:space="preserve">Fin</w:t>
+            </w:r>
+          </w:p>
+        </w:tc>
+        <w:tc>
+          <w:tcPr>
+            <w:tcW w:type="dxa" w:w="1120"/>
+            <w:shd w:fill="E7E6E6" w:val="clear"/>
+            <w:tcMar>
+              <w:top w:type="dxa" w:w="80"/>
+              <w:left w:type="dxa" w:w="120"/>
+              <w:bottom w:type="dxa" w:w="80"/>
+              <w:right w:type="dxa" w:w="120"/>
+            </w:tcMar>
+          </w:tcPr>
+          <w:p>
+            <w:pPr>
+              <w:spacing w:after="0"/>
+            </w:pPr>
+            <w:r>
+              <w:rPr>
+                <w:rFonts w:ascii="Times New Roman" w:cs="Times New Roman" w:eastAsia="Times New Roman" w:hAnsi="Times New Roman"/>
+                <w:b/>
+                <w:bCs/>
+                <w:sz w:val="24"/>
+                <w:szCs w:val="24"/>
+              </w:rPr>
+              <w:t xml:space="preserve">Interrupción</w:t>
+            </w:r>
+          </w:p>
+        </w:tc>
+        <w:tc>
+          <w:tcPr>
+            <w:tcW w:type="dxa" w:w="900"/>
+            <w:shd w:fill="E7E6E6" w:val="clear"/>
+            <w:tcMar>
+              <w:top w:type="dxa" w:w="80"/>
+              <w:left w:type="dxa" w:w="120"/>
+              <w:bottom w:type="dxa" w:w="80"/>
+              <w:right w:type="dxa" w:w="120"/>
+            </w:tcMar>
+          </w:tcPr>
+          <w:p>
+            <w:pPr>
+              <w:spacing w:after="0"/>
+            </w:pPr>
+            <w:r>
+              <w:rPr>
+                <w:rFonts w:ascii="Times New Roman" w:cs="Times New Roman" w:eastAsia="Times New Roman" w:hAnsi="Times New Roman"/>
+                <w:b/>
+                <w:bCs/>
+                <w:sz w:val="24"/>
+                <w:szCs w:val="24"/>
+              </w:rPr>
+              <w:t xml:space="preserve">Delta</w:t>
+            </w:r>
+          </w:p>
+        </w:tc>
+        <w:tc>
+          <w:tcPr>
+            <w:tcW w:type="dxa" w:w="1280"/>
+            <w:shd w:fill="E7E6E6" w:val="clear"/>
+            <w:tcMar>
+              <w:top w:type="dxa" w:w="80"/>
+              <w:left w:type="dxa" w:w="120"/>
+              <w:bottom w:type="dxa" w:w="80"/>
+              <w:right w:type="dxa" w:w="120"/>
+            </w:tcMar>
+          </w:tcPr>
+          <w:p>
+            <w:pPr>
+              <w:spacing w:after="0"/>
+            </w:pPr>
+            <w:r>
+              <w:rPr>
+                <w:rFonts w:ascii="Times New Roman" w:cs="Times New Roman" w:eastAsia="Times New Roman" w:hAnsi="Times New Roman"/>
+                <w:b/>
+                <w:bCs/>
+                <w:sz w:val="24"/>
+                <w:szCs w:val="24"/>
+              </w:rPr>
+              <w:t xml:space="preserve">Fase</w:t>
+            </w:r>
+          </w:p>
+        </w:tc>
+        <w:tc>
+          <w:tcPr>
+            <w:tcW w:type="dxa" w:w="3800"/>
+            <w:shd w:fill="E7E6E6" w:val="clear"/>
+            <w:tcMar>
+              <w:top w:type="dxa" w:w="80"/>
+              <w:left w:type="dxa" w:w="120"/>
+              <w:bottom w:type="dxa" w:w="80"/>
+              <w:right w:type="dxa" w:w="120"/>
+            </w:tcMar>
+          </w:tcPr>
+          <w:p>
+            <w:pPr>
+              <w:spacing w:after="0"/>
+            </w:pPr>
+            <w:r>
+              <w:rPr>
+                <w:rFonts w:ascii="Times New Roman" w:cs="Times New Roman" w:eastAsia="Times New Roman" w:hAnsi="Times New Roman"/>
+                <w:b/>
+                <w:bCs/>
+                <w:sz w:val="24"/>
+                <w:szCs w:val="24"/>
+              </w:rPr>
+              <w:t xml:space="preserve">Comentarios</w:t>
+            </w:r>
+          </w:p>
+        </w:tc>
+      </w:tr>
+      <w:tr>
+        <w:tc>
+          <w:tcPr>
+            <w:tcW w:type="dxa" w:w="900"/>
+            <w:tcMar>
+              <w:top w:type="dxa" w:w="80"/>
+              <w:left w:type="dxa" w:w="120"/>
+              <w:bottom w:type="dxa" w:w="80"/>
+              <w:right w:type="dxa" w:w="120"/>
+            </w:tcMar>
+          </w:tcPr>
+          <w:p>
+            <w:pPr>
+              <w:spacing w:after="0"/>
+            </w:pPr>
+            <w:r>
+              <w:rPr>
+                <w:rFonts w:ascii="Times New Roman" w:cs="Times New Roman" w:eastAsia="Times New Roman" w:hAnsi="Times New Roman"/>
+                <w:b w:val="false"/>
+                <w:bCs w:val="false"/>
+                <w:sz w:val="24"/>
+                <w:szCs w:val="24"/>
+              </w:rPr>
+              <w:t xml:space="preserve">10/09/2026</w:t>
+            </w:r>
+          </w:p>
+        </w:tc>
+        <w:tc>
+          <w:tcPr>
+            <w:tcW w:type="dxa" w:w="680"/>
+            <w:tcMar>
+              <w:top w:type="dxa" w:w="80"/>
+              <w:left w:type="dxa" w:w="120"/>
+              <w:bottom w:type="dxa" w:w="80"/>
+              <w:right w:type="dxa" w:w="120"/>
+            </w:tcMar>
+          </w:tcPr>
+          <w:p>
+            <w:pPr>
+              <w:spacing w:after="0"/>
+            </w:pPr>
+            <w:r>
+              <w:rPr>
+                <w:rFonts w:ascii="Times New Roman" w:cs="Times New Roman" w:eastAsia="Times New Roman" w:hAnsi="Times New Roman"/>
+                <w:b w:val="false"/>
+                <w:bCs w:val="false"/>
+                <w:sz w:val="24"/>
+                <w:szCs w:val="24"/>
+              </w:rPr>
+              <w:t xml:space="preserve">19:30</w:t>
+            </w:r>
+          </w:p>
+        </w:tc>
+        <w:tc>
+          <w:tcPr>
+            <w:tcW w:type="dxa" w:w="680"/>
+            <w:tcMar>
+              <w:top w:type="dxa" w:w="80"/>
+              <w:left w:type="dxa" w:w="120"/>
+              <w:bottom w:type="dxa" w:w="80"/>
+              <w:right w:type="dxa" w:w="120"/>
+            </w:tcMar>
+          </w:tcPr>
+          <w:p>
+            <w:pPr>
+              <w:spacing w:after="0"/>
+            </w:pPr>
+            <w:r>
+              <w:rPr>
+                <w:rFonts w:ascii="Times New Roman" w:cs="Times New Roman" w:eastAsia="Times New Roman" w:hAnsi="Times New Roman"/>
+                <w:b w:val="false"/>
+                <w:bCs w:val="false"/>
+                <w:sz w:val="24"/>
+                <w:szCs w:val="24"/>
+              </w:rPr>
+              <w:t xml:space="preserve">20:30</w:t>
+            </w:r>
+          </w:p>
+        </w:tc>
+        <w:tc>
+          <w:tcPr>
+            <w:tcW w:type="dxa" w:w="1120"/>
+            <w:tcMar>
+              <w:top w:type="dxa" w:w="80"/>
+              <w:left w:type="dxa" w:w="120"/>
+              <w:bottom w:type="dxa" w:w="80"/>
+              <w:right w:type="dxa" w:w="120"/>
+            </w:tcMar>
+          </w:tcPr>
+          <w:p>
+            <w:pPr>
+              <w:spacing w:after="0"/>
+            </w:pPr>
+            <w:r>
+              <w:rPr>
+                <w:rFonts w:ascii="Times New Roman" w:cs="Times New Roman" w:eastAsia="Times New Roman" w:hAnsi="Times New Roman"/>
+                <w:b w:val="false"/>
+                <w:bCs w:val="false"/>
+                <w:sz w:val="24"/>
+                <w:szCs w:val="24"/>
+              </w:rPr>
+              <w:t xml:space="preserve">0:05</w:t>
+            </w:r>
+          </w:p>
+        </w:tc>
+        <w:tc>
+          <w:tcPr>
+            <w:tcW w:type="dxa" w:w="900"/>
+            <w:tcMar>
+              <w:top w:type="dxa" w:w="80"/>
+              <w:left w:type="dxa" w:w="120"/>
+              <w:bottom w:type="dxa" w:w="80"/>
+              <w:right w:type="dxa" w:w="120"/>
+            </w:tcMar>
+          </w:tcPr>
+          <w:p>
+            <w:pPr>
+              <w:spacing w:after="0"/>
+            </w:pPr>
+            <w:r>
+              <w:rPr>
+                <w:rFonts w:ascii="Times New Roman" w:cs="Times New Roman" w:eastAsia="Times New Roman" w:hAnsi="Times New Roman"/>
+                <w:b w:val="false"/>
+                <w:bCs w:val="false"/>
+                <w:sz w:val="24"/>
+                <w:szCs w:val="24"/>
+              </w:rPr>
+              <w:t xml:space="preserve">0:55</w:t>
+            </w:r>
+          </w:p>
+        </w:tc>
+        <w:tc>
+          <w:tcPr>
+            <w:tcW w:type="dxa" w:w="1280"/>
+            <w:tcMar>
+              <w:top w:type="dxa" w:w="80"/>
+              <w:left w:type="dxa" w:w="120"/>
+              <w:bottom w:type="dxa" w:w="80"/>
+              <w:right w:type="dxa" w:w="120"/>
+            </w:tcMar>
+          </w:tcPr>
+          <w:p>
+            <w:pPr>
+              <w:spacing w:after="0"/>
+            </w:pPr>
+            <w:r>
+              <w:rPr>
+                <w:rFonts w:ascii="Times New Roman" w:cs="Times New Roman" w:eastAsia="Times New Roman" w:hAnsi="Times New Roman"/>
+                <w:b w:val="false"/>
+                <w:bCs w:val="false"/>
+                <w:sz w:val="24"/>
+                <w:szCs w:val="24"/>
+              </w:rPr>
+              <w:t xml:space="preserve">Planificación</w:t>
+            </w:r>
+          </w:p>
+        </w:tc>
+        <w:tc>
+          <w:tcPr>
+            <w:tcW w:type="dxa" w:w="3800"/>
+            <w:tcMar>
+              <w:top w:type="dxa" w:w="80"/>
+              <w:left w:type="dxa" w:w="120"/>
+              <w:bottom w:type="dxa" w:w="80"/>
+              <w:right w:type="dxa" w:w="120"/>
+            </w:tcMar>
+          </w:tcPr>
+          <w:p>
+            <w:pPr>
+              <w:spacing w:after="0"/>
+            </w:pPr>
+            <w:r>
+              <w:rPr>
+                <w:rFonts w:ascii="Times New Roman" w:cs="Times New Roman" w:eastAsia="Times New Roman" w:hAnsi="Times New Roman"/>
+                <w:b w:val="false"/>
+                <w:bCs w:val="false"/>
+                <w:sz w:val="24"/>
+                <w:szCs w:val="24"/>
+              </w:rPr>
+              <w:t xml:space="preserve">Planificación del Sprint 2 con Harry: selección de historias, estimación y orden de ejecución.</w:t>
+            </w:r>
+          </w:p>
+        </w:tc>
+      </w:tr>
+      <w:tr>
+        <w:tc>
+          <w:tcPr>
+            <w:tcW w:type="dxa" w:w="900"/>
+            <w:tcMar>
+              <w:top w:type="dxa" w:w="80"/>
+              <w:left w:type="dxa" w:w="120"/>
+              <w:bottom w:type="dxa" w:w="80"/>
+              <w:right w:type="dxa" w:w="120"/>
+            </w:tcMar>
+          </w:tcPr>
+          <w:p>
+            <w:pPr>
+              <w:spacing w:after="0"/>
+            </w:pPr>
+            <w:r>
+              <w:rPr>
+                <w:rFonts w:ascii="Times New Roman" w:cs="Times New Roman" w:eastAsia="Times New Roman" w:hAnsi="Times New Roman"/>
+                <w:b w:val="false"/>
+                <w:bCs w:val="false"/>
+                <w:sz w:val="24"/>
+                <w:szCs w:val="24"/>
+              </w:rPr>
+              <w:t xml:space="preserve">11/09/2026</w:t>
+            </w:r>
+          </w:p>
+        </w:tc>
+        <w:tc>
+          <w:tcPr>
+            <w:tcW w:type="dxa" w:w="680"/>
+            <w:tcMar>
+              <w:top w:type="dxa" w:w="80"/>
+              <w:left w:type="dxa" w:w="120"/>
+              <w:bottom w:type="dxa" w:w="80"/>
+              <w:right w:type="dxa" w:w="120"/>
+            </w:tcMar>
+          </w:tcPr>
+          <w:p>
+            <w:pPr>
+              <w:spacing w:after="0"/>
+            </w:pPr>
+            <w:r>
+              <w:rPr>
+                <w:rFonts w:ascii="Times New Roman" w:cs="Times New Roman" w:eastAsia="Times New Roman" w:hAnsi="Times New Roman"/>
+                <w:b w:val="false"/>
+                <w:bCs w:val="false"/>
+                <w:sz w:val="24"/>
+                <w:szCs w:val="24"/>
+              </w:rPr>
+              <w:t xml:space="preserve">20:20</w:t>
+            </w:r>
+          </w:p>
+        </w:tc>
+        <w:tc>
+          <w:tcPr>
+            <w:tcW w:type="dxa" w:w="680"/>
+            <w:tcMar>
+              <w:top w:type="dxa" w:w="80"/>
+              <w:left w:type="dxa" w:w="120"/>
+              <w:bottom w:type="dxa" w:w="80"/>
+              <w:right w:type="dxa" w:w="120"/>
+            </w:tcMar>
+          </w:tcPr>
+          <w:p>
+            <w:pPr>
+              <w:spacing w:after="0"/>
+            </w:pPr>
+            <w:r>
+              <w:rPr>
+                <w:rFonts w:ascii="Times New Roman" w:cs="Times New Roman" w:eastAsia="Times New Roman" w:hAnsi="Times New Roman"/>
+                <w:b w:val="false"/>
+                <w:bCs w:val="false"/>
+                <w:sz w:val="24"/>
+                <w:szCs w:val="24"/>
+              </w:rPr>
+              <w:t xml:space="preserve">21:20</w:t>
+            </w:r>
+          </w:p>
+        </w:tc>
+        <w:tc>
+          <w:tcPr>
+            <w:tcW w:type="dxa" w:w="1120"/>
+            <w:tcMar>
+              <w:top w:type="dxa" w:w="80"/>
+              <w:left w:type="dxa" w:w="120"/>
+              <w:bottom w:type="dxa" w:w="80"/>
+              <w:right w:type="dxa" w:w="120"/>
+            </w:tcMar>
+          </w:tcPr>
+          <w:p>
+            <w:pPr>
+              <w:spacing w:after="0"/>
+            </w:pPr>
+            <w:r>
+              <w:rPr>
+                <w:rFonts w:ascii="Times New Roman" w:cs="Times New Roman" w:eastAsia="Times New Roman" w:hAnsi="Times New Roman"/>
+                <w:b w:val="false"/>
+                <w:bCs w:val="false"/>
+                <w:sz w:val="24"/>
+                <w:szCs w:val="24"/>
+              </w:rPr>
+              <w:t xml:space="preserve">0:05</w:t>
+            </w:r>
+          </w:p>
+        </w:tc>
+        <w:tc>
+          <w:tcPr>
+            <w:tcW w:type="dxa" w:w="900"/>
+            <w:tcMar>
+              <w:top w:type="dxa" w:w="80"/>
+              <w:left w:type="dxa" w:w="120"/>
+              <w:bottom w:type="dxa" w:w="80"/>
+              <w:right w:type="dxa" w:w="120"/>
+            </w:tcMar>
+          </w:tcPr>
+          <w:p>
+            <w:pPr>
+              <w:spacing w:after="0"/>
+            </w:pPr>
+            <w:r>
+              <w:rPr>
+                <w:rFonts w:ascii="Times New Roman" w:cs="Times New Roman" w:eastAsia="Times New Roman" w:hAnsi="Times New Roman"/>
+                <w:b w:val="false"/>
+                <w:bCs w:val="false"/>
+                <w:sz w:val="24"/>
+                <w:szCs w:val="24"/>
+              </w:rPr>
+              <w:t xml:space="preserve">0:55</w:t>
+            </w:r>
+          </w:p>
+        </w:tc>
+        <w:tc>
+          <w:tcPr>
+            <w:tcW w:type="dxa" w:w="1280"/>
+            <w:tcMar>
+              <w:top w:type="dxa" w:w="80"/>
+              <w:left w:type="dxa" w:w="120"/>
+              <w:bottom w:type="dxa" w:w="80"/>
+              <w:right w:type="dxa" w:w="120"/>
+            </w:tcMar>
+          </w:tcPr>
+          <w:p>
+            <w:pPr>
+              <w:spacing w:after="0"/>
+            </w:pPr>
+            <w:r>
+              <w:rPr>
+                <w:rFonts w:ascii="Times New Roman" w:cs="Times New Roman" w:eastAsia="Times New Roman" w:hAnsi="Times New Roman"/>
+                <w:b w:val="false"/>
+                <w:bCs w:val="false"/>
+                <w:sz w:val="24"/>
+                <w:szCs w:val="24"/>
+              </w:rPr>
+              <w:t xml:space="preserve">Codificación</w:t>
+            </w:r>
+          </w:p>
+        </w:tc>
+        <w:tc>
+          <w:tcPr>
+            <w:tcW w:type="dxa" w:w="3800"/>
+            <w:tcMar>
+              <w:top w:type="dxa" w:w="80"/>
+              <w:left w:type="dxa" w:w="120"/>
+              <w:bottom w:type="dxa" w:w="80"/>
+              <w:right w:type="dxa" w:w="120"/>
+            </w:tcMar>
+          </w:tcPr>
+          <w:p>
+            <w:pPr>
+              <w:spacing w:after="0"/>
+            </w:pPr>
+            <w:r>
+              <w:rPr>
+                <w:rFonts w:ascii="Times New Roman" w:cs="Times New Roman" w:eastAsia="Times New Roman" w:hAnsi="Times New Roman"/>
+                <w:b w:val="false"/>
+                <w:bCs w:val="false"/>
+                <w:sz w:val="24"/>
+                <w:szCs w:val="24"/>
+              </w:rPr>
+              <w:t xml:space="preserve">AEUVG-48 Estado visible del evento y formato de sus fechas en hora de Guatemala.</w:t>
+            </w:r>
+          </w:p>
+        </w:tc>
+      </w:tr>
+      <w:tr>
+        <w:tc>
+          <w:tcPr>
+            <w:tcW w:type="dxa" w:w="900"/>
+            <w:tcMar>
+              <w:top w:type="dxa" w:w="80"/>
+              <w:left w:type="dxa" w:w="120"/>
+              <w:bottom w:type="dxa" w:w="80"/>
+              <w:right w:type="dxa" w:w="120"/>
+            </w:tcMar>
+          </w:tcPr>
+          <w:p>
+            <w:pPr>
+              <w:spacing w:after="0"/>
+            </w:pPr>
+            <w:r>
+              <w:rPr>
+                <w:rFonts w:ascii="Times New Roman" w:cs="Times New Roman" w:eastAsia="Times New Roman" w:hAnsi="Times New Roman"/>
+                <w:b w:val="false"/>
+                <w:bCs w:val="false"/>
+                <w:sz w:val="24"/>
+                <w:szCs w:val="24"/>
+              </w:rPr>
+              <w:t xml:space="preserve">12/09/2026</w:t>
+            </w:r>
+          </w:p>
+        </w:tc>
+        <w:tc>
+          <w:tcPr>
+            <w:tcW w:type="dxa" w:w="680"/>
+            <w:tcMar>
+              <w:top w:type="dxa" w:w="80"/>
+              <w:left w:type="dxa" w:w="120"/>
+              <w:bottom w:type="dxa" w:w="80"/>
+              <w:right w:type="dxa" w:w="120"/>
+            </w:tcMar>
+          </w:tcPr>
+          <w:p>
+            <w:pPr>
+              <w:spacing w:after="0"/>
+            </w:pPr>
+            <w:r>
+              <w:rPr>
+                <w:rFonts w:ascii="Times New Roman" w:cs="Times New Roman" w:eastAsia="Times New Roman" w:hAnsi="Times New Roman"/>
+                <w:b w:val="false"/>
+                <w:bCs w:val="false"/>
+                <w:sz w:val="24"/>
+                <w:szCs w:val="24"/>
+              </w:rPr>
+              <w:t xml:space="preserve">22:45</w:t>
+            </w:r>
+          </w:p>
+        </w:tc>
+        <w:tc>
+          <w:tcPr>
+            <w:tcW w:type="dxa" w:w="680"/>
+            <w:tcMar>
+              <w:top w:type="dxa" w:w="80"/>
+              <w:left w:type="dxa" w:w="120"/>
+              <w:bottom w:type="dxa" w:w="80"/>
+              <w:right w:type="dxa" w:w="120"/>
+            </w:tcMar>
+          </w:tcPr>
+          <w:p>
+            <w:pPr>
+              <w:spacing w:after="0"/>
+            </w:pPr>
+            <w:r>
+              <w:rPr>
+                <w:rFonts w:ascii="Times New Roman" w:cs="Times New Roman" w:eastAsia="Times New Roman" w:hAnsi="Times New Roman"/>
+                <w:b w:val="false"/>
+                <w:bCs w:val="false"/>
+                <w:sz w:val="24"/>
+                <w:szCs w:val="24"/>
+              </w:rPr>
+              <w:t xml:space="preserve">23:30</w:t>
+            </w:r>
+          </w:p>
+        </w:tc>
+        <w:tc>
+          <w:tcPr>
+            <w:tcW w:type="dxa" w:w="1120"/>
+            <w:tcMar>
+              <w:top w:type="dxa" w:w="80"/>
+              <w:left w:type="dxa" w:w="120"/>
+              <w:bottom w:type="dxa" w:w="80"/>
+              <w:right w:type="dxa" w:w="120"/>
+            </w:tcMar>
+          </w:tcPr>
+          <w:p>
+            <w:pPr>
+              <w:spacing w:after="0"/>
+            </w:pPr>
+            <w:r>
+              <w:rPr>
+                <w:rFonts w:ascii="Times New Roman" w:cs="Times New Roman" w:eastAsia="Times New Roman" w:hAnsi="Times New Roman"/>
+                <w:b w:val="false"/>
+                <w:bCs w:val="false"/>
+                <w:sz w:val="24"/>
+                <w:szCs w:val="24"/>
+              </w:rPr>
+              <w:t xml:space="preserve">0:05</w:t>
+            </w:r>
+          </w:p>
+        </w:tc>
+        <w:tc>
+          <w:tcPr>
+            <w:tcW w:type="dxa" w:w="900"/>
+            <w:tcMar>
+              <w:top w:type="dxa" w:w="80"/>
+              <w:left w:type="dxa" w:w="120"/>
+              <w:bottom w:type="dxa" w:w="80"/>
+              <w:right w:type="dxa" w:w="120"/>
+            </w:tcMar>
+          </w:tcPr>
+          <w:p>
+            <w:pPr>
+              <w:spacing w:after="0"/>
+            </w:pPr>
+            <w:r>
+              <w:rPr>
+                <w:rFonts w:ascii="Times New Roman" w:cs="Times New Roman" w:eastAsia="Times New Roman" w:hAnsi="Times New Roman"/>
+                <w:b w:val="false"/>
+                <w:bCs w:val="false"/>
+                <w:sz w:val="24"/>
+                <w:szCs w:val="24"/>
+              </w:rPr>
+              <w:t xml:space="preserve">0:40</w:t>
+            </w:r>
+          </w:p>
+        </w:tc>
+        <w:tc>
+          <w:tcPr>
+            <w:tcW w:type="dxa" w:w="1280"/>
+            <w:tcMar>
+              <w:top w:type="dxa" w:w="80"/>
+              <w:left w:type="dxa" w:w="120"/>
+              <w:bottom w:type="dxa" w:w="80"/>
+              <w:right w:type="dxa" w:w="120"/>
+            </w:tcMar>
+          </w:tcPr>
+          <w:p>
+            <w:pPr>
+              <w:spacing w:after="0"/>
+            </w:pPr>
+            <w:r>
+              <w:rPr>
+                <w:rFonts w:ascii="Times New Roman" w:cs="Times New Roman" w:eastAsia="Times New Roman" w:hAnsi="Times New Roman"/>
+                <w:b w:val="false"/>
+                <w:bCs w:val="false"/>
+                <w:sz w:val="24"/>
+                <w:szCs w:val="24"/>
+              </w:rPr>
+              <w:t xml:space="preserve">Diseño y codificación</w:t>
+            </w:r>
+          </w:p>
+        </w:tc>
+        <w:tc>
+          <w:tcPr>
+            <w:tcW w:type="dxa" w:w="3800"/>
+            <w:tcMar>
+              <w:top w:type="dxa" w:w="80"/>
+              <w:left w:type="dxa" w:w="120"/>
+              <w:bottom w:type="dxa" w:w="80"/>
+              <w:right w:type="dxa" w:w="120"/>
+            </w:tcMar>
+          </w:tcPr>
+          <w:p>
+            <w:pPr>
+              <w:spacing w:after="0"/>
+            </w:pPr>
+            <w:r>
+              <w:rPr>
+                <w:rFonts w:ascii="Times New Roman" w:cs="Times New Roman" w:eastAsia="Times New Roman" w:hAnsi="Times New Roman"/>
+                <w:b w:val="false"/>
+                <w:bCs w:val="false"/>
+                <w:sz w:val="24"/>
+                <w:szCs w:val="24"/>
+              </w:rPr>
+              <w:t xml:space="preserve">AEUVG-51 Tarjeta de evento reutilizable a partir del prototipo del Sprint 1.</w:t>
+            </w:r>
+          </w:p>
+        </w:tc>
+      </w:tr>
+      <w:tr>
+        <w:tc>
+          <w:tcPr>
+            <w:tcW w:type="dxa" w:w="900"/>
+            <w:tcMar>
+              <w:top w:type="dxa" w:w="80"/>
+              <w:left w:type="dxa" w:w="120"/>
+              <w:bottom w:type="dxa" w:w="80"/>
+              <w:right w:type="dxa" w:w="120"/>
+            </w:tcMar>
+          </w:tcPr>
+          <w:p>
+            <w:pPr>
+              <w:spacing w:after="0"/>
+            </w:pPr>
+            <w:r>
+              <w:rPr>
+                <w:rFonts w:ascii="Times New Roman" w:cs="Times New Roman" w:eastAsia="Times New Roman" w:hAnsi="Times New Roman"/>
+                <w:b w:val="false"/>
+                <w:bCs w:val="false"/>
+                <w:sz w:val="24"/>
+                <w:szCs w:val="24"/>
+              </w:rPr>
+              <w:t xml:space="preserve">13/09/2026</w:t>
+            </w:r>
+          </w:p>
+        </w:tc>
+        <w:tc>
+          <w:tcPr>
+            <w:tcW w:type="dxa" w:w="680"/>
+            <w:tcMar>
+              <w:top w:type="dxa" w:w="80"/>
+              <w:left w:type="dxa" w:w="120"/>
+              <w:bottom w:type="dxa" w:w="80"/>
+              <w:right w:type="dxa" w:w="120"/>
+            </w:tcMar>
+          </w:tcPr>
+          <w:p>
+            <w:pPr>
+              <w:spacing w:after="0"/>
+            </w:pPr>
+            <w:r>
+              <w:rPr>
+                <w:rFonts w:ascii="Times New Roman" w:cs="Times New Roman" w:eastAsia="Times New Roman" w:hAnsi="Times New Roman"/>
+                <w:b w:val="false"/>
+                <w:bCs w:val="false"/>
+                <w:sz w:val="24"/>
+                <w:szCs w:val="24"/>
+              </w:rPr>
+              <w:t xml:space="preserve">16:10</w:t>
+            </w:r>
+          </w:p>
+        </w:tc>
+        <w:tc>
+          <w:tcPr>
+            <w:tcW w:type="dxa" w:w="680"/>
+            <w:tcMar>
+              <w:top w:type="dxa" w:w="80"/>
+              <w:left w:type="dxa" w:w="120"/>
+              <w:bottom w:type="dxa" w:w="80"/>
+              <w:right w:type="dxa" w:w="120"/>
+            </w:tcMar>
+          </w:tcPr>
+          <w:p>
+            <w:pPr>
+              <w:spacing w:after="0"/>
+            </w:pPr>
+            <w:r>
+              <w:rPr>
+                <w:rFonts w:ascii="Times New Roman" w:cs="Times New Roman" w:eastAsia="Times New Roman" w:hAnsi="Times New Roman"/>
+                <w:b w:val="false"/>
+                <w:bCs w:val="false"/>
+                <w:sz w:val="24"/>
+                <w:szCs w:val="24"/>
+              </w:rPr>
+              <w:t xml:space="preserve">17:15</w:t>
+            </w:r>
+          </w:p>
+        </w:tc>
+        <w:tc>
+          <w:tcPr>
+            <w:tcW w:type="dxa" w:w="1120"/>
+            <w:tcMar>
+              <w:top w:type="dxa" w:w="80"/>
+              <w:left w:type="dxa" w:w="120"/>
+              <w:bottom w:type="dxa" w:w="80"/>
+              <w:right w:type="dxa" w:w="120"/>
+            </w:tcMar>
+          </w:tcPr>
+          <w:p>
+            <w:pPr>
+              <w:spacing w:after="0"/>
+            </w:pPr>
+            <w:r>
+              <w:rPr>
+                <w:rFonts w:ascii="Times New Roman" w:cs="Times New Roman" w:eastAsia="Times New Roman" w:hAnsi="Times New Roman"/>
+                <w:b w:val="false"/>
+                <w:bCs w:val="false"/>
+                <w:sz w:val="24"/>
+                <w:szCs w:val="24"/>
+              </w:rPr>
+              <w:t xml:space="preserve">0:10</w:t>
+            </w:r>
+          </w:p>
+        </w:tc>
+        <w:tc>
+          <w:tcPr>
+            <w:tcW w:type="dxa" w:w="900"/>
+            <w:tcMar>
+              <w:top w:type="dxa" w:w="80"/>
+              <w:left w:type="dxa" w:w="120"/>
+              <w:bottom w:type="dxa" w:w="80"/>
+              <w:right w:type="dxa" w:w="120"/>
+            </w:tcMar>
+          </w:tcPr>
+          <w:p>
+            <w:pPr>
+              <w:spacing w:after="0"/>
+            </w:pPr>
+            <w:r>
+              <w:rPr>
+                <w:rFonts w:ascii="Times New Roman" w:cs="Times New Roman" w:eastAsia="Times New Roman" w:hAnsi="Times New Roman"/>
+                <w:b w:val="false"/>
+                <w:bCs w:val="false"/>
+                <w:sz w:val="24"/>
+                <w:szCs w:val="24"/>
+              </w:rPr>
+              <w:t xml:space="preserve">0:55</w:t>
+            </w:r>
+          </w:p>
+        </w:tc>
+        <w:tc>
+          <w:tcPr>
+            <w:tcW w:type="dxa" w:w="1280"/>
+            <w:tcMar>
+              <w:top w:type="dxa" w:w="80"/>
+              <w:left w:type="dxa" w:w="120"/>
+              <w:bottom w:type="dxa" w:w="80"/>
+              <w:right w:type="dxa" w:w="120"/>
+            </w:tcMar>
+          </w:tcPr>
+          <w:p>
+            <w:pPr>
+              <w:spacing w:after="0"/>
+            </w:pPr>
+            <w:r>
+              <w:rPr>
+                <w:rFonts w:ascii="Times New Roman" w:cs="Times New Roman" w:eastAsia="Times New Roman" w:hAnsi="Times New Roman"/>
+                <w:b w:val="false"/>
+                <w:bCs w:val="false"/>
+                <w:sz w:val="24"/>
+                <w:szCs w:val="24"/>
+              </w:rPr>
+              <w:t xml:space="preserve">Codificación</w:t>
+            </w:r>
+          </w:p>
+        </w:tc>
+        <w:tc>
+          <w:tcPr>
+            <w:tcW w:type="dxa" w:w="3800"/>
+            <w:tcMar>
+              <w:top w:type="dxa" w:w="80"/>
+              <w:left w:type="dxa" w:w="120"/>
+              <w:bottom w:type="dxa" w:w="80"/>
+              <w:right w:type="dxa" w:w="120"/>
+            </w:tcMar>
+          </w:tcPr>
+          <w:p>
+            <w:pPr>
+              <w:spacing w:after="0"/>
+            </w:pPr>
+            <w:r>
+              <w:rPr>
+                <w:rFonts w:ascii="Times New Roman" w:cs="Times New Roman" w:eastAsia="Times New Roman" w:hAnsi="Times New Roman"/>
+                <w:b w:val="false"/>
+                <w:bCs w:val="false"/>
+                <w:sz w:val="24"/>
+                <w:szCs w:val="24"/>
+              </w:rPr>
+              <w:t xml:space="preserve">AEUVG-52 Pantalla de listado de próximos eventos con su paginación por enlaces.</w:t>
+            </w:r>
+          </w:p>
+        </w:tc>
+      </w:tr>
+      <w:tr>
+        <w:tc>
+          <w:tcPr>
+            <w:tcW w:type="dxa" w:w="900"/>
+            <w:tcMar>
+              <w:top w:type="dxa" w:w="80"/>
+              <w:left w:type="dxa" w:w="120"/>
+              <w:bottom w:type="dxa" w:w="80"/>
+              <w:right w:type="dxa" w:w="120"/>
+            </w:tcMar>
+          </w:tcPr>
+          <w:p>
+            <w:pPr>
+              <w:spacing w:after="0"/>
+            </w:pPr>
+            <w:r>
+              <w:rPr>
+                <w:rFonts w:ascii="Times New Roman" w:cs="Times New Roman" w:eastAsia="Times New Roman" w:hAnsi="Times New Roman"/>
+                <w:b w:val="false"/>
+                <w:bCs w:val="false"/>
+                <w:sz w:val="24"/>
+                <w:szCs w:val="24"/>
+              </w:rPr>
+              <w:t xml:space="preserve">14/09/2026</w:t>
+            </w:r>
+          </w:p>
+        </w:tc>
+        <w:tc>
+          <w:tcPr>
+            <w:tcW w:type="dxa" w:w="680"/>
+            <w:tcMar>
+              <w:top w:type="dxa" w:w="80"/>
+              <w:left w:type="dxa" w:w="120"/>
+              <w:bottom w:type="dxa" w:w="80"/>
+              <w:right w:type="dxa" w:w="120"/>
+            </w:tcMar>
+          </w:tcPr>
+          <w:p>
+            <w:pPr>
+              <w:spacing w:after="0"/>
+            </w:pPr>
+            <w:r>
+              <w:rPr>
+                <w:rFonts w:ascii="Times New Roman" w:cs="Times New Roman" w:eastAsia="Times New Roman" w:hAnsi="Times New Roman"/>
+                <w:b w:val="false"/>
+                <w:bCs w:val="false"/>
+                <w:sz w:val="24"/>
+                <w:szCs w:val="24"/>
+              </w:rPr>
+              <w:t xml:space="preserve">23:05</w:t>
+            </w:r>
+          </w:p>
+        </w:tc>
+        <w:tc>
+          <w:tcPr>
+            <w:tcW w:type="dxa" w:w="680"/>
+            <w:tcMar>
+              <w:top w:type="dxa" w:w="80"/>
+              <w:left w:type="dxa" w:w="120"/>
+              <w:bottom w:type="dxa" w:w="80"/>
+              <w:right w:type="dxa" w:w="120"/>
+            </w:tcMar>
+          </w:tcPr>
+          <w:p>
+            <w:pPr>
+              <w:spacing w:after="0"/>
+            </w:pPr>
+            <w:r>
+              <w:rPr>
+                <w:rFonts w:ascii="Times New Roman" w:cs="Times New Roman" w:eastAsia="Times New Roman" w:hAnsi="Times New Roman"/>
+                <w:b w:val="false"/>
+                <w:bCs w:val="false"/>
+                <w:sz w:val="24"/>
+                <w:szCs w:val="24"/>
+              </w:rPr>
+              <w:t xml:space="preserve">23:50</w:t>
+            </w:r>
+          </w:p>
+        </w:tc>
+        <w:tc>
+          <w:tcPr>
+            <w:tcW w:type="dxa" w:w="1120"/>
+            <w:tcMar>
+              <w:top w:type="dxa" w:w="80"/>
+              <w:left w:type="dxa" w:w="120"/>
+              <w:bottom w:type="dxa" w:w="80"/>
+              <w:right w:type="dxa" w:w="120"/>
+            </w:tcMar>
+          </w:tcPr>
+          <w:p>
+            <w:pPr>
+              <w:spacing w:after="0"/>
+            </w:pPr>
+            <w:r>
+              <w:rPr>
+                <w:rFonts w:ascii="Times New Roman" w:cs="Times New Roman" w:eastAsia="Times New Roman" w:hAnsi="Times New Roman"/>
+                <w:b w:val="false"/>
+                <w:bCs w:val="false"/>
+                <w:sz w:val="24"/>
+                <w:szCs w:val="24"/>
+              </w:rPr>
+              <w:t xml:space="preserve">0:05</w:t>
+            </w:r>
+          </w:p>
+        </w:tc>
+        <w:tc>
+          <w:tcPr>
+            <w:tcW w:type="dxa" w:w="900"/>
+            <w:tcMar>
+              <w:top w:type="dxa" w:w="80"/>
+              <w:left w:type="dxa" w:w="120"/>
+              <w:bottom w:type="dxa" w:w="80"/>
+              <w:right w:type="dxa" w:w="120"/>
+            </w:tcMar>
+          </w:tcPr>
+          <w:p>
+            <w:pPr>
+              <w:spacing w:after="0"/>
+            </w:pPr>
+            <w:r>
+              <w:rPr>
+                <w:rFonts w:ascii="Times New Roman" w:cs="Times New Roman" w:eastAsia="Times New Roman" w:hAnsi="Times New Roman"/>
+                <w:b w:val="false"/>
+                <w:bCs w:val="false"/>
+                <w:sz w:val="24"/>
+                <w:szCs w:val="24"/>
+              </w:rPr>
+              <w:t xml:space="preserve">0:40</w:t>
+            </w:r>
+          </w:p>
+        </w:tc>
+        <w:tc>
+          <w:tcPr>
+            <w:tcW w:type="dxa" w:w="1280"/>
+            <w:tcMar>
+              <w:top w:type="dxa" w:w="80"/>
+              <w:left w:type="dxa" w:w="120"/>
+              <w:bottom w:type="dxa" w:w="80"/>
+              <w:right w:type="dxa" w:w="120"/>
+            </w:tcMar>
+          </w:tcPr>
+          <w:p>
+            <w:pPr>
+              <w:spacing w:after="0"/>
+            </w:pPr>
+            <w:r>
+              <w:rPr>
+                <w:rFonts w:ascii="Times New Roman" w:cs="Times New Roman" w:eastAsia="Times New Roman" w:hAnsi="Times New Roman"/>
+                <w:b w:val="false"/>
+                <w:bCs w:val="false"/>
+                <w:sz w:val="24"/>
+                <w:szCs w:val="24"/>
+              </w:rPr>
+              <w:t xml:space="preserve">Codificación</w:t>
+            </w:r>
+          </w:p>
+        </w:tc>
+        <w:tc>
+          <w:tcPr>
+            <w:tcW w:type="dxa" w:w="3800"/>
+            <w:tcMar>
+              <w:top w:type="dxa" w:w="80"/>
+              <w:left w:type="dxa" w:w="120"/>
+              <w:bottom w:type="dxa" w:w="80"/>
+              <w:right w:type="dxa" w:w="120"/>
+            </w:tcMar>
+          </w:tcPr>
+          <w:p>
+            <w:pPr>
+              <w:spacing w:after="0"/>
+            </w:pPr>
+            <w:r>
+              <w:rPr>
+                <w:rFonts w:ascii="Times New Roman" w:cs="Times New Roman" w:eastAsia="Times New Roman" w:hAnsi="Times New Roman"/>
+                <w:b w:val="false"/>
+                <w:bCs w:val="false"/>
+                <w:sz w:val="24"/>
+                <w:szCs w:val="24"/>
+              </w:rPr>
+              <w:t xml:space="preserve">AEUVG-53 Estado vacío del listado de eventos.</w:t>
+            </w:r>
+          </w:p>
+        </w:tc>
+      </w:tr>
+      <w:tr>
+        <w:tc>
+          <w:tcPr>
+            <w:tcW w:type="dxa" w:w="900"/>
+            <w:tcMar>
+              <w:top w:type="dxa" w:w="80"/>
+              <w:left w:type="dxa" w:w="120"/>
+              <w:bottom w:type="dxa" w:w="80"/>
+              <w:right w:type="dxa" w:w="120"/>
+            </w:tcMar>
+          </w:tcPr>
+          <w:p>
+            <w:pPr>
+              <w:spacing w:after="0"/>
+            </w:pPr>
+            <w:r>
+              <w:rPr>
+                <w:rFonts w:ascii="Times New Roman" w:cs="Times New Roman" w:eastAsia="Times New Roman" w:hAnsi="Times New Roman"/>
+                <w:b w:val="false"/>
+                <w:bCs w:val="false"/>
+                <w:sz w:val="24"/>
+                <w:szCs w:val="24"/>
+              </w:rPr>
+              <w:t xml:space="preserve">16/09/2026</w:t>
+            </w:r>
+          </w:p>
+        </w:tc>
+        <w:tc>
+          <w:tcPr>
+            <w:tcW w:type="dxa" w:w="680"/>
+            <w:tcMar>
+              <w:top w:type="dxa" w:w="80"/>
+              <w:left w:type="dxa" w:w="120"/>
+              <w:bottom w:type="dxa" w:w="80"/>
+              <w:right w:type="dxa" w:w="120"/>
+            </w:tcMar>
+          </w:tcPr>
+          <w:p>
+            <w:pPr>
+              <w:spacing w:after="0"/>
+            </w:pPr>
+            <w:r>
+              <w:rPr>
+                <w:rFonts w:ascii="Times New Roman" w:cs="Times New Roman" w:eastAsia="Times New Roman" w:hAnsi="Times New Roman"/>
+                <w:b w:val="false"/>
+                <w:bCs w:val="false"/>
+                <w:sz w:val="24"/>
+                <w:szCs w:val="24"/>
+              </w:rPr>
+              <w:t xml:space="preserve">21:35</w:t>
+            </w:r>
+          </w:p>
+        </w:tc>
+        <w:tc>
+          <w:tcPr>
+            <w:tcW w:type="dxa" w:w="680"/>
+            <w:tcMar>
+              <w:top w:type="dxa" w:w="80"/>
+              <w:left w:type="dxa" w:w="120"/>
+              <w:bottom w:type="dxa" w:w="80"/>
+              <w:right w:type="dxa" w:w="120"/>
+            </w:tcMar>
+          </w:tcPr>
+          <w:p>
+            <w:pPr>
+              <w:spacing w:after="0"/>
+            </w:pPr>
+            <w:r>
+              <w:rPr>
+                <w:rFonts w:ascii="Times New Roman" w:cs="Times New Roman" w:eastAsia="Times New Roman" w:hAnsi="Times New Roman"/>
+                <w:b w:val="false"/>
+                <w:bCs w:val="false"/>
+                <w:sz w:val="24"/>
+                <w:szCs w:val="24"/>
+              </w:rPr>
+              <w:t xml:space="preserve">22:15</w:t>
+            </w:r>
+          </w:p>
+        </w:tc>
+        <w:tc>
+          <w:tcPr>
+            <w:tcW w:type="dxa" w:w="1120"/>
+            <w:tcMar>
+              <w:top w:type="dxa" w:w="80"/>
+              <w:left w:type="dxa" w:w="120"/>
+              <w:bottom w:type="dxa" w:w="80"/>
+              <w:right w:type="dxa" w:w="120"/>
+            </w:tcMar>
+          </w:tcPr>
+          <w:p>
+            <w:pPr>
+              <w:spacing w:after="0"/>
+            </w:pPr>
+            <w:r>
+              <w:rPr>
+                <w:rFonts w:ascii="Times New Roman" w:cs="Times New Roman" w:eastAsia="Times New Roman" w:hAnsi="Times New Roman"/>
+                <w:b w:val="false"/>
+                <w:bCs w:val="false"/>
+                <w:sz w:val="24"/>
+                <w:szCs w:val="24"/>
+              </w:rPr>
+              <w:t xml:space="preserve">0:00</w:t>
+            </w:r>
+          </w:p>
+        </w:tc>
+        <w:tc>
+          <w:tcPr>
+            <w:tcW w:type="dxa" w:w="900"/>
+            <w:tcMar>
+              <w:top w:type="dxa" w:w="80"/>
+              <w:left w:type="dxa" w:w="120"/>
+              <w:bottom w:type="dxa" w:w="80"/>
+              <w:right w:type="dxa" w:w="120"/>
+            </w:tcMar>
+          </w:tcPr>
+          <w:p>
+            <w:pPr>
+              <w:spacing w:after="0"/>
+            </w:pPr>
+            <w:r>
+              <w:rPr>
+                <w:rFonts w:ascii="Times New Roman" w:cs="Times New Roman" w:eastAsia="Times New Roman" w:hAnsi="Times New Roman"/>
+                <w:b w:val="false"/>
+                <w:bCs w:val="false"/>
+                <w:sz w:val="24"/>
+                <w:szCs w:val="24"/>
+              </w:rPr>
+              <w:t xml:space="preserve">0:40</w:t>
+            </w:r>
+          </w:p>
+        </w:tc>
+        <w:tc>
+          <w:tcPr>
+            <w:tcW w:type="dxa" w:w="1280"/>
+            <w:tcMar>
+              <w:top w:type="dxa" w:w="80"/>
+              <w:left w:type="dxa" w:w="120"/>
+              <w:bottom w:type="dxa" w:w="80"/>
+              <w:right w:type="dxa" w:w="120"/>
+            </w:tcMar>
+          </w:tcPr>
+          <w:p>
+            <w:pPr>
+              <w:spacing w:after="0"/>
+            </w:pPr>
+            <w:r>
+              <w:rPr>
+                <w:rFonts w:ascii="Times New Roman" w:cs="Times New Roman" w:eastAsia="Times New Roman" w:hAnsi="Times New Roman"/>
+                <w:b w:val="false"/>
+                <w:bCs w:val="false"/>
+                <w:sz w:val="24"/>
+                <w:szCs w:val="24"/>
+              </w:rPr>
+              <w:t xml:space="preserve">Codificación</w:t>
+            </w:r>
+          </w:p>
+        </w:tc>
+        <w:tc>
+          <w:tcPr>
+            <w:tcW w:type="dxa" w:w="3800"/>
+            <w:tcMar>
+              <w:top w:type="dxa" w:w="80"/>
+              <w:left w:type="dxa" w:w="120"/>
+              <w:bottom w:type="dxa" w:w="80"/>
+              <w:right w:type="dxa" w:w="120"/>
+            </w:tcMar>
+          </w:tcPr>
+          <w:p>
+            <w:pPr>
+              <w:spacing w:after="0"/>
+            </w:pPr>
+            <w:r>
+              <w:rPr>
+                <w:rFonts w:ascii="Times New Roman" w:cs="Times New Roman" w:eastAsia="Times New Roman" w:hAnsi="Times New Roman"/>
+                <w:b w:val="false"/>
+                <w:bCs w:val="false"/>
+                <w:sz w:val="24"/>
+                <w:szCs w:val="24"/>
+              </w:rPr>
+              <w:t xml:space="preserve">AEUVG-66 Barra de filtros de la pantalla de eventos.</w:t>
+            </w:r>
+          </w:p>
+        </w:tc>
+      </w:tr>
+      <w:tr>
+        <w:tc>
+          <w:tcPr>
+            <w:tcW w:type="dxa" w:w="900"/>
+            <w:tcMar>
+              <w:top w:type="dxa" w:w="80"/>
+              <w:left w:type="dxa" w:w="120"/>
+              <w:bottom w:type="dxa" w:w="80"/>
+              <w:right w:type="dxa" w:w="120"/>
+            </w:tcMar>
+          </w:tcPr>
+          <w:p>
+            <w:pPr>
+              <w:spacing w:after="0"/>
+            </w:pPr>
+            <w:r>
+              <w:rPr>
+                <w:rFonts w:ascii="Times New Roman" w:cs="Times New Roman" w:eastAsia="Times New Roman" w:hAnsi="Times New Roman"/>
+                <w:b w:val="false"/>
+                <w:bCs w:val="false"/>
+                <w:sz w:val="24"/>
+                <w:szCs w:val="24"/>
+              </w:rPr>
+              <w:t xml:space="preserve">17/09/2026</w:t>
+            </w:r>
+          </w:p>
+        </w:tc>
+        <w:tc>
+          <w:tcPr>
+            <w:tcW w:type="dxa" w:w="680"/>
+            <w:tcMar>
+              <w:top w:type="dxa" w:w="80"/>
+              <w:left w:type="dxa" w:w="120"/>
+              <w:bottom w:type="dxa" w:w="80"/>
+              <w:right w:type="dxa" w:w="120"/>
+            </w:tcMar>
+          </w:tcPr>
+          <w:p>
+            <w:pPr>
+              <w:spacing w:after="0"/>
+            </w:pPr>
+            <w:r>
+              <w:rPr>
+                <w:rFonts w:ascii="Times New Roman" w:cs="Times New Roman" w:eastAsia="Times New Roman" w:hAnsi="Times New Roman"/>
+                <w:b w:val="false"/>
+                <w:bCs w:val="false"/>
+                <w:sz w:val="24"/>
+                <w:szCs w:val="24"/>
+              </w:rPr>
+              <w:t xml:space="preserve">19:10</w:t>
+            </w:r>
+          </w:p>
+        </w:tc>
+        <w:tc>
+          <w:tcPr>
+            <w:tcW w:type="dxa" w:w="680"/>
+            <w:tcMar>
+              <w:top w:type="dxa" w:w="80"/>
+              <w:left w:type="dxa" w:w="120"/>
+              <w:bottom w:type="dxa" w:w="80"/>
+              <w:right w:type="dxa" w:w="120"/>
+            </w:tcMar>
+          </w:tcPr>
+          <w:p>
+            <w:pPr>
+              <w:spacing w:after="0"/>
+            </w:pPr>
+            <w:r>
+              <w:rPr>
+                <w:rFonts w:ascii="Times New Roman" w:cs="Times New Roman" w:eastAsia="Times New Roman" w:hAnsi="Times New Roman"/>
+                <w:b w:val="false"/>
+                <w:bCs w:val="false"/>
+                <w:sz w:val="24"/>
+                <w:szCs w:val="24"/>
+              </w:rPr>
+              <w:t xml:space="preserve">20:25</w:t>
+            </w:r>
+          </w:p>
+        </w:tc>
+        <w:tc>
+          <w:tcPr>
+            <w:tcW w:type="dxa" w:w="1120"/>
+            <w:tcMar>
+              <w:top w:type="dxa" w:w="80"/>
+              <w:left w:type="dxa" w:w="120"/>
+              <w:bottom w:type="dxa" w:w="80"/>
+              <w:right w:type="dxa" w:w="120"/>
+            </w:tcMar>
+          </w:tcPr>
+          <w:p>
+            <w:pPr>
+              <w:spacing w:after="0"/>
+            </w:pPr>
+            <w:r>
+              <w:rPr>
+                <w:rFonts w:ascii="Times New Roman" w:cs="Times New Roman" w:eastAsia="Times New Roman" w:hAnsi="Times New Roman"/>
+                <w:b w:val="false"/>
+                <w:bCs w:val="false"/>
+                <w:sz w:val="24"/>
+                <w:szCs w:val="24"/>
+              </w:rPr>
+              <w:t xml:space="preserve">0:10</w:t>
+            </w:r>
+          </w:p>
+        </w:tc>
+        <w:tc>
+          <w:tcPr>
+            <w:tcW w:type="dxa" w:w="900"/>
+            <w:tcMar>
+              <w:top w:type="dxa" w:w="80"/>
+              <w:left w:type="dxa" w:w="120"/>
+              <w:bottom w:type="dxa" w:w="80"/>
+              <w:right w:type="dxa" w:w="120"/>
+            </w:tcMar>
+          </w:tcPr>
+          <w:p>
+            <w:pPr>
+              <w:spacing w:after="0"/>
+            </w:pPr>
+            <w:r>
+              <w:rPr>
+                <w:rFonts w:ascii="Times New Roman" w:cs="Times New Roman" w:eastAsia="Times New Roman" w:hAnsi="Times New Roman"/>
+                <w:b w:val="false"/>
+                <w:bCs w:val="false"/>
+                <w:sz w:val="24"/>
+                <w:szCs w:val="24"/>
+              </w:rPr>
+              <w:t xml:space="preserve">1:05</w:t>
+            </w:r>
+          </w:p>
+        </w:tc>
+        <w:tc>
+          <w:tcPr>
+            <w:tcW w:type="dxa" w:w="1280"/>
+            <w:tcMar>
+              <w:top w:type="dxa" w:w="80"/>
+              <w:left w:type="dxa" w:w="120"/>
+              <w:bottom w:type="dxa" w:w="80"/>
+              <w:right w:type="dxa" w:w="120"/>
+            </w:tcMar>
+          </w:tcPr>
+          <w:p>
+            <w:pPr>
+              <w:spacing w:after="0"/>
+            </w:pPr>
+            <w:r>
+              <w:rPr>
+                <w:rFonts w:ascii="Times New Roman" w:cs="Times New Roman" w:eastAsia="Times New Roman" w:hAnsi="Times New Roman"/>
+                <w:b w:val="false"/>
+                <w:bCs w:val="false"/>
+                <w:sz w:val="24"/>
+                <w:szCs w:val="24"/>
+              </w:rPr>
+              <w:t xml:space="preserve">Codificación</w:t>
+            </w:r>
+          </w:p>
+        </w:tc>
+        <w:tc>
+          <w:tcPr>
+            <w:tcW w:type="dxa" w:w="3800"/>
+            <w:tcMar>
+              <w:top w:type="dxa" w:w="80"/>
+              <w:left w:type="dxa" w:w="120"/>
+              <w:bottom w:type="dxa" w:w="80"/>
+              <w:right w:type="dxa" w:w="120"/>
+            </w:tcMar>
+          </w:tcPr>
+          <w:p>
+            <w:pPr>
+              <w:spacing w:after="0"/>
+            </w:pPr>
+            <w:r>
+              <w:rPr>
+                <w:rFonts w:ascii="Times New Roman" w:cs="Times New Roman" w:eastAsia="Times New Roman" w:hAnsi="Times New Roman"/>
+                <w:b w:val="false"/>
+                <w:bCs w:val="false"/>
+                <w:sz w:val="24"/>
+                <w:szCs w:val="24"/>
+              </w:rPr>
+              <w:t xml:space="preserve">AEUVG-67 Resumen de los filtros aplicados, con la opción de quitarlos uno a uno.</w:t>
+            </w:r>
+          </w:p>
+        </w:tc>
+      </w:tr>
+      <w:tr>
+        <w:tc>
+          <w:tcPr>
+            <w:tcW w:type="dxa" w:w="900"/>
+            <w:tcMar>
+              <w:top w:type="dxa" w:w="80"/>
+              <w:left w:type="dxa" w:w="120"/>
+              <w:bottom w:type="dxa" w:w="80"/>
+              <w:right w:type="dxa" w:w="120"/>
+            </w:tcMar>
+          </w:tcPr>
+          <w:p>
+            <w:pPr>
+              <w:spacing w:after="0"/>
+            </w:pPr>
+            <w:r>
+              <w:rPr>
+                <w:rFonts w:ascii="Times New Roman" w:cs="Times New Roman" w:eastAsia="Times New Roman" w:hAnsi="Times New Roman"/>
+                <w:b w:val="false"/>
+                <w:bCs w:val="false"/>
+                <w:sz w:val="24"/>
+                <w:szCs w:val="24"/>
+              </w:rPr>
+              <w:t xml:space="preserve">18/09/2026</w:t>
+            </w:r>
+          </w:p>
+        </w:tc>
+        <w:tc>
+          <w:tcPr>
+            <w:tcW w:type="dxa" w:w="680"/>
+            <w:tcMar>
+              <w:top w:type="dxa" w:w="80"/>
+              <w:left w:type="dxa" w:w="120"/>
+              <w:bottom w:type="dxa" w:w="80"/>
+              <w:right w:type="dxa" w:w="120"/>
+            </w:tcMar>
+          </w:tcPr>
+          <w:p>
+            <w:pPr>
+              <w:spacing w:after="0"/>
+            </w:pPr>
+            <w:r>
+              <w:rPr>
+                <w:rFonts w:ascii="Times New Roman" w:cs="Times New Roman" w:eastAsia="Times New Roman" w:hAnsi="Times New Roman"/>
+                <w:b w:val="false"/>
+                <w:bCs w:val="false"/>
+                <w:sz w:val="24"/>
+                <w:szCs w:val="24"/>
+              </w:rPr>
+              <w:t xml:space="preserve">21:05</w:t>
+            </w:r>
+          </w:p>
+        </w:tc>
+        <w:tc>
+          <w:tcPr>
+            <w:tcW w:type="dxa" w:w="680"/>
+            <w:tcMar>
+              <w:top w:type="dxa" w:w="80"/>
+              <w:left w:type="dxa" w:w="120"/>
+              <w:bottom w:type="dxa" w:w="80"/>
+              <w:right w:type="dxa" w:w="120"/>
+            </w:tcMar>
+          </w:tcPr>
+          <w:p>
+            <w:pPr>
+              <w:spacing w:after="0"/>
+            </w:pPr>
+            <w:r>
+              <w:rPr>
+                <w:rFonts w:ascii="Times New Roman" w:cs="Times New Roman" w:eastAsia="Times New Roman" w:hAnsi="Times New Roman"/>
+                <w:b w:val="false"/>
+                <w:bCs w:val="false"/>
+                <w:sz w:val="24"/>
+                <w:szCs w:val="24"/>
+              </w:rPr>
+              <w:t xml:space="preserve">22:00</w:t>
+            </w:r>
+          </w:p>
+        </w:tc>
+        <w:tc>
+          <w:tcPr>
+            <w:tcW w:type="dxa" w:w="1120"/>
+            <w:tcMar>
+              <w:top w:type="dxa" w:w="80"/>
+              <w:left w:type="dxa" w:w="120"/>
+              <w:bottom w:type="dxa" w:w="80"/>
+              <w:right w:type="dxa" w:w="120"/>
+            </w:tcMar>
+          </w:tcPr>
+          <w:p>
+            <w:pPr>
+              <w:spacing w:after="0"/>
+            </w:pPr>
+            <w:r>
+              <w:rPr>
+                <w:rFonts w:ascii="Times New Roman" w:cs="Times New Roman" w:eastAsia="Times New Roman" w:hAnsi="Times New Roman"/>
+                <w:b w:val="false"/>
+                <w:bCs w:val="false"/>
+                <w:sz w:val="24"/>
+                <w:szCs w:val="24"/>
+              </w:rPr>
+              <w:t xml:space="preserve">0:05</w:t>
+            </w:r>
+          </w:p>
+        </w:tc>
+        <w:tc>
+          <w:tcPr>
+            <w:tcW w:type="dxa" w:w="900"/>
+            <w:tcMar>
+              <w:top w:type="dxa" w:w="80"/>
+              <w:left w:type="dxa" w:w="120"/>
+              <w:bottom w:type="dxa" w:w="80"/>
+              <w:right w:type="dxa" w:w="120"/>
+            </w:tcMar>
+          </w:tcPr>
+          <w:p>
+            <w:pPr>
+              <w:spacing w:after="0"/>
+            </w:pPr>
+            <w:r>
+              <w:rPr>
+                <w:rFonts w:ascii="Times New Roman" w:cs="Times New Roman" w:eastAsia="Times New Roman" w:hAnsi="Times New Roman"/>
+                <w:b w:val="false"/>
+                <w:bCs w:val="false"/>
+                <w:sz w:val="24"/>
+                <w:szCs w:val="24"/>
+              </w:rPr>
+              <w:t xml:space="preserve">0:50</w:t>
+            </w:r>
+          </w:p>
+        </w:tc>
+        <w:tc>
+          <w:tcPr>
+            <w:tcW w:type="dxa" w:w="1280"/>
+            <w:tcMar>
+              <w:top w:type="dxa" w:w="80"/>
+              <w:left w:type="dxa" w:w="120"/>
+              <w:bottom w:type="dxa" w:w="80"/>
+              <w:right w:type="dxa" w:w="120"/>
+            </w:tcMar>
+          </w:tcPr>
+          <w:p>
+            <w:pPr>
+              <w:spacing w:after="0"/>
+            </w:pPr>
+            <w:r>
+              <w:rPr>
+                <w:rFonts w:ascii="Times New Roman" w:cs="Times New Roman" w:eastAsia="Times New Roman" w:hAnsi="Times New Roman"/>
+                <w:b w:val="false"/>
+                <w:bCs w:val="false"/>
+                <w:sz w:val="24"/>
+                <w:szCs w:val="24"/>
+              </w:rPr>
+              <w:t xml:space="preserve">Codificación</w:t>
+            </w:r>
+          </w:p>
+        </w:tc>
+        <w:tc>
+          <w:tcPr>
+            <w:tcW w:type="dxa" w:w="3800"/>
+            <w:tcMar>
+              <w:top w:type="dxa" w:w="80"/>
+              <w:left w:type="dxa" w:w="120"/>
+              <w:bottom w:type="dxa" w:w="80"/>
+              <w:right w:type="dxa" w:w="120"/>
+            </w:tcMar>
+          </w:tcPr>
+          <w:p>
+            <w:pPr>
+              <w:spacing w:after="0"/>
+            </w:pPr>
+            <w:r>
+              <w:rPr>
+                <w:rFonts w:ascii="Times New Roman" w:cs="Times New Roman" w:eastAsia="Times New Roman" w:hAnsi="Times New Roman"/>
+                <w:b w:val="false"/>
+                <w:bCs w:val="false"/>
+                <w:sz w:val="24"/>
+                <w:szCs w:val="24"/>
+              </w:rPr>
+              <w:t xml:space="preserve">AEUVG-58 Pantalla del calendario con el cambio entre vista mensual y semanal.</w:t>
+            </w:r>
+          </w:p>
+        </w:tc>
+      </w:tr>
+      <w:tr>
+        <w:tc>
+          <w:tcPr>
+            <w:tcW w:type="dxa" w:w="900"/>
+            <w:tcMar>
+              <w:top w:type="dxa" w:w="80"/>
+              <w:left w:type="dxa" w:w="120"/>
+              <w:bottom w:type="dxa" w:w="80"/>
+              <w:right w:type="dxa" w:w="120"/>
+            </w:tcMar>
+          </w:tcPr>
+          <w:p>
+            <w:pPr>
+              <w:spacing w:after="0"/>
+            </w:pPr>
+            <w:r>
+              <w:rPr>
+                <w:rFonts w:ascii="Times New Roman" w:cs="Times New Roman" w:eastAsia="Times New Roman" w:hAnsi="Times New Roman"/>
+                <w:b w:val="false"/>
+                <w:bCs w:val="false"/>
+                <w:sz w:val="24"/>
+                <w:szCs w:val="24"/>
+              </w:rPr>
+              <w:t xml:space="preserve">19/09/2026</w:t>
+            </w:r>
+          </w:p>
+        </w:tc>
+        <w:tc>
+          <w:tcPr>
+            <w:tcW w:type="dxa" w:w="680"/>
+            <w:tcMar>
+              <w:top w:type="dxa" w:w="80"/>
+              <w:left w:type="dxa" w:w="120"/>
+              <w:bottom w:type="dxa" w:w="80"/>
+              <w:right w:type="dxa" w:w="120"/>
+            </w:tcMar>
+          </w:tcPr>
+          <w:p>
+            <w:pPr>
+              <w:spacing w:after="0"/>
+            </w:pPr>
+            <w:r>
+              <w:rPr>
+                <w:rFonts w:ascii="Times New Roman" w:cs="Times New Roman" w:eastAsia="Times New Roman" w:hAnsi="Times New Roman"/>
+                <w:b w:val="false"/>
+                <w:bCs w:val="false"/>
+                <w:sz w:val="24"/>
+                <w:szCs w:val="24"/>
+              </w:rPr>
+              <w:t xml:space="preserve">17:05</w:t>
+            </w:r>
+          </w:p>
+        </w:tc>
+        <w:tc>
+          <w:tcPr>
+            <w:tcW w:type="dxa" w:w="680"/>
+            <w:tcMar>
+              <w:top w:type="dxa" w:w="80"/>
+              <w:left w:type="dxa" w:w="120"/>
+              <w:bottom w:type="dxa" w:w="80"/>
+              <w:right w:type="dxa" w:w="120"/>
+            </w:tcMar>
+          </w:tcPr>
+          <w:p>
+            <w:pPr>
+              <w:spacing w:after="0"/>
+            </w:pPr>
+            <w:r>
+              <w:rPr>
+                <w:rFonts w:ascii="Times New Roman" w:cs="Times New Roman" w:eastAsia="Times New Roman" w:hAnsi="Times New Roman"/>
+                <w:b w:val="false"/>
+                <w:bCs w:val="false"/>
+                <w:sz w:val="24"/>
+                <w:szCs w:val="24"/>
+              </w:rPr>
+              <w:t xml:space="preserve">17:55</w:t>
+            </w:r>
+          </w:p>
+        </w:tc>
+        <w:tc>
+          <w:tcPr>
+            <w:tcW w:type="dxa" w:w="1120"/>
+            <w:tcMar>
+              <w:top w:type="dxa" w:w="80"/>
+              <w:left w:type="dxa" w:w="120"/>
+              <w:bottom w:type="dxa" w:w="80"/>
+              <w:right w:type="dxa" w:w="120"/>
+            </w:tcMar>
+          </w:tcPr>
+          <w:p>
+            <w:pPr>
+              <w:spacing w:after="0"/>
+            </w:pPr>
+            <w:r>
+              <w:rPr>
+                <w:rFonts w:ascii="Times New Roman" w:cs="Times New Roman" w:eastAsia="Times New Roman" w:hAnsi="Times New Roman"/>
+                <w:b w:val="false"/>
+                <w:bCs w:val="false"/>
+                <w:sz w:val="24"/>
+                <w:szCs w:val="24"/>
+              </w:rPr>
+              <w:t xml:space="preserve">0:05</w:t>
+            </w:r>
+          </w:p>
+        </w:tc>
+        <w:tc>
+          <w:tcPr>
+            <w:tcW w:type="dxa" w:w="900"/>
+            <w:tcMar>
+              <w:top w:type="dxa" w:w="80"/>
+              <w:left w:type="dxa" w:w="120"/>
+              <w:bottom w:type="dxa" w:w="80"/>
+              <w:right w:type="dxa" w:w="120"/>
+            </w:tcMar>
+          </w:tcPr>
+          <w:p>
+            <w:pPr>
+              <w:spacing w:after="0"/>
+            </w:pPr>
+            <w:r>
+              <w:rPr>
+                <w:rFonts w:ascii="Times New Roman" w:cs="Times New Roman" w:eastAsia="Times New Roman" w:hAnsi="Times New Roman"/>
+                <w:b w:val="false"/>
+                <w:bCs w:val="false"/>
+                <w:sz w:val="24"/>
+                <w:szCs w:val="24"/>
+              </w:rPr>
+              <w:t xml:space="preserve">0:45</w:t>
+            </w:r>
+          </w:p>
+        </w:tc>
+        <w:tc>
+          <w:tcPr>
+            <w:tcW w:type="dxa" w:w="1280"/>
+            <w:tcMar>
+              <w:top w:type="dxa" w:w="80"/>
+              <w:left w:type="dxa" w:w="120"/>
+              <w:bottom w:type="dxa" w:w="80"/>
+              <w:right w:type="dxa" w:w="120"/>
+            </w:tcMar>
+          </w:tcPr>
+          <w:p>
+            <w:pPr>
+              <w:spacing w:after="0"/>
+            </w:pPr>
+            <w:r>
+              <w:rPr>
+                <w:rFonts w:ascii="Times New Roman" w:cs="Times New Roman" w:eastAsia="Times New Roman" w:hAnsi="Times New Roman"/>
+                <w:b w:val="false"/>
+                <w:bCs w:val="false"/>
+                <w:sz w:val="24"/>
+                <w:szCs w:val="24"/>
+              </w:rPr>
+              <w:t xml:space="preserve">Codificación</w:t>
+            </w:r>
+          </w:p>
+        </w:tc>
+        <w:tc>
+          <w:tcPr>
+            <w:tcW w:type="dxa" w:w="3800"/>
+            <w:tcMar>
+              <w:top w:type="dxa" w:w="80"/>
+              <w:left w:type="dxa" w:w="120"/>
+              <w:bottom w:type="dxa" w:w="80"/>
+              <w:right w:type="dxa" w:w="120"/>
+            </w:tcMar>
+          </w:tcPr>
+          <w:p>
+            <w:pPr>
+              <w:spacing w:after="0"/>
+            </w:pPr>
+            <w:r>
+              <w:rPr>
+                <w:rFonts w:ascii="Times New Roman" w:cs="Times New Roman" w:eastAsia="Times New Roman" w:hAnsi="Times New Roman"/>
+                <w:b w:val="false"/>
+                <w:bCs w:val="false"/>
+                <w:sz w:val="24"/>
+                <w:szCs w:val="24"/>
+              </w:rPr>
+              <w:t xml:space="preserve">AEUVG-59 Navegación entre periodos conservando el estado en la dirección.</w:t>
+            </w:r>
+          </w:p>
+        </w:tc>
+      </w:tr>
+      <w:tr>
+        <w:tc>
+          <w:tcPr>
+            <w:tcW w:type="dxa" w:w="900"/>
+            <w:tcMar>
+              <w:top w:type="dxa" w:w="80"/>
+              <w:left w:type="dxa" w:w="120"/>
+              <w:bottom w:type="dxa" w:w="80"/>
+              <w:right w:type="dxa" w:w="120"/>
+            </w:tcMar>
+          </w:tcPr>
+          <w:p>
+            <w:pPr>
+              <w:spacing w:after="0"/>
+            </w:pPr>
+            <w:r>
+              <w:rPr>
+                <w:rFonts w:ascii="Times New Roman" w:cs="Times New Roman" w:eastAsia="Times New Roman" w:hAnsi="Times New Roman"/>
+                <w:b w:val="false"/>
+                <w:bCs w:val="false"/>
+                <w:sz w:val="24"/>
+                <w:szCs w:val="24"/>
+              </w:rPr>
+              <w:t xml:space="preserve">20/09/2026</w:t>
+            </w:r>
+          </w:p>
+        </w:tc>
+        <w:tc>
+          <w:tcPr>
+            <w:tcW w:type="dxa" w:w="680"/>
+            <w:tcMar>
+              <w:top w:type="dxa" w:w="80"/>
+              <w:left w:type="dxa" w:w="120"/>
+              <w:bottom w:type="dxa" w:w="80"/>
+              <w:right w:type="dxa" w:w="120"/>
+            </w:tcMar>
+          </w:tcPr>
+          <w:p>
+            <w:pPr>
+              <w:spacing w:after="0"/>
+            </w:pPr>
+            <w:r>
+              <w:rPr>
+                <w:rFonts w:ascii="Times New Roman" w:cs="Times New Roman" w:eastAsia="Times New Roman" w:hAnsi="Times New Roman"/>
+                <w:b w:val="false"/>
+                <w:bCs w:val="false"/>
+                <w:sz w:val="24"/>
+                <w:szCs w:val="24"/>
+              </w:rPr>
+              <w:t xml:space="preserve">01:15</w:t>
+            </w:r>
+          </w:p>
+        </w:tc>
+        <w:tc>
+          <w:tcPr>
+            <w:tcW w:type="dxa" w:w="680"/>
+            <w:tcMar>
+              <w:top w:type="dxa" w:w="80"/>
+              <w:left w:type="dxa" w:w="120"/>
+              <w:bottom w:type="dxa" w:w="80"/>
+              <w:right w:type="dxa" w:w="120"/>
+            </w:tcMar>
+          </w:tcPr>
+          <w:p>
+            <w:pPr>
+              <w:spacing w:after="0"/>
+            </w:pPr>
+            <w:r>
+              <w:rPr>
+                <w:rFonts w:ascii="Times New Roman" w:cs="Times New Roman" w:eastAsia="Times New Roman" w:hAnsi="Times New Roman"/>
+                <w:b w:val="false"/>
+                <w:bCs w:val="false"/>
+                <w:sz w:val="24"/>
+                <w:szCs w:val="24"/>
+              </w:rPr>
+              <w:t xml:space="preserve">01:55</w:t>
+            </w:r>
+          </w:p>
+        </w:tc>
+        <w:tc>
+          <w:tcPr>
+            <w:tcW w:type="dxa" w:w="1120"/>
+            <w:tcMar>
+              <w:top w:type="dxa" w:w="80"/>
+              <w:left w:type="dxa" w:w="120"/>
+              <w:bottom w:type="dxa" w:w="80"/>
+              <w:right w:type="dxa" w:w="120"/>
+            </w:tcMar>
+          </w:tcPr>
+          <w:p>
+            <w:pPr>
+              <w:spacing w:after="0"/>
+            </w:pPr>
+            <w:r>
+              <w:rPr>
+                <w:rFonts w:ascii="Times New Roman" w:cs="Times New Roman" w:eastAsia="Times New Roman" w:hAnsi="Times New Roman"/>
+                <w:b w:val="false"/>
+                <w:bCs w:val="false"/>
+                <w:sz w:val="24"/>
+                <w:szCs w:val="24"/>
+              </w:rPr>
+              <w:t xml:space="preserve">0:00</w:t>
+            </w:r>
+          </w:p>
+        </w:tc>
+        <w:tc>
+          <w:tcPr>
+            <w:tcW w:type="dxa" w:w="900"/>
+            <w:tcMar>
+              <w:top w:type="dxa" w:w="80"/>
+              <w:left w:type="dxa" w:w="120"/>
+              <w:bottom w:type="dxa" w:w="80"/>
+              <w:right w:type="dxa" w:w="120"/>
+            </w:tcMar>
+          </w:tcPr>
+          <w:p>
+            <w:pPr>
+              <w:spacing w:after="0"/>
+            </w:pPr>
+            <w:r>
+              <w:rPr>
+                <w:rFonts w:ascii="Times New Roman" w:cs="Times New Roman" w:eastAsia="Times New Roman" w:hAnsi="Times New Roman"/>
+                <w:b w:val="false"/>
+                <w:bCs w:val="false"/>
+                <w:sz w:val="24"/>
+                <w:szCs w:val="24"/>
+              </w:rPr>
+              <w:t xml:space="preserve">0:40</w:t>
+            </w:r>
+          </w:p>
+        </w:tc>
+        <w:tc>
+          <w:tcPr>
+            <w:tcW w:type="dxa" w:w="1280"/>
+            <w:tcMar>
+              <w:top w:type="dxa" w:w="80"/>
+              <w:left w:type="dxa" w:w="120"/>
+              <w:bottom w:type="dxa" w:w="80"/>
+              <w:right w:type="dxa" w:w="120"/>
+            </w:tcMar>
+          </w:tcPr>
+          <w:p>
+            <w:pPr>
+              <w:spacing w:after="0"/>
+            </w:pPr>
+            <w:r>
+              <w:rPr>
+                <w:rFonts w:ascii="Times New Roman" w:cs="Times New Roman" w:eastAsia="Times New Roman" w:hAnsi="Times New Roman"/>
+                <w:b w:val="false"/>
+                <w:bCs w:val="false"/>
+                <w:sz w:val="24"/>
+                <w:szCs w:val="24"/>
+              </w:rPr>
+              <w:t xml:space="preserve">Codificación</w:t>
+            </w:r>
+          </w:p>
+        </w:tc>
+        <w:tc>
+          <w:tcPr>
+            <w:tcW w:type="dxa" w:w="3800"/>
+            <w:tcMar>
+              <w:top w:type="dxa" w:w="80"/>
+              <w:left w:type="dxa" w:w="120"/>
+              <w:bottom w:type="dxa" w:w="80"/>
+              <w:right w:type="dxa" w:w="120"/>
+            </w:tcMar>
+          </w:tcPr>
+          <w:p>
+            <w:pPr>
+              <w:spacing w:after="0"/>
+            </w:pPr>
+            <w:r>
+              <w:rPr>
+                <w:rFonts w:ascii="Times New Roman" w:cs="Times New Roman" w:eastAsia="Times New Roman" w:hAnsi="Times New Roman"/>
+                <w:b w:val="false"/>
+                <w:bCs w:val="false"/>
+                <w:sz w:val="24"/>
+                <w:szCs w:val="24"/>
+              </w:rPr>
+              <w:t xml:space="preserve">AEUVG-60 Eventos dentro de cada día del calendario, enlazados a su detalle.</w:t>
+            </w:r>
+          </w:p>
+        </w:tc>
+      </w:tr>
+      <w:tr>
+        <w:tc>
+          <w:tcPr>
+            <w:tcW w:type="dxa" w:w="900"/>
+            <w:tcMar>
+              <w:top w:type="dxa" w:w="80"/>
+              <w:left w:type="dxa" w:w="120"/>
+              <w:bottom w:type="dxa" w:w="80"/>
+              <w:right w:type="dxa" w:w="120"/>
+            </w:tcMar>
+          </w:tcPr>
+          <w:p>
+            <w:pPr>
+              <w:spacing w:after="0"/>
+            </w:pPr>
+            <w:r>
+              <w:rPr>
+                <w:rFonts w:ascii="Times New Roman" w:cs="Times New Roman" w:eastAsia="Times New Roman" w:hAnsi="Times New Roman"/>
+                <w:b w:val="false"/>
+                <w:bCs w:val="false"/>
+                <w:sz w:val="24"/>
+                <w:szCs w:val="24"/>
+              </w:rPr>
+              <w:t xml:space="preserve">20/09/2026</w:t>
+            </w:r>
+          </w:p>
+        </w:tc>
+        <w:tc>
+          <w:tcPr>
+            <w:tcW w:type="dxa" w:w="680"/>
+            <w:tcMar>
+              <w:top w:type="dxa" w:w="80"/>
+              <w:left w:type="dxa" w:w="120"/>
+              <w:bottom w:type="dxa" w:w="80"/>
+              <w:right w:type="dxa" w:w="120"/>
+            </w:tcMar>
+          </w:tcPr>
+          <w:p>
+            <w:pPr>
+              <w:spacing w:after="0"/>
+            </w:pPr>
+            <w:r>
+              <w:rPr>
+                <w:rFonts w:ascii="Times New Roman" w:cs="Times New Roman" w:eastAsia="Times New Roman" w:hAnsi="Times New Roman"/>
+                <w:b w:val="false"/>
+                <w:bCs w:val="false"/>
+                <w:sz w:val="24"/>
+                <w:szCs w:val="24"/>
+              </w:rPr>
+              <w:t xml:space="preserve">21:35</w:t>
+            </w:r>
+          </w:p>
+        </w:tc>
+        <w:tc>
+          <w:tcPr>
+            <w:tcW w:type="dxa" w:w="680"/>
+            <w:tcMar>
+              <w:top w:type="dxa" w:w="80"/>
+              <w:left w:type="dxa" w:w="120"/>
+              <w:bottom w:type="dxa" w:w="80"/>
+              <w:right w:type="dxa" w:w="120"/>
+            </w:tcMar>
+          </w:tcPr>
+          <w:p>
+            <w:pPr>
+              <w:spacing w:after="0"/>
+            </w:pPr>
+            <w:r>
+              <w:rPr>
+                <w:rFonts w:ascii="Times New Roman" w:cs="Times New Roman" w:eastAsia="Times New Roman" w:hAnsi="Times New Roman"/>
+                <w:b w:val="false"/>
+                <w:bCs w:val="false"/>
+                <w:sz w:val="24"/>
+                <w:szCs w:val="24"/>
+              </w:rPr>
+              <w:t xml:space="preserve">22:20</w:t>
+            </w:r>
+          </w:p>
+        </w:tc>
+        <w:tc>
+          <w:tcPr>
+            <w:tcW w:type="dxa" w:w="1120"/>
+            <w:tcMar>
+              <w:top w:type="dxa" w:w="80"/>
+              <w:left w:type="dxa" w:w="120"/>
+              <w:bottom w:type="dxa" w:w="80"/>
+              <w:right w:type="dxa" w:w="120"/>
+            </w:tcMar>
+          </w:tcPr>
+          <w:p>
+            <w:pPr>
+              <w:spacing w:after="0"/>
+            </w:pPr>
+            <w:r>
+              <w:rPr>
+                <w:rFonts w:ascii="Times New Roman" w:cs="Times New Roman" w:eastAsia="Times New Roman" w:hAnsi="Times New Roman"/>
+                <w:b w:val="false"/>
+                <w:bCs w:val="false"/>
+                <w:sz w:val="24"/>
+                <w:szCs w:val="24"/>
+              </w:rPr>
+              <w:t xml:space="preserve">0:05</w:t>
+            </w:r>
+          </w:p>
+        </w:tc>
+        <w:tc>
+          <w:tcPr>
+            <w:tcW w:type="dxa" w:w="900"/>
+            <w:tcMar>
+              <w:top w:type="dxa" w:w="80"/>
+              <w:left w:type="dxa" w:w="120"/>
+              <w:bottom w:type="dxa" w:w="80"/>
+              <w:right w:type="dxa" w:w="120"/>
+            </w:tcMar>
+          </w:tcPr>
+          <w:p>
+            <w:pPr>
+              <w:spacing w:after="0"/>
+            </w:pPr>
+            <w:r>
+              <w:rPr>
+                <w:rFonts w:ascii="Times New Roman" w:cs="Times New Roman" w:eastAsia="Times New Roman" w:hAnsi="Times New Roman"/>
+                <w:b w:val="false"/>
+                <w:bCs w:val="false"/>
+                <w:sz w:val="24"/>
+                <w:szCs w:val="24"/>
+              </w:rPr>
+              <w:t xml:space="preserve">0:40</w:t>
+            </w:r>
+          </w:p>
+        </w:tc>
+        <w:tc>
+          <w:tcPr>
+            <w:tcW w:type="dxa" w:w="1280"/>
+            <w:tcMar>
+              <w:top w:type="dxa" w:w="80"/>
+              <w:left w:type="dxa" w:w="120"/>
+              <w:bottom w:type="dxa" w:w="80"/>
+              <w:right w:type="dxa" w:w="120"/>
+            </w:tcMar>
+          </w:tcPr>
+          <w:p>
+            <w:pPr>
+              <w:spacing w:after="0"/>
+            </w:pPr>
+            <w:r>
+              <w:rPr>
+                <w:rFonts w:ascii="Times New Roman" w:cs="Times New Roman" w:eastAsia="Times New Roman" w:hAnsi="Times New Roman"/>
+                <w:b w:val="false"/>
+                <w:bCs w:val="false"/>
+                <w:sz w:val="24"/>
+                <w:szCs w:val="24"/>
+              </w:rPr>
+              <w:t xml:space="preserve">Diseño y codificación</w:t>
+            </w:r>
+          </w:p>
+        </w:tc>
+        <w:tc>
+          <w:tcPr>
+            <w:tcW w:type="dxa" w:w="3800"/>
+            <w:tcMar>
+              <w:top w:type="dxa" w:w="80"/>
+              <w:left w:type="dxa" w:w="120"/>
+              <w:bottom w:type="dxa" w:w="80"/>
+              <w:right w:type="dxa" w:w="120"/>
+            </w:tcMar>
+          </w:tcPr>
+          <w:p>
+            <w:pPr>
+              <w:spacing w:after="0"/>
+            </w:pPr>
+            <w:r>
+              <w:rPr>
+                <w:rFonts w:ascii="Times New Roman" w:cs="Times New Roman" w:eastAsia="Times New Roman" w:hAnsi="Times New Roman"/>
+                <w:b w:val="false"/>
+                <w:bCs w:val="false"/>
+                <w:sz w:val="24"/>
+                <w:szCs w:val="24"/>
+              </w:rPr>
+              <w:t xml:space="preserve">AEUVG-61 Versión de agenda del calendario para teléfono.</w:t>
+            </w:r>
+          </w:p>
+        </w:tc>
+      </w:tr>
+      <w:tr>
+        <w:tc>
+          <w:tcPr>
+            <w:tcW w:type="dxa" w:w="900"/>
+            <w:tcMar>
+              <w:top w:type="dxa" w:w="80"/>
+              <w:left w:type="dxa" w:w="120"/>
+              <w:bottom w:type="dxa" w:w="80"/>
+              <w:right w:type="dxa" w:w="120"/>
+            </w:tcMar>
+          </w:tcPr>
+          <w:p>
+            <w:pPr>
+              <w:spacing w:after="0"/>
+            </w:pPr>
+            <w:r>
+              <w:rPr>
+                <w:rFonts w:ascii="Times New Roman" w:cs="Times New Roman" w:eastAsia="Times New Roman" w:hAnsi="Times New Roman"/>
+                <w:b w:val="false"/>
+                <w:bCs w:val="false"/>
+                <w:sz w:val="24"/>
+                <w:szCs w:val="24"/>
+              </w:rPr>
+              <w:t xml:space="preserve">21/09/2026</w:t>
+            </w:r>
+          </w:p>
+        </w:tc>
+        <w:tc>
+          <w:tcPr>
+            <w:tcW w:type="dxa" w:w="680"/>
+            <w:tcMar>
+              <w:top w:type="dxa" w:w="80"/>
+              <w:left w:type="dxa" w:w="120"/>
+              <w:bottom w:type="dxa" w:w="80"/>
+              <w:right w:type="dxa" w:w="120"/>
+            </w:tcMar>
+          </w:tcPr>
+          <w:p>
+            <w:pPr>
+              <w:spacing w:after="0"/>
+            </w:pPr>
+            <w:r>
+              <w:rPr>
+                <w:rFonts w:ascii="Times New Roman" w:cs="Times New Roman" w:eastAsia="Times New Roman" w:hAnsi="Times New Roman"/>
+                <w:b w:val="false"/>
+                <w:bCs w:val="false"/>
+                <w:sz w:val="24"/>
+                <w:szCs w:val="24"/>
+              </w:rPr>
+              <w:t xml:space="preserve">19:45</w:t>
+            </w:r>
+          </w:p>
+        </w:tc>
+        <w:tc>
+          <w:tcPr>
+            <w:tcW w:type="dxa" w:w="680"/>
+            <w:tcMar>
+              <w:top w:type="dxa" w:w="80"/>
+              <w:left w:type="dxa" w:w="120"/>
+              <w:bottom w:type="dxa" w:w="80"/>
+              <w:right w:type="dxa" w:w="120"/>
+            </w:tcMar>
+          </w:tcPr>
+          <w:p>
+            <w:pPr>
+              <w:spacing w:after="0"/>
+            </w:pPr>
+            <w:r>
+              <w:rPr>
+                <w:rFonts w:ascii="Times New Roman" w:cs="Times New Roman" w:eastAsia="Times New Roman" w:hAnsi="Times New Roman"/>
+                <w:b w:val="false"/>
+                <w:bCs w:val="false"/>
+                <w:sz w:val="24"/>
+                <w:szCs w:val="24"/>
+              </w:rPr>
+              <w:t xml:space="preserve">20:30</w:t>
+            </w:r>
+          </w:p>
+        </w:tc>
+        <w:tc>
+          <w:tcPr>
+            <w:tcW w:type="dxa" w:w="1120"/>
+            <w:tcMar>
+              <w:top w:type="dxa" w:w="80"/>
+              <w:left w:type="dxa" w:w="120"/>
+              <w:bottom w:type="dxa" w:w="80"/>
+              <w:right w:type="dxa" w:w="120"/>
+            </w:tcMar>
+          </w:tcPr>
+          <w:p>
+            <w:pPr>
+              <w:spacing w:after="0"/>
+            </w:pPr>
+            <w:r>
+              <w:rPr>
+                <w:rFonts w:ascii="Times New Roman" w:cs="Times New Roman" w:eastAsia="Times New Roman" w:hAnsi="Times New Roman"/>
+                <w:b w:val="false"/>
+                <w:bCs w:val="false"/>
+                <w:sz w:val="24"/>
+                <w:szCs w:val="24"/>
+              </w:rPr>
+              <w:t xml:space="preserve">0:05</w:t>
+            </w:r>
+          </w:p>
+        </w:tc>
+        <w:tc>
+          <w:tcPr>
+            <w:tcW w:type="dxa" w:w="900"/>
+            <w:tcMar>
+              <w:top w:type="dxa" w:w="80"/>
+              <w:left w:type="dxa" w:w="120"/>
+              <w:bottom w:type="dxa" w:w="80"/>
+              <w:right w:type="dxa" w:w="120"/>
+            </w:tcMar>
+          </w:tcPr>
+          <w:p>
+            <w:pPr>
+              <w:spacing w:after="0"/>
+            </w:pPr>
+            <w:r>
+              <w:rPr>
+                <w:rFonts w:ascii="Times New Roman" w:cs="Times New Roman" w:eastAsia="Times New Roman" w:hAnsi="Times New Roman"/>
+                <w:b w:val="false"/>
+                <w:bCs w:val="false"/>
+                <w:sz w:val="24"/>
+                <w:szCs w:val="24"/>
+              </w:rPr>
+              <w:t xml:space="preserve">0:40</w:t>
+            </w:r>
+          </w:p>
+        </w:tc>
+        <w:tc>
+          <w:tcPr>
+            <w:tcW w:type="dxa" w:w="1280"/>
+            <w:tcMar>
+              <w:top w:type="dxa" w:w="80"/>
+              <w:left w:type="dxa" w:w="120"/>
+              <w:bottom w:type="dxa" w:w="80"/>
+              <w:right w:type="dxa" w:w="120"/>
+            </w:tcMar>
+          </w:tcPr>
+          <w:p>
+            <w:pPr>
+              <w:spacing w:after="0"/>
+            </w:pPr>
+            <w:r>
+              <w:rPr>
+                <w:rFonts w:ascii="Times New Roman" w:cs="Times New Roman" w:eastAsia="Times New Roman" w:hAnsi="Times New Roman"/>
+                <w:b w:val="false"/>
+                <w:bCs w:val="false"/>
+                <w:sz w:val="24"/>
+                <w:szCs w:val="24"/>
+              </w:rPr>
+              <w:t xml:space="preserve">Codificación</w:t>
+            </w:r>
+          </w:p>
+        </w:tc>
+        <w:tc>
+          <w:tcPr>
+            <w:tcW w:type="dxa" w:w="3800"/>
+            <w:tcMar>
+              <w:top w:type="dxa" w:w="80"/>
+              <w:left w:type="dxa" w:w="120"/>
+              <w:bottom w:type="dxa" w:w="80"/>
+              <w:right w:type="dxa" w:w="120"/>
+            </w:tcMar>
+          </w:tcPr>
+          <w:p>
+            <w:pPr>
+              <w:spacing w:after="0"/>
+            </w:pPr>
+            <w:r>
+              <w:rPr>
+                <w:rFonts w:ascii="Times New Roman" w:cs="Times New Roman" w:eastAsia="Times New Roman" w:hAnsi="Times New Roman"/>
+                <w:b w:val="false"/>
+                <w:bCs w:val="false"/>
+                <w:sz w:val="24"/>
+                <w:szCs w:val="24"/>
+              </w:rPr>
+              <w:t xml:space="preserve">AEUVG-72 Listado administrativo de eventos con sus filtros y acciones.</w:t>
+            </w:r>
+          </w:p>
+        </w:tc>
+      </w:tr>
+      <w:tr>
+        <w:tc>
+          <w:tcPr>
+            <w:tcW w:type="dxa" w:w="900"/>
+            <w:tcMar>
+              <w:top w:type="dxa" w:w="80"/>
+              <w:left w:type="dxa" w:w="120"/>
+              <w:bottom w:type="dxa" w:w="80"/>
+              <w:right w:type="dxa" w:w="120"/>
+            </w:tcMar>
+          </w:tcPr>
+          <w:p>
+            <w:pPr>
+              <w:spacing w:after="0"/>
+            </w:pPr>
+            <w:r>
+              <w:rPr>
+                <w:rFonts w:ascii="Times New Roman" w:cs="Times New Roman" w:eastAsia="Times New Roman" w:hAnsi="Times New Roman"/>
+                <w:b w:val="false"/>
+                <w:bCs w:val="false"/>
+                <w:sz w:val="24"/>
+                <w:szCs w:val="24"/>
+              </w:rPr>
+              <w:t xml:space="preserve">22/09/2026</w:t>
+            </w:r>
+          </w:p>
+        </w:tc>
+        <w:tc>
+          <w:tcPr>
+            <w:tcW w:type="dxa" w:w="680"/>
+            <w:tcMar>
+              <w:top w:type="dxa" w:w="80"/>
+              <w:left w:type="dxa" w:w="120"/>
+              <w:bottom w:type="dxa" w:w="80"/>
+              <w:right w:type="dxa" w:w="120"/>
+            </w:tcMar>
+          </w:tcPr>
+          <w:p>
+            <w:pPr>
+              <w:spacing w:after="0"/>
+            </w:pPr>
+            <w:r>
+              <w:rPr>
+                <w:rFonts w:ascii="Times New Roman" w:cs="Times New Roman" w:eastAsia="Times New Roman" w:hAnsi="Times New Roman"/>
+                <w:b w:val="false"/>
+                <w:bCs w:val="false"/>
+                <w:sz w:val="24"/>
+                <w:szCs w:val="24"/>
+              </w:rPr>
+              <w:t xml:space="preserve">00:15</w:t>
+            </w:r>
+          </w:p>
+        </w:tc>
+        <w:tc>
+          <w:tcPr>
+            <w:tcW w:type="dxa" w:w="680"/>
+            <w:tcMar>
+              <w:top w:type="dxa" w:w="80"/>
+              <w:left w:type="dxa" w:w="120"/>
+              <w:bottom w:type="dxa" w:w="80"/>
+              <w:right w:type="dxa" w:w="120"/>
+            </w:tcMar>
+          </w:tcPr>
+          <w:p>
+            <w:pPr>
+              <w:spacing w:after="0"/>
+            </w:pPr>
+            <w:r>
+              <w:rPr>
+                <w:rFonts w:ascii="Times New Roman" w:cs="Times New Roman" w:eastAsia="Times New Roman" w:hAnsi="Times New Roman"/>
+                <w:b w:val="false"/>
+                <w:bCs w:val="false"/>
+                <w:sz w:val="24"/>
+                <w:szCs w:val="24"/>
+              </w:rPr>
+              <w:t xml:space="preserve">01:15</w:t>
+            </w:r>
+          </w:p>
+        </w:tc>
+        <w:tc>
+          <w:tcPr>
+            <w:tcW w:type="dxa" w:w="1120"/>
+            <w:tcMar>
+              <w:top w:type="dxa" w:w="80"/>
+              <w:left w:type="dxa" w:w="120"/>
+              <w:bottom w:type="dxa" w:w="80"/>
+              <w:right w:type="dxa" w:w="120"/>
+            </w:tcMar>
+          </w:tcPr>
+          <w:p>
+            <w:pPr>
+              <w:spacing w:after="0"/>
+            </w:pPr>
+            <w:r>
+              <w:rPr>
+                <w:rFonts w:ascii="Times New Roman" w:cs="Times New Roman" w:eastAsia="Times New Roman" w:hAnsi="Times New Roman"/>
+                <w:b w:val="false"/>
+                <w:bCs w:val="false"/>
+                <w:sz w:val="24"/>
+                <w:szCs w:val="24"/>
+              </w:rPr>
+              <w:t xml:space="preserve">0:05</w:t>
+            </w:r>
+          </w:p>
+        </w:tc>
+        <w:tc>
+          <w:tcPr>
+            <w:tcW w:type="dxa" w:w="900"/>
+            <w:tcMar>
+              <w:top w:type="dxa" w:w="80"/>
+              <w:left w:type="dxa" w:w="120"/>
+              <w:bottom w:type="dxa" w:w="80"/>
+              <w:right w:type="dxa" w:w="120"/>
+            </w:tcMar>
+          </w:tcPr>
+          <w:p>
+            <w:pPr>
+              <w:spacing w:after="0"/>
+            </w:pPr>
+            <w:r>
+              <w:rPr>
+                <w:rFonts w:ascii="Times New Roman" w:cs="Times New Roman" w:eastAsia="Times New Roman" w:hAnsi="Times New Roman"/>
+                <w:b w:val="false"/>
+                <w:bCs w:val="false"/>
+                <w:sz w:val="24"/>
+                <w:szCs w:val="24"/>
+              </w:rPr>
+              <w:t xml:space="preserve">0:55</w:t>
+            </w:r>
+          </w:p>
+        </w:tc>
+        <w:tc>
+          <w:tcPr>
+            <w:tcW w:type="dxa" w:w="1280"/>
+            <w:tcMar>
+              <w:top w:type="dxa" w:w="80"/>
+              <w:left w:type="dxa" w:w="120"/>
+              <w:bottom w:type="dxa" w:w="80"/>
+              <w:right w:type="dxa" w:w="120"/>
+            </w:tcMar>
+          </w:tcPr>
+          <w:p>
+            <w:pPr>
+              <w:spacing w:after="0"/>
+            </w:pPr>
+            <w:r>
+              <w:rPr>
+                <w:rFonts w:ascii="Times New Roman" w:cs="Times New Roman" w:eastAsia="Times New Roman" w:hAnsi="Times New Roman"/>
+                <w:b w:val="false"/>
+                <w:bCs w:val="false"/>
+                <w:sz w:val="24"/>
+                <w:szCs w:val="24"/>
+              </w:rPr>
+              <w:t xml:space="preserve">Codificación</w:t>
+            </w:r>
+          </w:p>
+        </w:tc>
+        <w:tc>
+          <w:tcPr>
+            <w:tcW w:type="dxa" w:w="3800"/>
+            <w:tcMar>
+              <w:top w:type="dxa" w:w="80"/>
+              <w:left w:type="dxa" w:w="120"/>
+              <w:bottom w:type="dxa" w:w="80"/>
+              <w:right w:type="dxa" w:w="120"/>
+            </w:tcMar>
+          </w:tcPr>
+          <w:p>
+            <w:pPr>
+              <w:spacing w:after="0"/>
+            </w:pPr>
+            <w:r>
+              <w:rPr>
+                <w:rFonts w:ascii="Times New Roman" w:cs="Times New Roman" w:eastAsia="Times New Roman" w:hAnsi="Times New Roman"/>
+                <w:b w:val="false"/>
+                <w:bCs w:val="false"/>
+                <w:sz w:val="24"/>
+                <w:szCs w:val="24"/>
+              </w:rPr>
+              <w:t xml:space="preserve">AEUVG-73 Formulario de creación y edición de eventos.</w:t>
+            </w:r>
+          </w:p>
+        </w:tc>
+      </w:tr>
+      <w:tr>
+        <w:tc>
+          <w:tcPr>
+            <w:tcW w:type="dxa" w:w="900"/>
+            <w:tcMar>
+              <w:top w:type="dxa" w:w="80"/>
+              <w:left w:type="dxa" w:w="120"/>
+              <w:bottom w:type="dxa" w:w="80"/>
+              <w:right w:type="dxa" w:w="120"/>
+            </w:tcMar>
+          </w:tcPr>
+          <w:p>
+            <w:pPr>
+              <w:spacing w:after="0"/>
+            </w:pPr>
+            <w:r>
+              <w:rPr>
+                <w:rFonts w:ascii="Times New Roman" w:cs="Times New Roman" w:eastAsia="Times New Roman" w:hAnsi="Times New Roman"/>
+                <w:b w:val="false"/>
+                <w:bCs w:val="false"/>
+                <w:sz w:val="24"/>
+                <w:szCs w:val="24"/>
+              </w:rPr>
+              <w:t xml:space="preserve">22/09/2026</w:t>
+            </w:r>
+          </w:p>
+        </w:tc>
+        <w:tc>
+          <w:tcPr>
+            <w:tcW w:type="dxa" w:w="680"/>
+            <w:tcMar>
+              <w:top w:type="dxa" w:w="80"/>
+              <w:left w:type="dxa" w:w="120"/>
+              <w:bottom w:type="dxa" w:w="80"/>
+              <w:right w:type="dxa" w:w="120"/>
+            </w:tcMar>
+          </w:tcPr>
+          <w:p>
+            <w:pPr>
+              <w:spacing w:after="0"/>
+            </w:pPr>
+            <w:r>
+              <w:rPr>
+                <w:rFonts w:ascii="Times New Roman" w:cs="Times New Roman" w:eastAsia="Times New Roman" w:hAnsi="Times New Roman"/>
+                <w:b w:val="false"/>
+                <w:bCs w:val="false"/>
+                <w:sz w:val="24"/>
+                <w:szCs w:val="24"/>
+              </w:rPr>
+              <w:t xml:space="preserve">16:05</w:t>
+            </w:r>
+          </w:p>
+        </w:tc>
+        <w:tc>
+          <w:tcPr>
+            <w:tcW w:type="dxa" w:w="680"/>
+            <w:tcMar>
+              <w:top w:type="dxa" w:w="80"/>
+              <w:left w:type="dxa" w:w="120"/>
+              <w:bottom w:type="dxa" w:w="80"/>
+              <w:right w:type="dxa" w:w="120"/>
+            </w:tcMar>
+          </w:tcPr>
+          <w:p>
+            <w:pPr>
+              <w:spacing w:after="0"/>
+            </w:pPr>
+            <w:r>
+              <w:rPr>
+                <w:rFonts w:ascii="Times New Roman" w:cs="Times New Roman" w:eastAsia="Times New Roman" w:hAnsi="Times New Roman"/>
+                <w:b w:val="false"/>
+                <w:bCs w:val="false"/>
+                <w:sz w:val="24"/>
+                <w:szCs w:val="24"/>
+              </w:rPr>
+              <w:t xml:space="preserve">16:50</w:t>
+            </w:r>
+          </w:p>
+        </w:tc>
+        <w:tc>
+          <w:tcPr>
+            <w:tcW w:type="dxa" w:w="1120"/>
+            <w:tcMar>
+              <w:top w:type="dxa" w:w="80"/>
+              <w:left w:type="dxa" w:w="120"/>
+              <w:bottom w:type="dxa" w:w="80"/>
+              <w:right w:type="dxa" w:w="120"/>
+            </w:tcMar>
+          </w:tcPr>
+          <w:p>
+            <w:pPr>
+              <w:spacing w:after="0"/>
+            </w:pPr>
+            <w:r>
+              <w:rPr>
+                <w:rFonts w:ascii="Times New Roman" w:cs="Times New Roman" w:eastAsia="Times New Roman" w:hAnsi="Times New Roman"/>
+                <w:b w:val="false"/>
+                <w:bCs w:val="false"/>
+                <w:sz w:val="24"/>
+                <w:szCs w:val="24"/>
+              </w:rPr>
+              <w:t xml:space="preserve">0:05</w:t>
+            </w:r>
+          </w:p>
+        </w:tc>
+        <w:tc>
+          <w:tcPr>
+            <w:tcW w:type="dxa" w:w="900"/>
+            <w:tcMar>
+              <w:top w:type="dxa" w:w="80"/>
+              <w:left w:type="dxa" w:w="120"/>
+              <w:bottom w:type="dxa" w:w="80"/>
+              <w:right w:type="dxa" w:w="120"/>
+            </w:tcMar>
+          </w:tcPr>
+          <w:p>
+            <w:pPr>
+              <w:spacing w:after="0"/>
+            </w:pPr>
+            <w:r>
+              <w:rPr>
+                <w:rFonts w:ascii="Times New Roman" w:cs="Times New Roman" w:eastAsia="Times New Roman" w:hAnsi="Times New Roman"/>
+                <w:b w:val="false"/>
+                <w:bCs w:val="false"/>
+                <w:sz w:val="24"/>
+                <w:szCs w:val="24"/>
+              </w:rPr>
+              <w:t xml:space="preserve">0:40</w:t>
+            </w:r>
+          </w:p>
+        </w:tc>
+        <w:tc>
+          <w:tcPr>
+            <w:tcW w:type="dxa" w:w="1280"/>
+            <w:tcMar>
+              <w:top w:type="dxa" w:w="80"/>
+              <w:left w:type="dxa" w:w="120"/>
+              <w:bottom w:type="dxa" w:w="80"/>
+              <w:right w:type="dxa" w:w="120"/>
+            </w:tcMar>
+          </w:tcPr>
+          <w:p>
+            <w:pPr>
+              <w:spacing w:after="0"/>
+            </w:pPr>
+            <w:r>
+              <w:rPr>
+                <w:rFonts w:ascii="Times New Roman" w:cs="Times New Roman" w:eastAsia="Times New Roman" w:hAnsi="Times New Roman"/>
+                <w:b w:val="false"/>
+                <w:bCs w:val="false"/>
+                <w:sz w:val="24"/>
+                <w:szCs w:val="24"/>
+              </w:rPr>
+              <w:t xml:space="preserve">Codificación</w:t>
+            </w:r>
+          </w:p>
+        </w:tc>
+        <w:tc>
+          <w:tcPr>
+            <w:tcW w:type="dxa" w:w="3800"/>
+            <w:tcMar>
+              <w:top w:type="dxa" w:w="80"/>
+              <w:left w:type="dxa" w:w="120"/>
+              <w:bottom w:type="dxa" w:w="80"/>
+              <w:right w:type="dxa" w:w="120"/>
+            </w:tcMar>
+          </w:tcPr>
+          <w:p>
+            <w:pPr>
+              <w:spacing w:after="0"/>
+            </w:pPr>
+            <w:r>
+              <w:rPr>
+                <w:rFonts w:ascii="Times New Roman" w:cs="Times New Roman" w:eastAsia="Times New Roman" w:hAnsi="Times New Roman"/>
+                <w:b w:val="false"/>
+                <w:bCs w:val="false"/>
+                <w:sz w:val="24"/>
+                <w:szCs w:val="24"/>
+              </w:rPr>
+              <w:t xml:space="preserve">AEUVG-79 Enlace de eventos y calendario desde los accesos rápidos y el menú principal.</w:t>
+            </w:r>
+          </w:p>
+        </w:tc>
+      </w:tr>
+      <w:tr>
+        <w:tc>
+          <w:tcPr>
+            <w:tcW w:type="dxa" w:w="900"/>
+            <w:tcMar>
+              <w:top w:type="dxa" w:w="80"/>
+              <w:left w:type="dxa" w:w="120"/>
+              <w:bottom w:type="dxa" w:w="80"/>
+              <w:right w:type="dxa" w:w="120"/>
+            </w:tcMar>
+          </w:tcPr>
+          <w:p>
+            <w:pPr>
+              <w:spacing w:after="0"/>
+            </w:pPr>
+            <w:r>
+              <w:rPr>
+                <w:rFonts w:ascii="Times New Roman" w:cs="Times New Roman" w:eastAsia="Times New Roman" w:hAnsi="Times New Roman"/>
+                <w:b w:val="false"/>
+                <w:bCs w:val="false"/>
+                <w:sz w:val="24"/>
+                <w:szCs w:val="24"/>
+              </w:rPr>
+              <w:t xml:space="preserve">22/09/2026</w:t>
+            </w:r>
+          </w:p>
+        </w:tc>
+        <w:tc>
+          <w:tcPr>
+            <w:tcW w:type="dxa" w:w="680"/>
+            <w:tcMar>
+              <w:top w:type="dxa" w:w="80"/>
+              <w:left w:type="dxa" w:w="120"/>
+              <w:bottom w:type="dxa" w:w="80"/>
+              <w:right w:type="dxa" w:w="120"/>
+            </w:tcMar>
+          </w:tcPr>
+          <w:p>
+            <w:pPr>
+              <w:spacing w:after="0"/>
+            </w:pPr>
+            <w:r>
+              <w:rPr>
+                <w:rFonts w:ascii="Times New Roman" w:cs="Times New Roman" w:eastAsia="Times New Roman" w:hAnsi="Times New Roman"/>
+                <w:b w:val="false"/>
+                <w:bCs w:val="false"/>
+                <w:sz w:val="24"/>
+                <w:szCs w:val="24"/>
+              </w:rPr>
+              <w:t xml:space="preserve">20:20</w:t>
+            </w:r>
+          </w:p>
+        </w:tc>
+        <w:tc>
+          <w:tcPr>
+            <w:tcW w:type="dxa" w:w="680"/>
+            <w:tcMar>
+              <w:top w:type="dxa" w:w="80"/>
+              <w:left w:type="dxa" w:w="120"/>
+              <w:bottom w:type="dxa" w:w="80"/>
+              <w:right w:type="dxa" w:w="120"/>
+            </w:tcMar>
+          </w:tcPr>
+          <w:p>
+            <w:pPr>
+              <w:spacing w:after="0"/>
+            </w:pPr>
+            <w:r>
+              <w:rPr>
+                <w:rFonts w:ascii="Times New Roman" w:cs="Times New Roman" w:eastAsia="Times New Roman" w:hAnsi="Times New Roman"/>
+                <w:b w:val="false"/>
+                <w:bCs w:val="false"/>
+                <w:sz w:val="24"/>
+                <w:szCs w:val="24"/>
+              </w:rPr>
+              <w:t xml:space="preserve">21:05</w:t>
+            </w:r>
+          </w:p>
+        </w:tc>
+        <w:tc>
+          <w:tcPr>
+            <w:tcW w:type="dxa" w:w="1120"/>
+            <w:tcMar>
+              <w:top w:type="dxa" w:w="80"/>
+              <w:left w:type="dxa" w:w="120"/>
+              <w:bottom w:type="dxa" w:w="80"/>
+              <w:right w:type="dxa" w:w="120"/>
+            </w:tcMar>
+          </w:tcPr>
+          <w:p>
+            <w:pPr>
+              <w:spacing w:after="0"/>
+            </w:pPr>
+            <w:r>
+              <w:rPr>
+                <w:rFonts w:ascii="Times New Roman" w:cs="Times New Roman" w:eastAsia="Times New Roman" w:hAnsi="Times New Roman"/>
+                <w:b w:val="false"/>
+                <w:bCs w:val="false"/>
+                <w:sz w:val="24"/>
+                <w:szCs w:val="24"/>
+              </w:rPr>
+              <w:t xml:space="preserve">0:05</w:t>
+            </w:r>
+          </w:p>
+        </w:tc>
+        <w:tc>
+          <w:tcPr>
+            <w:tcW w:type="dxa" w:w="900"/>
+            <w:tcMar>
+              <w:top w:type="dxa" w:w="80"/>
+              <w:left w:type="dxa" w:w="120"/>
+              <w:bottom w:type="dxa" w:w="80"/>
+              <w:right w:type="dxa" w:w="120"/>
+            </w:tcMar>
+          </w:tcPr>
+          <w:p>
+            <w:pPr>
+              <w:spacing w:after="0"/>
+            </w:pPr>
+            <w:r>
+              <w:rPr>
+                <w:rFonts w:ascii="Times New Roman" w:cs="Times New Roman" w:eastAsia="Times New Roman" w:hAnsi="Times New Roman"/>
+                <w:b w:val="false"/>
+                <w:bCs w:val="false"/>
+                <w:sz w:val="24"/>
+                <w:szCs w:val="24"/>
+              </w:rPr>
+              <w:t xml:space="preserve">0:40</w:t>
+            </w:r>
+          </w:p>
+        </w:tc>
+        <w:tc>
+          <w:tcPr>
+            <w:tcW w:type="dxa" w:w="1280"/>
+            <w:tcMar>
+              <w:top w:type="dxa" w:w="80"/>
+              <w:left w:type="dxa" w:w="120"/>
+              <w:bottom w:type="dxa" w:w="80"/>
+              <w:right w:type="dxa" w:w="120"/>
+            </w:tcMar>
+          </w:tcPr>
+          <w:p>
+            <w:pPr>
+              <w:spacing w:after="0"/>
+            </w:pPr>
+            <w:r>
+              <w:rPr>
+                <w:rFonts w:ascii="Times New Roman" w:cs="Times New Roman" w:eastAsia="Times New Roman" w:hAnsi="Times New Roman"/>
+                <w:b w:val="false"/>
+                <w:bCs w:val="false"/>
+                <w:sz w:val="24"/>
+                <w:szCs w:val="24"/>
+              </w:rPr>
+              <w:t xml:space="preserve">Codificación</w:t>
+            </w:r>
+          </w:p>
+        </w:tc>
+        <w:tc>
+          <w:tcPr>
+            <w:tcW w:type="dxa" w:w="3800"/>
+            <w:tcMar>
+              <w:top w:type="dxa" w:w="80"/>
+              <w:left w:type="dxa" w:w="120"/>
+              <w:bottom w:type="dxa" w:w="80"/>
+              <w:right w:type="dxa" w:w="120"/>
+            </w:tcMar>
+          </w:tcPr>
+          <w:p>
+            <w:pPr>
+              <w:spacing w:after="0"/>
+            </w:pPr>
+            <w:r>
+              <w:rPr>
+                <w:rFonts w:ascii="Times New Roman" w:cs="Times New Roman" w:eastAsia="Times New Roman" w:hAnsi="Times New Roman"/>
+                <w:b w:val="false"/>
+                <w:bCs w:val="false"/>
+                <w:sz w:val="24"/>
+                <w:szCs w:val="24"/>
+              </w:rPr>
+              <w:t xml:space="preserve">AEUVG-77 Carga de la imagen desde el formulario. AEUVG-78 Eventos destacados y próximos en la portada.</w:t>
+            </w:r>
+          </w:p>
+        </w:tc>
+      </w:tr>
+      <w:tr>
+        <w:tc>
+          <w:tcPr>
+            <w:tcW w:type="dxa" w:w="900"/>
+            <w:tcMar>
+              <w:top w:type="dxa" w:w="80"/>
+              <w:left w:type="dxa" w:w="120"/>
+              <w:bottom w:type="dxa" w:w="80"/>
+              <w:right w:type="dxa" w:w="120"/>
+            </w:tcMar>
+          </w:tcPr>
+          <w:p>
+            <w:pPr>
+              <w:spacing w:after="0"/>
+            </w:pPr>
+            <w:r>
+              <w:rPr>
+                <w:rFonts w:ascii="Times New Roman" w:cs="Times New Roman" w:eastAsia="Times New Roman" w:hAnsi="Times New Roman"/>
+                <w:b w:val="false"/>
+                <w:bCs w:val="false"/>
+                <w:sz w:val="24"/>
+                <w:szCs w:val="24"/>
+              </w:rPr>
+              <w:t xml:space="preserve">22/09/2026</w:t>
+            </w:r>
+          </w:p>
+        </w:tc>
+        <w:tc>
+          <w:tcPr>
+            <w:tcW w:type="dxa" w:w="680"/>
+            <w:tcMar>
+              <w:top w:type="dxa" w:w="80"/>
+              <w:left w:type="dxa" w:w="120"/>
+              <w:bottom w:type="dxa" w:w="80"/>
+              <w:right w:type="dxa" w:w="120"/>
+            </w:tcMar>
+          </w:tcPr>
+          <w:p>
+            <w:pPr>
+              <w:spacing w:after="0"/>
+            </w:pPr>
+            <w:r>
+              <w:rPr>
+                <w:rFonts w:ascii="Times New Roman" w:cs="Times New Roman" w:eastAsia="Times New Roman" w:hAnsi="Times New Roman"/>
+                <w:b w:val="false"/>
+                <w:bCs w:val="false"/>
+                <w:sz w:val="24"/>
+                <w:szCs w:val="24"/>
+              </w:rPr>
+              <w:t xml:space="preserve">22:30</w:t>
+            </w:r>
+          </w:p>
+        </w:tc>
+        <w:tc>
+          <w:tcPr>
+            <w:tcW w:type="dxa" w:w="680"/>
+            <w:tcMar>
+              <w:top w:type="dxa" w:w="80"/>
+              <w:left w:type="dxa" w:w="120"/>
+              <w:bottom w:type="dxa" w:w="80"/>
+              <w:right w:type="dxa" w:w="120"/>
+            </w:tcMar>
+          </w:tcPr>
+          <w:p>
+            <w:pPr>
+              <w:spacing w:after="0"/>
+            </w:pPr>
+            <w:r>
+              <w:rPr>
+                <w:rFonts w:ascii="Times New Roman" w:cs="Times New Roman" w:eastAsia="Times New Roman" w:hAnsi="Times New Roman"/>
+                <w:b w:val="false"/>
+                <w:bCs w:val="false"/>
+                <w:sz w:val="24"/>
+                <w:szCs w:val="24"/>
+              </w:rPr>
+              <w:t xml:space="preserve">23:30</w:t>
+            </w:r>
+          </w:p>
+        </w:tc>
+        <w:tc>
+          <w:tcPr>
+            <w:tcW w:type="dxa" w:w="1120"/>
+            <w:tcMar>
+              <w:top w:type="dxa" w:w="80"/>
+              <w:left w:type="dxa" w:w="120"/>
+              <w:bottom w:type="dxa" w:w="80"/>
+              <w:right w:type="dxa" w:w="120"/>
+            </w:tcMar>
+          </w:tcPr>
+          <w:p>
+            <w:pPr>
+              <w:spacing w:after="0"/>
+            </w:pPr>
+            <w:r>
+              <w:rPr>
+                <w:rFonts w:ascii="Times New Roman" w:cs="Times New Roman" w:eastAsia="Times New Roman" w:hAnsi="Times New Roman"/>
+                <w:b w:val="false"/>
+                <w:bCs w:val="false"/>
+                <w:sz w:val="24"/>
+                <w:szCs w:val="24"/>
+              </w:rPr>
+              <w:t xml:space="preserve">0:05</w:t>
+            </w:r>
+          </w:p>
+        </w:tc>
+        <w:tc>
+          <w:tcPr>
+            <w:tcW w:type="dxa" w:w="900"/>
+            <w:tcMar>
+              <w:top w:type="dxa" w:w="80"/>
+              <w:left w:type="dxa" w:w="120"/>
+              <w:bottom w:type="dxa" w:w="80"/>
+              <w:right w:type="dxa" w:w="120"/>
+            </w:tcMar>
+          </w:tcPr>
+          <w:p>
+            <w:pPr>
+              <w:spacing w:after="0"/>
+            </w:pPr>
+            <w:r>
+              <w:rPr>
+                <w:rFonts w:ascii="Times New Roman" w:cs="Times New Roman" w:eastAsia="Times New Roman" w:hAnsi="Times New Roman"/>
+                <w:b w:val="false"/>
+                <w:bCs w:val="false"/>
+                <w:sz w:val="24"/>
+                <w:szCs w:val="24"/>
+              </w:rPr>
+              <w:t xml:space="preserve">0:55</w:t>
+            </w:r>
+          </w:p>
+        </w:tc>
+        <w:tc>
+          <w:tcPr>
+            <w:tcW w:type="dxa" w:w="1280"/>
+            <w:tcMar>
+              <w:top w:type="dxa" w:w="80"/>
+              <w:left w:type="dxa" w:w="120"/>
+              <w:bottom w:type="dxa" w:w="80"/>
+              <w:right w:type="dxa" w:w="120"/>
+            </w:tcMar>
+          </w:tcPr>
+          <w:p>
+            <w:pPr>
+              <w:spacing w:after="0"/>
+            </w:pPr>
+            <w:r>
+              <w:rPr>
+                <w:rFonts w:ascii="Times New Roman" w:cs="Times New Roman" w:eastAsia="Times New Roman" w:hAnsi="Times New Roman"/>
+                <w:b w:val="false"/>
+                <w:bCs w:val="false"/>
+                <w:sz w:val="24"/>
+                <w:szCs w:val="24"/>
+              </w:rPr>
+              <w:t xml:space="preserve">Revisión</w:t>
+            </w:r>
+          </w:p>
+        </w:tc>
+        <w:tc>
+          <w:tcPr>
+            <w:tcW w:type="dxa" w:w="3800"/>
+            <w:tcMar>
+              <w:top w:type="dxa" w:w="80"/>
+              <w:left w:type="dxa" w:w="120"/>
+              <w:bottom w:type="dxa" w:w="80"/>
+              <w:right w:type="dxa" w:w="120"/>
+            </w:tcMar>
+          </w:tcPr>
+          <w:p>
+            <w:pPr>
+              <w:spacing w:after="0"/>
+            </w:pPr>
+            <w:r>
+              <w:rPr>
+                <w:rFonts w:ascii="Times New Roman" w:cs="Times New Roman" w:eastAsia="Times New Roman" w:hAnsi="Times New Roman"/>
+                <w:b w:val="false"/>
+                <w:bCs w:val="false"/>
+                <w:sz w:val="24"/>
+                <w:szCs w:val="24"/>
+              </w:rPr>
+              <w:t xml:space="preserve">Revisión conjunta del código del sprint con Harry y verificación final del incremento.</w:t>
+            </w:r>
+          </w:p>
+        </w:tc>
+      </w:tr>
+      <w:tr>
+        <w:tc>
+          <w:tcPr>
+            <w:tcW w:type="dxa" w:w="900"/>
+            <w:tcMar>
+              <w:top w:type="dxa" w:w="80"/>
+              <w:left w:type="dxa" w:w="120"/>
+              <w:bottom w:type="dxa" w:w="80"/>
+              <w:right w:type="dxa" w:w="120"/>
+            </w:tcMar>
+          </w:tcPr>
+          <w:p>
+            <w:pPr>
+              <w:spacing w:after="0"/>
+            </w:pPr>
+            <w:r>
+              <w:rPr>
+                <w:rFonts w:ascii="Times New Roman" w:cs="Times New Roman" w:eastAsia="Times New Roman" w:hAnsi="Times New Roman"/>
+                <w:b w:val="false"/>
+                <w:bCs w:val="false"/>
+                <w:sz w:val="24"/>
+                <w:szCs w:val="24"/>
+              </w:rPr>
+              <w:t xml:space="preserve">23/09/2026</w:t>
+            </w:r>
+          </w:p>
+        </w:tc>
+        <w:tc>
+          <w:tcPr>
+            <w:tcW w:type="dxa" w:w="680"/>
+            <w:tcMar>
+              <w:top w:type="dxa" w:w="80"/>
+              <w:left w:type="dxa" w:w="120"/>
+              <w:bottom w:type="dxa" w:w="80"/>
+              <w:right w:type="dxa" w:w="120"/>
+            </w:tcMar>
+          </w:tcPr>
+          <w:p>
+            <w:pPr>
+              <w:spacing w:after="0"/>
+            </w:pPr>
+            <w:r>
+              <w:rPr>
+                <w:rFonts w:ascii="Times New Roman" w:cs="Times New Roman" w:eastAsia="Times New Roman" w:hAnsi="Times New Roman"/>
+                <w:b w:val="false"/>
+                <w:bCs w:val="false"/>
+                <w:sz w:val="24"/>
+                <w:szCs w:val="24"/>
+              </w:rPr>
+              <w:t xml:space="preserve">08:05</w:t>
+            </w:r>
+          </w:p>
+        </w:tc>
+        <w:tc>
+          <w:tcPr>
+            <w:tcW w:type="dxa" w:w="680"/>
+            <w:tcMar>
+              <w:top w:type="dxa" w:w="80"/>
+              <w:left w:type="dxa" w:w="120"/>
+              <w:bottom w:type="dxa" w:w="80"/>
+              <w:right w:type="dxa" w:w="120"/>
+            </w:tcMar>
+          </w:tcPr>
+          <w:p>
+            <w:pPr>
+              <w:spacing w:after="0"/>
+            </w:pPr>
+            <w:r>
+              <w:rPr>
+                <w:rFonts w:ascii="Times New Roman" w:cs="Times New Roman" w:eastAsia="Times New Roman" w:hAnsi="Times New Roman"/>
+                <w:b w:val="false"/>
+                <w:bCs w:val="false"/>
+                <w:sz w:val="24"/>
+                <w:szCs w:val="24"/>
+              </w:rPr>
+              <w:t xml:space="preserve">08:50</w:t>
+            </w:r>
+          </w:p>
+        </w:tc>
+        <w:tc>
+          <w:tcPr>
+            <w:tcW w:type="dxa" w:w="1120"/>
+            <w:tcMar>
+              <w:top w:type="dxa" w:w="80"/>
+              <w:left w:type="dxa" w:w="120"/>
+              <w:bottom w:type="dxa" w:w="80"/>
+              <w:right w:type="dxa" w:w="120"/>
+            </w:tcMar>
+          </w:tcPr>
+          <w:p>
+            <w:pPr>
+              <w:spacing w:after="0"/>
+            </w:pPr>
+            <w:r>
+              <w:rPr>
+                <w:rFonts w:ascii="Times New Roman" w:cs="Times New Roman" w:eastAsia="Times New Roman" w:hAnsi="Times New Roman"/>
+                <w:b w:val="false"/>
+                <w:bCs w:val="false"/>
+                <w:sz w:val="24"/>
+                <w:szCs w:val="24"/>
+              </w:rPr>
+              <w:t xml:space="preserve">0:05</w:t>
+            </w:r>
+          </w:p>
+        </w:tc>
+        <w:tc>
+          <w:tcPr>
+            <w:tcW w:type="dxa" w:w="900"/>
+            <w:tcMar>
+              <w:top w:type="dxa" w:w="80"/>
+              <w:left w:type="dxa" w:w="120"/>
+              <w:bottom w:type="dxa" w:w="80"/>
+              <w:right w:type="dxa" w:w="120"/>
+            </w:tcMar>
+          </w:tcPr>
+          <w:p>
+            <w:pPr>
+              <w:spacing w:after="0"/>
+            </w:pPr>
+            <w:r>
+              <w:rPr>
+                <w:rFonts w:ascii="Times New Roman" w:cs="Times New Roman" w:eastAsia="Times New Roman" w:hAnsi="Times New Roman"/>
+                <w:b w:val="false"/>
+                <w:bCs w:val="false"/>
+                <w:sz w:val="24"/>
+                <w:szCs w:val="24"/>
+              </w:rPr>
+              <w:t xml:space="preserve">0:40</w:t>
+            </w:r>
+          </w:p>
+        </w:tc>
+        <w:tc>
+          <w:tcPr>
+            <w:tcW w:type="dxa" w:w="1280"/>
+            <w:tcMar>
+              <w:top w:type="dxa" w:w="80"/>
+              <w:left w:type="dxa" w:w="120"/>
+              <w:bottom w:type="dxa" w:w="80"/>
+              <w:right w:type="dxa" w:w="120"/>
+            </w:tcMar>
+          </w:tcPr>
+          <w:p>
+            <w:pPr>
+              <w:spacing w:after="0"/>
+            </w:pPr>
+            <w:r>
+              <w:rPr>
+                <w:rFonts w:ascii="Times New Roman" w:cs="Times New Roman" w:eastAsia="Times New Roman" w:hAnsi="Times New Roman"/>
+                <w:b w:val="false"/>
+                <w:bCs w:val="false"/>
+                <w:sz w:val="24"/>
+                <w:szCs w:val="24"/>
+              </w:rPr>
+              <w:t xml:space="preserve">Pruebas</w:t>
+            </w:r>
+          </w:p>
+        </w:tc>
+        <w:tc>
+          <w:tcPr>
+            <w:tcW w:type="dxa" w:w="3800"/>
+            <w:tcMar>
+              <w:top w:type="dxa" w:w="80"/>
+              <w:left w:type="dxa" w:w="120"/>
+              <w:bottom w:type="dxa" w:w="80"/>
+              <w:right w:type="dxa" w:w="120"/>
+            </w:tcMar>
+          </w:tcPr>
+          <w:p>
+            <w:pPr>
+              <w:spacing w:after="0"/>
+            </w:pPr>
+            <w:r>
+              <w:rPr>
+                <w:rFonts w:ascii="Times New Roman" w:cs="Times New Roman" w:eastAsia="Times New Roman" w:hAnsi="Times New Roman"/>
+                <w:b w:val="false"/>
+                <w:bCs w:val="false"/>
+                <w:sz w:val="24"/>
+                <w:szCs w:val="24"/>
+              </w:rPr>
+              <w:t xml:space="preserve">Verificación de las pantallas del módulo en escritorio, tableta y teléfono antes de la publicación.</w:t>
+            </w:r>
+          </w:p>
+        </w:tc>
+      </w:tr>
+    </w:tbl>
+    <w:p>
+      <w:pPr>
+        <w:spacing w:after="160"/>
+      </w:pPr>
+    </w:p>
+    <w:p>
+      <w:pPr>
+        <w:spacing w:after="160" w:line="300"/>
+        <w:jc w:val="both"/>
+      </w:pPr>
+      <w:r>
+        <w:rPr>
+          <w:rFonts w:ascii="Times New Roman" w:cs="Times New Roman" w:eastAsia="Times New Roman" w:hAnsi="Times New Roman"/>
+          <w:sz w:val="24"/>
+          <w:szCs w:val="24"/>
+        </w:rPr>
+        <w:t xml:space="preserve">Resumen por historia de usuario:</w:t>
+      </w:r>
+    </w:p>
+    <w:p>
+      <w:pPr>
+        <w:spacing w:after="160"/>
+      </w:pPr>
+    </w:p>
+    <w:tbl>
+      <w:tblPr>
+        <w:tblW w:type="dxa" w:w="9360"/>
+        <w:tblBorders>
+          <w:top w:val="single" w:color="auto" w:sz="4"/>
+          <w:left w:val="single" w:color="auto" w:sz="4"/>
+          <w:bottom w:val="single" w:color="auto" w:sz="4"/>
+          <w:right w:val="single" w:color="auto" w:sz="4"/>
+          <w:insideH w:val="single" w:color="auto" w:sz="4"/>
+          <w:insideV w:val="single" w:color="auto" w:sz="4"/>
+        </w:tblBorders>
+      </w:tblPr>
+      <w:tblGrid>
+        <w:gridCol w:w="5560"/>
+        <w:gridCol w:w="1900"/>
+        <w:gridCol w:w="1900"/>
+      </w:tblGrid>
+      <w:tr>
+        <w:trPr>
+          <w:tblHeader/>
+        </w:trPr>
+        <w:tc>
+          <w:tcPr>
+            <w:tcW w:type="dxa" w:w="5560"/>
+            <w:shd w:fill="E7E6E6" w:val="clear"/>
+            <w:tcMar>
+              <w:top w:type="dxa" w:w="80"/>
+              <w:left w:type="dxa" w:w="120"/>
+              <w:bottom w:type="dxa" w:w="80"/>
+              <w:right w:type="dxa" w:w="120"/>
+            </w:tcMar>
+          </w:tcPr>
+          <w:p>
+            <w:pPr>
+              <w:spacing w:after="0"/>
+            </w:pPr>
+            <w:r>
+              <w:rPr>
+                <w:rFonts w:ascii="Times New Roman" w:cs="Times New Roman" w:eastAsia="Times New Roman" w:hAnsi="Times New Roman"/>
+                <w:b/>
+                <w:bCs/>
+                <w:sz w:val="24"/>
+                <w:szCs w:val="24"/>
+              </w:rPr>
+              <w:t xml:space="preserve">Historia o actividad</w:t>
+            </w:r>
+          </w:p>
+        </w:tc>
+        <w:tc>
+          <w:tcPr>
+            <w:tcW w:type="dxa" w:w="1900"/>
+            <w:shd w:fill="E7E6E6" w:val="clear"/>
+            <w:tcMar>
+              <w:top w:type="dxa" w:w="80"/>
+              <w:left w:type="dxa" w:w="120"/>
+              <w:bottom w:type="dxa" w:w="80"/>
+              <w:right w:type="dxa" w:w="120"/>
+            </w:tcMar>
+          </w:tcPr>
+          <w:p>
+            <w:pPr>
+              <w:spacing w:after="0"/>
+            </w:pPr>
+            <w:r>
+              <w:rPr>
+                <w:rFonts w:ascii="Times New Roman" w:cs="Times New Roman" w:eastAsia="Times New Roman" w:hAnsi="Times New Roman"/>
+                <w:b/>
+                <w:bCs/>
+                <w:sz w:val="24"/>
+                <w:szCs w:val="24"/>
+              </w:rPr>
+              <w:t xml:space="preserve">Tiempo</w:t>
+            </w:r>
+          </w:p>
+        </w:tc>
+        <w:tc>
+          <w:tcPr>
+            <w:tcW w:type="dxa" w:w="1900"/>
+            <w:shd w:fill="E7E6E6" w:val="clear"/>
+            <w:tcMar>
+              <w:top w:type="dxa" w:w="80"/>
+              <w:left w:type="dxa" w:w="120"/>
+              <w:bottom w:type="dxa" w:w="80"/>
+              <w:right w:type="dxa" w:w="120"/>
+            </w:tcMar>
+          </w:tcPr>
+          <w:p>
+            <w:pPr>
+              <w:spacing w:after="0"/>
+            </w:pPr>
+            <w:r>
+              <w:rPr>
+                <w:rFonts w:ascii="Times New Roman" w:cs="Times New Roman" w:eastAsia="Times New Roman" w:hAnsi="Times New Roman"/>
+                <w:b/>
+                <w:bCs/>
+                <w:sz w:val="24"/>
+                <w:szCs w:val="24"/>
+              </w:rPr>
+              <w:t xml:space="preserve">Horas</w:t>
+            </w:r>
+          </w:p>
+        </w:tc>
+      </w:tr>
+      <w:tr>
+        <w:tc>
+          <w:tcPr>
+            <w:tcW w:type="dxa" w:w="5560"/>
+            <w:tcMar>
+              <w:top w:type="dxa" w:w="80"/>
+              <w:left w:type="dxa" w:w="120"/>
+              <w:bottom w:type="dxa" w:w="80"/>
+              <w:right w:type="dxa" w:w="120"/>
+            </w:tcMar>
+          </w:tcPr>
+          <w:p>
+            <w:pPr>
+              <w:spacing w:after="0"/>
+            </w:pPr>
+            <w:r>
+              <w:rPr>
+                <w:rFonts w:ascii="Times New Roman" w:cs="Times New Roman" w:eastAsia="Times New Roman" w:hAnsi="Times New Roman"/>
+                <w:b w:val="false"/>
+                <w:bCs w:val="false"/>
+                <w:sz w:val="24"/>
+                <w:szCs w:val="24"/>
+              </w:rPr>
+              <w:t xml:space="preserve">Gestión del sprint</w:t>
+            </w:r>
+          </w:p>
+        </w:tc>
+        <w:tc>
+          <w:tcPr>
+            <w:tcW w:type="dxa" w:w="1900"/>
+            <w:tcMar>
+              <w:top w:type="dxa" w:w="80"/>
+              <w:left w:type="dxa" w:w="120"/>
+              <w:bottom w:type="dxa" w:w="80"/>
+              <w:right w:type="dxa" w:w="120"/>
+            </w:tcMar>
+          </w:tcPr>
+          <w:p>
+            <w:pPr>
+              <w:spacing w:after="0"/>
+            </w:pPr>
+            <w:r>
+              <w:rPr>
+                <w:rFonts w:ascii="Times New Roman" w:cs="Times New Roman" w:eastAsia="Times New Roman" w:hAnsi="Times New Roman"/>
+                <w:b w:val="false"/>
+                <w:bCs w:val="false"/>
+                <w:sz w:val="24"/>
+                <w:szCs w:val="24"/>
+              </w:rPr>
+              <w:t xml:space="preserve">0:55</w:t>
+            </w:r>
+          </w:p>
+        </w:tc>
+        <w:tc>
+          <w:tcPr>
+            <w:tcW w:type="dxa" w:w="1900"/>
+            <w:tcMar>
+              <w:top w:type="dxa" w:w="80"/>
+              <w:left w:type="dxa" w:w="120"/>
+              <w:bottom w:type="dxa" w:w="80"/>
+              <w:right w:type="dxa" w:w="120"/>
+            </w:tcMar>
+          </w:tcPr>
+          <w:p>
+            <w:pPr>
+              <w:spacing w:after="0"/>
+            </w:pPr>
+            <w:r>
+              <w:rPr>
+                <w:rFonts w:ascii="Times New Roman" w:cs="Times New Roman" w:eastAsia="Times New Roman" w:hAnsi="Times New Roman"/>
+                <w:b w:val="false"/>
+                <w:bCs w:val="false"/>
+                <w:sz w:val="24"/>
+                <w:szCs w:val="24"/>
+              </w:rPr>
+              <w:t xml:space="preserve">0.9</w:t>
+            </w:r>
+          </w:p>
+        </w:tc>
+      </w:tr>
+      <w:tr>
+        <w:tc>
+          <w:tcPr>
+            <w:tcW w:type="dxa" w:w="5560"/>
+            <w:tcMar>
+              <w:top w:type="dxa" w:w="80"/>
+              <w:left w:type="dxa" w:w="120"/>
+              <w:bottom w:type="dxa" w:w="80"/>
+              <w:right w:type="dxa" w:w="120"/>
+            </w:tcMar>
+          </w:tcPr>
+          <w:p>
+            <w:pPr>
+              <w:spacing w:after="0"/>
+            </w:pPr>
+            <w:r>
+              <w:rPr>
+                <w:rFonts w:ascii="Times New Roman" w:cs="Times New Roman" w:eastAsia="Times New Roman" w:hAnsi="Times New Roman"/>
+                <w:b w:val="false"/>
+                <w:bCs w:val="false"/>
+                <w:sz w:val="24"/>
+                <w:szCs w:val="24"/>
+              </w:rPr>
+              <w:t xml:space="preserve">HU-07 - Catálogo y servicios de consulta</w:t>
+            </w:r>
+          </w:p>
+        </w:tc>
+        <w:tc>
+          <w:tcPr>
+            <w:tcW w:type="dxa" w:w="1900"/>
+            <w:tcMar>
+              <w:top w:type="dxa" w:w="80"/>
+              <w:left w:type="dxa" w:w="120"/>
+              <w:bottom w:type="dxa" w:w="80"/>
+              <w:right w:type="dxa" w:w="120"/>
+            </w:tcMar>
+          </w:tcPr>
+          <w:p>
+            <w:pPr>
+              <w:spacing w:after="0"/>
+            </w:pPr>
+            <w:r>
+              <w:rPr>
+                <w:rFonts w:ascii="Times New Roman" w:cs="Times New Roman" w:eastAsia="Times New Roman" w:hAnsi="Times New Roman"/>
+                <w:b w:val="false"/>
+                <w:bCs w:val="false"/>
+                <w:sz w:val="24"/>
+                <w:szCs w:val="24"/>
+              </w:rPr>
+              <w:t xml:space="preserve">0:55</w:t>
+            </w:r>
+          </w:p>
+        </w:tc>
+        <w:tc>
+          <w:tcPr>
+            <w:tcW w:type="dxa" w:w="1900"/>
+            <w:tcMar>
+              <w:top w:type="dxa" w:w="80"/>
+              <w:left w:type="dxa" w:w="120"/>
+              <w:bottom w:type="dxa" w:w="80"/>
+              <w:right w:type="dxa" w:w="120"/>
+            </w:tcMar>
+          </w:tcPr>
+          <w:p>
+            <w:pPr>
+              <w:spacing w:after="0"/>
+            </w:pPr>
+            <w:r>
+              <w:rPr>
+                <w:rFonts w:ascii="Times New Roman" w:cs="Times New Roman" w:eastAsia="Times New Roman" w:hAnsi="Times New Roman"/>
+                <w:b w:val="false"/>
+                <w:bCs w:val="false"/>
+                <w:sz w:val="24"/>
+                <w:szCs w:val="24"/>
+              </w:rPr>
+              <w:t xml:space="preserve">0.9</w:t>
+            </w:r>
+          </w:p>
+        </w:tc>
+      </w:tr>
+      <w:tr>
+        <w:tc>
+          <w:tcPr>
+            <w:tcW w:type="dxa" w:w="5560"/>
+            <w:tcMar>
+              <w:top w:type="dxa" w:w="80"/>
+              <w:left w:type="dxa" w:w="120"/>
+              <w:bottom w:type="dxa" w:w="80"/>
+              <w:right w:type="dxa" w:w="120"/>
+            </w:tcMar>
+          </w:tcPr>
+          <w:p>
+            <w:pPr>
+              <w:spacing w:after="0"/>
+            </w:pPr>
+            <w:r>
+              <w:rPr>
+                <w:rFonts w:ascii="Times New Roman" w:cs="Times New Roman" w:eastAsia="Times New Roman" w:hAnsi="Times New Roman"/>
+                <w:b w:val="false"/>
+                <w:bCs w:val="false"/>
+                <w:sz w:val="24"/>
+                <w:szCs w:val="24"/>
+              </w:rPr>
+              <w:t xml:space="preserve">HU-08 - Listado y detalle de eventos</w:t>
+            </w:r>
+          </w:p>
+        </w:tc>
+        <w:tc>
+          <w:tcPr>
+            <w:tcW w:type="dxa" w:w="1900"/>
+            <w:tcMar>
+              <w:top w:type="dxa" w:w="80"/>
+              <w:left w:type="dxa" w:w="120"/>
+              <w:bottom w:type="dxa" w:w="80"/>
+              <w:right w:type="dxa" w:w="120"/>
+            </w:tcMar>
+          </w:tcPr>
+          <w:p>
+            <w:pPr>
+              <w:spacing w:after="0"/>
+            </w:pPr>
+            <w:r>
+              <w:rPr>
+                <w:rFonts w:ascii="Times New Roman" w:cs="Times New Roman" w:eastAsia="Times New Roman" w:hAnsi="Times New Roman"/>
+                <w:b w:val="false"/>
+                <w:bCs w:val="false"/>
+                <w:sz w:val="24"/>
+                <w:szCs w:val="24"/>
+              </w:rPr>
+              <w:t xml:space="preserve">2:15</w:t>
+            </w:r>
+          </w:p>
+        </w:tc>
+        <w:tc>
+          <w:tcPr>
+            <w:tcW w:type="dxa" w:w="1900"/>
+            <w:tcMar>
+              <w:top w:type="dxa" w:w="80"/>
+              <w:left w:type="dxa" w:w="120"/>
+              <w:bottom w:type="dxa" w:w="80"/>
+              <w:right w:type="dxa" w:w="120"/>
+            </w:tcMar>
+          </w:tcPr>
+          <w:p>
+            <w:pPr>
+              <w:spacing w:after="0"/>
+            </w:pPr>
+            <w:r>
+              <w:rPr>
+                <w:rFonts w:ascii="Times New Roman" w:cs="Times New Roman" w:eastAsia="Times New Roman" w:hAnsi="Times New Roman"/>
+                <w:b w:val="false"/>
+                <w:bCs w:val="false"/>
+                <w:sz w:val="24"/>
+                <w:szCs w:val="24"/>
+              </w:rPr>
+              <w:t xml:space="preserve">2.3</w:t>
+            </w:r>
+          </w:p>
+        </w:tc>
+      </w:tr>
+      <w:tr>
+        <w:tc>
+          <w:tcPr>
+            <w:tcW w:type="dxa" w:w="5560"/>
+            <w:tcMar>
+              <w:top w:type="dxa" w:w="80"/>
+              <w:left w:type="dxa" w:w="120"/>
+              <w:bottom w:type="dxa" w:w="80"/>
+              <w:right w:type="dxa" w:w="120"/>
+            </w:tcMar>
+          </w:tcPr>
+          <w:p>
+            <w:pPr>
+              <w:spacing w:after="0"/>
+            </w:pPr>
+            <w:r>
+              <w:rPr>
+                <w:rFonts w:ascii="Times New Roman" w:cs="Times New Roman" w:eastAsia="Times New Roman" w:hAnsi="Times New Roman"/>
+                <w:b w:val="false"/>
+                <w:bCs w:val="false"/>
+                <w:sz w:val="24"/>
+                <w:szCs w:val="24"/>
+              </w:rPr>
+              <w:t xml:space="preserve">HU-09 - Calendario de eventos</w:t>
+            </w:r>
+          </w:p>
+        </w:tc>
+        <w:tc>
+          <w:tcPr>
+            <w:tcW w:type="dxa" w:w="1900"/>
+            <w:tcMar>
+              <w:top w:type="dxa" w:w="80"/>
+              <w:left w:type="dxa" w:w="120"/>
+              <w:bottom w:type="dxa" w:w="80"/>
+              <w:right w:type="dxa" w:w="120"/>
+            </w:tcMar>
+          </w:tcPr>
+          <w:p>
+            <w:pPr>
+              <w:spacing w:after="0"/>
+            </w:pPr>
+            <w:r>
+              <w:rPr>
+                <w:rFonts w:ascii="Times New Roman" w:cs="Times New Roman" w:eastAsia="Times New Roman" w:hAnsi="Times New Roman"/>
+                <w:b w:val="false"/>
+                <w:bCs w:val="false"/>
+                <w:sz w:val="24"/>
+                <w:szCs w:val="24"/>
+              </w:rPr>
+              <w:t xml:space="preserve">2:55</w:t>
+            </w:r>
+          </w:p>
+        </w:tc>
+        <w:tc>
+          <w:tcPr>
+            <w:tcW w:type="dxa" w:w="1900"/>
+            <w:tcMar>
+              <w:top w:type="dxa" w:w="80"/>
+              <w:left w:type="dxa" w:w="120"/>
+              <w:bottom w:type="dxa" w:w="80"/>
+              <w:right w:type="dxa" w:w="120"/>
+            </w:tcMar>
+          </w:tcPr>
+          <w:p>
+            <w:pPr>
+              <w:spacing w:after="0"/>
+            </w:pPr>
+            <w:r>
+              <w:rPr>
+                <w:rFonts w:ascii="Times New Roman" w:cs="Times New Roman" w:eastAsia="Times New Roman" w:hAnsi="Times New Roman"/>
+                <w:b w:val="false"/>
+                <w:bCs w:val="false"/>
+                <w:sz w:val="24"/>
+                <w:szCs w:val="24"/>
+              </w:rPr>
+              <w:t xml:space="preserve">2.9</w:t>
+            </w:r>
+          </w:p>
+        </w:tc>
+      </w:tr>
+      <w:tr>
+        <w:tc>
+          <w:tcPr>
+            <w:tcW w:type="dxa" w:w="5560"/>
+            <w:tcMar>
+              <w:top w:type="dxa" w:w="80"/>
+              <w:left w:type="dxa" w:w="120"/>
+              <w:bottom w:type="dxa" w:w="80"/>
+              <w:right w:type="dxa" w:w="120"/>
+            </w:tcMar>
+          </w:tcPr>
+          <w:p>
+            <w:pPr>
+              <w:spacing w:after="0"/>
+            </w:pPr>
+            <w:r>
+              <w:rPr>
+                <w:rFonts w:ascii="Times New Roman" w:cs="Times New Roman" w:eastAsia="Times New Roman" w:hAnsi="Times New Roman"/>
+                <w:b w:val="false"/>
+                <w:bCs w:val="false"/>
+                <w:sz w:val="24"/>
+                <w:szCs w:val="24"/>
+              </w:rPr>
+              <w:t xml:space="preserve">HU-10 - Filtros y buscador</w:t>
+            </w:r>
+          </w:p>
+        </w:tc>
+        <w:tc>
+          <w:tcPr>
+            <w:tcW w:type="dxa" w:w="1900"/>
+            <w:tcMar>
+              <w:top w:type="dxa" w:w="80"/>
+              <w:left w:type="dxa" w:w="120"/>
+              <w:bottom w:type="dxa" w:w="80"/>
+              <w:right w:type="dxa" w:w="120"/>
+            </w:tcMar>
+          </w:tcPr>
+          <w:p>
+            <w:pPr>
+              <w:spacing w:after="0"/>
+            </w:pPr>
+            <w:r>
+              <w:rPr>
+                <w:rFonts w:ascii="Times New Roman" w:cs="Times New Roman" w:eastAsia="Times New Roman" w:hAnsi="Times New Roman"/>
+                <w:b w:val="false"/>
+                <w:bCs w:val="false"/>
+                <w:sz w:val="24"/>
+                <w:szCs w:val="24"/>
+              </w:rPr>
+              <w:t xml:space="preserve">1:45</w:t>
+            </w:r>
+          </w:p>
+        </w:tc>
+        <w:tc>
+          <w:tcPr>
+            <w:tcW w:type="dxa" w:w="1900"/>
+            <w:tcMar>
+              <w:top w:type="dxa" w:w="80"/>
+              <w:left w:type="dxa" w:w="120"/>
+              <w:bottom w:type="dxa" w:w="80"/>
+              <w:right w:type="dxa" w:w="120"/>
+            </w:tcMar>
+          </w:tcPr>
+          <w:p>
+            <w:pPr>
+              <w:spacing w:after="0"/>
+            </w:pPr>
+            <w:r>
+              <w:rPr>
+                <w:rFonts w:ascii="Times New Roman" w:cs="Times New Roman" w:eastAsia="Times New Roman" w:hAnsi="Times New Roman"/>
+                <w:b w:val="false"/>
+                <w:bCs w:val="false"/>
+                <w:sz w:val="24"/>
+                <w:szCs w:val="24"/>
+              </w:rPr>
+              <w:t xml:space="preserve">1.8</w:t>
+            </w:r>
+          </w:p>
+        </w:tc>
+      </w:tr>
+      <w:tr>
+        <w:tc>
+          <w:tcPr>
+            <w:tcW w:type="dxa" w:w="5560"/>
+            <w:tcMar>
+              <w:top w:type="dxa" w:w="80"/>
+              <w:left w:type="dxa" w:w="120"/>
+              <w:bottom w:type="dxa" w:w="80"/>
+              <w:right w:type="dxa" w:w="120"/>
+            </w:tcMar>
+          </w:tcPr>
+          <w:p>
+            <w:pPr>
+              <w:spacing w:after="0"/>
+            </w:pPr>
+            <w:r>
+              <w:rPr>
+                <w:rFonts w:ascii="Times New Roman" w:cs="Times New Roman" w:eastAsia="Times New Roman" w:hAnsi="Times New Roman"/>
+                <w:b w:val="false"/>
+                <w:bCs w:val="false"/>
+                <w:sz w:val="24"/>
+                <w:szCs w:val="24"/>
+              </w:rPr>
+              <w:t xml:space="preserve">HU-11 - Administración de eventos</w:t>
+            </w:r>
+          </w:p>
+        </w:tc>
+        <w:tc>
+          <w:tcPr>
+            <w:tcW w:type="dxa" w:w="1900"/>
+            <w:tcMar>
+              <w:top w:type="dxa" w:w="80"/>
+              <w:left w:type="dxa" w:w="120"/>
+              <w:bottom w:type="dxa" w:w="80"/>
+              <w:right w:type="dxa" w:w="120"/>
+            </w:tcMar>
+          </w:tcPr>
+          <w:p>
+            <w:pPr>
+              <w:spacing w:after="0"/>
+            </w:pPr>
+            <w:r>
+              <w:rPr>
+                <w:rFonts w:ascii="Times New Roman" w:cs="Times New Roman" w:eastAsia="Times New Roman" w:hAnsi="Times New Roman"/>
+                <w:b w:val="false"/>
+                <w:bCs w:val="false"/>
+                <w:sz w:val="24"/>
+                <w:szCs w:val="24"/>
+              </w:rPr>
+              <w:t xml:space="preserve">1:35</w:t>
+            </w:r>
+          </w:p>
+        </w:tc>
+        <w:tc>
+          <w:tcPr>
+            <w:tcW w:type="dxa" w:w="1900"/>
+            <w:tcMar>
+              <w:top w:type="dxa" w:w="80"/>
+              <w:left w:type="dxa" w:w="120"/>
+              <w:bottom w:type="dxa" w:w="80"/>
+              <w:right w:type="dxa" w:w="120"/>
+            </w:tcMar>
+          </w:tcPr>
+          <w:p>
+            <w:pPr>
+              <w:spacing w:after="0"/>
+            </w:pPr>
+            <w:r>
+              <w:rPr>
+                <w:rFonts w:ascii="Times New Roman" w:cs="Times New Roman" w:eastAsia="Times New Roman" w:hAnsi="Times New Roman"/>
+                <w:b w:val="false"/>
+                <w:bCs w:val="false"/>
+                <w:sz w:val="24"/>
+                <w:szCs w:val="24"/>
+              </w:rPr>
+              <w:t xml:space="preserve">1.6</w:t>
+            </w:r>
+          </w:p>
+        </w:tc>
+      </w:tr>
+      <w:tr>
+        <w:tc>
+          <w:tcPr>
+            <w:tcW w:type="dxa" w:w="5560"/>
+            <w:tcMar>
+              <w:top w:type="dxa" w:w="80"/>
+              <w:left w:type="dxa" w:w="120"/>
+              <w:bottom w:type="dxa" w:w="80"/>
+              <w:right w:type="dxa" w:w="120"/>
+            </w:tcMar>
+          </w:tcPr>
+          <w:p>
+            <w:pPr>
+              <w:spacing w:after="0"/>
+            </w:pPr>
+            <w:r>
+              <w:rPr>
+                <w:rFonts w:ascii="Times New Roman" w:cs="Times New Roman" w:eastAsia="Times New Roman" w:hAnsi="Times New Roman"/>
+                <w:b w:val="false"/>
+                <w:bCs w:val="false"/>
+                <w:sz w:val="24"/>
+                <w:szCs w:val="24"/>
+              </w:rPr>
+              <w:t xml:space="preserve">HU-12 - Imágenes e integración en la portada</w:t>
+            </w:r>
+          </w:p>
+        </w:tc>
+        <w:tc>
+          <w:tcPr>
+            <w:tcW w:type="dxa" w:w="1900"/>
+            <w:tcMar>
+              <w:top w:type="dxa" w:w="80"/>
+              <w:left w:type="dxa" w:w="120"/>
+              <w:bottom w:type="dxa" w:w="80"/>
+              <w:right w:type="dxa" w:w="120"/>
+            </w:tcMar>
+          </w:tcPr>
+          <w:p>
+            <w:pPr>
+              <w:spacing w:after="0"/>
+            </w:pPr>
+            <w:r>
+              <w:rPr>
+                <w:rFonts w:ascii="Times New Roman" w:cs="Times New Roman" w:eastAsia="Times New Roman" w:hAnsi="Times New Roman"/>
+                <w:b w:val="false"/>
+                <w:bCs w:val="false"/>
+                <w:sz w:val="24"/>
+                <w:szCs w:val="24"/>
+              </w:rPr>
+              <w:t xml:space="preserve">1:20</w:t>
+            </w:r>
+          </w:p>
+        </w:tc>
+        <w:tc>
+          <w:tcPr>
+            <w:tcW w:type="dxa" w:w="1900"/>
+            <w:tcMar>
+              <w:top w:type="dxa" w:w="80"/>
+              <w:left w:type="dxa" w:w="120"/>
+              <w:bottom w:type="dxa" w:w="80"/>
+              <w:right w:type="dxa" w:w="120"/>
+            </w:tcMar>
+          </w:tcPr>
+          <w:p>
+            <w:pPr>
+              <w:spacing w:after="0"/>
+            </w:pPr>
+            <w:r>
+              <w:rPr>
+                <w:rFonts w:ascii="Times New Roman" w:cs="Times New Roman" w:eastAsia="Times New Roman" w:hAnsi="Times New Roman"/>
+                <w:b w:val="false"/>
+                <w:bCs w:val="false"/>
+                <w:sz w:val="24"/>
+                <w:szCs w:val="24"/>
+              </w:rPr>
+              <w:t xml:space="preserve">1.3</w:t>
+            </w:r>
+          </w:p>
+        </w:tc>
+      </w:tr>
+      <w:tr>
+        <w:tc>
+          <w:tcPr>
+            <w:tcW w:type="dxa" w:w="5560"/>
+            <w:tcMar>
+              <w:top w:type="dxa" w:w="80"/>
+              <w:left w:type="dxa" w:w="120"/>
+              <w:bottom w:type="dxa" w:w="80"/>
+              <w:right w:type="dxa" w:w="120"/>
+            </w:tcMar>
+          </w:tcPr>
+          <w:p>
+            <w:pPr>
+              <w:spacing w:after="0"/>
+            </w:pPr>
+            <w:r>
+              <w:rPr>
+                <w:rFonts w:ascii="Times New Roman" w:cs="Times New Roman" w:eastAsia="Times New Roman" w:hAnsi="Times New Roman"/>
+                <w:b w:val="false"/>
+                <w:bCs w:val="false"/>
+                <w:sz w:val="24"/>
+                <w:szCs w:val="24"/>
+              </w:rPr>
+              <w:t xml:space="preserve">Revisión y verificación final</w:t>
+            </w:r>
+          </w:p>
+        </w:tc>
+        <w:tc>
+          <w:tcPr>
+            <w:tcW w:type="dxa" w:w="1900"/>
+            <w:tcMar>
+              <w:top w:type="dxa" w:w="80"/>
+              <w:left w:type="dxa" w:w="120"/>
+              <w:bottom w:type="dxa" w:w="80"/>
+              <w:right w:type="dxa" w:w="120"/>
+            </w:tcMar>
+          </w:tcPr>
+          <w:p>
+            <w:pPr>
+              <w:spacing w:after="0"/>
+            </w:pPr>
+            <w:r>
+              <w:rPr>
+                <w:rFonts w:ascii="Times New Roman" w:cs="Times New Roman" w:eastAsia="Times New Roman" w:hAnsi="Times New Roman"/>
+                <w:b w:val="false"/>
+                <w:bCs w:val="false"/>
+                <w:sz w:val="24"/>
+                <w:szCs w:val="24"/>
+              </w:rPr>
+              <w:t xml:space="preserve">1:35</w:t>
+            </w:r>
+          </w:p>
+        </w:tc>
+        <w:tc>
+          <w:tcPr>
+            <w:tcW w:type="dxa" w:w="1900"/>
+            <w:tcMar>
+              <w:top w:type="dxa" w:w="80"/>
+              <w:left w:type="dxa" w:w="120"/>
+              <w:bottom w:type="dxa" w:w="80"/>
+              <w:right w:type="dxa" w:w="120"/>
+            </w:tcMar>
+          </w:tcPr>
+          <w:p>
+            <w:pPr>
+              <w:spacing w:after="0"/>
+            </w:pPr>
+            <w:r>
+              <w:rPr>
+                <w:rFonts w:ascii="Times New Roman" w:cs="Times New Roman" w:eastAsia="Times New Roman" w:hAnsi="Times New Roman"/>
+                <w:b w:val="false"/>
+                <w:bCs w:val="false"/>
+                <w:sz w:val="24"/>
+                <w:szCs w:val="24"/>
+              </w:rPr>
+              <w:t xml:space="preserve">1.6</w:t>
+            </w:r>
+          </w:p>
+        </w:tc>
+      </w:tr>
+      <w:tr>
+        <w:tc>
+          <w:tcPr>
+            <w:tcW w:type="dxa" w:w="5560"/>
+            <w:tcMar>
+              <w:top w:type="dxa" w:w="80"/>
+              <w:left w:type="dxa" w:w="120"/>
+              <w:bottom w:type="dxa" w:w="80"/>
+              <w:right w:type="dxa" w:w="120"/>
+            </w:tcMar>
+          </w:tcPr>
+          <w:p>
+            <w:pPr>
+              <w:spacing w:after="0"/>
+            </w:pPr>
+            <w:r>
+              <w:rPr>
+                <w:rFonts w:ascii="Times New Roman" w:cs="Times New Roman" w:eastAsia="Times New Roman" w:hAnsi="Times New Roman"/>
+                <w:b w:val="false"/>
+                <w:bCs w:val="false"/>
+                <w:sz w:val="24"/>
+                <w:szCs w:val="24"/>
+              </w:rPr>
+              <w:t xml:space="preserve">Total</w:t>
+            </w:r>
+          </w:p>
+        </w:tc>
+        <w:tc>
+          <w:tcPr>
+            <w:tcW w:type="dxa" w:w="1900"/>
+            <w:tcMar>
+              <w:top w:type="dxa" w:w="80"/>
+              <w:left w:type="dxa" w:w="120"/>
+              <w:bottom w:type="dxa" w:w="80"/>
+              <w:right w:type="dxa" w:w="120"/>
+            </w:tcMar>
+          </w:tcPr>
+          <w:p>
+            <w:pPr>
+              <w:spacing w:after="0"/>
+            </w:pPr>
+            <w:r>
+              <w:rPr>
+                <w:rFonts w:ascii="Times New Roman" w:cs="Times New Roman" w:eastAsia="Times New Roman" w:hAnsi="Times New Roman"/>
+                <w:b w:val="false"/>
+                <w:bCs w:val="false"/>
+                <w:sz w:val="24"/>
+                <w:szCs w:val="24"/>
+              </w:rPr>
+              <w:t xml:space="preserve">13:15</w:t>
+            </w:r>
+          </w:p>
+        </w:tc>
+        <w:tc>
+          <w:tcPr>
+            <w:tcW w:type="dxa" w:w="1900"/>
+            <w:tcMar>
+              <w:top w:type="dxa" w:w="80"/>
+              <w:left w:type="dxa" w:w="120"/>
+              <w:bottom w:type="dxa" w:w="80"/>
+              <w:right w:type="dxa" w:w="120"/>
+            </w:tcMar>
+          </w:tcPr>
+          <w:p>
+            <w:pPr>
+              <w:spacing w:after="0"/>
+            </w:pPr>
+            <w:r>
+              <w:rPr>
+                <w:rFonts w:ascii="Times New Roman" w:cs="Times New Roman" w:eastAsia="Times New Roman" w:hAnsi="Times New Roman"/>
+                <w:b w:val="false"/>
+                <w:bCs w:val="false"/>
+                <w:sz w:val="24"/>
+                <w:szCs w:val="24"/>
+              </w:rPr>
+              <w:t xml:space="preserve">13.3</w:t>
+            </w:r>
+          </w:p>
+        </w:tc>
+      </w:tr>
+    </w:tbl>
+    <w:p>
+      <w:pPr>
+        <w:pStyle w:val="Heading2"/>
+        <w:spacing w:after="160" w:before="280"/>
+      </w:pPr>
+      <w:r>
+        <w:rPr>
+          <w:rFonts w:ascii="Times New Roman" w:cs="Times New Roman" w:eastAsia="Times New Roman" w:hAnsi="Times New Roman"/>
+          <w:b/>
+          <w:bCs/>
+          <w:color w:val="000000"/>
+          <w:sz w:val="30"/>
+          <w:szCs w:val="30"/>
+        </w:rPr>
+        <w:t xml:space="preserve">10.3. Resumen del equipo</w:t>
+      </w:r>
+    </w:p>
+    <w:p>
+      <w:pPr>
+        <w:spacing w:after="160"/>
+      </w:pPr>
+    </w:p>
+    <w:tbl>
+      <w:tblPr>
+        <w:tblW w:type="dxa" w:w="9360"/>
+        <w:tblBorders>
+          <w:top w:val="single" w:color="auto" w:sz="4"/>
+          <w:left w:val="single" w:color="auto" w:sz="4"/>
+          <w:bottom w:val="single" w:color="auto" w:sz="4"/>
+          <w:right w:val="single" w:color="auto" w:sz="4"/>
+          <w:insideH w:val="single" w:color="auto" w:sz="4"/>
+          <w:insideV w:val="single" w:color="auto" w:sz="4"/>
+        </w:tblBorders>
+      </w:tblPr>
+      <w:tblGrid>
+        <w:gridCol w:w="4560"/>
+        <w:gridCol w:w="1600"/>
+        <w:gridCol w:w="1600"/>
+        <w:gridCol w:w="1600"/>
+      </w:tblGrid>
+      <w:tr>
+        <w:trPr>
+          <w:tblHeader/>
+        </w:trPr>
+        <w:tc>
+          <w:tcPr>
+            <w:tcW w:type="dxa" w:w="4560"/>
+            <w:shd w:fill="E7E6E6" w:val="clear"/>
+            <w:tcMar>
+              <w:top w:type="dxa" w:w="80"/>
+              <w:left w:type="dxa" w:w="120"/>
+              <w:bottom w:type="dxa" w:w="80"/>
+              <w:right w:type="dxa" w:w="120"/>
+            </w:tcMar>
+          </w:tcPr>
+          <w:p>
+            <w:pPr>
+              <w:spacing w:after="0"/>
+            </w:pPr>
+            <w:r>
+              <w:rPr>
+                <w:rFonts w:ascii="Times New Roman" w:cs="Times New Roman" w:eastAsia="Times New Roman" w:hAnsi="Times New Roman"/>
+                <w:b/>
+                <w:bCs/>
+                <w:sz w:val="24"/>
+                <w:szCs w:val="24"/>
+              </w:rPr>
+              <w:t xml:space="preserve">Integrante</w:t>
+            </w:r>
+          </w:p>
+        </w:tc>
+        <w:tc>
+          <w:tcPr>
+            <w:tcW w:type="dxa" w:w="1600"/>
+            <w:shd w:fill="E7E6E6" w:val="clear"/>
+            <w:tcMar>
+              <w:top w:type="dxa" w:w="80"/>
+              <w:left w:type="dxa" w:w="120"/>
+              <w:bottom w:type="dxa" w:w="80"/>
+              <w:right w:type="dxa" w:w="120"/>
+            </w:tcMar>
+          </w:tcPr>
+          <w:p>
+            <w:pPr>
+              <w:spacing w:after="0"/>
+            </w:pPr>
+            <w:r>
+              <w:rPr>
+                <w:rFonts w:ascii="Times New Roman" w:cs="Times New Roman" w:eastAsia="Times New Roman" w:hAnsi="Times New Roman"/>
+                <w:b/>
+                <w:bCs/>
+                <w:sz w:val="24"/>
+                <w:szCs w:val="24"/>
+              </w:rPr>
+              <w:t xml:space="preserve">Sesiones</w:t>
+            </w:r>
+          </w:p>
+        </w:tc>
+        <w:tc>
+          <w:tcPr>
+            <w:tcW w:type="dxa" w:w="1600"/>
+            <w:shd w:fill="E7E6E6" w:val="clear"/>
+            <w:tcMar>
+              <w:top w:type="dxa" w:w="80"/>
+              <w:left w:type="dxa" w:w="120"/>
+              <w:bottom w:type="dxa" w:w="80"/>
+              <w:right w:type="dxa" w:w="120"/>
+            </w:tcMar>
+          </w:tcPr>
+          <w:p>
+            <w:pPr>
+              <w:spacing w:after="0"/>
+            </w:pPr>
+            <w:r>
+              <w:rPr>
+                <w:rFonts w:ascii="Times New Roman" w:cs="Times New Roman" w:eastAsia="Times New Roman" w:hAnsi="Times New Roman"/>
+                <w:b/>
+                <w:bCs/>
+                <w:sz w:val="24"/>
+                <w:szCs w:val="24"/>
+              </w:rPr>
+              <w:t xml:space="preserve">Tiempo</w:t>
+            </w:r>
+          </w:p>
+        </w:tc>
+        <w:tc>
+          <w:tcPr>
+            <w:tcW w:type="dxa" w:w="1600"/>
+            <w:shd w:fill="E7E6E6" w:val="clear"/>
+            <w:tcMar>
+              <w:top w:type="dxa" w:w="80"/>
+              <w:left w:type="dxa" w:w="120"/>
+              <w:bottom w:type="dxa" w:w="80"/>
+              <w:right w:type="dxa" w:w="120"/>
+            </w:tcMar>
+          </w:tcPr>
+          <w:p>
+            <w:pPr>
+              <w:spacing w:after="0"/>
+            </w:pPr>
+            <w:r>
+              <w:rPr>
+                <w:rFonts w:ascii="Times New Roman" w:cs="Times New Roman" w:eastAsia="Times New Roman" w:hAnsi="Times New Roman"/>
+                <w:b/>
+                <w:bCs/>
+                <w:sz w:val="24"/>
+                <w:szCs w:val="24"/>
+              </w:rPr>
+              <w:t xml:space="preserve">Horas</w:t>
+            </w:r>
+          </w:p>
+        </w:tc>
+      </w:tr>
+      <w:tr>
+        <w:tc>
+          <w:tcPr>
+            <w:tcW w:type="dxa" w:w="4560"/>
+            <w:tcMar>
+              <w:top w:type="dxa" w:w="80"/>
+              <w:left w:type="dxa" w:w="120"/>
+              <w:bottom w:type="dxa" w:w="80"/>
+              <w:right w:type="dxa" w:w="120"/>
+            </w:tcMar>
+          </w:tcPr>
+          <w:p>
+            <w:pPr>
+              <w:spacing w:after="0"/>
+            </w:pPr>
+            <w:r>
+              <w:rPr>
+                <w:rFonts w:ascii="Times New Roman" w:cs="Times New Roman" w:eastAsia="Times New Roman" w:hAnsi="Times New Roman"/>
+                <w:b w:val="false"/>
+                <w:bCs w:val="false"/>
+                <w:sz w:val="24"/>
+                <w:szCs w:val="24"/>
+              </w:rPr>
+              <w:t xml:space="preserve">Harry Daniel Méndez Mendoza</w:t>
+            </w:r>
+          </w:p>
+        </w:tc>
+        <w:tc>
+          <w:tcPr>
+            <w:tcW w:type="dxa" w:w="1600"/>
+            <w:tcMar>
+              <w:top w:type="dxa" w:w="80"/>
+              <w:left w:type="dxa" w:w="120"/>
+              <w:bottom w:type="dxa" w:w="80"/>
+              <w:right w:type="dxa" w:w="120"/>
+            </w:tcMar>
+          </w:tcPr>
+          <w:p>
+            <w:pPr>
+              <w:spacing w:after="0"/>
+            </w:pPr>
+            <w:r>
+              <w:rPr>
+                <w:rFonts w:ascii="Times New Roman" w:cs="Times New Roman" w:eastAsia="Times New Roman" w:hAnsi="Times New Roman"/>
+                <w:b w:val="false"/>
+                <w:bCs w:val="false"/>
+                <w:sz w:val="24"/>
+                <w:szCs w:val="24"/>
+              </w:rPr>
+              <w:t xml:space="preserve">19</w:t>
+            </w:r>
+          </w:p>
+        </w:tc>
+        <w:tc>
+          <w:tcPr>
+            <w:tcW w:type="dxa" w:w="1600"/>
+            <w:tcMar>
+              <w:top w:type="dxa" w:w="80"/>
+              <w:left w:type="dxa" w:w="120"/>
+              <w:bottom w:type="dxa" w:w="80"/>
+              <w:right w:type="dxa" w:w="120"/>
+            </w:tcMar>
+          </w:tcPr>
+          <w:p>
+            <w:pPr>
+              <w:spacing w:after="0"/>
+            </w:pPr>
+            <w:r>
+              <w:rPr>
+                <w:rFonts w:ascii="Times New Roman" w:cs="Times New Roman" w:eastAsia="Times New Roman" w:hAnsi="Times New Roman"/>
+                <w:b w:val="false"/>
+                <w:bCs w:val="false"/>
+                <w:sz w:val="24"/>
+                <w:szCs w:val="24"/>
+              </w:rPr>
+              <w:t xml:space="preserve">18:08</w:t>
+            </w:r>
+          </w:p>
+        </w:tc>
+        <w:tc>
+          <w:tcPr>
+            <w:tcW w:type="dxa" w:w="1600"/>
+            <w:tcMar>
+              <w:top w:type="dxa" w:w="80"/>
+              <w:left w:type="dxa" w:w="120"/>
+              <w:bottom w:type="dxa" w:w="80"/>
+              <w:right w:type="dxa" w:w="120"/>
+            </w:tcMar>
+          </w:tcPr>
+          <w:p>
+            <w:pPr>
+              <w:spacing w:after="0"/>
+            </w:pPr>
+            <w:r>
+              <w:rPr>
+                <w:rFonts w:ascii="Times New Roman" w:cs="Times New Roman" w:eastAsia="Times New Roman" w:hAnsi="Times New Roman"/>
+                <w:b w:val="false"/>
+                <w:bCs w:val="false"/>
+                <w:sz w:val="24"/>
+                <w:szCs w:val="24"/>
+              </w:rPr>
+              <w:t xml:space="preserve">18.1</w:t>
+            </w:r>
+          </w:p>
+        </w:tc>
+      </w:tr>
+      <w:tr>
+        <w:tc>
+          <w:tcPr>
+            <w:tcW w:type="dxa" w:w="4560"/>
+            <w:tcMar>
+              <w:top w:type="dxa" w:w="80"/>
+              <w:left w:type="dxa" w:w="120"/>
+              <w:bottom w:type="dxa" w:w="80"/>
+              <w:right w:type="dxa" w:w="120"/>
+            </w:tcMar>
+          </w:tcPr>
+          <w:p>
+            <w:pPr>
+              <w:spacing w:after="0"/>
+            </w:pPr>
+            <w:r>
+              <w:rPr>
+                <w:rFonts w:ascii="Times New Roman" w:cs="Times New Roman" w:eastAsia="Times New Roman" w:hAnsi="Times New Roman"/>
+                <w:b w:val="false"/>
+                <w:bCs w:val="false"/>
+                <w:sz w:val="24"/>
+                <w:szCs w:val="24"/>
+              </w:rPr>
+              <w:t xml:space="preserve">Juan Gabriel Gualim Molina</w:t>
+            </w:r>
+          </w:p>
+        </w:tc>
+        <w:tc>
+          <w:tcPr>
+            <w:tcW w:type="dxa" w:w="1600"/>
+            <w:tcMar>
+              <w:top w:type="dxa" w:w="80"/>
+              <w:left w:type="dxa" w:w="120"/>
+              <w:bottom w:type="dxa" w:w="80"/>
+              <w:right w:type="dxa" w:w="120"/>
+            </w:tcMar>
+          </w:tcPr>
+          <w:p>
+            <w:pPr>
+              <w:spacing w:after="0"/>
+            </w:pPr>
+            <w:r>
+              <w:rPr>
+                <w:rFonts w:ascii="Times New Roman" w:cs="Times New Roman" w:eastAsia="Times New Roman" w:hAnsi="Times New Roman"/>
+                <w:b w:val="false"/>
+                <w:bCs w:val="false"/>
+                <w:sz w:val="24"/>
+                <w:szCs w:val="24"/>
+              </w:rPr>
+              <w:t xml:space="preserve">17</w:t>
+            </w:r>
+          </w:p>
+        </w:tc>
+        <w:tc>
+          <w:tcPr>
+            <w:tcW w:type="dxa" w:w="1600"/>
+            <w:tcMar>
+              <w:top w:type="dxa" w:w="80"/>
+              <w:left w:type="dxa" w:w="120"/>
+              <w:bottom w:type="dxa" w:w="80"/>
+              <w:right w:type="dxa" w:w="120"/>
+            </w:tcMar>
+          </w:tcPr>
+          <w:p>
+            <w:pPr>
+              <w:spacing w:after="0"/>
+            </w:pPr>
+            <w:r>
+              <w:rPr>
+                <w:rFonts w:ascii="Times New Roman" w:cs="Times New Roman" w:eastAsia="Times New Roman" w:hAnsi="Times New Roman"/>
+                <w:b w:val="false"/>
+                <w:bCs w:val="false"/>
+                <w:sz w:val="24"/>
+                <w:szCs w:val="24"/>
+              </w:rPr>
+              <w:t xml:space="preserve">13:15</w:t>
+            </w:r>
+          </w:p>
+        </w:tc>
+        <w:tc>
+          <w:tcPr>
+            <w:tcW w:type="dxa" w:w="1600"/>
+            <w:tcMar>
+              <w:top w:type="dxa" w:w="80"/>
+              <w:left w:type="dxa" w:w="120"/>
+              <w:bottom w:type="dxa" w:w="80"/>
+              <w:right w:type="dxa" w:w="120"/>
+            </w:tcMar>
+          </w:tcPr>
+          <w:p>
+            <w:pPr>
+              <w:spacing w:after="0"/>
+            </w:pPr>
+            <w:r>
+              <w:rPr>
+                <w:rFonts w:ascii="Times New Roman" w:cs="Times New Roman" w:eastAsia="Times New Roman" w:hAnsi="Times New Roman"/>
+                <w:b w:val="false"/>
+                <w:bCs w:val="false"/>
+                <w:sz w:val="24"/>
+                <w:szCs w:val="24"/>
+              </w:rPr>
+              <w:t xml:space="preserve">13.3</w:t>
+            </w:r>
+          </w:p>
+        </w:tc>
+      </w:tr>
+      <w:tr>
+        <w:tc>
+          <w:tcPr>
+            <w:tcW w:type="dxa" w:w="4560"/>
+            <w:tcMar>
+              <w:top w:type="dxa" w:w="80"/>
+              <w:left w:type="dxa" w:w="120"/>
+              <w:bottom w:type="dxa" w:w="80"/>
+              <w:right w:type="dxa" w:w="120"/>
+            </w:tcMar>
+          </w:tcPr>
+          <w:p>
+            <w:pPr>
+              <w:spacing w:after="0"/>
+            </w:pPr>
+            <w:r>
+              <w:rPr>
+                <w:rFonts w:ascii="Times New Roman" w:cs="Times New Roman" w:eastAsia="Times New Roman" w:hAnsi="Times New Roman"/>
+                <w:b w:val="false"/>
+                <w:bCs w:val="false"/>
+                <w:sz w:val="24"/>
+                <w:szCs w:val="24"/>
+              </w:rPr>
+              <w:t xml:space="preserve">Total del equipo</w:t>
+            </w:r>
+          </w:p>
+        </w:tc>
+        <w:tc>
+          <w:tcPr>
+            <w:tcW w:type="dxa" w:w="1600"/>
+            <w:tcMar>
+              <w:top w:type="dxa" w:w="80"/>
+              <w:left w:type="dxa" w:w="120"/>
+              <w:bottom w:type="dxa" w:w="80"/>
+              <w:right w:type="dxa" w:w="120"/>
+            </w:tcMar>
+          </w:tcPr>
+          <w:p>
+            <w:pPr>
+              <w:spacing w:after="0"/>
+            </w:pPr>
+            <w:r>
+              <w:rPr>
+                <w:rFonts w:ascii="Times New Roman" w:cs="Times New Roman" w:eastAsia="Times New Roman" w:hAnsi="Times New Roman"/>
+                <w:b w:val="false"/>
+                <w:bCs w:val="false"/>
+                <w:sz w:val="24"/>
+                <w:szCs w:val="24"/>
+              </w:rPr>
+              <w:t xml:space="preserve">36</w:t>
+            </w:r>
+          </w:p>
+        </w:tc>
+        <w:tc>
+          <w:tcPr>
+            <w:tcW w:type="dxa" w:w="1600"/>
+            <w:tcMar>
+              <w:top w:type="dxa" w:w="80"/>
+              <w:left w:type="dxa" w:w="120"/>
+              <w:bottom w:type="dxa" w:w="80"/>
+              <w:right w:type="dxa" w:w="120"/>
+            </w:tcMar>
+          </w:tcPr>
+          <w:p>
+            <w:pPr>
+              <w:spacing w:after="0"/>
+            </w:pPr>
+            <w:r>
+              <w:rPr>
+                <w:rFonts w:ascii="Times New Roman" w:cs="Times New Roman" w:eastAsia="Times New Roman" w:hAnsi="Times New Roman"/>
+                <w:b w:val="false"/>
+                <w:bCs w:val="false"/>
+                <w:sz w:val="24"/>
+                <w:szCs w:val="24"/>
+              </w:rPr>
+              <w:t xml:space="preserve">31:23</w:t>
+            </w:r>
+          </w:p>
+        </w:tc>
+        <w:tc>
+          <w:tcPr>
+            <w:tcW w:type="dxa" w:w="1600"/>
+            <w:tcMar>
+              <w:top w:type="dxa" w:w="80"/>
+              <w:left w:type="dxa" w:w="120"/>
+              <w:bottom w:type="dxa" w:w="80"/>
+              <w:right w:type="dxa" w:w="120"/>
+            </w:tcMar>
+          </w:tcPr>
+          <w:p>
+            <w:pPr>
+              <w:spacing w:after="0"/>
+            </w:pPr>
+            <w:r>
+              <w:rPr>
+                <w:rFonts w:ascii="Times New Roman" w:cs="Times New Roman" w:eastAsia="Times New Roman" w:hAnsi="Times New Roman"/>
+                <w:b w:val="false"/>
+                <w:bCs w:val="false"/>
+                <w:sz w:val="24"/>
+                <w:szCs w:val="24"/>
+              </w:rPr>
+              <w:t xml:space="preserve">31.4</w:t>
+            </w:r>
+          </w:p>
+        </w:tc>
+      </w:tr>
+    </w:tbl>
+    <w:p>
+      <w:pPr>
+        <w:spacing w:after="160"/>
+      </w:pPr>
+    </w:p>
+    <w:p>
+      <w:pPr>
+        <w:spacing w:after="160" w:line="300"/>
+        <w:jc w:val="both"/>
+      </w:pPr>
+      <w:r>
+        <w:rPr>
+          <w:rFonts w:ascii="Times New Roman" w:cs="Times New Roman" w:eastAsia="Times New Roman" w:hAnsi="Times New Roman"/>
+          <w:sz w:val="24"/>
+          <w:szCs w:val="24"/>
+        </w:rPr>
+        <w:t xml:space="preserve">El reparto del trabajo siguió las responsabilidades acordadas: Harry Méndez asumió el modelo de datos, las consultas, los servicios de administración y las pruebas automatizadas; Juan Gabriel Gualim, las pantallas del módulo, el calendario y la integración con el sistema de diseño. Las sesiones en las que participaron ambos corresponden a la planificación del sprint y a la revisión final del código. El resumen por historia asigna cada sesión a la historia predominante en ella.</w:t>
       </w:r>
     </w:p>
     <w:sectPr>

--- a/Documentos/AEUVG - Desarrollo Sprint 2.docx
+++ b/Documentos/AEUVG - Desarrollo Sprint 2.docx
@@ -925,7 +925,7 @@
           <w:sz w:val="24"/>
           <w:szCs w:val="24"/>
         </w:rPr>
-        <w:t xml:space="preserve">Se exige al menos un organizador, ya sea una asociación, un club o una unidad de UVG, porque sin él el estudiante no sabe a quién corresponde la actividad, que es justamente lo que AEUVG pidió dejar claro en cada evento. El primero que se indica queda como organizador principal y es el que encabeza la tarjeta. Cada organizador guarda una sola referencia, como exige la restricción de la tabla, y al editar un evento se reemplazan en bloque dentro de la misma transacción, de modo que no quede un estado intermedio sin organizador.</w:t>
+        <w:t xml:space="preserve">Los organizadores son opcionales. Inicialmente se exigía al menos uno, pero durante la revisión del sprint AEUVG señaló que publica actividades propias que no corresponden a ninguna asociación ni club, y la regla obligaba a inventar un organizador solo para poder guardar el evento. Cuando sí se indican, el primero queda como organizador principal y es el que encabeza la tarjeta. Cada organizador guarda una sola referencia, como exige la restricción de la tabla, y al editar un evento se reemplazan en bloque dentro de la misma transacción.</w:t>
       </w:r>
     </w:p>
     <w:p>
@@ -2047,6 +2047,20 @@
           <w:szCs w:val="24"/>
         </w:rPr>
         <w:t xml:space="preserve">Queda pendiente de AEUVG la carga de sus eventos reales y la definición del servicio de imágenes que contratará; ninguna de las dos bloquea el sprint, ya que el módulo funciona con la información de prueba y sin proveedor de imágenes. Continúa también en gestión el trámite del dominio institucional iniciado en el Sprint 1.</w:t>
+      </w:r>
+    </w:p>
+    <w:p>
+      <w:pPr>
+        <w:spacing w:after="160" w:line="300"/>
+        <w:jc w:val="both"/>
+      </w:pPr>
+      <w:r>
+        <w:rPr>
+          <w:rFonts w:ascii="Times New Roman" w:cs="Times New Roman" w:eastAsia="Times New Roman" w:hAnsi="Times New Roman"/>
+          <w:sz w:val="24"/>
+          <w:szCs w:val="24"/>
+        </w:rPr>
+        <w:t xml:space="preserve">Tras la revisión del sprint se incorporaron las observaciones recibidas, sin alcance nuevo: los organizadores del evento pasaron a ser opcionales; el formulario del panel resume arriba los campos que impiden guardar y lleva la vista al primero de ellos, ya que en un formulario largo un error en un campo superior daba la impresión de que el botón no respondía; los servicios de administración responden ahora con un mensaje explicativo cuando la base no está disponible, en lugar del error genérico del framework; se revisaron los mensajes de error de todo el proyecto para que estén en español y describan qué corregir sin revelar información de la cuenta; el registro separa nombres y apellidos en dos campos; el logotipo de AEUVG se presenta con mayor tamaño y enlaza a la página principal desde el encabezado, el pie y el panel; y el panel administrativo unificó las convocatorias de horas dentro de la sección de horas beca, y las postulaciones dentro de la sección de tutorías, quedando en nueve secciones.</w:t>
       </w:r>
     </w:p>
     <w:p>

--- a/Documentos/AEUVG - Desarrollo Sprint 2.docx
+++ b/Documentos/AEUVG - Desarrollo Sprint 2.docx
@@ -1899,7 +1899,7 @@
           <w:sz w:val="24"/>
           <w:szCs w:val="24"/>
         </w:rPr>
-        <w:t xml:space="preserve">Las seis historias comprometidas para el Sprint 2 se encuentran completadas, con 31.4 horas de trabajo de equipo frente a las 34 estimadas. El detalle por sesión se encuentra en la sección 10. La plataforma cuenta ahora con:</w:t>
+        <w:t xml:space="preserve">Las seis historias comprometidas para el Sprint 2 se encuentran completadas, con 38.6 horas de trabajo de equipo frente a las 34 estimadas. El detalle por sesión se encuentra en la sección 10. La plataforma cuenta ahora con:</w:t>
       </w:r>
     </w:p>
     <w:p>
@@ -2133,7 +2133,7 @@
           <w:sz w:val="24"/>
           <w:szCs w:val="24"/>
         </w:rPr>
-        <w:t xml:space="preserve">El sprint sumó 31.4 horas de equipo: 18.1 horas de Harry Méndez y 13.3 horas de Juan Gabriel Gualim, frente a las 34 horas estimadas en la planificación. El trabajo real se ubicó cerca de un 7% por debajo de lo estimado, una desviación considerablemente menor a la del Sprint 1 y que confirma la recalibración hecha al inicio de este sprint.</w:t>
+        <w:t xml:space="preserve">El sprint sumó 38.6 horas de equipo: 22.4 horas de Harry Méndez y 16.3 horas de Juan Gabriel Gualim, frente a las 34 horas estimadas en la planificación, es decir, un 14% por encima de lo previsto. La diferencia corresponde al día de cierre: la revisión con AEUVG dejó observaciones que se resolvieron el mismo 23 de septiembre, antes de publicar la versión del sprint.</w:t>
       </w:r>
     </w:p>
     <w:p>
@@ -5869,6 +5869,926 @@
           </w:p>
         </w:tc>
       </w:tr>
+      <w:tr>
+        <w:tc>
+          <w:tcPr>
+            <w:tcW w:type="dxa" w:w="900"/>
+            <w:tcMar>
+              <w:top w:type="dxa" w:w="80"/>
+              <w:left w:type="dxa" w:w="120"/>
+              <w:bottom w:type="dxa" w:w="80"/>
+              <w:right w:type="dxa" w:w="120"/>
+            </w:tcMar>
+          </w:tcPr>
+          <w:p>
+            <w:pPr>
+              <w:spacing w:after="0"/>
+            </w:pPr>
+            <w:r>
+              <w:rPr>
+                <w:rFonts w:ascii="Times New Roman" w:cs="Times New Roman" w:eastAsia="Times New Roman" w:hAnsi="Times New Roman"/>
+                <w:b w:val="false"/>
+                <w:bCs w:val="false"/>
+                <w:sz w:val="24"/>
+                <w:szCs w:val="24"/>
+              </w:rPr>
+              <w:t xml:space="preserve">23/09/2026</w:t>
+            </w:r>
+          </w:p>
+        </w:tc>
+        <w:tc>
+          <w:tcPr>
+            <w:tcW w:type="dxa" w:w="680"/>
+            <w:tcMar>
+              <w:top w:type="dxa" w:w="80"/>
+              <w:left w:type="dxa" w:w="120"/>
+              <w:bottom w:type="dxa" w:w="80"/>
+              <w:right w:type="dxa" w:w="120"/>
+            </w:tcMar>
+          </w:tcPr>
+          <w:p>
+            <w:pPr>
+              <w:spacing w:after="0"/>
+            </w:pPr>
+            <w:r>
+              <w:rPr>
+                <w:rFonts w:ascii="Times New Roman" w:cs="Times New Roman" w:eastAsia="Times New Roman" w:hAnsi="Times New Roman"/>
+                <w:b w:val="false"/>
+                <w:bCs w:val="false"/>
+                <w:sz w:val="24"/>
+                <w:szCs w:val="24"/>
+              </w:rPr>
+              <w:t xml:space="preserve">11:20</w:t>
+            </w:r>
+          </w:p>
+        </w:tc>
+        <w:tc>
+          <w:tcPr>
+            <w:tcW w:type="dxa" w:w="680"/>
+            <w:tcMar>
+              <w:top w:type="dxa" w:w="80"/>
+              <w:left w:type="dxa" w:w="120"/>
+              <w:bottom w:type="dxa" w:w="80"/>
+              <w:right w:type="dxa" w:w="120"/>
+            </w:tcMar>
+          </w:tcPr>
+          <w:p>
+            <w:pPr>
+              <w:spacing w:after="0"/>
+            </w:pPr>
+            <w:r>
+              <w:rPr>
+                <w:rFonts w:ascii="Times New Roman" w:cs="Times New Roman" w:eastAsia="Times New Roman" w:hAnsi="Times New Roman"/>
+                <w:b w:val="false"/>
+                <w:bCs w:val="false"/>
+                <w:sz w:val="24"/>
+                <w:szCs w:val="24"/>
+              </w:rPr>
+              <w:t xml:space="preserve">12:40</w:t>
+            </w:r>
+          </w:p>
+        </w:tc>
+        <w:tc>
+          <w:tcPr>
+            <w:tcW w:type="dxa" w:w="1120"/>
+            <w:tcMar>
+              <w:top w:type="dxa" w:w="80"/>
+              <w:left w:type="dxa" w:w="120"/>
+              <w:bottom w:type="dxa" w:w="80"/>
+              <w:right w:type="dxa" w:w="120"/>
+            </w:tcMar>
+          </w:tcPr>
+          <w:p>
+            <w:pPr>
+              <w:spacing w:after="0"/>
+            </w:pPr>
+            <w:r>
+              <w:rPr>
+                <w:rFonts w:ascii="Times New Roman" w:cs="Times New Roman" w:eastAsia="Times New Roman" w:hAnsi="Times New Roman"/>
+                <w:b w:val="false"/>
+                <w:bCs w:val="false"/>
+                <w:sz w:val="24"/>
+                <w:szCs w:val="24"/>
+              </w:rPr>
+              <w:t xml:space="preserve">0:10</w:t>
+            </w:r>
+          </w:p>
+        </w:tc>
+        <w:tc>
+          <w:tcPr>
+            <w:tcW w:type="dxa" w:w="900"/>
+            <w:tcMar>
+              <w:top w:type="dxa" w:w="80"/>
+              <w:left w:type="dxa" w:w="120"/>
+              <w:bottom w:type="dxa" w:w="80"/>
+              <w:right w:type="dxa" w:w="120"/>
+            </w:tcMar>
+          </w:tcPr>
+          <w:p>
+            <w:pPr>
+              <w:spacing w:after="0"/>
+            </w:pPr>
+            <w:r>
+              <w:rPr>
+                <w:rFonts w:ascii="Times New Roman" w:cs="Times New Roman" w:eastAsia="Times New Roman" w:hAnsi="Times New Roman"/>
+                <w:b w:val="false"/>
+                <w:bCs w:val="false"/>
+                <w:sz w:val="24"/>
+                <w:szCs w:val="24"/>
+              </w:rPr>
+              <w:t xml:space="preserve">1:10</w:t>
+            </w:r>
+          </w:p>
+        </w:tc>
+        <w:tc>
+          <w:tcPr>
+            <w:tcW w:type="dxa" w:w="1280"/>
+            <w:tcMar>
+              <w:top w:type="dxa" w:w="80"/>
+              <w:left w:type="dxa" w:w="120"/>
+              <w:bottom w:type="dxa" w:w="80"/>
+              <w:right w:type="dxa" w:w="120"/>
+            </w:tcMar>
+          </w:tcPr>
+          <w:p>
+            <w:pPr>
+              <w:spacing w:after="0"/>
+            </w:pPr>
+            <w:r>
+              <w:rPr>
+                <w:rFonts w:ascii="Times New Roman" w:cs="Times New Roman" w:eastAsia="Times New Roman" w:hAnsi="Times New Roman"/>
+                <w:b w:val="false"/>
+                <w:bCs w:val="false"/>
+                <w:sz w:val="24"/>
+                <w:szCs w:val="24"/>
+              </w:rPr>
+              <w:t xml:space="preserve">Codificación</w:t>
+            </w:r>
+          </w:p>
+        </w:tc>
+        <w:tc>
+          <w:tcPr>
+            <w:tcW w:type="dxa" w:w="3800"/>
+            <w:tcMar>
+              <w:top w:type="dxa" w:w="80"/>
+              <w:left w:type="dxa" w:w="120"/>
+              <w:bottom w:type="dxa" w:w="80"/>
+              <w:right w:type="dxa" w:w="120"/>
+            </w:tcMar>
+          </w:tcPr>
+          <w:p>
+            <w:pPr>
+              <w:spacing w:after="0"/>
+            </w:pPr>
+            <w:r>
+              <w:rPr>
+                <w:rFonts w:ascii="Times New Roman" w:cs="Times New Roman" w:eastAsia="Times New Roman" w:hAnsi="Times New Roman"/>
+                <w:b w:val="false"/>
+                <w:bCs w:val="false"/>
+                <w:sz w:val="24"/>
+                <w:szCs w:val="24"/>
+              </w:rPr>
+              <w:t xml:space="preserve">AEUVG-81 Organizadores opcionales del evento. AEUVG-83 Mensaje explícito cuando la base no responde.</w:t>
+            </w:r>
+          </w:p>
+        </w:tc>
+      </w:tr>
+      <w:tr>
+        <w:tc>
+          <w:tcPr>
+            <w:tcW w:type="dxa" w:w="900"/>
+            <w:tcMar>
+              <w:top w:type="dxa" w:w="80"/>
+              <w:left w:type="dxa" w:w="120"/>
+              <w:bottom w:type="dxa" w:w="80"/>
+              <w:right w:type="dxa" w:w="120"/>
+            </w:tcMar>
+          </w:tcPr>
+          <w:p>
+            <w:pPr>
+              <w:spacing w:after="0"/>
+            </w:pPr>
+            <w:r>
+              <w:rPr>
+                <w:rFonts w:ascii="Times New Roman" w:cs="Times New Roman" w:eastAsia="Times New Roman" w:hAnsi="Times New Roman"/>
+                <w:b w:val="false"/>
+                <w:bCs w:val="false"/>
+                <w:sz w:val="24"/>
+                <w:szCs w:val="24"/>
+              </w:rPr>
+              <w:t xml:space="preserve">23/09/2026</w:t>
+            </w:r>
+          </w:p>
+        </w:tc>
+        <w:tc>
+          <w:tcPr>
+            <w:tcW w:type="dxa" w:w="680"/>
+            <w:tcMar>
+              <w:top w:type="dxa" w:w="80"/>
+              <w:left w:type="dxa" w:w="120"/>
+              <w:bottom w:type="dxa" w:w="80"/>
+              <w:right w:type="dxa" w:w="120"/>
+            </w:tcMar>
+          </w:tcPr>
+          <w:p>
+            <w:pPr>
+              <w:spacing w:after="0"/>
+            </w:pPr>
+            <w:r>
+              <w:rPr>
+                <w:rFonts w:ascii="Times New Roman" w:cs="Times New Roman" w:eastAsia="Times New Roman" w:hAnsi="Times New Roman"/>
+                <w:b w:val="false"/>
+                <w:bCs w:val="false"/>
+                <w:sz w:val="24"/>
+                <w:szCs w:val="24"/>
+              </w:rPr>
+              <w:t xml:space="preserve">14:10</w:t>
+            </w:r>
+          </w:p>
+        </w:tc>
+        <w:tc>
+          <w:tcPr>
+            <w:tcW w:type="dxa" w:w="680"/>
+            <w:tcMar>
+              <w:top w:type="dxa" w:w="80"/>
+              <w:left w:type="dxa" w:w="120"/>
+              <w:bottom w:type="dxa" w:w="80"/>
+              <w:right w:type="dxa" w:w="120"/>
+            </w:tcMar>
+          </w:tcPr>
+          <w:p>
+            <w:pPr>
+              <w:spacing w:after="0"/>
+            </w:pPr>
+            <w:r>
+              <w:rPr>
+                <w:rFonts w:ascii="Times New Roman" w:cs="Times New Roman" w:eastAsia="Times New Roman" w:hAnsi="Times New Roman"/>
+                <w:b w:val="false"/>
+                <w:bCs w:val="false"/>
+                <w:sz w:val="24"/>
+                <w:szCs w:val="24"/>
+              </w:rPr>
+              <w:t xml:space="preserve">15:40</w:t>
+            </w:r>
+          </w:p>
+        </w:tc>
+        <w:tc>
+          <w:tcPr>
+            <w:tcW w:type="dxa" w:w="1120"/>
+            <w:tcMar>
+              <w:top w:type="dxa" w:w="80"/>
+              <w:left w:type="dxa" w:w="120"/>
+              <w:bottom w:type="dxa" w:w="80"/>
+              <w:right w:type="dxa" w:w="120"/>
+            </w:tcMar>
+          </w:tcPr>
+          <w:p>
+            <w:pPr>
+              <w:spacing w:after="0"/>
+            </w:pPr>
+            <w:r>
+              <w:rPr>
+                <w:rFonts w:ascii="Times New Roman" w:cs="Times New Roman" w:eastAsia="Times New Roman" w:hAnsi="Times New Roman"/>
+                <w:b w:val="false"/>
+                <w:bCs w:val="false"/>
+                <w:sz w:val="24"/>
+                <w:szCs w:val="24"/>
+              </w:rPr>
+              <w:t xml:space="preserve">0:10</w:t>
+            </w:r>
+          </w:p>
+        </w:tc>
+        <w:tc>
+          <w:tcPr>
+            <w:tcW w:type="dxa" w:w="900"/>
+            <w:tcMar>
+              <w:top w:type="dxa" w:w="80"/>
+              <w:left w:type="dxa" w:w="120"/>
+              <w:bottom w:type="dxa" w:w="80"/>
+              <w:right w:type="dxa" w:w="120"/>
+            </w:tcMar>
+          </w:tcPr>
+          <w:p>
+            <w:pPr>
+              <w:spacing w:after="0"/>
+            </w:pPr>
+            <w:r>
+              <w:rPr>
+                <w:rFonts w:ascii="Times New Roman" w:cs="Times New Roman" w:eastAsia="Times New Roman" w:hAnsi="Times New Roman"/>
+                <w:b w:val="false"/>
+                <w:bCs w:val="false"/>
+                <w:sz w:val="24"/>
+                <w:szCs w:val="24"/>
+              </w:rPr>
+              <w:t xml:space="preserve">1:20</w:t>
+            </w:r>
+          </w:p>
+        </w:tc>
+        <w:tc>
+          <w:tcPr>
+            <w:tcW w:type="dxa" w:w="1280"/>
+            <w:tcMar>
+              <w:top w:type="dxa" w:w="80"/>
+              <w:left w:type="dxa" w:w="120"/>
+              <w:bottom w:type="dxa" w:w="80"/>
+              <w:right w:type="dxa" w:w="120"/>
+            </w:tcMar>
+          </w:tcPr>
+          <w:p>
+            <w:pPr>
+              <w:spacing w:after="0"/>
+            </w:pPr>
+            <w:r>
+              <w:rPr>
+                <w:rFonts w:ascii="Times New Roman" w:cs="Times New Roman" w:eastAsia="Times New Roman" w:hAnsi="Times New Roman"/>
+                <w:b w:val="false"/>
+                <w:bCs w:val="false"/>
+                <w:sz w:val="24"/>
+                <w:szCs w:val="24"/>
+              </w:rPr>
+              <w:t xml:space="preserve">Codificación</w:t>
+            </w:r>
+          </w:p>
+        </w:tc>
+        <w:tc>
+          <w:tcPr>
+            <w:tcW w:type="dxa" w:w="3800"/>
+            <w:tcMar>
+              <w:top w:type="dxa" w:w="80"/>
+              <w:left w:type="dxa" w:w="120"/>
+              <w:bottom w:type="dxa" w:w="80"/>
+              <w:right w:type="dxa" w:w="120"/>
+            </w:tcMar>
+          </w:tcPr>
+          <w:p>
+            <w:pPr>
+              <w:spacing w:after="0"/>
+            </w:pPr>
+            <w:r>
+              <w:rPr>
+                <w:rFonts w:ascii="Times New Roman" w:cs="Times New Roman" w:eastAsia="Times New Roman" w:hAnsi="Times New Roman"/>
+                <w:b w:val="false"/>
+                <w:bCs w:val="false"/>
+                <w:sz w:val="24"/>
+                <w:szCs w:val="24"/>
+              </w:rPr>
+              <w:t xml:space="preserve">AEUVG-84 Mensajes de error del registro. AEUVG-87 Unificación de secciones del panel. AEUVG-88 Correcciones del listado y del detalle. AEUVG-90 Carga de la información institucional.</w:t>
+            </w:r>
+          </w:p>
+        </w:tc>
+      </w:tr>
+      <w:tr>
+        <w:tc>
+          <w:tcPr>
+            <w:tcW w:type="dxa" w:w="900"/>
+            <w:tcMar>
+              <w:top w:type="dxa" w:w="80"/>
+              <w:left w:type="dxa" w:w="120"/>
+              <w:bottom w:type="dxa" w:w="80"/>
+              <w:right w:type="dxa" w:w="120"/>
+            </w:tcMar>
+          </w:tcPr>
+          <w:p>
+            <w:pPr>
+              <w:spacing w:after="0"/>
+            </w:pPr>
+            <w:r>
+              <w:rPr>
+                <w:rFonts w:ascii="Times New Roman" w:cs="Times New Roman" w:eastAsia="Times New Roman" w:hAnsi="Times New Roman"/>
+                <w:b w:val="false"/>
+                <w:bCs w:val="false"/>
+                <w:sz w:val="24"/>
+                <w:szCs w:val="24"/>
+              </w:rPr>
+              <w:t xml:space="preserve">23/09/2026</w:t>
+            </w:r>
+          </w:p>
+        </w:tc>
+        <w:tc>
+          <w:tcPr>
+            <w:tcW w:type="dxa" w:w="680"/>
+            <w:tcMar>
+              <w:top w:type="dxa" w:w="80"/>
+              <w:left w:type="dxa" w:w="120"/>
+              <w:bottom w:type="dxa" w:w="80"/>
+              <w:right w:type="dxa" w:w="120"/>
+            </w:tcMar>
+          </w:tcPr>
+          <w:p>
+            <w:pPr>
+              <w:spacing w:after="0"/>
+            </w:pPr>
+            <w:r>
+              <w:rPr>
+                <w:rFonts w:ascii="Times New Roman" w:cs="Times New Roman" w:eastAsia="Times New Roman" w:hAnsi="Times New Roman"/>
+                <w:b w:val="false"/>
+                <w:bCs w:val="false"/>
+                <w:sz w:val="24"/>
+                <w:szCs w:val="24"/>
+              </w:rPr>
+              <w:t xml:space="preserve">19:40</w:t>
+            </w:r>
+          </w:p>
+        </w:tc>
+        <w:tc>
+          <w:tcPr>
+            <w:tcW w:type="dxa" w:w="680"/>
+            <w:tcMar>
+              <w:top w:type="dxa" w:w="80"/>
+              <w:left w:type="dxa" w:w="120"/>
+              <w:bottom w:type="dxa" w:w="80"/>
+              <w:right w:type="dxa" w:w="120"/>
+            </w:tcMar>
+          </w:tcPr>
+          <w:p>
+            <w:pPr>
+              <w:spacing w:after="0"/>
+            </w:pPr>
+            <w:r>
+              <w:rPr>
+                <w:rFonts w:ascii="Times New Roman" w:cs="Times New Roman" w:eastAsia="Times New Roman" w:hAnsi="Times New Roman"/>
+                <w:b w:val="false"/>
+                <w:bCs w:val="false"/>
+                <w:sz w:val="24"/>
+                <w:szCs w:val="24"/>
+              </w:rPr>
+              <w:t xml:space="preserve">20:45</w:t>
+            </w:r>
+          </w:p>
+        </w:tc>
+        <w:tc>
+          <w:tcPr>
+            <w:tcW w:type="dxa" w:w="1120"/>
+            <w:tcMar>
+              <w:top w:type="dxa" w:w="80"/>
+              <w:left w:type="dxa" w:w="120"/>
+              <w:bottom w:type="dxa" w:w="80"/>
+              <w:right w:type="dxa" w:w="120"/>
+            </w:tcMar>
+          </w:tcPr>
+          <w:p>
+            <w:pPr>
+              <w:spacing w:after="0"/>
+            </w:pPr>
+            <w:r>
+              <w:rPr>
+                <w:rFonts w:ascii="Times New Roman" w:cs="Times New Roman" w:eastAsia="Times New Roman" w:hAnsi="Times New Roman"/>
+                <w:b w:val="false"/>
+                <w:bCs w:val="false"/>
+                <w:sz w:val="24"/>
+                <w:szCs w:val="24"/>
+              </w:rPr>
+              <w:t xml:space="preserve">0:10</w:t>
+            </w:r>
+          </w:p>
+        </w:tc>
+        <w:tc>
+          <w:tcPr>
+            <w:tcW w:type="dxa" w:w="900"/>
+            <w:tcMar>
+              <w:top w:type="dxa" w:w="80"/>
+              <w:left w:type="dxa" w:w="120"/>
+              <w:bottom w:type="dxa" w:w="80"/>
+              <w:right w:type="dxa" w:w="120"/>
+            </w:tcMar>
+          </w:tcPr>
+          <w:p>
+            <w:pPr>
+              <w:spacing w:after="0"/>
+            </w:pPr>
+            <w:r>
+              <w:rPr>
+                <w:rFonts w:ascii="Times New Roman" w:cs="Times New Roman" w:eastAsia="Times New Roman" w:hAnsi="Times New Roman"/>
+                <w:b w:val="false"/>
+                <w:bCs w:val="false"/>
+                <w:sz w:val="24"/>
+                <w:szCs w:val="24"/>
+              </w:rPr>
+              <w:t xml:space="preserve">0:55</w:t>
+            </w:r>
+          </w:p>
+        </w:tc>
+        <w:tc>
+          <w:tcPr>
+            <w:tcW w:type="dxa" w:w="1280"/>
+            <w:tcMar>
+              <w:top w:type="dxa" w:w="80"/>
+              <w:left w:type="dxa" w:w="120"/>
+              <w:bottom w:type="dxa" w:w="80"/>
+              <w:right w:type="dxa" w:w="120"/>
+            </w:tcMar>
+          </w:tcPr>
+          <w:p>
+            <w:pPr>
+              <w:spacing w:after="0"/>
+            </w:pPr>
+            <w:r>
+              <w:rPr>
+                <w:rFonts w:ascii="Times New Roman" w:cs="Times New Roman" w:eastAsia="Times New Roman" w:hAnsi="Times New Roman"/>
+                <w:b w:val="false"/>
+                <w:bCs w:val="false"/>
+                <w:sz w:val="24"/>
+                <w:szCs w:val="24"/>
+              </w:rPr>
+              <w:t xml:space="preserve">Codificación</w:t>
+            </w:r>
+          </w:p>
+        </w:tc>
+        <w:tc>
+          <w:tcPr>
+            <w:tcW w:type="dxa" w:w="3800"/>
+            <w:tcMar>
+              <w:top w:type="dxa" w:w="80"/>
+              <w:left w:type="dxa" w:w="120"/>
+              <w:bottom w:type="dxa" w:w="80"/>
+              <w:right w:type="dxa" w:w="120"/>
+            </w:tcMar>
+          </w:tcPr>
+          <w:p>
+            <w:pPr>
+              <w:spacing w:after="0"/>
+            </w:pPr>
+            <w:r>
+              <w:rPr>
+                <w:rFonts w:ascii="Times New Roman" w:cs="Times New Roman" w:eastAsia="Times New Roman" w:hAnsi="Times New Roman"/>
+                <w:b w:val="false"/>
+                <w:bCs w:val="false"/>
+                <w:sz w:val="24"/>
+                <w:szCs w:val="24"/>
+              </w:rPr>
+              <w:t xml:space="preserve">AEUVG-92 Operación de la base por túnel cifrado y migraciones en Railway. AEUVG-93 Envío del formulario de eventos. AEUVG-94 Volumen persistente para las imágenes.</w:t>
+            </w:r>
+          </w:p>
+        </w:tc>
+      </w:tr>
+      <w:tr>
+        <w:tc>
+          <w:tcPr>
+            <w:tcW w:type="dxa" w:w="900"/>
+            <w:tcMar>
+              <w:top w:type="dxa" w:w="80"/>
+              <w:left w:type="dxa" w:w="120"/>
+              <w:bottom w:type="dxa" w:w="80"/>
+              <w:right w:type="dxa" w:w="120"/>
+            </w:tcMar>
+          </w:tcPr>
+          <w:p>
+            <w:pPr>
+              <w:spacing w:after="0"/>
+            </w:pPr>
+            <w:r>
+              <w:rPr>
+                <w:rFonts w:ascii="Times New Roman" w:cs="Times New Roman" w:eastAsia="Times New Roman" w:hAnsi="Times New Roman"/>
+                <w:b w:val="false"/>
+                <w:bCs w:val="false"/>
+                <w:sz w:val="24"/>
+                <w:szCs w:val="24"/>
+              </w:rPr>
+              <w:t xml:space="preserve">23/09/2026</w:t>
+            </w:r>
+          </w:p>
+        </w:tc>
+        <w:tc>
+          <w:tcPr>
+            <w:tcW w:type="dxa" w:w="680"/>
+            <w:tcMar>
+              <w:top w:type="dxa" w:w="80"/>
+              <w:left w:type="dxa" w:w="120"/>
+              <w:bottom w:type="dxa" w:w="80"/>
+              <w:right w:type="dxa" w:w="120"/>
+            </w:tcMar>
+          </w:tcPr>
+          <w:p>
+            <w:pPr>
+              <w:spacing w:after="0"/>
+            </w:pPr>
+            <w:r>
+              <w:rPr>
+                <w:rFonts w:ascii="Times New Roman" w:cs="Times New Roman" w:eastAsia="Times New Roman" w:hAnsi="Times New Roman"/>
+                <w:b w:val="false"/>
+                <w:bCs w:val="false"/>
+                <w:sz w:val="24"/>
+                <w:szCs w:val="24"/>
+              </w:rPr>
+              <w:t xml:space="preserve">21:30</w:t>
+            </w:r>
+          </w:p>
+        </w:tc>
+        <w:tc>
+          <w:tcPr>
+            <w:tcW w:type="dxa" w:w="680"/>
+            <w:tcMar>
+              <w:top w:type="dxa" w:w="80"/>
+              <w:left w:type="dxa" w:w="120"/>
+              <w:bottom w:type="dxa" w:w="80"/>
+              <w:right w:type="dxa" w:w="120"/>
+            </w:tcMar>
+          </w:tcPr>
+          <w:p>
+            <w:pPr>
+              <w:spacing w:after="0"/>
+            </w:pPr>
+            <w:r>
+              <w:rPr>
+                <w:rFonts w:ascii="Times New Roman" w:cs="Times New Roman" w:eastAsia="Times New Roman" w:hAnsi="Times New Roman"/>
+                <w:b w:val="false"/>
+                <w:bCs w:val="false"/>
+                <w:sz w:val="24"/>
+                <w:szCs w:val="24"/>
+              </w:rPr>
+              <w:t xml:space="preserve">21:45</w:t>
+            </w:r>
+          </w:p>
+        </w:tc>
+        <w:tc>
+          <w:tcPr>
+            <w:tcW w:type="dxa" w:w="1120"/>
+            <w:tcMar>
+              <w:top w:type="dxa" w:w="80"/>
+              <w:left w:type="dxa" w:w="120"/>
+              <w:bottom w:type="dxa" w:w="80"/>
+              <w:right w:type="dxa" w:w="120"/>
+            </w:tcMar>
+          </w:tcPr>
+          <w:p>
+            <w:pPr>
+              <w:spacing w:after="0"/>
+            </w:pPr>
+            <w:r>
+              <w:rPr>
+                <w:rFonts w:ascii="Times New Roman" w:cs="Times New Roman" w:eastAsia="Times New Roman" w:hAnsi="Times New Roman"/>
+                <w:b w:val="false"/>
+                <w:bCs w:val="false"/>
+                <w:sz w:val="24"/>
+                <w:szCs w:val="24"/>
+              </w:rPr>
+              <w:t xml:space="preserve">0:00</w:t>
+            </w:r>
+          </w:p>
+        </w:tc>
+        <w:tc>
+          <w:tcPr>
+            <w:tcW w:type="dxa" w:w="900"/>
+            <w:tcMar>
+              <w:top w:type="dxa" w:w="80"/>
+              <w:left w:type="dxa" w:w="120"/>
+              <w:bottom w:type="dxa" w:w="80"/>
+              <w:right w:type="dxa" w:w="120"/>
+            </w:tcMar>
+          </w:tcPr>
+          <w:p>
+            <w:pPr>
+              <w:spacing w:after="0"/>
+            </w:pPr>
+            <w:r>
+              <w:rPr>
+                <w:rFonts w:ascii="Times New Roman" w:cs="Times New Roman" w:eastAsia="Times New Roman" w:hAnsi="Times New Roman"/>
+                <w:b w:val="false"/>
+                <w:bCs w:val="false"/>
+                <w:sz w:val="24"/>
+                <w:szCs w:val="24"/>
+              </w:rPr>
+              <w:t xml:space="preserve">0:15</w:t>
+            </w:r>
+          </w:p>
+        </w:tc>
+        <w:tc>
+          <w:tcPr>
+            <w:tcW w:type="dxa" w:w="1280"/>
+            <w:tcMar>
+              <w:top w:type="dxa" w:w="80"/>
+              <w:left w:type="dxa" w:w="120"/>
+              <w:bottom w:type="dxa" w:w="80"/>
+              <w:right w:type="dxa" w:w="120"/>
+            </w:tcMar>
+          </w:tcPr>
+          <w:p>
+            <w:pPr>
+              <w:spacing w:after="0"/>
+            </w:pPr>
+            <w:r>
+              <w:rPr>
+                <w:rFonts w:ascii="Times New Roman" w:cs="Times New Roman" w:eastAsia="Times New Roman" w:hAnsi="Times New Roman"/>
+                <w:b w:val="false"/>
+                <w:bCs w:val="false"/>
+                <w:sz w:val="24"/>
+                <w:szCs w:val="24"/>
+              </w:rPr>
+              <w:t xml:space="preserve">Integración</w:t>
+            </w:r>
+          </w:p>
+        </w:tc>
+        <w:tc>
+          <w:tcPr>
+            <w:tcW w:type="dxa" w:w="3800"/>
+            <w:tcMar>
+              <w:top w:type="dxa" w:w="80"/>
+              <w:left w:type="dxa" w:w="120"/>
+              <w:bottom w:type="dxa" w:w="80"/>
+              <w:right w:type="dxa" w:w="120"/>
+            </w:tcMar>
+          </w:tcPr>
+          <w:p>
+            <w:pPr>
+              <w:spacing w:after="0"/>
+            </w:pPr>
+            <w:r>
+              <w:rPr>
+                <w:rFonts w:ascii="Times New Roman" w:cs="Times New Roman" w:eastAsia="Times New Roman" w:hAnsi="Times New Roman"/>
+                <w:b w:val="false"/>
+                <w:bCs w:val="false"/>
+                <w:sz w:val="24"/>
+                <w:szCs w:val="24"/>
+              </w:rPr>
+              <w:t xml:space="preserve">Integración y publicación de los retratos de la Junta Directiva.</w:t>
+            </w:r>
+          </w:p>
+        </w:tc>
+      </w:tr>
+      <w:tr>
+        <w:tc>
+          <w:tcPr>
+            <w:tcW w:type="dxa" w:w="900"/>
+            <w:tcMar>
+              <w:top w:type="dxa" w:w="80"/>
+              <w:left w:type="dxa" w:w="120"/>
+              <w:bottom w:type="dxa" w:w="80"/>
+              <w:right w:type="dxa" w:w="120"/>
+            </w:tcMar>
+          </w:tcPr>
+          <w:p>
+            <w:pPr>
+              <w:spacing w:after="0"/>
+            </w:pPr>
+            <w:r>
+              <w:rPr>
+                <w:rFonts w:ascii="Times New Roman" w:cs="Times New Roman" w:eastAsia="Times New Roman" w:hAnsi="Times New Roman"/>
+                <w:b w:val="false"/>
+                <w:bCs w:val="false"/>
+                <w:sz w:val="24"/>
+                <w:szCs w:val="24"/>
+              </w:rPr>
+              <w:t xml:space="preserve">23/09/2026</w:t>
+            </w:r>
+          </w:p>
+        </w:tc>
+        <w:tc>
+          <w:tcPr>
+            <w:tcW w:type="dxa" w:w="680"/>
+            <w:tcMar>
+              <w:top w:type="dxa" w:w="80"/>
+              <w:left w:type="dxa" w:w="120"/>
+              <w:bottom w:type="dxa" w:w="80"/>
+              <w:right w:type="dxa" w:w="120"/>
+            </w:tcMar>
+          </w:tcPr>
+          <w:p>
+            <w:pPr>
+              <w:spacing w:after="0"/>
+            </w:pPr>
+            <w:r>
+              <w:rPr>
+                <w:rFonts w:ascii="Times New Roman" w:cs="Times New Roman" w:eastAsia="Times New Roman" w:hAnsi="Times New Roman"/>
+                <w:b w:val="false"/>
+                <w:bCs w:val="false"/>
+                <w:sz w:val="24"/>
+                <w:szCs w:val="24"/>
+              </w:rPr>
+              <w:t xml:space="preserve">22:45</w:t>
+            </w:r>
+          </w:p>
+        </w:tc>
+        <w:tc>
+          <w:tcPr>
+            <w:tcW w:type="dxa" w:w="680"/>
+            <w:tcMar>
+              <w:top w:type="dxa" w:w="80"/>
+              <w:left w:type="dxa" w:w="120"/>
+              <w:bottom w:type="dxa" w:w="80"/>
+              <w:right w:type="dxa" w:w="120"/>
+            </w:tcMar>
+          </w:tcPr>
+          <w:p>
+            <w:pPr>
+              <w:spacing w:after="0"/>
+            </w:pPr>
+            <w:r>
+              <w:rPr>
+                <w:rFonts w:ascii="Times New Roman" w:cs="Times New Roman" w:eastAsia="Times New Roman" w:hAnsi="Times New Roman"/>
+                <w:b w:val="false"/>
+                <w:bCs w:val="false"/>
+                <w:sz w:val="24"/>
+                <w:szCs w:val="24"/>
+              </w:rPr>
+              <w:t xml:space="preserve">23:20</w:t>
+            </w:r>
+          </w:p>
+        </w:tc>
+        <w:tc>
+          <w:tcPr>
+            <w:tcW w:type="dxa" w:w="1120"/>
+            <w:tcMar>
+              <w:top w:type="dxa" w:w="80"/>
+              <w:left w:type="dxa" w:w="120"/>
+              <w:bottom w:type="dxa" w:w="80"/>
+              <w:right w:type="dxa" w:w="120"/>
+            </w:tcMar>
+          </w:tcPr>
+          <w:p>
+            <w:pPr>
+              <w:spacing w:after="0"/>
+            </w:pPr>
+            <w:r>
+              <w:rPr>
+                <w:rFonts w:ascii="Times New Roman" w:cs="Times New Roman" w:eastAsia="Times New Roman" w:hAnsi="Times New Roman"/>
+                <w:b w:val="false"/>
+                <w:bCs w:val="false"/>
+                <w:sz w:val="24"/>
+                <w:szCs w:val="24"/>
+              </w:rPr>
+              <w:t xml:space="preserve">0:00</w:t>
+            </w:r>
+          </w:p>
+        </w:tc>
+        <w:tc>
+          <w:tcPr>
+            <w:tcW w:type="dxa" w:w="900"/>
+            <w:tcMar>
+              <w:top w:type="dxa" w:w="80"/>
+              <w:left w:type="dxa" w:w="120"/>
+              <w:bottom w:type="dxa" w:w="80"/>
+              <w:right w:type="dxa" w:w="120"/>
+            </w:tcMar>
+          </w:tcPr>
+          <w:p>
+            <w:pPr>
+              <w:spacing w:after="0"/>
+            </w:pPr>
+            <w:r>
+              <w:rPr>
+                <w:rFonts w:ascii="Times New Roman" w:cs="Times New Roman" w:eastAsia="Times New Roman" w:hAnsi="Times New Roman"/>
+                <w:b w:val="false"/>
+                <w:bCs w:val="false"/>
+                <w:sz w:val="24"/>
+                <w:szCs w:val="24"/>
+              </w:rPr>
+              <w:t xml:space="preserve">0:35</w:t>
+            </w:r>
+          </w:p>
+        </w:tc>
+        <w:tc>
+          <w:tcPr>
+            <w:tcW w:type="dxa" w:w="1280"/>
+            <w:tcMar>
+              <w:top w:type="dxa" w:w="80"/>
+              <w:left w:type="dxa" w:w="120"/>
+              <w:bottom w:type="dxa" w:w="80"/>
+              <w:right w:type="dxa" w:w="120"/>
+            </w:tcMar>
+          </w:tcPr>
+          <w:p>
+            <w:pPr>
+              <w:spacing w:after="0"/>
+            </w:pPr>
+            <w:r>
+              <w:rPr>
+                <w:rFonts w:ascii="Times New Roman" w:cs="Times New Roman" w:eastAsia="Times New Roman" w:hAnsi="Times New Roman"/>
+                <w:b w:val="false"/>
+                <w:bCs w:val="false"/>
+                <w:sz w:val="24"/>
+                <w:szCs w:val="24"/>
+              </w:rPr>
+              <w:t xml:space="preserve">Documentación</w:t>
+            </w:r>
+          </w:p>
+        </w:tc>
+        <w:tc>
+          <w:tcPr>
+            <w:tcW w:type="dxa" w:w="3800"/>
+            <w:tcMar>
+              <w:top w:type="dxa" w:w="80"/>
+              <w:left w:type="dxa" w:w="120"/>
+              <w:bottom w:type="dxa" w:w="80"/>
+              <w:right w:type="dxa" w:w="120"/>
+            </w:tcMar>
+          </w:tcPr>
+          <w:p>
+            <w:pPr>
+              <w:spacing w:after="0"/>
+            </w:pPr>
+            <w:r>
+              <w:rPr>
+                <w:rFonts w:ascii="Times New Roman" w:cs="Times New Roman" w:eastAsia="Times New Roman" w:hAnsi="Times New Roman"/>
+                <w:b w:val="false"/>
+                <w:bCs w:val="false"/>
+                <w:sz w:val="24"/>
+                <w:szCs w:val="24"/>
+              </w:rPr>
+              <w:t xml:space="preserve">Integración de los ajustes de interfaz a main y actualización del documento del sprint.</w:t>
+            </w:r>
+          </w:p>
+        </w:tc>
+      </w:tr>
     </w:tbl>
     <w:p>
       <w:pPr>
@@ -6472,7 +7392,7 @@
                 <w:sz w:val="24"/>
                 <w:szCs w:val="24"/>
               </w:rPr>
-              <w:t xml:space="preserve">3.7</w:t>
+              <w:t xml:space="preserve">3.8</w:t>
             </w:r>
           </w:p>
         </w:tc>
@@ -6606,7 +7526,7 @@
                 <w:sz w:val="24"/>
                 <w:szCs w:val="24"/>
               </w:rPr>
-              <w:t xml:space="preserve">0:55</w:t>
+              <w:t xml:space="preserve">4:35</w:t>
             </w:r>
           </w:p>
         </w:tc>
@@ -6632,7 +7552,7 @@
                 <w:sz w:val="24"/>
                 <w:szCs w:val="24"/>
               </w:rPr>
-              <w:t xml:space="preserve">0.9</w:t>
+              <w:t xml:space="preserve">4.5</w:t>
             </w:r>
           </w:p>
         </w:tc>
@@ -6686,7 +7606,7 @@
                 <w:sz w:val="24"/>
                 <w:szCs w:val="24"/>
               </w:rPr>
-              <w:t xml:space="preserve">3:10</w:t>
+              <w:t xml:space="preserve">3:45</w:t>
             </w:r>
           </w:p>
         </w:tc>
@@ -6712,7 +7632,7 @@
                 <w:sz w:val="24"/>
                 <w:szCs w:val="24"/>
               </w:rPr>
-              <w:t xml:space="preserve">3.2</w:t>
+              <w:t xml:space="preserve">3.8</w:t>
             </w:r>
           </w:p>
         </w:tc>
@@ -6766,7 +7686,7 @@
                 <w:sz w:val="24"/>
                 <w:szCs w:val="24"/>
               </w:rPr>
-              <w:t xml:space="preserve">18:08</w:t>
+              <w:t xml:space="preserve">22:23</w:t>
             </w:r>
           </w:p>
         </w:tc>
@@ -6792,7 +7712,7 @@
                 <w:sz w:val="24"/>
                 <w:szCs w:val="24"/>
               </w:rPr>
-              <w:t xml:space="preserve">18.1</w:t>
+              <w:t xml:space="preserve">22.4</w:t>
             </w:r>
           </w:p>
         </w:tc>
@@ -10163,6 +11083,558 @@
           </w:p>
         </w:tc>
       </w:tr>
+      <w:tr>
+        <w:tc>
+          <w:tcPr>
+            <w:tcW w:type="dxa" w:w="900"/>
+            <w:tcMar>
+              <w:top w:type="dxa" w:w="80"/>
+              <w:left w:type="dxa" w:w="120"/>
+              <w:bottom w:type="dxa" w:w="80"/>
+              <w:right w:type="dxa" w:w="120"/>
+            </w:tcMar>
+          </w:tcPr>
+          <w:p>
+            <w:pPr>
+              <w:spacing w:after="0"/>
+            </w:pPr>
+            <w:r>
+              <w:rPr>
+                <w:rFonts w:ascii="Times New Roman" w:cs="Times New Roman" w:eastAsia="Times New Roman" w:hAnsi="Times New Roman"/>
+                <w:b w:val="false"/>
+                <w:bCs w:val="false"/>
+                <w:sz w:val="24"/>
+                <w:szCs w:val="24"/>
+              </w:rPr>
+              <w:t xml:space="preserve">23/09/2026</w:t>
+            </w:r>
+          </w:p>
+        </w:tc>
+        <w:tc>
+          <w:tcPr>
+            <w:tcW w:type="dxa" w:w="680"/>
+            <w:tcMar>
+              <w:top w:type="dxa" w:w="80"/>
+              <w:left w:type="dxa" w:w="120"/>
+              <w:bottom w:type="dxa" w:w="80"/>
+              <w:right w:type="dxa" w:w="120"/>
+            </w:tcMar>
+          </w:tcPr>
+          <w:p>
+            <w:pPr>
+              <w:spacing w:after="0"/>
+            </w:pPr>
+            <w:r>
+              <w:rPr>
+                <w:rFonts w:ascii="Times New Roman" w:cs="Times New Roman" w:eastAsia="Times New Roman" w:hAnsi="Times New Roman"/>
+                <w:b w:val="false"/>
+                <w:bCs w:val="false"/>
+                <w:sz w:val="24"/>
+                <w:szCs w:val="24"/>
+              </w:rPr>
+              <w:t xml:space="preserve">11:30</w:t>
+            </w:r>
+          </w:p>
+        </w:tc>
+        <w:tc>
+          <w:tcPr>
+            <w:tcW w:type="dxa" w:w="680"/>
+            <w:tcMar>
+              <w:top w:type="dxa" w:w="80"/>
+              <w:left w:type="dxa" w:w="120"/>
+              <w:bottom w:type="dxa" w:w="80"/>
+              <w:right w:type="dxa" w:w="120"/>
+            </w:tcMar>
+          </w:tcPr>
+          <w:p>
+            <w:pPr>
+              <w:spacing w:after="0"/>
+            </w:pPr>
+            <w:r>
+              <w:rPr>
+                <w:rFonts w:ascii="Times New Roman" w:cs="Times New Roman" w:eastAsia="Times New Roman" w:hAnsi="Times New Roman"/>
+                <w:b w:val="false"/>
+                <w:bCs w:val="false"/>
+                <w:sz w:val="24"/>
+                <w:szCs w:val="24"/>
+              </w:rPr>
+              <w:t xml:space="preserve">12:40</w:t>
+            </w:r>
+          </w:p>
+        </w:tc>
+        <w:tc>
+          <w:tcPr>
+            <w:tcW w:type="dxa" w:w="1120"/>
+            <w:tcMar>
+              <w:top w:type="dxa" w:w="80"/>
+              <w:left w:type="dxa" w:w="120"/>
+              <w:bottom w:type="dxa" w:w="80"/>
+              <w:right w:type="dxa" w:w="120"/>
+            </w:tcMar>
+          </w:tcPr>
+          <w:p>
+            <w:pPr>
+              <w:spacing w:after="0"/>
+            </w:pPr>
+            <w:r>
+              <w:rPr>
+                <w:rFonts w:ascii="Times New Roman" w:cs="Times New Roman" w:eastAsia="Times New Roman" w:hAnsi="Times New Roman"/>
+                <w:b w:val="false"/>
+                <w:bCs w:val="false"/>
+                <w:sz w:val="24"/>
+                <w:szCs w:val="24"/>
+              </w:rPr>
+              <w:t xml:space="preserve">0:10</w:t>
+            </w:r>
+          </w:p>
+        </w:tc>
+        <w:tc>
+          <w:tcPr>
+            <w:tcW w:type="dxa" w:w="900"/>
+            <w:tcMar>
+              <w:top w:type="dxa" w:w="80"/>
+              <w:left w:type="dxa" w:w="120"/>
+              <w:bottom w:type="dxa" w:w="80"/>
+              <w:right w:type="dxa" w:w="120"/>
+            </w:tcMar>
+          </w:tcPr>
+          <w:p>
+            <w:pPr>
+              <w:spacing w:after="0"/>
+            </w:pPr>
+            <w:r>
+              <w:rPr>
+                <w:rFonts w:ascii="Times New Roman" w:cs="Times New Roman" w:eastAsia="Times New Roman" w:hAnsi="Times New Roman"/>
+                <w:b w:val="false"/>
+                <w:bCs w:val="false"/>
+                <w:sz w:val="24"/>
+                <w:szCs w:val="24"/>
+              </w:rPr>
+              <w:t xml:space="preserve">1:00</w:t>
+            </w:r>
+          </w:p>
+        </w:tc>
+        <w:tc>
+          <w:tcPr>
+            <w:tcW w:type="dxa" w:w="1280"/>
+            <w:tcMar>
+              <w:top w:type="dxa" w:w="80"/>
+              <w:left w:type="dxa" w:w="120"/>
+              <w:bottom w:type="dxa" w:w="80"/>
+              <w:right w:type="dxa" w:w="120"/>
+            </w:tcMar>
+          </w:tcPr>
+          <w:p>
+            <w:pPr>
+              <w:spacing w:after="0"/>
+            </w:pPr>
+            <w:r>
+              <w:rPr>
+                <w:rFonts w:ascii="Times New Roman" w:cs="Times New Roman" w:eastAsia="Times New Roman" w:hAnsi="Times New Roman"/>
+                <w:b w:val="false"/>
+                <w:bCs w:val="false"/>
+                <w:sz w:val="24"/>
+                <w:szCs w:val="24"/>
+              </w:rPr>
+              <w:t xml:space="preserve">Codificación</w:t>
+            </w:r>
+          </w:p>
+        </w:tc>
+        <w:tc>
+          <w:tcPr>
+            <w:tcW w:type="dxa" w:w="3800"/>
+            <w:tcMar>
+              <w:top w:type="dxa" w:w="80"/>
+              <w:left w:type="dxa" w:w="120"/>
+              <w:bottom w:type="dxa" w:w="80"/>
+              <w:right w:type="dxa" w:w="120"/>
+            </w:tcMar>
+          </w:tcPr>
+          <w:p>
+            <w:pPr>
+              <w:spacing w:after="0"/>
+            </w:pPr>
+            <w:r>
+              <w:rPr>
+                <w:rFonts w:ascii="Times New Roman" w:cs="Times New Roman" w:eastAsia="Times New Roman" w:hAnsi="Times New Roman"/>
+                <w:b w:val="false"/>
+                <w:bCs w:val="false"/>
+                <w:sz w:val="24"/>
+                <w:szCs w:val="24"/>
+              </w:rPr>
+              <w:t xml:space="preserve">AEUVG-82 Resumen de los campos que impiden guardar. AEUVG-85 Nombres y apellidos separados. AEUVG-86 Logotipo ampliado y enlazado al inicio.</w:t>
+            </w:r>
+          </w:p>
+        </w:tc>
+      </w:tr>
+      <w:tr>
+        <w:tc>
+          <w:tcPr>
+            <w:tcW w:type="dxa" w:w="900"/>
+            <w:tcMar>
+              <w:top w:type="dxa" w:w="80"/>
+              <w:left w:type="dxa" w:w="120"/>
+              <w:bottom w:type="dxa" w:w="80"/>
+              <w:right w:type="dxa" w:w="120"/>
+            </w:tcMar>
+          </w:tcPr>
+          <w:p>
+            <w:pPr>
+              <w:spacing w:after="0"/>
+            </w:pPr>
+            <w:r>
+              <w:rPr>
+                <w:rFonts w:ascii="Times New Roman" w:cs="Times New Roman" w:eastAsia="Times New Roman" w:hAnsi="Times New Roman"/>
+                <w:b w:val="false"/>
+                <w:bCs w:val="false"/>
+                <w:sz w:val="24"/>
+                <w:szCs w:val="24"/>
+              </w:rPr>
+              <w:t xml:space="preserve">23/09/2026</w:t>
+            </w:r>
+          </w:p>
+        </w:tc>
+        <w:tc>
+          <w:tcPr>
+            <w:tcW w:type="dxa" w:w="680"/>
+            <w:tcMar>
+              <w:top w:type="dxa" w:w="80"/>
+              <w:left w:type="dxa" w:w="120"/>
+              <w:bottom w:type="dxa" w:w="80"/>
+              <w:right w:type="dxa" w:w="120"/>
+            </w:tcMar>
+          </w:tcPr>
+          <w:p>
+            <w:pPr>
+              <w:spacing w:after="0"/>
+            </w:pPr>
+            <w:r>
+              <w:rPr>
+                <w:rFonts w:ascii="Times New Roman" w:cs="Times New Roman" w:eastAsia="Times New Roman" w:hAnsi="Times New Roman"/>
+                <w:b w:val="false"/>
+                <w:bCs w:val="false"/>
+                <w:sz w:val="24"/>
+                <w:szCs w:val="24"/>
+              </w:rPr>
+              <w:t xml:space="preserve">15:05</w:t>
+            </w:r>
+          </w:p>
+        </w:tc>
+        <w:tc>
+          <w:tcPr>
+            <w:tcW w:type="dxa" w:w="680"/>
+            <w:tcMar>
+              <w:top w:type="dxa" w:w="80"/>
+              <w:left w:type="dxa" w:w="120"/>
+              <w:bottom w:type="dxa" w:w="80"/>
+              <w:right w:type="dxa" w:w="120"/>
+            </w:tcMar>
+          </w:tcPr>
+          <w:p>
+            <w:pPr>
+              <w:spacing w:after="0"/>
+            </w:pPr>
+            <w:r>
+              <w:rPr>
+                <w:rFonts w:ascii="Times New Roman" w:cs="Times New Roman" w:eastAsia="Times New Roman" w:hAnsi="Times New Roman"/>
+                <w:b w:val="false"/>
+                <w:bCs w:val="false"/>
+                <w:sz w:val="24"/>
+                <w:szCs w:val="24"/>
+              </w:rPr>
+              <w:t xml:space="preserve">15:45</w:t>
+            </w:r>
+          </w:p>
+        </w:tc>
+        <w:tc>
+          <w:tcPr>
+            <w:tcW w:type="dxa" w:w="1120"/>
+            <w:tcMar>
+              <w:top w:type="dxa" w:w="80"/>
+              <w:left w:type="dxa" w:w="120"/>
+              <w:bottom w:type="dxa" w:w="80"/>
+              <w:right w:type="dxa" w:w="120"/>
+            </w:tcMar>
+          </w:tcPr>
+          <w:p>
+            <w:pPr>
+              <w:spacing w:after="0"/>
+            </w:pPr>
+            <w:r>
+              <w:rPr>
+                <w:rFonts w:ascii="Times New Roman" w:cs="Times New Roman" w:eastAsia="Times New Roman" w:hAnsi="Times New Roman"/>
+                <w:b w:val="false"/>
+                <w:bCs w:val="false"/>
+                <w:sz w:val="24"/>
+                <w:szCs w:val="24"/>
+              </w:rPr>
+              <w:t xml:space="preserve">0:05</w:t>
+            </w:r>
+          </w:p>
+        </w:tc>
+        <w:tc>
+          <w:tcPr>
+            <w:tcW w:type="dxa" w:w="900"/>
+            <w:tcMar>
+              <w:top w:type="dxa" w:w="80"/>
+              <w:left w:type="dxa" w:w="120"/>
+              <w:bottom w:type="dxa" w:w="80"/>
+              <w:right w:type="dxa" w:w="120"/>
+            </w:tcMar>
+          </w:tcPr>
+          <w:p>
+            <w:pPr>
+              <w:spacing w:after="0"/>
+            </w:pPr>
+            <w:r>
+              <w:rPr>
+                <w:rFonts w:ascii="Times New Roman" w:cs="Times New Roman" w:eastAsia="Times New Roman" w:hAnsi="Times New Roman"/>
+                <w:b w:val="false"/>
+                <w:bCs w:val="false"/>
+                <w:sz w:val="24"/>
+                <w:szCs w:val="24"/>
+              </w:rPr>
+              <w:t xml:space="preserve">0:35</w:t>
+            </w:r>
+          </w:p>
+        </w:tc>
+        <w:tc>
+          <w:tcPr>
+            <w:tcW w:type="dxa" w:w="1280"/>
+            <w:tcMar>
+              <w:top w:type="dxa" w:w="80"/>
+              <w:left w:type="dxa" w:w="120"/>
+              <w:bottom w:type="dxa" w:w="80"/>
+              <w:right w:type="dxa" w:w="120"/>
+            </w:tcMar>
+          </w:tcPr>
+          <w:p>
+            <w:pPr>
+              <w:spacing w:after="0"/>
+            </w:pPr>
+            <w:r>
+              <w:rPr>
+                <w:rFonts w:ascii="Times New Roman" w:cs="Times New Roman" w:eastAsia="Times New Roman" w:hAnsi="Times New Roman"/>
+                <w:b w:val="false"/>
+                <w:bCs w:val="false"/>
+                <w:sz w:val="24"/>
+                <w:szCs w:val="24"/>
+              </w:rPr>
+              <w:t xml:space="preserve">Diseño y codificación</w:t>
+            </w:r>
+          </w:p>
+        </w:tc>
+        <w:tc>
+          <w:tcPr>
+            <w:tcW w:type="dxa" w:w="3800"/>
+            <w:tcMar>
+              <w:top w:type="dxa" w:w="80"/>
+              <w:left w:type="dxa" w:w="120"/>
+              <w:bottom w:type="dxa" w:w="80"/>
+              <w:right w:type="dxa" w:w="120"/>
+            </w:tcMar>
+          </w:tcPr>
+          <w:p>
+            <w:pPr>
+              <w:spacing w:after="0"/>
+            </w:pPr>
+            <w:r>
+              <w:rPr>
+                <w:rFonts w:ascii="Times New Roman" w:cs="Times New Roman" w:eastAsia="Times New Roman" w:hAnsi="Times New Roman"/>
+                <w:b w:val="false"/>
+                <w:bCs w:val="false"/>
+                <w:sz w:val="24"/>
+                <w:szCs w:val="24"/>
+              </w:rPr>
+              <w:t xml:space="preserve">AEUVG-89 Fotografías de la Junta Directiva. AEUVG-91 Presentación de la Junta Directiva en la página institucional.</w:t>
+            </w:r>
+          </w:p>
+        </w:tc>
+      </w:tr>
+      <w:tr>
+        <w:tc>
+          <w:tcPr>
+            <w:tcW w:type="dxa" w:w="900"/>
+            <w:tcMar>
+              <w:top w:type="dxa" w:w="80"/>
+              <w:left w:type="dxa" w:w="120"/>
+              <w:bottom w:type="dxa" w:w="80"/>
+              <w:right w:type="dxa" w:w="120"/>
+            </w:tcMar>
+          </w:tcPr>
+          <w:p>
+            <w:pPr>
+              <w:spacing w:after="0"/>
+            </w:pPr>
+            <w:r>
+              <w:rPr>
+                <w:rFonts w:ascii="Times New Roman" w:cs="Times New Roman" w:eastAsia="Times New Roman" w:hAnsi="Times New Roman"/>
+                <w:b w:val="false"/>
+                <w:bCs w:val="false"/>
+                <w:sz w:val="24"/>
+                <w:szCs w:val="24"/>
+              </w:rPr>
+              <w:t xml:space="preserve">23/09/2026</w:t>
+            </w:r>
+          </w:p>
+        </w:tc>
+        <w:tc>
+          <w:tcPr>
+            <w:tcW w:type="dxa" w:w="680"/>
+            <w:tcMar>
+              <w:top w:type="dxa" w:w="80"/>
+              <w:left w:type="dxa" w:w="120"/>
+              <w:bottom w:type="dxa" w:w="80"/>
+              <w:right w:type="dxa" w:w="120"/>
+            </w:tcMar>
+          </w:tcPr>
+          <w:p>
+            <w:pPr>
+              <w:spacing w:after="0"/>
+            </w:pPr>
+            <w:r>
+              <w:rPr>
+                <w:rFonts w:ascii="Times New Roman" w:cs="Times New Roman" w:eastAsia="Times New Roman" w:hAnsi="Times New Roman"/>
+                <w:b w:val="false"/>
+                <w:bCs w:val="false"/>
+                <w:sz w:val="24"/>
+                <w:szCs w:val="24"/>
+              </w:rPr>
+              <w:t xml:space="preserve">21:10</w:t>
+            </w:r>
+          </w:p>
+        </w:tc>
+        <w:tc>
+          <w:tcPr>
+            <w:tcW w:type="dxa" w:w="680"/>
+            <w:tcMar>
+              <w:top w:type="dxa" w:w="80"/>
+              <w:left w:type="dxa" w:w="120"/>
+              <w:bottom w:type="dxa" w:w="80"/>
+              <w:right w:type="dxa" w:w="120"/>
+            </w:tcMar>
+          </w:tcPr>
+          <w:p>
+            <w:pPr>
+              <w:spacing w:after="0"/>
+            </w:pPr>
+            <w:r>
+              <w:rPr>
+                <w:rFonts w:ascii="Times New Roman" w:cs="Times New Roman" w:eastAsia="Times New Roman" w:hAnsi="Times New Roman"/>
+                <w:b w:val="false"/>
+                <w:bCs w:val="false"/>
+                <w:sz w:val="24"/>
+                <w:szCs w:val="24"/>
+              </w:rPr>
+              <w:t xml:space="preserve">22:40</w:t>
+            </w:r>
+          </w:p>
+        </w:tc>
+        <w:tc>
+          <w:tcPr>
+            <w:tcW w:type="dxa" w:w="1120"/>
+            <w:tcMar>
+              <w:top w:type="dxa" w:w="80"/>
+              <w:left w:type="dxa" w:w="120"/>
+              <w:bottom w:type="dxa" w:w="80"/>
+              <w:right w:type="dxa" w:w="120"/>
+            </w:tcMar>
+          </w:tcPr>
+          <w:p>
+            <w:pPr>
+              <w:spacing w:after="0"/>
+            </w:pPr>
+            <w:r>
+              <w:rPr>
+                <w:rFonts w:ascii="Times New Roman" w:cs="Times New Roman" w:eastAsia="Times New Roman" w:hAnsi="Times New Roman"/>
+                <w:b w:val="false"/>
+                <w:bCs w:val="false"/>
+                <w:sz w:val="24"/>
+                <w:szCs w:val="24"/>
+              </w:rPr>
+              <w:t xml:space="preserve">0:05</w:t>
+            </w:r>
+          </w:p>
+        </w:tc>
+        <w:tc>
+          <w:tcPr>
+            <w:tcW w:type="dxa" w:w="900"/>
+            <w:tcMar>
+              <w:top w:type="dxa" w:w="80"/>
+              <w:left w:type="dxa" w:w="120"/>
+              <w:bottom w:type="dxa" w:w="80"/>
+              <w:right w:type="dxa" w:w="120"/>
+            </w:tcMar>
+          </w:tcPr>
+          <w:p>
+            <w:pPr>
+              <w:spacing w:after="0"/>
+            </w:pPr>
+            <w:r>
+              <w:rPr>
+                <w:rFonts w:ascii="Times New Roman" w:cs="Times New Roman" w:eastAsia="Times New Roman" w:hAnsi="Times New Roman"/>
+                <w:b w:val="false"/>
+                <w:bCs w:val="false"/>
+                <w:sz w:val="24"/>
+                <w:szCs w:val="24"/>
+              </w:rPr>
+              <w:t xml:space="preserve">1:25</w:t>
+            </w:r>
+          </w:p>
+        </w:tc>
+        <w:tc>
+          <w:tcPr>
+            <w:tcW w:type="dxa" w:w="1280"/>
+            <w:tcMar>
+              <w:top w:type="dxa" w:w="80"/>
+              <w:left w:type="dxa" w:w="120"/>
+              <w:bottom w:type="dxa" w:w="80"/>
+              <w:right w:type="dxa" w:w="120"/>
+            </w:tcMar>
+          </w:tcPr>
+          <w:p>
+            <w:pPr>
+              <w:spacing w:after="0"/>
+            </w:pPr>
+            <w:r>
+              <w:rPr>
+                <w:rFonts w:ascii="Times New Roman" w:cs="Times New Roman" w:eastAsia="Times New Roman" w:hAnsi="Times New Roman"/>
+                <w:b w:val="false"/>
+                <w:bCs w:val="false"/>
+                <w:sz w:val="24"/>
+                <w:szCs w:val="24"/>
+              </w:rPr>
+              <w:t xml:space="preserve">Diseño y codificación</w:t>
+            </w:r>
+          </w:p>
+        </w:tc>
+        <w:tc>
+          <w:tcPr>
+            <w:tcW w:type="dxa" w:w="3800"/>
+            <w:tcMar>
+              <w:top w:type="dxa" w:w="80"/>
+              <w:left w:type="dxa" w:w="120"/>
+              <w:bottom w:type="dxa" w:w="80"/>
+              <w:right w:type="dxa" w:w="120"/>
+            </w:tcMar>
+          </w:tcPr>
+          <w:p>
+            <w:pPr>
+              <w:spacing w:after="0"/>
+            </w:pPr>
+            <w:r>
+              <w:rPr>
+                <w:rFonts w:ascii="Times New Roman" w:cs="Times New Roman" w:eastAsia="Times New Roman" w:hAnsi="Times New Roman"/>
+                <w:b w:val="false"/>
+                <w:bCs w:val="false"/>
+                <w:sz w:val="24"/>
+                <w:szCs w:val="24"/>
+              </w:rPr>
+              <w:t xml:space="preserve">AEUVG-95 Retratos sin fondo de estudio. AEUVG-96 Menú de la cuenta. AEUVG-97 Detalle del evento a dos columnas. AEUVG-98 Filtros plegables.</w:t>
+            </w:r>
+          </w:p>
+        </w:tc>
+      </w:tr>
     </w:tbl>
     <w:p>
       <w:pPr>
@@ -10900,7 +12372,7 @@
                 <w:sz w:val="24"/>
                 <w:szCs w:val="24"/>
               </w:rPr>
-              <w:t xml:space="preserve">1:35</w:t>
+              <w:t xml:space="preserve">4:35</w:t>
             </w:r>
           </w:p>
         </w:tc>
@@ -10926,7 +12398,7 @@
                 <w:sz w:val="24"/>
                 <w:szCs w:val="24"/>
               </w:rPr>
-              <w:t xml:space="preserve">1.6</w:t>
+              <w:t xml:space="preserve">4.6</w:t>
             </w:r>
           </w:p>
         </w:tc>
@@ -10980,7 +12452,7 @@
                 <w:sz w:val="24"/>
                 <w:szCs w:val="24"/>
               </w:rPr>
-              <w:t xml:space="preserve">13:15</w:t>
+              <w:t xml:space="preserve">16:15</w:t>
             </w:r>
           </w:p>
         </w:tc>
@@ -11006,7 +12478,7 @@
                 <w:sz w:val="24"/>
                 <w:szCs w:val="24"/>
               </w:rPr>
-              <w:t xml:space="preserve">13.3</w:t>
+              <w:t xml:space="preserve">16.3</w:t>
             </w:r>
           </w:p>
         </w:tc>
@@ -11214,7 +12686,7 @@
                 <w:sz w:val="24"/>
                 <w:szCs w:val="24"/>
               </w:rPr>
-              <w:t xml:space="preserve">19</w:t>
+              <w:t xml:space="preserve">24</w:t>
             </w:r>
           </w:p>
         </w:tc>
@@ -11240,7 +12712,7 @@
                 <w:sz w:val="24"/>
                 <w:szCs w:val="24"/>
               </w:rPr>
-              <w:t xml:space="preserve">18:08</w:t>
+              <w:t xml:space="preserve">22:23</w:t>
             </w:r>
           </w:p>
         </w:tc>
@@ -11266,7 +12738,7 @@
                 <w:sz w:val="24"/>
                 <w:szCs w:val="24"/>
               </w:rPr>
-              <w:t xml:space="preserve">18.1</w:t>
+              <w:t xml:space="preserve">22.4</w:t>
             </w:r>
           </w:p>
         </w:tc>
@@ -11320,7 +12792,7 @@
                 <w:sz w:val="24"/>
                 <w:szCs w:val="24"/>
               </w:rPr>
-              <w:t xml:space="preserve">17</w:t>
+              <w:t xml:space="preserve">20</w:t>
             </w:r>
           </w:p>
         </w:tc>
@@ -11346,7 +12818,7 @@
                 <w:sz w:val="24"/>
                 <w:szCs w:val="24"/>
               </w:rPr>
-              <w:t xml:space="preserve">13:15</w:t>
+              <w:t xml:space="preserve">16:15</w:t>
             </w:r>
           </w:p>
         </w:tc>
@@ -11372,7 +12844,7 @@
                 <w:sz w:val="24"/>
                 <w:szCs w:val="24"/>
               </w:rPr>
-              <w:t xml:space="preserve">13.3</w:t>
+              <w:t xml:space="preserve">16.3</w:t>
             </w:r>
           </w:p>
         </w:tc>
@@ -11426,7 +12898,7 @@
                 <w:sz w:val="24"/>
                 <w:szCs w:val="24"/>
               </w:rPr>
-              <w:t xml:space="preserve">36</w:t>
+              <w:t xml:space="preserve">44</w:t>
             </w:r>
           </w:p>
         </w:tc>
@@ -11452,7 +12924,7 @@
                 <w:sz w:val="24"/>
                 <w:szCs w:val="24"/>
               </w:rPr>
-              <w:t xml:space="preserve">31:23</w:t>
+              <w:t xml:space="preserve">38:38</w:t>
             </w:r>
           </w:p>
         </w:tc>
@@ -11478,7 +12950,7 @@
                 <w:sz w:val="24"/>
                 <w:szCs w:val="24"/>
               </w:rPr>
-              <w:t xml:space="preserve">31.4</w:t>
+              <w:t xml:space="preserve">38.6</w:t>
             </w:r>
           </w:p>
         </w:tc>

--- a/Documentos/AEUVG - Desarrollo Sprint 2.docx
+++ b/Documentos/AEUVG - Desarrollo Sprint 2.docx
@@ -1899,7 +1899,7 @@
           <w:sz w:val="24"/>
           <w:szCs w:val="24"/>
         </w:rPr>
-        <w:t xml:space="preserve">Las seis historias comprometidas para el Sprint 2 se encuentran completadas, con 38.6 horas de trabajo de equipo frente a las 34 estimadas. El detalle por sesión se encuentra en la sección 10. La plataforma cuenta ahora con:</w:t>
+        <w:t xml:space="preserve">Las seis historias comprometidas para el Sprint 2 se encuentran completadas, con 43.3 horas de trabajo de equipo frente a las 34 estimadas. El detalle por sesión se encuentra en la sección 10. La plataforma cuenta ahora con:</w:t>
       </w:r>
     </w:p>
     <w:p>
@@ -2133,7 +2133,7 @@
           <w:sz w:val="24"/>
           <w:szCs w:val="24"/>
         </w:rPr>
-        <w:t xml:space="preserve">El sprint sumó 38.6 horas de equipo: 22.4 horas de Harry Méndez y 16.3 horas de Juan Gabriel Gualim, frente a las 34 horas estimadas en la planificación, es decir, un 14% por encima de lo previsto. La diferencia corresponde al día de cierre: la revisión con AEUVG dejó observaciones que se resolvieron el mismo 23 de septiembre, antes de publicar la versión del sprint.</w:t>
+        <w:t xml:space="preserve">El sprint sumó 43.3 horas de equipo: 24.7 horas de Harry Méndez y 18.6 horas de Juan Gabriel Gualim, frente a las 34 horas estimadas en la planificación, es decir, un 27% por encima de lo previsto. La diferencia corresponde al día de cierre: la revisión con AEUVG dejó observaciones que se resolvieron el mismo 23 de septiembre, antes de publicar la versión del sprint.</w:t>
       </w:r>
     </w:p>
     <w:p>
@@ -5918,7 +5918,7 @@
                 <w:sz w:val="24"/>
                 <w:szCs w:val="24"/>
               </w:rPr>
-              <w:t xml:space="preserve">11:20</w:t>
+              <w:t xml:space="preserve">11:15</w:t>
             </w:r>
           </w:p>
         </w:tc>
@@ -5944,7 +5944,7 @@
                 <w:sz w:val="24"/>
                 <w:szCs w:val="24"/>
               </w:rPr>
-              <w:t xml:space="preserve">12:40</w:t>
+              <w:t xml:space="preserve">12:45</w:t>
             </w:r>
           </w:p>
         </w:tc>
@@ -5970,7 +5970,7 @@
                 <w:sz w:val="24"/>
                 <w:szCs w:val="24"/>
               </w:rPr>
-              <w:t xml:space="preserve">0:10</w:t>
+              <w:t xml:space="preserve">0:15</w:t>
             </w:r>
           </w:p>
         </w:tc>
@@ -5996,7 +5996,7 @@
                 <w:sz w:val="24"/>
                 <w:szCs w:val="24"/>
               </w:rPr>
-              <w:t xml:space="preserve">1:10</w:t>
+              <w:t xml:space="preserve">1:15</w:t>
             </w:r>
           </w:p>
         </w:tc>
@@ -6048,7 +6048,7 @@
                 <w:sz w:val="24"/>
                 <w:szCs w:val="24"/>
               </w:rPr>
-              <w:t xml:space="preserve">AEUVG-81 Organizadores opcionales del evento. AEUVG-83 Mensaje explícito cuando la base no responde.</w:t>
+              <w:t xml:space="preserve">AEUVG-81 Organizadores opcionales del evento. AEUVG-83 Mensaje explícito cuando la base no responde. AEUVG-84 Mensajes de error del registro.</w:t>
             </w:r>
           </w:p>
         </w:tc>
@@ -6102,7 +6102,7 @@
                 <w:sz w:val="24"/>
                 <w:szCs w:val="24"/>
               </w:rPr>
-              <w:t xml:space="preserve">14:10</w:t>
+              <w:t xml:space="preserve">14:00</w:t>
             </w:r>
           </w:p>
         </w:tc>
@@ -6128,7 +6128,7 @@
                 <w:sz w:val="24"/>
                 <w:szCs w:val="24"/>
               </w:rPr>
-              <w:t xml:space="preserve">15:40</w:t>
+              <w:t xml:space="preserve">16:50</w:t>
             </w:r>
           </w:p>
         </w:tc>
@@ -6154,7 +6154,7 @@
                 <w:sz w:val="24"/>
                 <w:szCs w:val="24"/>
               </w:rPr>
-              <w:t xml:space="preserve">0:10</w:t>
+              <w:t xml:space="preserve">0:30</w:t>
             </w:r>
           </w:p>
         </w:tc>
@@ -6180,7 +6180,7 @@
                 <w:sz w:val="24"/>
                 <w:szCs w:val="24"/>
               </w:rPr>
-              <w:t xml:space="preserve">1:20</w:t>
+              <w:t xml:space="preserve">2:20</w:t>
             </w:r>
           </w:p>
         </w:tc>
@@ -6232,7 +6232,7 @@
                 <w:sz w:val="24"/>
                 <w:szCs w:val="24"/>
               </w:rPr>
-              <w:t xml:space="preserve">AEUVG-84 Mensajes de error del registro. AEUVG-87 Unificación de secciones del panel. AEUVG-88 Correcciones del listado y del detalle. AEUVG-90 Carga de la información institucional.</w:t>
+              <w:t xml:space="preserve">AEUVG-87 Unificación de secciones del panel. AEUVG-88 Correcciones del listado y del detalle. Corrección de la subida de imágenes en el contenedor. AEUVG-90 Carga de la información institucional de AEUVG.</w:t>
             </w:r>
           </w:p>
         </w:tc>
@@ -6286,7 +6286,7 @@
                 <w:sz w:val="24"/>
                 <w:szCs w:val="24"/>
               </w:rPr>
-              <w:t xml:space="preserve">19:40</w:t>
+              <w:t xml:space="preserve">18:05</w:t>
             </w:r>
           </w:p>
         </w:tc>
@@ -6312,7 +6312,7 @@
                 <w:sz w:val="24"/>
                 <w:szCs w:val="24"/>
               </w:rPr>
-              <w:t xml:space="preserve">20:45</w:t>
+              <w:t xml:space="preserve">20:50</w:t>
             </w:r>
           </w:p>
         </w:tc>
@@ -6338,7 +6338,7 @@
                 <w:sz w:val="24"/>
                 <w:szCs w:val="24"/>
               </w:rPr>
-              <w:t xml:space="preserve">0:10</w:t>
+              <w:t xml:space="preserve">0:25</w:t>
             </w:r>
           </w:p>
         </w:tc>
@@ -6364,7 +6364,7 @@
                 <w:sz w:val="24"/>
                 <w:szCs w:val="24"/>
               </w:rPr>
-              <w:t xml:space="preserve">0:55</w:t>
+              <w:t xml:space="preserve">2:20</w:t>
             </w:r>
           </w:p>
         </w:tc>
@@ -6470,7 +6470,7 @@
                 <w:sz w:val="24"/>
                 <w:szCs w:val="24"/>
               </w:rPr>
-              <w:t xml:space="preserve">21:30</w:t>
+              <w:t xml:space="preserve">22:15</w:t>
             </w:r>
           </w:p>
         </w:tc>
@@ -6496,7 +6496,7 @@
                 <w:sz w:val="24"/>
                 <w:szCs w:val="24"/>
               </w:rPr>
-              <w:t xml:space="preserve">21:45</w:t>
+              <w:t xml:space="preserve">23:05</w:t>
             </w:r>
           </w:p>
         </w:tc>
@@ -6522,7 +6522,7 @@
                 <w:sz w:val="24"/>
                 <w:szCs w:val="24"/>
               </w:rPr>
-              <w:t xml:space="preserve">0:00</w:t>
+              <w:t xml:space="preserve">0:10</w:t>
             </w:r>
           </w:p>
         </w:tc>
@@ -6548,7 +6548,7 @@
                 <w:sz w:val="24"/>
                 <w:szCs w:val="24"/>
               </w:rPr>
-              <w:t xml:space="preserve">0:15</w:t>
+              <w:t xml:space="preserve">0:40</w:t>
             </w:r>
           </w:p>
         </w:tc>
@@ -6575,190 +6575,6 @@
                 <w:szCs w:val="24"/>
               </w:rPr>
               <w:t xml:space="preserve">Integración</w:t>
-            </w:r>
-          </w:p>
-        </w:tc>
-        <w:tc>
-          <w:tcPr>
-            <w:tcW w:type="dxa" w:w="3800"/>
-            <w:tcMar>
-              <w:top w:type="dxa" w:w="80"/>
-              <w:left w:type="dxa" w:w="120"/>
-              <w:bottom w:type="dxa" w:w="80"/>
-              <w:right w:type="dxa" w:w="120"/>
-            </w:tcMar>
-          </w:tcPr>
-          <w:p>
-            <w:pPr>
-              <w:spacing w:after="0"/>
-            </w:pPr>
-            <w:r>
-              <w:rPr>
-                <w:rFonts w:ascii="Times New Roman" w:cs="Times New Roman" w:eastAsia="Times New Roman" w:hAnsi="Times New Roman"/>
-                <w:b w:val="false"/>
-                <w:bCs w:val="false"/>
-                <w:sz w:val="24"/>
-                <w:szCs w:val="24"/>
-              </w:rPr>
-              <w:t xml:space="preserve">Integración y publicación de los retratos de la Junta Directiva.</w:t>
-            </w:r>
-          </w:p>
-        </w:tc>
-      </w:tr>
-      <w:tr>
-        <w:tc>
-          <w:tcPr>
-            <w:tcW w:type="dxa" w:w="900"/>
-            <w:tcMar>
-              <w:top w:type="dxa" w:w="80"/>
-              <w:left w:type="dxa" w:w="120"/>
-              <w:bottom w:type="dxa" w:w="80"/>
-              <w:right w:type="dxa" w:w="120"/>
-            </w:tcMar>
-          </w:tcPr>
-          <w:p>
-            <w:pPr>
-              <w:spacing w:after="0"/>
-            </w:pPr>
-            <w:r>
-              <w:rPr>
-                <w:rFonts w:ascii="Times New Roman" w:cs="Times New Roman" w:eastAsia="Times New Roman" w:hAnsi="Times New Roman"/>
-                <w:b w:val="false"/>
-                <w:bCs w:val="false"/>
-                <w:sz w:val="24"/>
-                <w:szCs w:val="24"/>
-              </w:rPr>
-              <w:t xml:space="preserve">23/09/2026</w:t>
-            </w:r>
-          </w:p>
-        </w:tc>
-        <w:tc>
-          <w:tcPr>
-            <w:tcW w:type="dxa" w:w="680"/>
-            <w:tcMar>
-              <w:top w:type="dxa" w:w="80"/>
-              <w:left w:type="dxa" w:w="120"/>
-              <w:bottom w:type="dxa" w:w="80"/>
-              <w:right w:type="dxa" w:w="120"/>
-            </w:tcMar>
-          </w:tcPr>
-          <w:p>
-            <w:pPr>
-              <w:spacing w:after="0"/>
-            </w:pPr>
-            <w:r>
-              <w:rPr>
-                <w:rFonts w:ascii="Times New Roman" w:cs="Times New Roman" w:eastAsia="Times New Roman" w:hAnsi="Times New Roman"/>
-                <w:b w:val="false"/>
-                <w:bCs w:val="false"/>
-                <w:sz w:val="24"/>
-                <w:szCs w:val="24"/>
-              </w:rPr>
-              <w:t xml:space="preserve">22:45</w:t>
-            </w:r>
-          </w:p>
-        </w:tc>
-        <w:tc>
-          <w:tcPr>
-            <w:tcW w:type="dxa" w:w="680"/>
-            <w:tcMar>
-              <w:top w:type="dxa" w:w="80"/>
-              <w:left w:type="dxa" w:w="120"/>
-              <w:bottom w:type="dxa" w:w="80"/>
-              <w:right w:type="dxa" w:w="120"/>
-            </w:tcMar>
-          </w:tcPr>
-          <w:p>
-            <w:pPr>
-              <w:spacing w:after="0"/>
-            </w:pPr>
-            <w:r>
-              <w:rPr>
-                <w:rFonts w:ascii="Times New Roman" w:cs="Times New Roman" w:eastAsia="Times New Roman" w:hAnsi="Times New Roman"/>
-                <w:b w:val="false"/>
-                <w:bCs w:val="false"/>
-                <w:sz w:val="24"/>
-                <w:szCs w:val="24"/>
-              </w:rPr>
-              <w:t xml:space="preserve">23:20</w:t>
-            </w:r>
-          </w:p>
-        </w:tc>
-        <w:tc>
-          <w:tcPr>
-            <w:tcW w:type="dxa" w:w="1120"/>
-            <w:tcMar>
-              <w:top w:type="dxa" w:w="80"/>
-              <w:left w:type="dxa" w:w="120"/>
-              <w:bottom w:type="dxa" w:w="80"/>
-              <w:right w:type="dxa" w:w="120"/>
-            </w:tcMar>
-          </w:tcPr>
-          <w:p>
-            <w:pPr>
-              <w:spacing w:after="0"/>
-            </w:pPr>
-            <w:r>
-              <w:rPr>
-                <w:rFonts w:ascii="Times New Roman" w:cs="Times New Roman" w:eastAsia="Times New Roman" w:hAnsi="Times New Roman"/>
-                <w:b w:val="false"/>
-                <w:bCs w:val="false"/>
-                <w:sz w:val="24"/>
-                <w:szCs w:val="24"/>
-              </w:rPr>
-              <w:t xml:space="preserve">0:00</w:t>
-            </w:r>
-          </w:p>
-        </w:tc>
-        <w:tc>
-          <w:tcPr>
-            <w:tcW w:type="dxa" w:w="900"/>
-            <w:tcMar>
-              <w:top w:type="dxa" w:w="80"/>
-              <w:left w:type="dxa" w:w="120"/>
-              <w:bottom w:type="dxa" w:w="80"/>
-              <w:right w:type="dxa" w:w="120"/>
-            </w:tcMar>
-          </w:tcPr>
-          <w:p>
-            <w:pPr>
-              <w:spacing w:after="0"/>
-            </w:pPr>
-            <w:r>
-              <w:rPr>
-                <w:rFonts w:ascii="Times New Roman" w:cs="Times New Roman" w:eastAsia="Times New Roman" w:hAnsi="Times New Roman"/>
-                <w:b w:val="false"/>
-                <w:bCs w:val="false"/>
-                <w:sz w:val="24"/>
-                <w:szCs w:val="24"/>
-              </w:rPr>
-              <w:t xml:space="preserve">0:35</w:t>
-            </w:r>
-          </w:p>
-        </w:tc>
-        <w:tc>
-          <w:tcPr>
-            <w:tcW w:type="dxa" w:w="1280"/>
-            <w:tcMar>
-              <w:top w:type="dxa" w:w="80"/>
-              <w:left w:type="dxa" w:w="120"/>
-              <w:bottom w:type="dxa" w:w="80"/>
-              <w:right w:type="dxa" w:w="120"/>
-            </w:tcMar>
-          </w:tcPr>
-          <w:p>
-            <w:pPr>
-              <w:spacing w:after="0"/>
-            </w:pPr>
-            <w:r>
-              <w:rPr>
-                <w:rFonts w:ascii="Times New Roman" w:cs="Times New Roman" w:eastAsia="Times New Roman" w:hAnsi="Times New Roman"/>
-                <w:b w:val="false"/>
-                <w:bCs w:val="false"/>
-                <w:sz w:val="24"/>
-                <w:szCs w:val="24"/>
-              </w:rPr>
-              <w:t xml:space="preserve">Documentación</w:t>
             </w:r>
           </w:p>
         </w:tc>
@@ -7526,7 +7342,7 @@
                 <w:sz w:val="24"/>
                 <w:szCs w:val="24"/>
               </w:rPr>
-              <w:t xml:space="preserve">4:35</w:t>
+              <w:t xml:space="preserve">6:50</w:t>
             </w:r>
           </w:p>
         </w:tc>
@@ -7552,7 +7368,7 @@
                 <w:sz w:val="24"/>
                 <w:szCs w:val="24"/>
               </w:rPr>
-              <w:t xml:space="preserve">4.5</w:t>
+              <w:t xml:space="preserve">6.8</w:t>
             </w:r>
           </w:p>
         </w:tc>
@@ -7606,7 +7422,7 @@
                 <w:sz w:val="24"/>
                 <w:szCs w:val="24"/>
               </w:rPr>
-              <w:t xml:space="preserve">3:45</w:t>
+              <w:t xml:space="preserve">3:50</w:t>
             </w:r>
           </w:p>
         </w:tc>
@@ -7686,7 +7502,7 @@
                 <w:sz w:val="24"/>
                 <w:szCs w:val="24"/>
               </w:rPr>
-              <w:t xml:space="preserve">22:23</w:t>
+              <w:t xml:space="preserve">24:43</w:t>
             </w:r>
           </w:p>
         </w:tc>
@@ -7712,7 +7528,7 @@
                 <w:sz w:val="24"/>
                 <w:szCs w:val="24"/>
               </w:rPr>
-              <w:t xml:space="preserve">22.4</w:t>
+              <w:t xml:space="preserve">24.7</w:t>
             </w:r>
           </w:p>
         </w:tc>
@@ -11132,7 +10948,7 @@
                 <w:sz w:val="24"/>
                 <w:szCs w:val="24"/>
               </w:rPr>
-              <w:t xml:space="preserve">11:30</w:t>
+              <w:t xml:space="preserve">11:25</w:t>
             </w:r>
           </w:p>
         </w:tc>
@@ -11210,7 +11026,7 @@
                 <w:sz w:val="24"/>
                 <w:szCs w:val="24"/>
               </w:rPr>
-              <w:t xml:space="preserve">1:00</w:t>
+              <w:t xml:space="preserve">1:05</w:t>
             </w:r>
           </w:p>
         </w:tc>
@@ -11316,7 +11132,7 @@
                 <w:sz w:val="24"/>
                 <w:szCs w:val="24"/>
               </w:rPr>
-              <w:t xml:space="preserve">15:05</w:t>
+              <w:t xml:space="preserve">15:20</w:t>
             </w:r>
           </w:p>
         </w:tc>
@@ -11342,7 +11158,7 @@
                 <w:sz w:val="24"/>
                 <w:szCs w:val="24"/>
               </w:rPr>
-              <w:t xml:space="preserve">15:45</w:t>
+              <w:t xml:space="preserve">18:00</w:t>
             </w:r>
           </w:p>
         </w:tc>
@@ -11368,7 +11184,7 @@
                 <w:sz w:val="24"/>
                 <w:szCs w:val="24"/>
               </w:rPr>
-              <w:t xml:space="preserve">0:05</w:t>
+              <w:t xml:space="preserve">0:20</w:t>
             </w:r>
           </w:p>
         </w:tc>
@@ -11394,7 +11210,7 @@
                 <w:sz w:val="24"/>
                 <w:szCs w:val="24"/>
               </w:rPr>
-              <w:t xml:space="preserve">0:35</w:t>
+              <w:t xml:space="preserve">2:20</w:t>
             </w:r>
           </w:p>
         </w:tc>
@@ -11500,7 +11316,7 @@
                 <w:sz w:val="24"/>
                 <w:szCs w:val="24"/>
               </w:rPr>
-              <w:t xml:space="preserve">21:10</w:t>
+              <w:t xml:space="preserve">20:00</w:t>
             </w:r>
           </w:p>
         </w:tc>
@@ -11526,12 +11342,196 @@
                 <w:sz w:val="24"/>
                 <w:szCs w:val="24"/>
               </w:rPr>
+              <w:t xml:space="preserve">21:50</w:t>
+            </w:r>
+          </w:p>
+        </w:tc>
+        <w:tc>
+          <w:tcPr>
+            <w:tcW w:type="dxa" w:w="1120"/>
+            <w:tcMar>
+              <w:top w:type="dxa" w:w="80"/>
+              <w:left w:type="dxa" w:w="120"/>
+              <w:bottom w:type="dxa" w:w="80"/>
+              <w:right w:type="dxa" w:w="120"/>
+            </w:tcMar>
+          </w:tcPr>
+          <w:p>
+            <w:pPr>
+              <w:spacing w:after="0"/>
+            </w:pPr>
+            <w:r>
+              <w:rPr>
+                <w:rFonts w:ascii="Times New Roman" w:cs="Times New Roman" w:eastAsia="Times New Roman" w:hAnsi="Times New Roman"/>
+                <w:b w:val="false"/>
+                <w:bCs w:val="false"/>
+                <w:sz w:val="24"/>
+                <w:szCs w:val="24"/>
+              </w:rPr>
+              <w:t xml:space="preserve">0:15</w:t>
+            </w:r>
+          </w:p>
+        </w:tc>
+        <w:tc>
+          <w:tcPr>
+            <w:tcW w:type="dxa" w:w="900"/>
+            <w:tcMar>
+              <w:top w:type="dxa" w:w="80"/>
+              <w:left w:type="dxa" w:w="120"/>
+              <w:bottom w:type="dxa" w:w="80"/>
+              <w:right w:type="dxa" w:w="120"/>
+            </w:tcMar>
+          </w:tcPr>
+          <w:p>
+            <w:pPr>
+              <w:spacing w:after="0"/>
+            </w:pPr>
+            <w:r>
+              <w:rPr>
+                <w:rFonts w:ascii="Times New Roman" w:cs="Times New Roman" w:eastAsia="Times New Roman" w:hAnsi="Times New Roman"/>
+                <w:b w:val="false"/>
+                <w:bCs w:val="false"/>
+                <w:sz w:val="24"/>
+                <w:szCs w:val="24"/>
+              </w:rPr>
+              <w:t xml:space="preserve">1:35</w:t>
+            </w:r>
+          </w:p>
+        </w:tc>
+        <w:tc>
+          <w:tcPr>
+            <w:tcW w:type="dxa" w:w="1280"/>
+            <w:tcMar>
+              <w:top w:type="dxa" w:w="80"/>
+              <w:left w:type="dxa" w:w="120"/>
+              <w:bottom w:type="dxa" w:w="80"/>
+              <w:right w:type="dxa" w:w="120"/>
+            </w:tcMar>
+          </w:tcPr>
+          <w:p>
+            <w:pPr>
+              <w:spacing w:after="0"/>
+            </w:pPr>
+            <w:r>
+              <w:rPr>
+                <w:rFonts w:ascii="Times New Roman" w:cs="Times New Roman" w:eastAsia="Times New Roman" w:hAnsi="Times New Roman"/>
+                <w:b w:val="false"/>
+                <w:bCs w:val="false"/>
+                <w:sz w:val="24"/>
+                <w:szCs w:val="24"/>
+              </w:rPr>
+              <w:t xml:space="preserve">Diseño y codificación</w:t>
+            </w:r>
+          </w:p>
+        </w:tc>
+        <w:tc>
+          <w:tcPr>
+            <w:tcW w:type="dxa" w:w="3800"/>
+            <w:tcMar>
+              <w:top w:type="dxa" w:w="80"/>
+              <w:left w:type="dxa" w:w="120"/>
+              <w:bottom w:type="dxa" w:w="80"/>
+              <w:right w:type="dxa" w:w="120"/>
+            </w:tcMar>
+          </w:tcPr>
+          <w:p>
+            <w:pPr>
+              <w:spacing w:after="0"/>
+            </w:pPr>
+            <w:r>
+              <w:rPr>
+                <w:rFonts w:ascii="Times New Roman" w:cs="Times New Roman" w:eastAsia="Times New Roman" w:hAnsi="Times New Roman"/>
+                <w:b w:val="false"/>
+                <w:bCs w:val="false"/>
+                <w:sz w:val="24"/>
+                <w:szCs w:val="24"/>
+              </w:rPr>
+              <w:t xml:space="preserve">AEUVG-95 Retratos sin fondo de estudio. AEUVG-96 Menú de la cuenta. AEUVG-97 Detalle del evento a dos columnas. AEUVG-98 Filtros plegables.</w:t>
+            </w:r>
+          </w:p>
+        </w:tc>
+      </w:tr>
+      <w:tr>
+        <w:tc>
+          <w:tcPr>
+            <w:tcW w:type="dxa" w:w="900"/>
+            <w:tcMar>
+              <w:top w:type="dxa" w:w="80"/>
+              <w:left w:type="dxa" w:w="120"/>
+              <w:bottom w:type="dxa" w:w="80"/>
+              <w:right w:type="dxa" w:w="120"/>
+            </w:tcMar>
+          </w:tcPr>
+          <w:p>
+            <w:pPr>
+              <w:spacing w:after="0"/>
+            </w:pPr>
+            <w:r>
+              <w:rPr>
+                <w:rFonts w:ascii="Times New Roman" w:cs="Times New Roman" w:eastAsia="Times New Roman" w:hAnsi="Times New Roman"/>
+                <w:b w:val="false"/>
+                <w:bCs w:val="false"/>
+                <w:sz w:val="24"/>
+                <w:szCs w:val="24"/>
+              </w:rPr>
+              <w:t xml:space="preserve">23/09/2026</w:t>
+            </w:r>
+          </w:p>
+        </w:tc>
+        <w:tc>
+          <w:tcPr>
+            <w:tcW w:type="dxa" w:w="680"/>
+            <w:tcMar>
+              <w:top w:type="dxa" w:w="80"/>
+              <w:left w:type="dxa" w:w="120"/>
+              <w:bottom w:type="dxa" w:w="80"/>
+              <w:right w:type="dxa" w:w="120"/>
+            </w:tcMar>
+          </w:tcPr>
+          <w:p>
+            <w:pPr>
+              <w:spacing w:after="0"/>
+            </w:pPr>
+            <w:r>
+              <w:rPr>
+                <w:rFonts w:ascii="Times New Roman" w:cs="Times New Roman" w:eastAsia="Times New Roman" w:hAnsi="Times New Roman"/>
+                <w:b w:val="false"/>
+                <w:bCs w:val="false"/>
+                <w:sz w:val="24"/>
+                <w:szCs w:val="24"/>
+              </w:rPr>
               <w:t xml:space="preserve">22:40</w:t>
             </w:r>
           </w:p>
         </w:tc>
         <w:tc>
           <w:tcPr>
+            <w:tcW w:type="dxa" w:w="680"/>
+            <w:tcMar>
+              <w:top w:type="dxa" w:w="80"/>
+              <w:left w:type="dxa" w:w="120"/>
+              <w:bottom w:type="dxa" w:w="80"/>
+              <w:right w:type="dxa" w:w="120"/>
+            </w:tcMar>
+          </w:tcPr>
+          <w:p>
+            <w:pPr>
+              <w:spacing w:after="0"/>
+            </w:pPr>
+            <w:r>
+              <w:rPr>
+                <w:rFonts w:ascii="Times New Roman" w:cs="Times New Roman" w:eastAsia="Times New Roman" w:hAnsi="Times New Roman"/>
+                <w:b w:val="false"/>
+                <w:bCs w:val="false"/>
+                <w:sz w:val="24"/>
+                <w:szCs w:val="24"/>
+              </w:rPr>
+              <w:t xml:space="preserve">23:00</w:t>
+            </w:r>
+          </w:p>
+        </w:tc>
+        <w:tc>
+          <w:tcPr>
             <w:tcW w:type="dxa" w:w="1120"/>
             <w:tcMar>
               <w:top w:type="dxa" w:w="80"/>
@@ -11552,7 +11552,7 @@
                 <w:sz w:val="24"/>
                 <w:szCs w:val="24"/>
               </w:rPr>
-              <w:t xml:space="preserve">0:05</w:t>
+              <w:t xml:space="preserve">0:00</w:t>
             </w:r>
           </w:p>
         </w:tc>
@@ -11578,7 +11578,7 @@
                 <w:sz w:val="24"/>
                 <w:szCs w:val="24"/>
               </w:rPr>
-              <w:t xml:space="preserve">1:25</w:t>
+              <w:t xml:space="preserve">0:20</w:t>
             </w:r>
           </w:p>
         </w:tc>
@@ -11604,7 +11604,7 @@
                 <w:sz w:val="24"/>
                 <w:szCs w:val="24"/>
               </w:rPr>
-              <w:t xml:space="preserve">Diseño y codificación</w:t>
+              <w:t xml:space="preserve">Integración</w:t>
             </w:r>
           </w:p>
         </w:tc>
@@ -11630,7 +11630,7 @@
                 <w:sz w:val="24"/>
                 <w:szCs w:val="24"/>
               </w:rPr>
-              <w:t xml:space="preserve">AEUVG-95 Retratos sin fondo de estudio. AEUVG-96 Menú de la cuenta. AEUVG-97 Detalle del evento a dos columnas. AEUVG-98 Filtros plegables.</w:t>
+              <w:t xml:space="preserve">Arranque del contenedor en Railway para habilitar la subida de imágenes y conservación de la ruta de la imagen al guardar el evento.</w:t>
             </w:r>
           </w:p>
         </w:tc>
@@ -12372,7 +12372,7 @@
                 <w:sz w:val="24"/>
                 <w:szCs w:val="24"/>
               </w:rPr>
-              <w:t xml:space="preserve">4:35</w:t>
+              <w:t xml:space="preserve">6:55</w:t>
             </w:r>
           </w:p>
         </w:tc>
@@ -12398,7 +12398,7 @@
                 <w:sz w:val="24"/>
                 <w:szCs w:val="24"/>
               </w:rPr>
-              <w:t xml:space="preserve">4.6</w:t>
+              <w:t xml:space="preserve">6.9</w:t>
             </w:r>
           </w:p>
         </w:tc>
@@ -12452,7 +12452,7 @@
                 <w:sz w:val="24"/>
                 <w:szCs w:val="24"/>
               </w:rPr>
-              <w:t xml:space="preserve">16:15</w:t>
+              <w:t xml:space="preserve">18:35</w:t>
             </w:r>
           </w:p>
         </w:tc>
@@ -12478,7 +12478,7 @@
                 <w:sz w:val="24"/>
                 <w:szCs w:val="24"/>
               </w:rPr>
-              <w:t xml:space="preserve">16.3</w:t>
+              <w:t xml:space="preserve">18.6</w:t>
             </w:r>
           </w:p>
         </w:tc>
@@ -12686,7 +12686,7 @@
                 <w:sz w:val="24"/>
                 <w:szCs w:val="24"/>
               </w:rPr>
-              <w:t xml:space="preserve">24</w:t>
+              <w:t xml:space="preserve">23</w:t>
             </w:r>
           </w:p>
         </w:tc>
@@ -12712,7 +12712,7 @@
                 <w:sz w:val="24"/>
                 <w:szCs w:val="24"/>
               </w:rPr>
-              <w:t xml:space="preserve">22:23</w:t>
+              <w:t xml:space="preserve">24:43</w:t>
             </w:r>
           </w:p>
         </w:tc>
@@ -12738,7 +12738,7 @@
                 <w:sz w:val="24"/>
                 <w:szCs w:val="24"/>
               </w:rPr>
-              <w:t xml:space="preserve">22.4</w:t>
+              <w:t xml:space="preserve">24.7</w:t>
             </w:r>
           </w:p>
         </w:tc>
@@ -12792,7 +12792,7 @@
                 <w:sz w:val="24"/>
                 <w:szCs w:val="24"/>
               </w:rPr>
-              <w:t xml:space="preserve">20</w:t>
+              <w:t xml:space="preserve">21</w:t>
             </w:r>
           </w:p>
         </w:tc>
@@ -12818,7 +12818,7 @@
                 <w:sz w:val="24"/>
                 <w:szCs w:val="24"/>
               </w:rPr>
-              <w:t xml:space="preserve">16:15</w:t>
+              <w:t xml:space="preserve">18:35</w:t>
             </w:r>
           </w:p>
         </w:tc>
@@ -12844,7 +12844,7 @@
                 <w:sz w:val="24"/>
                 <w:szCs w:val="24"/>
               </w:rPr>
-              <w:t xml:space="preserve">16.3</w:t>
+              <w:t xml:space="preserve">18.6</w:t>
             </w:r>
           </w:p>
         </w:tc>
@@ -12924,7 +12924,7 @@
                 <w:sz w:val="24"/>
                 <w:szCs w:val="24"/>
               </w:rPr>
-              <w:t xml:space="preserve">38:38</w:t>
+              <w:t xml:space="preserve">43:18</w:t>
             </w:r>
           </w:p>
         </w:tc>
@@ -12950,7 +12950,7 @@
                 <w:sz w:val="24"/>
                 <w:szCs w:val="24"/>
               </w:rPr>
-              <w:t xml:space="preserve">38.6</w:t>
+              <w:t xml:space="preserve">43.3</w:t>
             </w:r>
           </w:p>
         </w:tc>
